--- a/Business Case.docx
+++ b/Business Case.docx
@@ -9,6 +9,598 @@
           <w:lang w:val="en-GB"/>
         </w:rPr>
       </w:pPr>
+    </w:p>
+    <w:p>
+      <w:pPr>
+        <w:spacing w:after="0"/>
+        <w:ind w:right="71"/>
+        <w:jc w:val="center"/>
+      </w:pPr>
+      <w:r>
+        <w:rPr>
+          <w:rFonts w:ascii="Calibri" w:eastAsia="Calibri" w:hAnsi="Calibri" w:cs="Calibri"/>
+          <w:b/>
+          <w:sz w:val="32"/>
+        </w:rPr>
+        <w:t>Campus Event &amp; Venue Management System</w:t>
+      </w:r>
+      <w:r>
+        <w:rPr>
+          <w:rFonts w:ascii="Calibri" w:eastAsia="Calibri" w:hAnsi="Calibri" w:cs="Calibri"/>
+          <w:sz w:val="32"/>
+        </w:rPr>
+        <w:t xml:space="preserve"> </w:t>
+      </w:r>
+    </w:p>
+    <w:p>
+      <w:pPr>
+        <w:pStyle w:val="Title"/>
+        <w:rPr>
+          <w:lang w:val="en-GB"/>
+        </w:rPr>
+      </w:pPr>
+      <w:r>
+        <w:rPr>
+          <w:noProof/>
+        </w:rPr>
+        <mc:AlternateContent>
+          <mc:Choice Requires="wpg">
+            <w:drawing>
+              <wp:inline distT="0" distB="0" distL="0" distR="0" wp14:anchorId="4F27FFCD" wp14:editId="4C8D35C3">
+                <wp:extent cx="5723434" cy="3218178"/>
+                <wp:effectExtent l="0" t="0" r="0" b="0"/>
+                <wp:docPr id="263" name="Group 263"/>
+                <wp:cNvGraphicFramePr/>
+                <a:graphic xmlns:a="http://schemas.openxmlformats.org/drawingml/2006/main">
+                  <a:graphicData uri="http://schemas.microsoft.com/office/word/2010/wordprocessingGroup">
+                    <wpg:wgp>
+                      <wpg:cNvGrpSpPr/>
+                      <wpg:grpSpPr>
+                        <a:xfrm>
+                          <a:off x="0" y="0"/>
+                          <a:ext cx="5723434" cy="3218178"/>
+                          <a:chOff x="0" y="0"/>
+                          <a:chExt cx="5723434" cy="3218178"/>
+                        </a:xfrm>
+                      </wpg:grpSpPr>
+                      <pic:pic xmlns:pic="http://schemas.openxmlformats.org/drawingml/2006/picture">
+                        <pic:nvPicPr>
+                          <pic:cNvPr id="32" name="Picture 32"/>
+                          <pic:cNvPicPr/>
+                        </pic:nvPicPr>
+                        <pic:blipFill>
+                          <a:blip r:embed="rId5"/>
+                          <a:stretch>
+                            <a:fillRect/>
+                          </a:stretch>
+                        </pic:blipFill>
+                        <pic:spPr>
+                          <a:xfrm>
+                            <a:off x="0" y="0"/>
+                            <a:ext cx="5723434" cy="3218178"/>
+                          </a:xfrm>
+                          <a:prstGeom prst="rect">
+                            <a:avLst/>
+                          </a:prstGeom>
+                        </pic:spPr>
+                      </pic:pic>
+                      <wps:wsp>
+                        <wps:cNvPr id="33" name="Rectangle 33"/>
+                        <wps:cNvSpPr/>
+                        <wps:spPr>
+                          <a:xfrm>
+                            <a:off x="1055585" y="1080821"/>
+                            <a:ext cx="1537910" cy="690561"/>
+                          </a:xfrm>
+                          <a:prstGeom prst="rect">
+                            <a:avLst/>
+                          </a:prstGeom>
+                          <a:ln>
+                            <a:noFill/>
+                          </a:ln>
+                        </wps:spPr>
+                        <wps:txbx>
+                          <w:txbxContent>
+                            <w:p>
+                              <w:r>
+                                <w:rPr>
+                                  <w:rFonts w:ascii="Calibri" w:eastAsia="Calibri" w:hAnsi="Calibri" w:cs="Calibri"/>
+                                  <w:b/>
+                                  <w:color w:val="FFFFFF"/>
+                                  <w:spacing w:val="388"/>
+                                  <w:sz w:val="83"/>
+                                </w:rPr>
+                                <w:t xml:space="preserve"> </w:t>
+                              </w:r>
+                              <w:r>
+                                <w:rPr>
+                                  <w:rFonts w:ascii="Calibri" w:eastAsia="Calibri" w:hAnsi="Calibri" w:cs="Calibri"/>
+                                  <w:b/>
+                                  <w:color w:val="FFFFFF"/>
+                                  <w:spacing w:val="31"/>
+                                  <w:sz w:val="83"/>
+                                </w:rPr>
+                                <w:t xml:space="preserve"> </w:t>
+                              </w:r>
+                              <w:r>
+                                <w:rPr>
+                                  <w:rFonts w:ascii="Calibri" w:eastAsia="Calibri" w:hAnsi="Calibri" w:cs="Calibri"/>
+                                  <w:b/>
+                                  <w:color w:val="FFFFFF"/>
+                                  <w:spacing w:val="326"/>
+                                  <w:sz w:val="83"/>
+                                </w:rPr>
+                                <w:t xml:space="preserve">  </w:t>
+                              </w:r>
+                            </w:p>
+                          </w:txbxContent>
+                        </wps:txbx>
+                        <wps:bodyPr horzOverflow="overflow" vert="horz" lIns="0" tIns="0" rIns="0" bIns="0" rtlCol="0">
+                          <a:noAutofit/>
+                        </wps:bodyPr>
+                      </wps:wsp>
+                      <wps:wsp>
+                        <wps:cNvPr id="34" name="Rectangle 34"/>
+                        <wps:cNvSpPr/>
+                        <wps:spPr>
+                          <a:xfrm>
+                            <a:off x="2359097" y="1080821"/>
+                            <a:ext cx="3070924" cy="690561"/>
+                          </a:xfrm>
+                          <a:prstGeom prst="rect">
+                            <a:avLst/>
+                          </a:prstGeom>
+                          <a:ln>
+                            <a:noFill/>
+                          </a:ln>
+                        </wps:spPr>
+                        <wps:txbx>
+                          <w:txbxContent>
+                            <w:p>
+                              <w:r>
+                                <w:rPr>
+                                  <w:rFonts w:ascii="Calibri" w:eastAsia="Calibri" w:hAnsi="Calibri" w:cs="Calibri"/>
+                                  <w:b/>
+                                  <w:color w:val="FFFFFF"/>
+                                  <w:spacing w:val="326"/>
+                                  <w:sz w:val="83"/>
+                                </w:rPr>
+                                <w:t xml:space="preserve"> </w:t>
+                              </w:r>
+                              <w:r>
+                                <w:rPr>
+                                  <w:rFonts w:ascii="Calibri" w:eastAsia="Calibri" w:hAnsi="Calibri" w:cs="Calibri"/>
+                                  <w:b/>
+                                  <w:color w:val="FFFFFF"/>
+                                  <w:spacing w:val="325"/>
+                                  <w:sz w:val="83"/>
+                                </w:rPr>
+                                <w:t xml:space="preserve"> </w:t>
+                              </w:r>
+                              <w:r>
+                                <w:rPr>
+                                  <w:rFonts w:ascii="Calibri" w:eastAsia="Calibri" w:hAnsi="Calibri" w:cs="Calibri"/>
+                                  <w:b/>
+                                  <w:color w:val="FFFFFF"/>
+                                  <w:spacing w:val="319"/>
+                                  <w:sz w:val="83"/>
+                                </w:rPr>
+                                <w:t xml:space="preserve"> </w:t>
+                              </w:r>
+                              <w:r>
+                                <w:rPr>
+                                  <w:rFonts w:ascii="Calibri" w:eastAsia="Calibri" w:hAnsi="Calibri" w:cs="Calibri"/>
+                                  <w:b/>
+                                  <w:color w:val="FFFFFF"/>
+                                  <w:spacing w:val="324"/>
+                                  <w:sz w:val="83"/>
+                                </w:rPr>
+                                <w:t xml:space="preserve"> </w:t>
+                              </w:r>
+                              <w:r>
+                                <w:rPr>
+                                  <w:rFonts w:ascii="Calibri" w:eastAsia="Calibri" w:hAnsi="Calibri" w:cs="Calibri"/>
+                                  <w:b/>
+                                  <w:color w:val="FFFFFF"/>
+                                  <w:spacing w:val="36"/>
+                                  <w:sz w:val="83"/>
+                                </w:rPr>
+                                <w:t xml:space="preserve"> </w:t>
+                              </w:r>
+                              <w:r>
+                                <w:rPr>
+                                  <w:rFonts w:ascii="Calibri" w:eastAsia="Calibri" w:hAnsi="Calibri" w:cs="Calibri"/>
+                                  <w:b/>
+                                  <w:color w:val="FFFFFF"/>
+                                  <w:spacing w:val="299"/>
+                                  <w:sz w:val="83"/>
+                                </w:rPr>
+                                <w:t xml:space="preserve"> </w:t>
+                              </w:r>
+                              <w:r>
+                                <w:rPr>
+                                  <w:rFonts w:ascii="Calibri" w:eastAsia="Calibri" w:hAnsi="Calibri" w:cs="Calibri"/>
+                                  <w:b/>
+                                  <w:color w:val="FFFFFF"/>
+                                  <w:spacing w:val="324"/>
+                                  <w:sz w:val="83"/>
+                                </w:rPr>
+                                <w:t xml:space="preserve"> </w:t>
+                              </w:r>
+                              <w:r>
+                                <w:rPr>
+                                  <w:rFonts w:ascii="Calibri" w:eastAsia="Calibri" w:hAnsi="Calibri" w:cs="Calibri"/>
+                                  <w:b/>
+                                  <w:color w:val="FFFFFF"/>
+                                  <w:spacing w:val="186"/>
+                                  <w:sz w:val="83"/>
+                                </w:rPr>
+                                <w:t xml:space="preserve"> </w:t>
+                              </w:r>
+                            </w:p>
+                          </w:txbxContent>
+                        </wps:txbx>
+                        <wps:bodyPr horzOverflow="overflow" vert="horz" lIns="0" tIns="0" rIns="0" bIns="0" rtlCol="0">
+                          <a:noAutofit/>
+                        </wps:bodyPr>
+                      </wps:wsp>
+                      <wps:wsp>
+                        <wps:cNvPr id="35" name="Rectangle 35"/>
+                        <wps:cNvSpPr/>
+                        <wps:spPr>
+                          <a:xfrm>
+                            <a:off x="2203849" y="1672002"/>
+                            <a:ext cx="1202439" cy="523644"/>
+                          </a:xfrm>
+                          <a:prstGeom prst="rect">
+                            <a:avLst/>
+                          </a:prstGeom>
+                          <a:ln>
+                            <a:noFill/>
+                          </a:ln>
+                        </wps:spPr>
+                        <wps:txbx>
+                          <w:txbxContent>
+                            <w:p>
+                              <w:r>
+                                <w:rPr>
+                                  <w:rFonts w:ascii="Calibri" w:eastAsia="Calibri" w:hAnsi="Calibri" w:cs="Calibri"/>
+                                  <w:b/>
+                                  <w:color w:val="7030A0"/>
+                                  <w:spacing w:val="250"/>
+                                  <w:sz w:val="51"/>
+                                </w:rPr>
+                                <w:t xml:space="preserve"> </w:t>
+                              </w:r>
+                              <w:r>
+                                <w:rPr>
+                                  <w:rFonts w:ascii="Calibri" w:eastAsia="Calibri" w:hAnsi="Calibri" w:cs="Calibri"/>
+                                  <w:b/>
+                                  <w:color w:val="7030A0"/>
+                                  <w:spacing w:val="67"/>
+                                  <w:sz w:val="51"/>
+                                </w:rPr>
+                                <w:t xml:space="preserve"> </w:t>
+                              </w:r>
+                              <w:r>
+                                <w:rPr>
+                                  <w:rFonts w:ascii="Calibri" w:eastAsia="Calibri" w:hAnsi="Calibri" w:cs="Calibri"/>
+                                  <w:b/>
+                                  <w:color w:val="7030A0"/>
+                                  <w:spacing w:val="172"/>
+                                  <w:sz w:val="51"/>
+                                </w:rPr>
+                                <w:t xml:space="preserve"> </w:t>
+                              </w:r>
+                              <w:r>
+                                <w:rPr>
+                                  <w:rFonts w:ascii="Calibri" w:eastAsia="Calibri" w:hAnsi="Calibri" w:cs="Calibri"/>
+                                  <w:b/>
+                                  <w:color w:val="7030A0"/>
+                                  <w:spacing w:val="178"/>
+                                  <w:sz w:val="51"/>
+                                </w:rPr>
+                                <w:t xml:space="preserve"> </w:t>
+                              </w:r>
+                              <w:r>
+                                <w:rPr>
+                                  <w:rFonts w:ascii="Calibri" w:eastAsia="Calibri" w:hAnsi="Calibri" w:cs="Calibri"/>
+                                  <w:b/>
+                                  <w:color w:val="7030A0"/>
+                                  <w:spacing w:val="183"/>
+                                  <w:sz w:val="51"/>
+                                </w:rPr>
+                                <w:t xml:space="preserve"> </w:t>
+                              </w:r>
+                            </w:p>
+                          </w:txbxContent>
+                        </wps:txbx>
+                        <wps:bodyPr horzOverflow="overflow" vert="horz" lIns="0" tIns="0" rIns="0" bIns="0" rtlCol="0">
+                          <a:noAutofit/>
+                        </wps:bodyPr>
+                      </wps:wsp>
+                      <wps:wsp>
+                        <wps:cNvPr id="36" name="Rectangle 36"/>
+                        <wps:cNvSpPr/>
+                        <wps:spPr>
+                          <a:xfrm>
+                            <a:off x="3176057" y="1672002"/>
+                            <a:ext cx="458475" cy="523644"/>
+                          </a:xfrm>
+                          <a:prstGeom prst="rect">
+                            <a:avLst/>
+                          </a:prstGeom>
+                          <a:ln>
+                            <a:noFill/>
+                          </a:ln>
+                        </wps:spPr>
+                        <wps:txbx>
+                          <w:txbxContent>
+                            <w:p>
+                              <w:r>
+                                <w:rPr>
+                                  <w:rFonts w:ascii="Calibri" w:eastAsia="Calibri" w:hAnsi="Calibri" w:cs="Calibri"/>
+                                  <w:b/>
+                                  <w:color w:val="7030A0"/>
+                                  <w:spacing w:val="157"/>
+                                  <w:sz w:val="51"/>
+                                </w:rPr>
+                                <w:t xml:space="preserve">  </w:t>
+                              </w:r>
+                            </w:p>
+                          </w:txbxContent>
+                        </wps:txbx>
+                        <wps:bodyPr horzOverflow="overflow" vert="horz" lIns="0" tIns="0" rIns="0" bIns="0" rtlCol="0">
+                          <a:noAutofit/>
+                        </wps:bodyPr>
+                      </wps:wsp>
+                    </wpg:wgp>
+                  </a:graphicData>
+                </a:graphic>
+              </wp:inline>
+            </w:drawing>
+          </mc:Choice>
+          <mc:Fallback>
+            <w:pict>
+              <v:group w14:anchorId="4F27FFCD" id="Group 263" o:spid="_x0000_s1026" style="width:450.65pt;height:253.4pt;mso-position-horizontal-relative:char;mso-position-vertical-relative:line" coordsize="57234,32181" o:gfxdata="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">
+                <v:shapetype id="_x0000_t75" coordsize="21600,21600" o:spt="75" o:preferrelative="t" path="m@4@5l@4@11@9@11@9@5xe" filled="f" stroked="f">
+                  <v:stroke joinstyle="miter"/>
+                  <v:formulas>
+                    <v:f eqn="if lineDrawn pixelLineWidth 0"/>
+                    <v:f eqn="sum @0 1 0"/>
+                    <v:f eqn="sum 0 0 @1"/>
+                    <v:f eqn="prod @2 1 2"/>
+                    <v:f eqn="prod @3 21600 pixelWidth"/>
+                    <v:f eqn="prod @3 21600 pixelHeight"/>
+                    <v:f eqn="sum @0 0 1"/>
+                    <v:f eqn="prod @6 1 2"/>
+                    <v:f eqn="prod @7 21600 pixelWidth"/>
+                    <v:f eqn="sum @8 21600 0"/>
+                    <v:f eqn="prod @7 21600 pixelHeight"/>
+                    <v:f eqn="sum @10 21600 0"/>
+                  </v:formulas>
+                  <v:path o:extrusionok="f" gradientshapeok="t" o:connecttype="rect"/>
+                  <o:lock v:ext="edit" aspectratio="t"/>
+                </v:shapetype>
+                <v:shape id="Picture 32" o:spid="_x0000_s1027" type="#_x0000_t75" style="position:absolute;width:57234;height:32181;visibility:visible;mso-wrap-style:square" o:gfxdata="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">
+                  <v:imagedata r:id="rId6" o:title=""/>
+                </v:shape>
+                <v:rect id="Rectangle 33" o:spid="_x0000_s1028" style="position:absolute;left:10555;top:10808;width:15379;height:6905;visibility:visible;mso-wrap-style:square;v-text-anchor:top" o:gfxdata="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" filled="f" stroked="f">
+                  <v:textbox inset="0,0,0,0">
+                    <w:txbxContent>
+                      <w:p>
+                        <w:r>
+                          <w:rPr>
+                            <w:rFonts w:ascii="Calibri" w:eastAsia="Calibri" w:hAnsi="Calibri" w:cs="Calibri"/>
+                            <w:b/>
+                            <w:color w:val="FFFFFF"/>
+                            <w:spacing w:val="388"/>
+                            <w:sz w:val="83"/>
+                          </w:rPr>
+                          <w:t xml:space="preserve"> </w:t>
+                        </w:r>
+                        <w:r>
+                          <w:rPr>
+                            <w:rFonts w:ascii="Calibri" w:eastAsia="Calibri" w:hAnsi="Calibri" w:cs="Calibri"/>
+                            <w:b/>
+                            <w:color w:val="FFFFFF"/>
+                            <w:spacing w:val="31"/>
+                            <w:sz w:val="83"/>
+                          </w:rPr>
+                          <w:t xml:space="preserve"> </w:t>
+                        </w:r>
+                        <w:r>
+                          <w:rPr>
+                            <w:rFonts w:ascii="Calibri" w:eastAsia="Calibri" w:hAnsi="Calibri" w:cs="Calibri"/>
+                            <w:b/>
+                            <w:color w:val="FFFFFF"/>
+                            <w:spacing w:val="326"/>
+                            <w:sz w:val="83"/>
+                          </w:rPr>
+                          <w:t xml:space="preserve">  </w:t>
+                        </w:r>
+                      </w:p>
+                    </w:txbxContent>
+                  </v:textbox>
+                </v:rect>
+                <v:rect id="Rectangle 34" o:spid="_x0000_s1029" style="position:absolute;left:23590;top:10808;width:30710;height:6905;visibility:visible;mso-wrap-style:square;v-text-anchor:top" o:gfxdata="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" filled="f" stroked="f">
+                  <v:textbox inset="0,0,0,0">
+                    <w:txbxContent>
+                      <w:p>
+                        <w:r>
+                          <w:rPr>
+                            <w:rFonts w:ascii="Calibri" w:eastAsia="Calibri" w:hAnsi="Calibri" w:cs="Calibri"/>
+                            <w:b/>
+                            <w:color w:val="FFFFFF"/>
+                            <w:spacing w:val="326"/>
+                            <w:sz w:val="83"/>
+                          </w:rPr>
+                          <w:t xml:space="preserve"> </w:t>
+                        </w:r>
+                        <w:r>
+                          <w:rPr>
+                            <w:rFonts w:ascii="Calibri" w:eastAsia="Calibri" w:hAnsi="Calibri" w:cs="Calibri"/>
+                            <w:b/>
+                            <w:color w:val="FFFFFF"/>
+                            <w:spacing w:val="325"/>
+                            <w:sz w:val="83"/>
+                          </w:rPr>
+                          <w:t xml:space="preserve"> </w:t>
+                        </w:r>
+                        <w:r>
+                          <w:rPr>
+                            <w:rFonts w:ascii="Calibri" w:eastAsia="Calibri" w:hAnsi="Calibri" w:cs="Calibri"/>
+                            <w:b/>
+                            <w:color w:val="FFFFFF"/>
+                            <w:spacing w:val="319"/>
+                            <w:sz w:val="83"/>
+                          </w:rPr>
+                          <w:t xml:space="preserve"> </w:t>
+                        </w:r>
+                        <w:r>
+                          <w:rPr>
+                            <w:rFonts w:ascii="Calibri" w:eastAsia="Calibri" w:hAnsi="Calibri" w:cs="Calibri"/>
+                            <w:b/>
+                            <w:color w:val="FFFFFF"/>
+                            <w:spacing w:val="324"/>
+                            <w:sz w:val="83"/>
+                          </w:rPr>
+                          <w:t xml:space="preserve"> </w:t>
+                        </w:r>
+                        <w:r>
+                          <w:rPr>
+                            <w:rFonts w:ascii="Calibri" w:eastAsia="Calibri" w:hAnsi="Calibri" w:cs="Calibri"/>
+                            <w:b/>
+                            <w:color w:val="FFFFFF"/>
+                            <w:spacing w:val="36"/>
+                            <w:sz w:val="83"/>
+                          </w:rPr>
+                          <w:t xml:space="preserve"> </w:t>
+                        </w:r>
+                        <w:r>
+                          <w:rPr>
+                            <w:rFonts w:ascii="Calibri" w:eastAsia="Calibri" w:hAnsi="Calibri" w:cs="Calibri"/>
+                            <w:b/>
+                            <w:color w:val="FFFFFF"/>
+                            <w:spacing w:val="299"/>
+                            <w:sz w:val="83"/>
+                          </w:rPr>
+                          <w:t xml:space="preserve"> </w:t>
+                        </w:r>
+                        <w:r>
+                          <w:rPr>
+                            <w:rFonts w:ascii="Calibri" w:eastAsia="Calibri" w:hAnsi="Calibri" w:cs="Calibri"/>
+                            <w:b/>
+                            <w:color w:val="FFFFFF"/>
+                            <w:spacing w:val="324"/>
+                            <w:sz w:val="83"/>
+                          </w:rPr>
+                          <w:t xml:space="preserve"> </w:t>
+                        </w:r>
+                        <w:r>
+                          <w:rPr>
+                            <w:rFonts w:ascii="Calibri" w:eastAsia="Calibri" w:hAnsi="Calibri" w:cs="Calibri"/>
+                            <w:b/>
+                            <w:color w:val="FFFFFF"/>
+                            <w:spacing w:val="186"/>
+                            <w:sz w:val="83"/>
+                          </w:rPr>
+                          <w:t xml:space="preserve"> </w:t>
+                        </w:r>
+                      </w:p>
+                    </w:txbxContent>
+                  </v:textbox>
+                </v:rect>
+                <v:rect id="Rectangle 35" o:spid="_x0000_s1030" style="position:absolute;left:22038;top:16720;width:12024;height:5236;visibility:visible;mso-wrap-style:square;v-text-anchor:top" o:gfxdata="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" filled="f" stroked="f">
+                  <v:textbox inset="0,0,0,0">
+                    <w:txbxContent>
+                      <w:p>
+                        <w:r>
+                          <w:rPr>
+                            <w:rFonts w:ascii="Calibri" w:eastAsia="Calibri" w:hAnsi="Calibri" w:cs="Calibri"/>
+                            <w:b/>
+                            <w:color w:val="7030A0"/>
+                            <w:spacing w:val="250"/>
+                            <w:sz w:val="51"/>
+                          </w:rPr>
+                          <w:t xml:space="preserve"> </w:t>
+                        </w:r>
+                        <w:r>
+                          <w:rPr>
+                            <w:rFonts w:ascii="Calibri" w:eastAsia="Calibri" w:hAnsi="Calibri" w:cs="Calibri"/>
+                            <w:b/>
+                            <w:color w:val="7030A0"/>
+                            <w:spacing w:val="67"/>
+                            <w:sz w:val="51"/>
+                          </w:rPr>
+                          <w:t xml:space="preserve"> </w:t>
+                        </w:r>
+                        <w:r>
+                          <w:rPr>
+                            <w:rFonts w:ascii="Calibri" w:eastAsia="Calibri" w:hAnsi="Calibri" w:cs="Calibri"/>
+                            <w:b/>
+                            <w:color w:val="7030A0"/>
+                            <w:spacing w:val="172"/>
+                            <w:sz w:val="51"/>
+                          </w:rPr>
+                          <w:t xml:space="preserve"> </w:t>
+                        </w:r>
+                        <w:r>
+                          <w:rPr>
+                            <w:rFonts w:ascii="Calibri" w:eastAsia="Calibri" w:hAnsi="Calibri" w:cs="Calibri"/>
+                            <w:b/>
+                            <w:color w:val="7030A0"/>
+                            <w:spacing w:val="178"/>
+                            <w:sz w:val="51"/>
+                          </w:rPr>
+                          <w:t xml:space="preserve"> </w:t>
+                        </w:r>
+                        <w:r>
+                          <w:rPr>
+                            <w:rFonts w:ascii="Calibri" w:eastAsia="Calibri" w:hAnsi="Calibri" w:cs="Calibri"/>
+                            <w:b/>
+                            <w:color w:val="7030A0"/>
+                            <w:spacing w:val="183"/>
+                            <w:sz w:val="51"/>
+                          </w:rPr>
+                          <w:t xml:space="preserve"> </w:t>
+                        </w:r>
+                      </w:p>
+                    </w:txbxContent>
+                  </v:textbox>
+                </v:rect>
+                <v:rect id="Rectangle 36" o:spid="_x0000_s1031" style="position:absolute;left:31760;top:16720;width:4585;height:5236;visibility:visible;mso-wrap-style:square;v-text-anchor:top" o:gfxdata="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" filled="f" stroked="f">
+                  <v:textbox inset="0,0,0,0">
+                    <w:txbxContent>
+                      <w:p>
+                        <w:r>
+                          <w:rPr>
+                            <w:rFonts w:ascii="Calibri" w:eastAsia="Calibri" w:hAnsi="Calibri" w:cs="Calibri"/>
+                            <w:b/>
+                            <w:color w:val="7030A0"/>
+                            <w:spacing w:val="157"/>
+                            <w:sz w:val="51"/>
+                          </w:rPr>
+                          <w:t xml:space="preserve">  </w:t>
+                        </w:r>
+                      </w:p>
+                    </w:txbxContent>
+                  </v:textbox>
+                </v:rect>
+                <w10:anchorlock/>
+              </v:group>
+            </w:pict>
+          </mc:Fallback>
+        </mc:AlternateContent>
+      </w:r>
+    </w:p>
+    <w:p>
+      <w:pPr>
+        <w:pStyle w:val="Title"/>
+        <w:rPr>
+          <w:lang w:val="en-GB"/>
+        </w:rPr>
+      </w:pPr>
       <w:r>
         <w:rPr>
           <w:lang w:val="en-GB"/>
@@ -47,6 +639,7 @@
     </w:p>
     <w:p>
       <w:r>
+        <w:lastRenderedPageBreak/>
         <w:t>The intended audience for this business case includes key stakeholders, such as university administration, venue management staff, and the project supervisory team. The document is intended to provide these stakeholders with a clear understanding of the problem, the proposed solution, its expected value, and the considerations involved in its development.</w:t>
       </w:r>
     </w:p>
@@ -65,31 +658,31 @@
     </w:p>
     <w:p>
       <w:r>
-        <w:t xml:space="preserve">The process of organising an event at Nelson Mandela University involves more than selecting a date and reserving a venue. Organisers need to identify a venue that is appropriate for their event based on factors such as capacity, location, facilities, and availability. For external organisations in particular, obtaining this information may require communication with university staff before they can determine whether a venue is suitable for their needs. The Conference Centre is one of the university facilities involved in accommodating events, and its booking process therefore forms the initial focus of this project. The key stakeholders affected </w:t>
+        <w:t>The process of organising an event at Nelson Mandela University involves more than selecting a date and reserving a venue. Organisers need to identify a venue that is appropriate for their event based on factors such as capacity, location, facilities, and availability. For external organisations in particular, obtaining this information may require communication with university staff before they can determine whether a venue is suitable for their needs. The Conference Centre is one of the university facilities involved in accommodating events, and its booking process therefore forms the initial focus of this project. The key stakeholders affected by this problem include internal university departments, student organisations, external event organisers, and Conference Centre staff.</w:t>
+      </w:r>
+    </w:p>
+    <w:p>
+      <w:r>
+        <w:t>Preliminary investigation into the Conference Centre has shown that different communication channels are used depending on the type of organiser. Internal university users can make use of a staff portal and booking form, while external organisations primarily make enquiries through telephone calls and email. This creates different experiences for users seeking the same basic information about venues. External organisers do not have a straightforward way of viewing venue availability before making an enquiry and may therefore contact the Conference Centre about a venue that has already been booked.</w:t>
+      </w:r>
+    </w:p>
+    <w:p>
+      <w:r>
+        <w:t>The availability of venues can also be difficult to establish during the enquiry process. When an external organisation asks whether a particular venue is available, staff may need to contact another office or person to confirm its availability. This indicates that information required to respond to a booking enquiry is not necessarily available to the person handling the enquiry immediately. The process can consequently involve additional communication between university offices before an organiser can receive an answer.</w:t>
+      </w:r>
+    </w:p>
+    <w:p>
+      <w:r>
+        <w:t>Another issue concerns the information available to external organisers when selecting a venue. Organisers may be familiar with a particular venue through recommendations or previous events but may not have sufficient information about other suitable venues. Information such as venue capacity, location, and available facilities can influence whether a venue is appropriate for an event. Where an organiser is unaware of alternative venues, they may continue enquiring about a venue they already know rather than considering other spaces that may be more suitable or available.</w:t>
+      </w:r>
+    </w:p>
+    <w:p>
+      <w:r>
+        <w:t xml:space="preserve">The current communication process can also create repetitive work for staff. Staff may receive multiple enquiries about the same venue, including questions about its location, capacity, parking availability, or audio-visual equipment. For instance, the Conference Centre may </w:t>
       </w:r>
       <w:r>
         <w:lastRenderedPageBreak/>
-        <w:t>by this problem include internal university departments, student organisations, external event organisers, and Conference Centre staff.</w:t>
-      </w:r>
-    </w:p>
-    <w:p>
-      <w:r>
-        <w:t>Preliminary investigation into the Conference Centre has shown that different communication channels are used depending on the type of organiser. Internal university users can make use of a staff portal and booking form, while external organisations primarily make enquiries through telephone calls and email. This creates different experiences for users seeking the same basic information about venues. External organisers do not have a straightforward way of viewing venue availability before making an enquiry and may therefore contact the Conference Centre about a venue that has already been booked.</w:t>
-      </w:r>
-    </w:p>
-    <w:p>
-      <w:r>
-        <w:t>The availability of venues can also be difficult to establish during the enquiry process. When an external organisation asks whether a particular venue is available, staff may need to contact another office or person to confirm its availability. This indicates that information required to respond to a booking enquiry is not necessarily available to the person handling the enquiry immediately. The process can consequently involve additional communication between university offices before an organiser can receive an answer.</w:t>
-      </w:r>
-    </w:p>
-    <w:p>
-      <w:r>
-        <w:t>Another issue concerns the information available to external organisers when selecting a venue. Organisers may be familiar with a particular venue through recommendations or previous events but may not have sufficient information about other suitable venues. Information such as venue capacity, location, and available facilities can influence whether a venue is appropriate for an event. Where an organiser is unaware of alternative venues, they may continue enquiring about a venue they already know rather than considering other spaces that may be more suitable or available.</w:t>
-      </w:r>
-    </w:p>
-    <w:p>
-      <w:r>
-        <w:t>The current communication process can also create repetitive work for staff. Staff may receive multiple enquiries about the same venue, including questions about its location, capacity, parking availability, or audio-visual equipment. For instance, the Conference Centre may receive separate phone calls and emails asking about the same venue's features, with staff answering the same questions repeatedly rather than directing organisers to a single source of accurate information. Telephone communication can further contribute to the difficulty when lines are unavailable, requiring external organisations to rely on email instead. In addition, when information is communicated through individual telephone calls and email exchanges, organisers may have limited visibility of the progress of their enquiries and may need to contact the university again when they require information that was not provided during the initial interaction.</w:t>
+        <w:t>receive separate phone calls and emails asking about the same venue's features, with staff answering the same questions repeatedly rather than directing organisers to a single source of accurate information. Telephone communication can further contribute to the difficulty when lines are unavailable, requiring external organisations to rely on email instead. In addition, when information is communicated through individual telephone calls and email exchanges, organisers may have limited visibility of the progress of their enquiries and may need to contact the university again when they require information that was not provided during the initial interaction.</w:t>
       </w:r>
     </w:p>
     <w:p>
@@ -99,129 +692,361 @@
     </w:p>
     <w:p>
       <w:r>
-        <w:t>The problem addressed by this project is therefore not simply the absence of a software system. It is the difficulty of efficiently accessing, communicating, and managing venue information and booking requests during the Conference Centre's event planning process</w:t>
-      </w:r>
-      <w:r>
-        <w:t>.</w:t>
-      </w:r>
-      <w:r>
-        <w:t xml:space="preserve"> This creates an </w:t>
-      </w:r>
+        <w:t>The problem addressed by this project is therefore not simply the absence of a software system. It is the difficulty of efficiently accessing, communicating, and managing venue information and booking requests during the Conference Centre's event planning process. This creates an opportunity to improve how organisers discover suitable venues and how booking enquiries are managed, while reducing unnecessary communication and administrative effort.</w:t>
+      </w:r>
+    </w:p>
+    <w:p>
+      <w:r>
+        <w:t>The following section outlines the project objectives that will directly address these identified challenges.</w:t>
+      </w:r>
+    </w:p>
+    <w:p>
+      <w:pPr>
+        <w:pStyle w:val="Heading1"/>
+      </w:pPr>
+      <w:r>
+        <w:t>Project Objectives</w:t>
+      </w:r>
+    </w:p>
+    <w:p>
+      <w:r>
+        <w:t>The proposed project aims to improve the efficiency, accessibility, and transparency of the Conference Centre's venue booking and information processes. The following objectives have been defined to address the challenges identified in the previous section. They focus on improving access to venue information, increasing visibility of availability, streamlining booking requests, and reducing unnecessary administrative effort. The objectives are structured around the core functionality required for the initial solution, with additional enhancements identified for potential future development.</w:t>
+      </w:r>
+    </w:p>
+    <w:p>
+      <w:r>
+        <w:t xml:space="preserve"> Essential Objectives (Minimum Viable Product)</w:t>
+      </w:r>
+    </w:p>
+    <w:p>
+      <w:r>
+        <w:t>1. Provide a centralised source of venue information - through a web-based catalogue, allowing organisers to access details such as venue capacity, location, facilities, parking availability, and audio-visual equipment without relying on repeated enquiries.</w:t>
+      </w:r>
+    </w:p>
+    <w:p>
+      <w:r>
+        <w:t>2. Improve visibility of venue availability - by enabling organisers and authorised staff to access up-to-date booking and availability information, reducing the likelihood of enquiries being made for venues that are already unavailable.</w:t>
+      </w:r>
+    </w:p>
+    <w:p>
+      <w:r>
+        <w:t>3. Streamline the venue booking process - by providing a structured digital workflow through which organisers can submit and monitor booking requests, reducing reliance on separate telephone calls and email exchanges.</w:t>
+      </w:r>
+    </w:p>
+    <w:p>
       <w:r>
         <w:lastRenderedPageBreak/>
-        <w:t>opportunity to improve how organisers discover suitable venues and how booking enquiries are managed, while reducing unnecessary communication and administrative effort.</w:t>
-      </w:r>
-    </w:p>
-    <w:p>
-      <w:r>
-        <w:t>The following section outlines the project objectives that will directly address these identified challenges.</w:t>
-      </w:r>
-    </w:p>
+        <w:t>4. Support the identification of suitable alternative venues - by allowing organisers to discover available venues based on factors such as capacity, facilities, location, and event requirements when their preferred venue is unavailable.</w:t>
+      </w:r>
+    </w:p>
+    <w:p>
+      <w:r>
+        <w:t>5. Provide authorised staff with centralised tools for managing venue information and booking requests, ensuring that venue details, availability, and booking information can be maintained within a single system.</w:t>
+      </w:r>
+    </w:p>
+    <w:p>
+      <w:r>
+        <w:t>6. Improve communication and transparency during the booking process - by providing organisers with relevant notifications and updates as their booking requests progress.</w:t>
+      </w:r>
+    </w:p>
+    <w:p>
+      <w:r>
+        <w:t>7. Further reduce administrative enquiries -by expanding self-service functionality and providing additional information that can be accessed by organisers without direct staff assistance.</w:t>
+      </w:r>
+    </w:p>
+    <w:p>
+      <w:r>
+        <w:t xml:space="preserve">These objectives are informed by preliminary stakeholder engagement and will be refined as further requirements are </w:t>
+      </w:r>
+      <w:r>
+        <w:t>gathered,</w:t>
+      </w:r>
+      <w:r>
+        <w:t xml:space="preserve"> and the proposed solution is evaluated.</w:t>
+      </w:r>
+    </w:p>
+    <w:p>
+      <w:r>
+        <w:t>The following section provides background information on the problem domain through a review of relevant literature.</w:t>
+      </w:r>
+    </w:p>
+    <w:p/>
     <w:p>
       <w:pPr>
         <w:pStyle w:val="Heading1"/>
       </w:pPr>
       <w:r>
-        <w:t>Project Objectives</w:t>
-      </w:r>
-    </w:p>
-    <w:p>
-      <w:r>
-        <w:t>The proposed project aims to improve the efficiency, accessibility, and transparency of the Conference Centre's venue booking and information processes. The following objectives have been defined to address the challenges identified in the previous section. They focus on improving access to venue information, increasing visibility of availability, streamlining booking requests, and reducing unnecessary administrative effort. The objectives are structured around the core functionality required for the initial solution, with additional enhancements identified for potential future development.</w:t>
-      </w:r>
-    </w:p>
-    <w:p>
-      <w:r>
-        <w:t xml:space="preserve"> Essential Objectives (Minimum Viable Product)</w:t>
-      </w:r>
-    </w:p>
-    <w:p>
-      <w:r>
-        <w:t>1. Provide a centralised source of venue information</w:t>
-      </w:r>
-      <w:r>
-        <w:t xml:space="preserve"> - </w:t>
-      </w:r>
-      <w:r>
-        <w:t>through a web-based catalogue, allowing organisers to access details such as venue capacity, location, facilities, parking availability, and audio-visual equipment without relying on repeated enquiries.</w:t>
-      </w:r>
-    </w:p>
-    <w:p>
-      <w:r>
-        <w:t>2. Improve visibility of venue availability</w:t>
-      </w:r>
-      <w:r>
-        <w:t xml:space="preserve"> -</w:t>
-      </w:r>
-      <w:r>
-        <w:t xml:space="preserve"> by enabling organisers and authorised staff to access up-to-date booking and availability information, reducing the likelihood of enquiries being made for venues that are already unavailable.</w:t>
-      </w:r>
-    </w:p>
-    <w:p>
-      <w:r>
-        <w:t>3. Streamline the venue booking process</w:t>
-      </w:r>
-      <w:r>
-        <w:t xml:space="preserve"> -</w:t>
-      </w:r>
-      <w:r>
-        <w:t xml:space="preserve"> by providing a structured digital workflow through which organisers can submit and monitor booking requests, reducing reliance on separate telephone calls and email exchanges.</w:t>
-      </w:r>
-    </w:p>
-    <w:p>
-      <w:r>
-        <w:t>4. Support the identification of suitable alternative venues</w:t>
-      </w:r>
-      <w:r>
-        <w:t xml:space="preserve"> -</w:t>
-      </w:r>
-      <w:r>
-        <w:t xml:space="preserve"> by allowing organisers to discover available venues based on factors such as capacity, facilities, location, and event requirements when their preferred venue is unavailable.</w:t>
-      </w:r>
-    </w:p>
-    <w:p>
-      <w:r>
-        <w:t>5. Provide authorised staff with centralised tools for managing venue information and booking requests, ensuring that venue details, availability, and booking information can be maintained within a single system.</w:t>
-      </w:r>
-    </w:p>
-    <w:p>
-      <w:r>
-        <w:t>6. Improve communication and transparency during the booking process</w:t>
-      </w:r>
-      <w:r>
-        <w:t xml:space="preserve"> - </w:t>
-      </w:r>
-      <w:r>
-        <w:t>by providing organisers with relevant notifications and updates as their booking requests progress.</w:t>
-      </w:r>
-    </w:p>
-    <w:p>
-      <w:r>
-        <w:t>7. Further reduce administrative enquiries</w:t>
-      </w:r>
-      <w:r>
-        <w:t xml:space="preserve"> -</w:t>
-      </w:r>
-      <w:r>
-        <w:t>by expanding self-service functionality and providing additional information that can be accessed by organisers without direct staff assistance.</w:t>
-      </w:r>
-    </w:p>
-    <w:p>
-      <w:r>
-        <w:t xml:space="preserve">These objectives are informed by preliminary stakeholder engagement and will be refined as further requirements are </w:t>
-      </w:r>
-      <w:r>
-        <w:t>gathered,</w:t>
-      </w:r>
-      <w:r>
-        <w:t xml:space="preserve"> and the proposed solution is evaluated.</w:t>
-      </w:r>
-    </w:p>
-    <w:p>
-      <w:r>
-        <w:t>The following section provides background information on the problem domain through a review of relevant literature.</w:t>
-      </w:r>
-    </w:p>
+        <w:t>Problem background</w:t>
+      </w:r>
+    </w:p>
+    <w:p>
+      <w:r>
+        <w:t>Universities manage a wide range of academic, administrative, student and community activities that require access to shared venues. These activities may include lectures, conferences, workshops, seminars, research presentations, student society events and other organised functions. Managing these spaces therefore requires more than simply recording a reservation. Venue allocation may involve considering factors such as the date and time of an event, venue capacity, location, available facilities and the requirements of the event. Since multiple users may require the same spaces, the availability of accurate venue information and an organised booking process is important for effective use of university facilities.</w:t>
+      </w:r>
+    </w:p>
+    <w:p>
+      <w:r>
+        <w:t>Traditional and fragmented approaches to venue booking can create difficulties for both users and administrators. Research into campus venue booking has identified problems associated with manual booking processes, including delays, communication difficulties, scheduling conflicts and the possibility of human error. Heera et al. (2025), for example, examined a campus venue booking process in which venue requests and administrative processing were handled through traditional communication methods. The study identified difficulties relating to the availability of up-to-date venue information and the possibility of conflicting bookings. The proposed solution included information about venue capacity and facilities together with real-time availability and online booking functionality. These findings demonstrate how the way in which venue information and booking requests are managed can influence the efficiency of the overall process.</w:t>
+      </w:r>
+    </w:p>
+    <w:p>
+      <w:r>
+        <w:t xml:space="preserve">Similar issues have been investigated in other university environments. </w:t>
+      </w:r>
+      <w:proofErr w:type="spellStart"/>
+      <w:r>
+        <w:t>Khamaruzaman</w:t>
+      </w:r>
+      <w:proofErr w:type="spellEnd"/>
+      <w:r>
+        <w:t xml:space="preserve"> et al. (2025) describe a digital space-booking solution developed for architecture schools at Universiti </w:t>
+      </w:r>
+      <w:proofErr w:type="spellStart"/>
+      <w:r>
+        <w:t>Teknologi</w:t>
+      </w:r>
+      <w:proofErr w:type="spellEnd"/>
+      <w:r>
+        <w:t xml:space="preserve"> MARA (UiTM). The study identified limitations associated with the existing approach and proposed a system incorporating features such as a visual booking calendar, real-time room availability and automated booking confirmations. The system was intended to improve space planning, reduce booking conflicts and assist users in selecting appropriate </w:t>
+      </w:r>
+      <w:r>
+        <w:lastRenderedPageBreak/>
+        <w:t>spaces. This demonstrates the potential value of providing users with a clearer and more centralised view of shared-space availability.</w:t>
+      </w:r>
+    </w:p>
+    <w:p>
+      <w:r>
+        <w:t>The importance of accessible venue information can also be considered within the context of Nelson Mandela University (NMU). The university already provides online timetable information through its venue timetable, allowing users to view information associated with particular venues, including scheduled activities and capacity (Nelson Mandela University, 2026). The university has also published information concerning facilities available for external use, including different venues and their associated capacities and rates (Nelson Mandela University, n.d.). These existing resources demonstrate that venue-related information is already available digitally at the university. However, access to venue information does not necessarily represent a complete booking-management process.</w:t>
+      </w:r>
+    </w:p>
+    <w:p>
+      <w:r>
+        <w:t>This distinction is important because an organiser may require several types of information and actions during the planning of an event. An organiser may first need to identify a suitable venue, determine whether it is available at the required time, establish whether its capacity and facilities are appropriate, submit a booking request, receive confirmation and potentially communicate with university staff regarding additional requirements. If these activities take place through separate systems or communication channels, users may still need to contact administrative staff to obtain information or progress their booking.</w:t>
+      </w:r>
+    </w:p>
+    <w:p>
+      <w:r>
+        <w:t>Existing digital scheduling and venue-management systems demonstrate how these processes can be brought together. For example, 25Live provides a centralised platform for managing event and space scheduling and supports functions such as availability checking, booking requests, approval workflows, resource management, calendar publishing and reporting (</w:t>
+      </w:r>
+      <w:proofErr w:type="spellStart"/>
+      <w:r>
+        <w:t>CollegeNET</w:t>
+      </w:r>
+      <w:proofErr w:type="spellEnd"/>
+      <w:r>
+        <w:t>, n.d.). Such systems demonstrate that a venue-management platform can extend beyond simply displaying a timetable by providing tools for users and administrators to manage different stages of the booking process.</w:t>
+      </w:r>
+    </w:p>
+    <w:p>
+      <w:r>
+        <w:t>The literature therefore indicates that effective digital venue management can benefit from centralised information, visibility of availability, structured booking processes and appropriate administrative controls. At the same time, existing systems demonstrate that different organisations may require different workflows, approval processes and levels of access depending on their operational requirements.</w:t>
+      </w:r>
+    </w:p>
+    <w:p>
+      <w:r>
+        <w:t>These findings provide context for the preliminary investigation conducted for this project at the NMU Conference Centre. The investigation indicated that different communication methods are currently used for different types of users and that external organisers may need to communicate with university personnel to obtain information about venue availability and suitability. The investigation also identified the need for administrative staff to respond to enquiries and, in some cases, obtain availability information from other university personnel. These observations are consistent with challenges identified in research on campus venue-booking processes, while also highlighting the need to understand the specific requirements and constraints of the NMU environment.</w:t>
+      </w:r>
+    </w:p>
+    <w:p>
+      <w:r>
+        <w:t xml:space="preserve">The literature and preliminary investigation therefore provide a basis for exploring an integrated approach to venue information and booking at the Conference Centre. The proposed system will investigate how venue information, availability, booking requests and event-related processes can be brought together in a manner that improves accessibility for organisers while </w:t>
+      </w:r>
+      <w:r>
+        <w:lastRenderedPageBreak/>
+        <w:t>supporting administrative staff in managing bookings. Further requirements will be validated with relevant stakeholders as the project progresses.</w:t>
+      </w:r>
+    </w:p>
+    <w:p>
+      <w:pPr>
+        <w:rPr>
+          <w:b/>
+          <w:bCs/>
+        </w:rPr>
+      </w:pPr>
+      <w:r>
+        <w:rPr>
+          <w:b/>
+          <w:bCs/>
+        </w:rPr>
+        <w:t>References used in this draft</w:t>
+      </w:r>
+    </w:p>
+    <w:p>
+      <w:pPr>
+        <w:numPr>
+          <w:ilvl w:val="0"/>
+          <w:numId w:val="2"/>
+        </w:numPr>
+      </w:pPr>
+      <w:proofErr w:type="spellStart"/>
+      <w:r>
+        <w:t>CollegeNET</w:t>
+      </w:r>
+      <w:proofErr w:type="spellEnd"/>
+      <w:r>
+        <w:t xml:space="preserve">. (n.d.). </w:t>
+      </w:r>
+      <w:r>
+        <w:rPr>
+          <w:i/>
+          <w:iCs/>
+        </w:rPr>
+        <w:t>25Live: Event and space scheduling software for universities</w:t>
+      </w:r>
+      <w:r>
+        <w:t xml:space="preserve">. </w:t>
+      </w:r>
+      <w:hyperlink r:id="rId7" w:tgtFrame="_blank" w:history="1">
+        <w:proofErr w:type="spellStart"/>
+        <w:r>
+          <w:rPr>
+            <w:rStyle w:val="Hyperlink"/>
+          </w:rPr>
+          <w:t>CollegeNET</w:t>
+        </w:r>
+        <w:proofErr w:type="spellEnd"/>
+        <w:r>
+          <w:rPr>
+            <w:rStyle w:val="Hyperlink"/>
+          </w:rPr>
+          <w:t xml:space="preserve"> 25Live</w:t>
+        </w:r>
+      </w:hyperlink>
+      <w:r>
+        <w:t xml:space="preserve"> </w:t>
+      </w:r>
+    </w:p>
+    <w:p>
+      <w:pPr>
+        <w:numPr>
+          <w:ilvl w:val="0"/>
+          <w:numId w:val="2"/>
+        </w:numPr>
+      </w:pPr>
+      <w:r>
+        <w:rPr>
+          <w:lang w:val="es-ES"/>
+        </w:rPr>
+        <w:t xml:space="preserve">Heera, R. S., Surya, S., &amp; Arunkumar, P. (2025). </w:t>
+      </w:r>
+      <w:r>
+        <w:rPr>
+          <w:i/>
+          <w:iCs/>
+        </w:rPr>
+        <w:t>Campus venue booking</w:t>
+      </w:r>
+      <w:r>
+        <w:t xml:space="preserve">. </w:t>
+      </w:r>
+      <w:r>
+        <w:rPr>
+          <w:i/>
+          <w:iCs/>
+        </w:rPr>
+        <w:t>International Research Journal of Engineering Design and Technology, 7</w:t>
+      </w:r>
+      <w:r>
+        <w:t xml:space="preserve">(3). </w:t>
+      </w:r>
+    </w:p>
+    <w:p>
+      <w:pPr>
+        <w:numPr>
+          <w:ilvl w:val="0"/>
+          <w:numId w:val="2"/>
+        </w:numPr>
+      </w:pPr>
+      <w:proofErr w:type="spellStart"/>
+      <w:r>
+        <w:t>Khamaruzaman</w:t>
+      </w:r>
+      <w:proofErr w:type="spellEnd"/>
+      <w:r>
+        <w:t xml:space="preserve">, [verify author details], et al. (2025). </w:t>
+      </w:r>
+      <w:r>
+        <w:rPr>
+          <w:i/>
+          <w:iCs/>
+        </w:rPr>
+        <w:t>Smart space: A booking solution for architecture schools</w:t>
+      </w:r>
+      <w:r>
+        <w:t xml:space="preserve">. Universiti </w:t>
+      </w:r>
+      <w:proofErr w:type="spellStart"/>
+      <w:r>
+        <w:t>Teknologi</w:t>
+      </w:r>
+      <w:proofErr w:type="spellEnd"/>
+      <w:r>
+        <w:t xml:space="preserve"> MARA Institutional Repository. </w:t>
+      </w:r>
+      <w:hyperlink r:id="rId8" w:tgtFrame="_blank" w:history="1">
+        <w:r>
+          <w:rPr>
+            <w:rStyle w:val="Hyperlink"/>
+          </w:rPr>
+          <w:t>UiTM Institutional Repository record</w:t>
+        </w:r>
+      </w:hyperlink>
+      <w:r>
+        <w:t xml:space="preserve"> </w:t>
+      </w:r>
+    </w:p>
+    <w:p>
+      <w:pPr>
+        <w:numPr>
+          <w:ilvl w:val="0"/>
+          <w:numId w:val="2"/>
+        </w:numPr>
+      </w:pPr>
+      <w:r>
+        <w:t xml:space="preserve">Nelson Mandela University. (2026). </w:t>
+      </w:r>
+      <w:r>
+        <w:rPr>
+          <w:i/>
+          <w:iCs/>
+        </w:rPr>
+        <w:t>Venue lecture timetable</w:t>
+      </w:r>
+      <w:r>
+        <w:t xml:space="preserve">. NMU Venue Timetable </w:t>
+      </w:r>
+    </w:p>
+    <w:p>
+      <w:pPr>
+        <w:numPr>
+          <w:ilvl w:val="0"/>
+          <w:numId w:val="2"/>
+        </w:numPr>
+      </w:pPr>
+      <w:r>
+        <w:t xml:space="preserve">Nelson Mandela University. (n.d.). </w:t>
+      </w:r>
+      <w:r>
+        <w:rPr>
+          <w:i/>
+          <w:iCs/>
+        </w:rPr>
+        <w:t>Function facilities (external usage)</w:t>
+      </w:r>
+      <w:r>
+        <w:t xml:space="preserve"> [PDF]. </w:t>
+      </w:r>
+      <w:hyperlink r:id="rId9" w:tgtFrame="_blank" w:history="1">
+        <w:r>
+          <w:rPr>
+            <w:rStyle w:val="Hyperlink"/>
+          </w:rPr>
+          <w:t>NMU external venue information</w:t>
+        </w:r>
+      </w:hyperlink>
+    </w:p>
+    <w:p/>
+    <w:p/>
     <w:sectPr>
       <w:pgSz w:w="11906" w:h="16838"/>
       <w:pgMar w:top="1440" w:right="1440" w:bottom="1440" w:left="1440" w:header="708" w:footer="708" w:gutter="0"/>
@@ -235,6 +1060,155 @@
 <file path=word/numbering.xml><?xml version="1.0" encoding="utf-8"?>
 <w:numbering xmlns:wpc="http://schemas.microsoft.com/office/word/2010/wordprocessingCanvas" xmlns:cx="http://schemas.microsoft.com/office/drawing/2014/chartex" xmlns:cx1="http://schemas.microsoft.com/office/drawing/2015/9/8/chartex" xmlns:cx2="http://schemas.microsoft.com/office/drawing/2015/10/21/chartex" xmlns:cx3="http://schemas.microsoft.com/office/drawing/2016/5/9/chartex" xmlns:cx4="http://schemas.microsoft.com/office/drawing/2016/5/10/chartex" xmlns:cx5="http://schemas.microsoft.com/office/drawing/2016/5/11/chartex" xmlns:cx6="http://schemas.microsoft.com/office/drawing/2016/5/12/chartex" xmlns:cx7="http://schemas.microsoft.com/office/drawing/2016/5/13/chartex" xmlns:cx8="http://schemas.microsoft.com/office/drawing/2016/5/14/chartex" xmlns:mc="http://schemas.openxmlformats.org/markup-compatibility/2006" xmlns:aink="http://schemas.microsoft.com/office/drawing/2016/ink" xmlns:am3d="http://schemas.microsoft.com/office/drawing/2017/model3d" xmlns:o="urn:schemas-microsoft-com:office:office" xmlns:oel="http://schemas.microsoft.com/office/2019/extlst" xmlns:r="http://schemas.openxmlformats.org/officeDocument/2006/relationships" xmlns:m="http://schemas.openxmlformats.org/officeDocument/2006/math" xmlns:v="urn:schemas-microsoft-com:vml" xmlns:wp14="http://schemas.microsoft.com/office/word/2010/wordprocessingDrawing" xmlns:wp="http://schemas.openxmlformats.org/drawingml/2006/wordprocessingDrawing" xmlns:w10="urn:schemas-microsoft-com:office:word" xmlns:w="http://schemas.openxmlformats.org/wordprocessingml/2006/main" xmlns:w14="http://schemas.microsoft.com/office/word/2010/wordml" xmlns:w15="http://schemas.microsoft.com/office/word/2012/wordml" xmlns:w16cei="http://schemas.microsoft.com/office/word/2026/wordml/cei" xmlns:w16cex="http://schemas.microsoft.com/office/word/2018/wordml/cex" xmlns:w16cid="http://schemas.microsoft.com/office/word/2016/wordml/cid" xmlns:w16="http://schemas.microsoft.com/office/word/2018/wordml" xmlns:w16du="http://schemas.microsoft.com/office/word/2023/wordml/word16du" xmlns:w16sdtdh="http://schemas.microsoft.com/office/word/2020/wordml/sdtdatahash" xmlns:w16sdtfl="http://schemas.microsoft.com/office/word/2024/wordml/sdtformatlock" xmlns:w16se="http://schemas.microsoft.com/office/word/2015/wordml/symex" xmlns:wpg="http://schemas.microsoft.com/office/word/2010/wordprocessingGroup" xmlns:wpi="http://schemas.microsoft.com/office/word/2010/wordprocessingInk" xmlns:wne="http://schemas.microsoft.com/office/word/2006/wordml" xmlns:wps="http://schemas.microsoft.com/office/word/2010/wordprocessingShape" mc:Ignorable="w14 w15 w16se w16cid w16 w16cex w16sdtdh w16sdtfl w16du wp14">
   <w:abstractNum w:abstractNumId="0" w15:restartNumberingAfterBreak="0">
+    <w:nsid w:val="0A2F5A29"/>
+    <w:multiLevelType w:val="multilevel"/>
+    <w:tmpl w:val="5C908B04"/>
+    <w:lvl w:ilvl="0">
+      <w:start w:val="1"/>
+      <w:numFmt w:val="bullet"/>
+      <w:lvlText w:val=""/>
+      <w:lvlJc w:val="left"/>
+      <w:pPr>
+        <w:tabs>
+          <w:tab w:val="num" w:pos="720"/>
+        </w:tabs>
+        <w:ind w:left="720" w:hanging="360"/>
+      </w:pPr>
+      <w:rPr>
+        <w:rFonts w:ascii="Symbol" w:hAnsi="Symbol" w:hint="default"/>
+        <w:sz w:val="20"/>
+      </w:rPr>
+    </w:lvl>
+    <w:lvl w:ilvl="1" w:tentative="1">
+      <w:start w:val="1"/>
+      <w:numFmt w:val="bullet"/>
+      <w:lvlText w:val="o"/>
+      <w:lvlJc w:val="left"/>
+      <w:pPr>
+        <w:tabs>
+          <w:tab w:val="num" w:pos="1440"/>
+        </w:tabs>
+        <w:ind w:left="1440" w:hanging="360"/>
+      </w:pPr>
+      <w:rPr>
+        <w:rFonts w:ascii="Courier New" w:hAnsi="Courier New" w:hint="default"/>
+        <w:sz w:val="20"/>
+      </w:rPr>
+    </w:lvl>
+    <w:lvl w:ilvl="2" w:tentative="1">
+      <w:start w:val="1"/>
+      <w:numFmt w:val="bullet"/>
+      <w:lvlText w:val=""/>
+      <w:lvlJc w:val="left"/>
+      <w:pPr>
+        <w:tabs>
+          <w:tab w:val="num" w:pos="2160"/>
+        </w:tabs>
+        <w:ind w:left="2160" w:hanging="360"/>
+      </w:pPr>
+      <w:rPr>
+        <w:rFonts w:ascii="Wingdings" w:hAnsi="Wingdings" w:hint="default"/>
+        <w:sz w:val="20"/>
+      </w:rPr>
+    </w:lvl>
+    <w:lvl w:ilvl="3" w:tentative="1">
+      <w:start w:val="1"/>
+      <w:numFmt w:val="bullet"/>
+      <w:lvlText w:val=""/>
+      <w:lvlJc w:val="left"/>
+      <w:pPr>
+        <w:tabs>
+          <w:tab w:val="num" w:pos="2880"/>
+        </w:tabs>
+        <w:ind w:left="2880" w:hanging="360"/>
+      </w:pPr>
+      <w:rPr>
+        <w:rFonts w:ascii="Wingdings" w:hAnsi="Wingdings" w:hint="default"/>
+        <w:sz w:val="20"/>
+      </w:rPr>
+    </w:lvl>
+    <w:lvl w:ilvl="4" w:tentative="1">
+      <w:start w:val="1"/>
+      <w:numFmt w:val="bullet"/>
+      <w:lvlText w:val=""/>
+      <w:lvlJc w:val="left"/>
+      <w:pPr>
+        <w:tabs>
+          <w:tab w:val="num" w:pos="3600"/>
+        </w:tabs>
+        <w:ind w:left="3600" w:hanging="360"/>
+      </w:pPr>
+      <w:rPr>
+        <w:rFonts w:ascii="Wingdings" w:hAnsi="Wingdings" w:hint="default"/>
+        <w:sz w:val="20"/>
+      </w:rPr>
+    </w:lvl>
+    <w:lvl w:ilvl="5" w:tentative="1">
+      <w:start w:val="1"/>
+      <w:numFmt w:val="bullet"/>
+      <w:lvlText w:val=""/>
+      <w:lvlJc w:val="left"/>
+      <w:pPr>
+        <w:tabs>
+          <w:tab w:val="num" w:pos="4320"/>
+        </w:tabs>
+        <w:ind w:left="4320" w:hanging="360"/>
+      </w:pPr>
+      <w:rPr>
+        <w:rFonts w:ascii="Wingdings" w:hAnsi="Wingdings" w:hint="default"/>
+        <w:sz w:val="20"/>
+      </w:rPr>
+    </w:lvl>
+    <w:lvl w:ilvl="6" w:tentative="1">
+      <w:start w:val="1"/>
+      <w:numFmt w:val="bullet"/>
+      <w:lvlText w:val=""/>
+      <w:lvlJc w:val="left"/>
+      <w:pPr>
+        <w:tabs>
+          <w:tab w:val="num" w:pos="5040"/>
+        </w:tabs>
+        <w:ind w:left="5040" w:hanging="360"/>
+      </w:pPr>
+      <w:rPr>
+        <w:rFonts w:ascii="Wingdings" w:hAnsi="Wingdings" w:hint="default"/>
+        <w:sz w:val="20"/>
+      </w:rPr>
+    </w:lvl>
+    <w:lvl w:ilvl="7" w:tentative="1">
+      <w:start w:val="1"/>
+      <w:numFmt w:val="bullet"/>
+      <w:lvlText w:val=""/>
+      <w:lvlJc w:val="left"/>
+      <w:pPr>
+        <w:tabs>
+          <w:tab w:val="num" w:pos="5760"/>
+        </w:tabs>
+        <w:ind w:left="5760" w:hanging="360"/>
+      </w:pPr>
+      <w:rPr>
+        <w:rFonts w:ascii="Wingdings" w:hAnsi="Wingdings" w:hint="default"/>
+        <w:sz w:val="20"/>
+      </w:rPr>
+    </w:lvl>
+    <w:lvl w:ilvl="8" w:tentative="1">
+      <w:start w:val="1"/>
+      <w:numFmt w:val="bullet"/>
+      <w:lvlText w:val=""/>
+      <w:lvlJc w:val="left"/>
+      <w:pPr>
+        <w:tabs>
+          <w:tab w:val="num" w:pos="6480"/>
+        </w:tabs>
+        <w:ind w:left="6480" w:hanging="360"/>
+      </w:pPr>
+      <w:rPr>
+        <w:rFonts w:ascii="Wingdings" w:hAnsi="Wingdings" w:hint="default"/>
+        <w:sz w:val="20"/>
+      </w:rPr>
+    </w:lvl>
+  </w:abstractNum>
+  <w:abstractNum w:abstractNumId="1" w15:restartNumberingAfterBreak="0">
     <w:nsid w:val="0A38259B"/>
     <w:multiLevelType w:val="multilevel"/>
     <w:tmpl w:val="11A66DA6"/>
@@ -348,6 +1322,9 @@
     </w:lvl>
   </w:abstractNum>
   <w:num w:numId="1" w16cid:durableId="2020739333">
+    <w:abstractNumId w:val="1"/>
+  </w:num>
+  <w:num w:numId="2" w16cid:durableId="1454329380">
     <w:abstractNumId w:val="0"/>
   </w:num>
 </w:numbering>
@@ -1269,6 +2246,29 @@
       <w:spacing w:val="5"/>
     </w:rPr>
   </w:style>
+  <w:style w:type="character" w:styleId="Hyperlink">
+    <w:name w:val="Hyperlink"/>
+    <w:basedOn w:val="DefaultParagraphFont"/>
+    <w:uiPriority w:val="99"/>
+    <w:unhideWhenUsed/>
+    <w:rsid w:val="0014529A"/>
+    <w:rPr>
+      <w:color w:val="467886" w:themeColor="hyperlink"/>
+      <w:u w:val="single"/>
+    </w:rPr>
+  </w:style>
+  <w:style w:type="character" w:styleId="UnresolvedMention">
+    <w:name w:val="Unresolved Mention"/>
+    <w:basedOn w:val="DefaultParagraphFont"/>
+    <w:uiPriority w:val="99"/>
+    <w:semiHidden/>
+    <w:unhideWhenUsed/>
+    <w:rsid w:val="0014529A"/>
+    <w:rPr>
+      <w:color w:val="605E5C"/>
+      <w:shd w:val="clear" w:color="auto" w:fill="E1DFDD"/>
+    </w:rPr>
+  </w:style>
 </w:styles>
 </file>
 

--- a/Business Case.docx
+++ b/Business Case.docx
@@ -1,20 +1,11 @@
 
 <file path=word/document.xml><?xml version="1.0" encoding="utf-8"?>
-<w:document xmlns:wpc="http://schemas.microsoft.com/office/word/2010/wordprocessingCanvas" xmlns:cx="http://schemas.microsoft.com/office/drawing/2014/chartex" xmlns:cx1="http://schemas.microsoft.com/office/drawing/2015/9/8/chartex" xmlns:cx2="http://schemas.microsoft.com/office/drawing/2015/10/21/chartex" xmlns:cx3="http://schemas.microsoft.com/office/drawing/2016/5/9/chartex" xmlns:cx4="http://schemas.microsoft.com/office/drawing/2016/5/10/chartex" xmlns:cx5="http://schemas.microsoft.com/office/drawing/2016/5/11/chartex" xmlns:cx6="http://schemas.microsoft.com/office/drawing/2016/5/12/chartex" xmlns:cx7="http://schemas.microsoft.com/office/drawing/2016/5/13/chartex" xmlns:cx8="http://schemas.microsoft.com/office/drawing/2016/5/14/chartex" xmlns:mc="http://schemas.openxmlformats.org/markup-compatibility/2006" xmlns:aink="http://schemas.microsoft.com/office/drawing/2016/ink" xmlns:am3d="http://schemas.microsoft.com/office/drawing/2017/model3d" xmlns:o="urn:schemas-microsoft-com:office:office" xmlns:oel="http://schemas.microsoft.com/office/2019/extlst" xmlns:r="http://schemas.openxmlformats.org/officeDocument/2006/relationships" xmlns:m="http://schemas.openxmlformats.org/officeDocument/2006/math" xmlns:v="urn:schemas-microsoft-com:vml" xmlns:wp14="http://schemas.microsoft.com/office/word/2010/wordprocessingDrawing" xmlns:wp="http://schemas.openxmlformats.org/drawingml/2006/wordprocessingDrawing" xmlns:w10="urn:schemas-microsoft-com:office:word" xmlns:w="http://schemas.openxmlformats.org/wordprocessingml/2006/main" xmlns:w14="http://schemas.microsoft.com/office/word/2010/wordml" xmlns:w15="http://schemas.microsoft.com/office/word/2012/wordml" xmlns:w16cei="http://schemas.microsoft.com/office/word/2026/wordml/cei" xmlns:w16cex="http://schemas.microsoft.com/office/word/2018/wordml/cex" xmlns:w16cid="http://schemas.microsoft.com/office/word/2016/wordml/cid" xmlns:w16="http://schemas.microsoft.com/office/word/2018/wordml" xmlns:w16du="http://schemas.microsoft.com/office/word/2023/wordml/word16du" xmlns:w16sdtdh="http://schemas.microsoft.com/office/word/2020/wordml/sdtdatahash" xmlns:w16sdtfl="http://schemas.microsoft.com/office/word/2024/wordml/sdtformatlock" xmlns:w16se="http://schemas.microsoft.com/office/word/2015/wordml/symex" xmlns:wpg="http://schemas.microsoft.com/office/word/2010/wordprocessingGroup" xmlns:wpi="http://schemas.microsoft.com/office/word/2010/wordprocessingInk" xmlns:wne="http://schemas.microsoft.com/office/word/2006/wordml" xmlns:wps="http://schemas.microsoft.com/office/word/2010/wordprocessingShape" mc:Ignorable="w14 w15 w16se w16cid w16 w16cex w16sdtdh w16sdtfl w16du wp14">
+<w:document xmlns:wpc="http://schemas.microsoft.com/office/word/2010/wordprocessingCanvas" xmlns:cx="http://schemas.microsoft.com/office/drawing/2014/chartex" xmlns:cx1="http://schemas.microsoft.com/office/drawing/2015/9/8/chartex" xmlns:cx2="http://schemas.microsoft.com/office/drawing/2015/10/21/chartex" xmlns:cx3="http://schemas.microsoft.com/office/drawing/2016/5/9/chartex" xmlns:cx4="http://schemas.microsoft.com/office/drawing/2016/5/10/chartex" xmlns:cx5="http://schemas.microsoft.com/office/drawing/2016/5/11/chartex" xmlns:cx6="http://schemas.microsoft.com/office/drawing/2016/5/12/chartex" xmlns:cx7="http://schemas.microsoft.com/office/drawing/2016/5/13/chartex" xmlns:cx8="http://schemas.microsoft.com/office/drawing/2016/5/14/chartex" xmlns:mc="http://schemas.openxmlformats.org/markup-compatibility/2006" xmlns:aink="http://schemas.microsoft.com/office/drawing/2016/ink" xmlns:am3d="http://schemas.microsoft.com/office/drawing/2017/model3d" xmlns:o="urn:schemas-microsoft-com:office:office" xmlns:oel="http://schemas.microsoft.com/office/2019/extlst" xmlns:r="http://schemas.openxmlformats.org/officeDocument/2006/relationships" xmlns:m="http://schemas.openxmlformats.org/officeDocument/2006/math" xmlns:v="urn:schemas-microsoft-com:vml" xmlns:wp14="http://schemas.microsoft.com/office/word/2010/wordprocessingDrawing" xmlns:wp="http://schemas.openxmlformats.org/drawingml/2006/wordprocessingDrawing" xmlns:w10="urn:schemas-microsoft-com:office:word" xmlns:w="http://schemas.openxmlformats.org/wordprocessingml/2006/main" xmlns:w14="http://schemas.microsoft.com/office/word/2010/wordml" xmlns:w15="http://schemas.microsoft.com/office/word/2012/wordml" xmlns:w16cex="http://schemas.microsoft.com/office/word/2018/wordml/cex" xmlns:w16cid="http://schemas.microsoft.com/office/word/2016/wordml/cid" xmlns:w16="http://schemas.microsoft.com/office/word/2018/wordml" xmlns:w16du="http://schemas.microsoft.com/office/word/2023/wordml/word16du" xmlns:w16sdtdh="http://schemas.microsoft.com/office/word/2020/wordml/sdtdatahash" xmlns:w16sdtfl="http://schemas.microsoft.com/office/word/2024/wordml/sdtformatlock" xmlns:w16se="http://schemas.microsoft.com/office/word/2015/wordml/symex" xmlns:wpg="http://schemas.microsoft.com/office/word/2010/wordprocessingGroup" xmlns:wpi="http://schemas.microsoft.com/office/word/2010/wordprocessingInk" xmlns:wne="http://schemas.microsoft.com/office/word/2006/wordml" xmlns:wps="http://schemas.microsoft.com/office/word/2010/wordprocessingShape" mc:Ignorable="w14 w15 w16se w16cid w16 w16cex w16sdtdh w16sdtfl w16du wp14">
   <w:body>
     <w:p>
       <w:pPr>
-        <w:pStyle w:val="Title"/>
-        <w:rPr>
-          <w:lang w:val="en-GB"/>
-        </w:rPr>
-      </w:pPr>
-    </w:p>
-    <w:p>
-      <w:pPr>
         <w:spacing w:after="0"/>
-        <w:ind w:right="71"/>
-        <w:jc w:val="center"/>
+        <w:ind w:left="1440" w:right="71"/>
       </w:pPr>
       <w:r>
         <w:rPr>
@@ -41,1010 +32,2606 @@
       </w:pPr>
       <w:r>
         <w:rPr>
-          <w:noProof/>
-        </w:rPr>
-        <mc:AlternateContent>
-          <mc:Choice Requires="wpg">
-            <w:drawing>
-              <wp:inline distT="0" distB="0" distL="0" distR="0" wp14:anchorId="4F27FFCD" wp14:editId="4C8D35C3">
-                <wp:extent cx="5723434" cy="3218178"/>
-                <wp:effectExtent l="0" t="0" r="0" b="0"/>
-                <wp:docPr id="263" name="Group 263"/>
-                <wp:cNvGraphicFramePr/>
-                <a:graphic xmlns:a="http://schemas.openxmlformats.org/drawingml/2006/main">
-                  <a:graphicData uri="http://schemas.microsoft.com/office/word/2010/wordprocessingGroup">
-                    <wpg:wgp>
-                      <wpg:cNvGrpSpPr/>
-                      <wpg:grpSpPr>
-                        <a:xfrm>
-                          <a:off x="0" y="0"/>
-                          <a:ext cx="5723434" cy="3218178"/>
-                          <a:chOff x="0" y="0"/>
-                          <a:chExt cx="5723434" cy="3218178"/>
-                        </a:xfrm>
-                      </wpg:grpSpPr>
-                      <pic:pic xmlns:pic="http://schemas.openxmlformats.org/drawingml/2006/picture">
-                        <pic:nvPicPr>
-                          <pic:cNvPr id="32" name="Picture 32"/>
-                          <pic:cNvPicPr/>
-                        </pic:nvPicPr>
-                        <pic:blipFill>
-                          <a:blip r:embed="rId5"/>
-                          <a:stretch>
-                            <a:fillRect/>
-                          </a:stretch>
-                        </pic:blipFill>
-                        <pic:spPr>
-                          <a:xfrm>
-                            <a:off x="0" y="0"/>
-                            <a:ext cx="5723434" cy="3218178"/>
-                          </a:xfrm>
-                          <a:prstGeom prst="rect">
-                            <a:avLst/>
-                          </a:prstGeom>
-                        </pic:spPr>
-                      </pic:pic>
-                      <wps:wsp>
-                        <wps:cNvPr id="33" name="Rectangle 33"/>
-                        <wps:cNvSpPr/>
-                        <wps:spPr>
-                          <a:xfrm>
-                            <a:off x="1055585" y="1080821"/>
-                            <a:ext cx="1537910" cy="690561"/>
-                          </a:xfrm>
-                          <a:prstGeom prst="rect">
-                            <a:avLst/>
-                          </a:prstGeom>
-                          <a:ln>
-                            <a:noFill/>
-                          </a:ln>
-                        </wps:spPr>
-                        <wps:txbx>
-                          <w:txbxContent>
-                            <w:p>
-                              <w:r>
-                                <w:rPr>
-                                  <w:rFonts w:ascii="Calibri" w:eastAsia="Calibri" w:hAnsi="Calibri" w:cs="Calibri"/>
-                                  <w:b/>
-                                  <w:color w:val="FFFFFF"/>
-                                  <w:spacing w:val="388"/>
-                                  <w:sz w:val="83"/>
-                                </w:rPr>
-                                <w:t xml:space="preserve"> </w:t>
-                              </w:r>
-                              <w:r>
-                                <w:rPr>
-                                  <w:rFonts w:ascii="Calibri" w:eastAsia="Calibri" w:hAnsi="Calibri" w:cs="Calibri"/>
-                                  <w:b/>
-                                  <w:color w:val="FFFFFF"/>
-                                  <w:spacing w:val="31"/>
-                                  <w:sz w:val="83"/>
-                                </w:rPr>
-                                <w:t xml:space="preserve"> </w:t>
-                              </w:r>
-                              <w:r>
-                                <w:rPr>
-                                  <w:rFonts w:ascii="Calibri" w:eastAsia="Calibri" w:hAnsi="Calibri" w:cs="Calibri"/>
-                                  <w:b/>
-                                  <w:color w:val="FFFFFF"/>
-                                  <w:spacing w:val="326"/>
-                                  <w:sz w:val="83"/>
-                                </w:rPr>
-                                <w:t xml:space="preserve">  </w:t>
-                              </w:r>
-                            </w:p>
-                          </w:txbxContent>
-                        </wps:txbx>
-                        <wps:bodyPr horzOverflow="overflow" vert="horz" lIns="0" tIns="0" rIns="0" bIns="0" rtlCol="0">
-                          <a:noAutofit/>
-                        </wps:bodyPr>
-                      </wps:wsp>
-                      <wps:wsp>
-                        <wps:cNvPr id="34" name="Rectangle 34"/>
-                        <wps:cNvSpPr/>
-                        <wps:spPr>
-                          <a:xfrm>
-                            <a:off x="2359097" y="1080821"/>
-                            <a:ext cx="3070924" cy="690561"/>
-                          </a:xfrm>
-                          <a:prstGeom prst="rect">
-                            <a:avLst/>
-                          </a:prstGeom>
-                          <a:ln>
-                            <a:noFill/>
-                          </a:ln>
-                        </wps:spPr>
-                        <wps:txbx>
-                          <w:txbxContent>
-                            <w:p>
-                              <w:r>
-                                <w:rPr>
-                                  <w:rFonts w:ascii="Calibri" w:eastAsia="Calibri" w:hAnsi="Calibri" w:cs="Calibri"/>
-                                  <w:b/>
-                                  <w:color w:val="FFFFFF"/>
-                                  <w:spacing w:val="326"/>
-                                  <w:sz w:val="83"/>
-                                </w:rPr>
-                                <w:t xml:space="preserve"> </w:t>
-                              </w:r>
-                              <w:r>
-                                <w:rPr>
-                                  <w:rFonts w:ascii="Calibri" w:eastAsia="Calibri" w:hAnsi="Calibri" w:cs="Calibri"/>
-                                  <w:b/>
-                                  <w:color w:val="FFFFFF"/>
-                                  <w:spacing w:val="325"/>
-                                  <w:sz w:val="83"/>
-                                </w:rPr>
-                                <w:t xml:space="preserve"> </w:t>
-                              </w:r>
-                              <w:r>
-                                <w:rPr>
-                                  <w:rFonts w:ascii="Calibri" w:eastAsia="Calibri" w:hAnsi="Calibri" w:cs="Calibri"/>
-                                  <w:b/>
-                                  <w:color w:val="FFFFFF"/>
-                                  <w:spacing w:val="319"/>
-                                  <w:sz w:val="83"/>
-                                </w:rPr>
-                                <w:t xml:space="preserve"> </w:t>
-                              </w:r>
-                              <w:r>
-                                <w:rPr>
-                                  <w:rFonts w:ascii="Calibri" w:eastAsia="Calibri" w:hAnsi="Calibri" w:cs="Calibri"/>
-                                  <w:b/>
-                                  <w:color w:val="FFFFFF"/>
-                                  <w:spacing w:val="324"/>
-                                  <w:sz w:val="83"/>
-                                </w:rPr>
-                                <w:t xml:space="preserve"> </w:t>
-                              </w:r>
-                              <w:r>
-                                <w:rPr>
-                                  <w:rFonts w:ascii="Calibri" w:eastAsia="Calibri" w:hAnsi="Calibri" w:cs="Calibri"/>
-                                  <w:b/>
-                                  <w:color w:val="FFFFFF"/>
-                                  <w:spacing w:val="36"/>
-                                  <w:sz w:val="83"/>
-                                </w:rPr>
-                                <w:t xml:space="preserve"> </w:t>
-                              </w:r>
-                              <w:r>
-                                <w:rPr>
-                                  <w:rFonts w:ascii="Calibri" w:eastAsia="Calibri" w:hAnsi="Calibri" w:cs="Calibri"/>
-                                  <w:b/>
-                                  <w:color w:val="FFFFFF"/>
-                                  <w:spacing w:val="299"/>
-                                  <w:sz w:val="83"/>
-                                </w:rPr>
-                                <w:t xml:space="preserve"> </w:t>
-                              </w:r>
-                              <w:r>
-                                <w:rPr>
-                                  <w:rFonts w:ascii="Calibri" w:eastAsia="Calibri" w:hAnsi="Calibri" w:cs="Calibri"/>
-                                  <w:b/>
-                                  <w:color w:val="FFFFFF"/>
-                                  <w:spacing w:val="324"/>
-                                  <w:sz w:val="83"/>
-                                </w:rPr>
-                                <w:t xml:space="preserve"> </w:t>
-                              </w:r>
-                              <w:r>
-                                <w:rPr>
-                                  <w:rFonts w:ascii="Calibri" w:eastAsia="Calibri" w:hAnsi="Calibri" w:cs="Calibri"/>
-                                  <w:b/>
-                                  <w:color w:val="FFFFFF"/>
-                                  <w:spacing w:val="186"/>
-                                  <w:sz w:val="83"/>
-                                </w:rPr>
-                                <w:t xml:space="preserve"> </w:t>
-                              </w:r>
-                            </w:p>
-                          </w:txbxContent>
-                        </wps:txbx>
-                        <wps:bodyPr horzOverflow="overflow" vert="horz" lIns="0" tIns="0" rIns="0" bIns="0" rtlCol="0">
-                          <a:noAutofit/>
-                        </wps:bodyPr>
-                      </wps:wsp>
-                      <wps:wsp>
-                        <wps:cNvPr id="35" name="Rectangle 35"/>
-                        <wps:cNvSpPr/>
-                        <wps:spPr>
-                          <a:xfrm>
-                            <a:off x="2203849" y="1672002"/>
-                            <a:ext cx="1202439" cy="523644"/>
-                          </a:xfrm>
-                          <a:prstGeom prst="rect">
-                            <a:avLst/>
-                          </a:prstGeom>
-                          <a:ln>
-                            <a:noFill/>
-                          </a:ln>
-                        </wps:spPr>
-                        <wps:txbx>
-                          <w:txbxContent>
-                            <w:p>
-                              <w:r>
-                                <w:rPr>
-                                  <w:rFonts w:ascii="Calibri" w:eastAsia="Calibri" w:hAnsi="Calibri" w:cs="Calibri"/>
-                                  <w:b/>
-                                  <w:color w:val="7030A0"/>
-                                  <w:spacing w:val="250"/>
-                                  <w:sz w:val="51"/>
-                                </w:rPr>
-                                <w:t xml:space="preserve"> </w:t>
-                              </w:r>
-                              <w:r>
-                                <w:rPr>
-                                  <w:rFonts w:ascii="Calibri" w:eastAsia="Calibri" w:hAnsi="Calibri" w:cs="Calibri"/>
-                                  <w:b/>
-                                  <w:color w:val="7030A0"/>
-                                  <w:spacing w:val="67"/>
-                                  <w:sz w:val="51"/>
-                                </w:rPr>
-                                <w:t xml:space="preserve"> </w:t>
-                              </w:r>
-                              <w:r>
-                                <w:rPr>
-                                  <w:rFonts w:ascii="Calibri" w:eastAsia="Calibri" w:hAnsi="Calibri" w:cs="Calibri"/>
-                                  <w:b/>
-                                  <w:color w:val="7030A0"/>
-                                  <w:spacing w:val="172"/>
-                                  <w:sz w:val="51"/>
-                                </w:rPr>
-                                <w:t xml:space="preserve"> </w:t>
-                              </w:r>
-                              <w:r>
-                                <w:rPr>
-                                  <w:rFonts w:ascii="Calibri" w:eastAsia="Calibri" w:hAnsi="Calibri" w:cs="Calibri"/>
-                                  <w:b/>
-                                  <w:color w:val="7030A0"/>
-                                  <w:spacing w:val="178"/>
-                                  <w:sz w:val="51"/>
-                                </w:rPr>
-                                <w:t xml:space="preserve"> </w:t>
-                              </w:r>
-                              <w:r>
-                                <w:rPr>
-                                  <w:rFonts w:ascii="Calibri" w:eastAsia="Calibri" w:hAnsi="Calibri" w:cs="Calibri"/>
-                                  <w:b/>
-                                  <w:color w:val="7030A0"/>
-                                  <w:spacing w:val="183"/>
-                                  <w:sz w:val="51"/>
-                                </w:rPr>
-                                <w:t xml:space="preserve"> </w:t>
-                              </w:r>
-                            </w:p>
-                          </w:txbxContent>
-                        </wps:txbx>
-                        <wps:bodyPr horzOverflow="overflow" vert="horz" lIns="0" tIns="0" rIns="0" bIns="0" rtlCol="0">
-                          <a:noAutofit/>
-                        </wps:bodyPr>
-                      </wps:wsp>
-                      <wps:wsp>
-                        <wps:cNvPr id="36" name="Rectangle 36"/>
-                        <wps:cNvSpPr/>
-                        <wps:spPr>
-                          <a:xfrm>
-                            <a:off x="3176057" y="1672002"/>
-                            <a:ext cx="458475" cy="523644"/>
-                          </a:xfrm>
-                          <a:prstGeom prst="rect">
-                            <a:avLst/>
-                          </a:prstGeom>
-                          <a:ln>
-                            <a:noFill/>
-                          </a:ln>
-                        </wps:spPr>
-                        <wps:txbx>
-                          <w:txbxContent>
-                            <w:p>
-                              <w:r>
-                                <w:rPr>
-                                  <w:rFonts w:ascii="Calibri" w:eastAsia="Calibri" w:hAnsi="Calibri" w:cs="Calibri"/>
-                                  <w:b/>
-                                  <w:color w:val="7030A0"/>
-                                  <w:spacing w:val="157"/>
-                                  <w:sz w:val="51"/>
-                                </w:rPr>
-                                <w:t xml:space="preserve">  </w:t>
-                              </w:r>
-                            </w:p>
-                          </w:txbxContent>
-                        </wps:txbx>
-                        <wps:bodyPr horzOverflow="overflow" vert="horz" lIns="0" tIns="0" rIns="0" bIns="0" rtlCol="0">
-                          <a:noAutofit/>
-                        </wps:bodyPr>
-                      </wps:wsp>
-                    </wpg:wgp>
-                  </a:graphicData>
-                </a:graphic>
-              </wp:inline>
-            </w:drawing>
-          </mc:Choice>
-          <mc:Fallback>
-            <w:pict>
-              <v:group w14:anchorId="4F27FFCD" id="Group 263" o:spid="_x0000_s1026" style="width:450.65pt;height:253.4pt;mso-position-horizontal-relative:char;mso-position-vertical-relative:line" coordsize="57234,32181" o:gfxdata="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">
-                <v:shapetype id="_x0000_t75" coordsize="21600,21600" o:spt="75" o:preferrelative="t" path="m@4@5l@4@11@9@11@9@5xe" filled="f" stroked="f">
-                  <v:stroke joinstyle="miter"/>
-                  <v:formulas>
-                    <v:f eqn="if lineDrawn pixelLineWidth 0"/>
-                    <v:f eqn="sum @0 1 0"/>
-                    <v:f eqn="sum 0 0 @1"/>
-                    <v:f eqn="prod @2 1 2"/>
-                    <v:f eqn="prod @3 21600 pixelWidth"/>
-                    <v:f eqn="prod @3 21600 pixelHeight"/>
-                    <v:f eqn="sum @0 0 1"/>
-                    <v:f eqn="prod @6 1 2"/>
-                    <v:f eqn="prod @7 21600 pixelWidth"/>
-                    <v:f eqn="sum @8 21600 0"/>
-                    <v:f eqn="prod @7 21600 pixelHeight"/>
-                    <v:f eqn="sum @10 21600 0"/>
-                  </v:formulas>
-                  <v:path o:extrusionok="f" gradientshapeok="t" o:connecttype="rect"/>
-                  <o:lock v:ext="edit" aspectratio="t"/>
-                </v:shapetype>
-                <v:shape id="Picture 32" o:spid="_x0000_s1027" type="#_x0000_t75" style="position:absolute;width:57234;height:32181;visibility:visible;mso-wrap-style:square" o:gfxdata="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">
-                  <v:imagedata r:id="rId6" o:title=""/>
-                </v:shape>
-                <v:rect id="Rectangle 33" o:spid="_x0000_s1028" style="position:absolute;left:10555;top:10808;width:15379;height:6905;visibility:visible;mso-wrap-style:square;v-text-anchor:top" o:gfxdata="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" filled="f" stroked="f">
-                  <v:textbox inset="0,0,0,0">
-                    <w:txbxContent>
-                      <w:p>
-                        <w:r>
-                          <w:rPr>
-                            <w:rFonts w:ascii="Calibri" w:eastAsia="Calibri" w:hAnsi="Calibri" w:cs="Calibri"/>
-                            <w:b/>
-                            <w:color w:val="FFFFFF"/>
-                            <w:spacing w:val="388"/>
-                            <w:sz w:val="83"/>
-                          </w:rPr>
-                          <w:t xml:space="preserve"> </w:t>
-                        </w:r>
-                        <w:r>
-                          <w:rPr>
-                            <w:rFonts w:ascii="Calibri" w:eastAsia="Calibri" w:hAnsi="Calibri" w:cs="Calibri"/>
-                            <w:b/>
-                            <w:color w:val="FFFFFF"/>
-                            <w:spacing w:val="31"/>
-                            <w:sz w:val="83"/>
-                          </w:rPr>
-                          <w:t xml:space="preserve"> </w:t>
-                        </w:r>
-                        <w:r>
-                          <w:rPr>
-                            <w:rFonts w:ascii="Calibri" w:eastAsia="Calibri" w:hAnsi="Calibri" w:cs="Calibri"/>
-                            <w:b/>
-                            <w:color w:val="FFFFFF"/>
-                            <w:spacing w:val="326"/>
-                            <w:sz w:val="83"/>
-                          </w:rPr>
-                          <w:t xml:space="preserve">  </w:t>
-                        </w:r>
-                      </w:p>
-                    </w:txbxContent>
-                  </v:textbox>
-                </v:rect>
-                <v:rect id="Rectangle 34" o:spid="_x0000_s1029" style="position:absolute;left:23590;top:10808;width:30710;height:6905;visibility:visible;mso-wrap-style:square;v-text-anchor:top" o:gfxdata="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" filled="f" stroked="f">
-                  <v:textbox inset="0,0,0,0">
-                    <w:txbxContent>
-                      <w:p>
-                        <w:r>
-                          <w:rPr>
-                            <w:rFonts w:ascii="Calibri" w:eastAsia="Calibri" w:hAnsi="Calibri" w:cs="Calibri"/>
-                            <w:b/>
-                            <w:color w:val="FFFFFF"/>
-                            <w:spacing w:val="326"/>
-                            <w:sz w:val="83"/>
-                          </w:rPr>
-                          <w:t xml:space="preserve"> </w:t>
-                        </w:r>
-                        <w:r>
-                          <w:rPr>
-                            <w:rFonts w:ascii="Calibri" w:eastAsia="Calibri" w:hAnsi="Calibri" w:cs="Calibri"/>
-                            <w:b/>
-                            <w:color w:val="FFFFFF"/>
-                            <w:spacing w:val="325"/>
-                            <w:sz w:val="83"/>
-                          </w:rPr>
-                          <w:t xml:space="preserve"> </w:t>
-                        </w:r>
-                        <w:r>
-                          <w:rPr>
-                            <w:rFonts w:ascii="Calibri" w:eastAsia="Calibri" w:hAnsi="Calibri" w:cs="Calibri"/>
-                            <w:b/>
-                            <w:color w:val="FFFFFF"/>
-                            <w:spacing w:val="319"/>
-                            <w:sz w:val="83"/>
-                          </w:rPr>
-                          <w:t xml:space="preserve"> </w:t>
-                        </w:r>
-                        <w:r>
-                          <w:rPr>
-                            <w:rFonts w:ascii="Calibri" w:eastAsia="Calibri" w:hAnsi="Calibri" w:cs="Calibri"/>
-                            <w:b/>
-                            <w:color w:val="FFFFFF"/>
-                            <w:spacing w:val="324"/>
-                            <w:sz w:val="83"/>
-                          </w:rPr>
-                          <w:t xml:space="preserve"> </w:t>
-                        </w:r>
-                        <w:r>
-                          <w:rPr>
-                            <w:rFonts w:ascii="Calibri" w:eastAsia="Calibri" w:hAnsi="Calibri" w:cs="Calibri"/>
-                            <w:b/>
-                            <w:color w:val="FFFFFF"/>
-                            <w:spacing w:val="36"/>
-                            <w:sz w:val="83"/>
-                          </w:rPr>
-                          <w:t xml:space="preserve"> </w:t>
-                        </w:r>
-                        <w:r>
-                          <w:rPr>
-                            <w:rFonts w:ascii="Calibri" w:eastAsia="Calibri" w:hAnsi="Calibri" w:cs="Calibri"/>
-                            <w:b/>
-                            <w:color w:val="FFFFFF"/>
-                            <w:spacing w:val="299"/>
-                            <w:sz w:val="83"/>
-                          </w:rPr>
-                          <w:t xml:space="preserve"> </w:t>
-                        </w:r>
-                        <w:r>
-                          <w:rPr>
-                            <w:rFonts w:ascii="Calibri" w:eastAsia="Calibri" w:hAnsi="Calibri" w:cs="Calibri"/>
-                            <w:b/>
-                            <w:color w:val="FFFFFF"/>
-                            <w:spacing w:val="324"/>
-                            <w:sz w:val="83"/>
-                          </w:rPr>
-                          <w:t xml:space="preserve"> </w:t>
-                        </w:r>
-                        <w:r>
-                          <w:rPr>
-                            <w:rFonts w:ascii="Calibri" w:eastAsia="Calibri" w:hAnsi="Calibri" w:cs="Calibri"/>
-                            <w:b/>
-                            <w:color w:val="FFFFFF"/>
-                            <w:spacing w:val="186"/>
-                            <w:sz w:val="83"/>
-                          </w:rPr>
-                          <w:t xml:space="preserve"> </w:t>
-                        </w:r>
-                      </w:p>
-                    </w:txbxContent>
-                  </v:textbox>
-                </v:rect>
-                <v:rect id="Rectangle 35" o:spid="_x0000_s1030" style="position:absolute;left:22038;top:16720;width:12024;height:5236;visibility:visible;mso-wrap-style:square;v-text-anchor:top" o:gfxdata="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" filled="f" stroked="f">
-                  <v:textbox inset="0,0,0,0">
-                    <w:txbxContent>
-                      <w:p>
-                        <w:r>
-                          <w:rPr>
-                            <w:rFonts w:ascii="Calibri" w:eastAsia="Calibri" w:hAnsi="Calibri" w:cs="Calibri"/>
-                            <w:b/>
-                            <w:color w:val="7030A0"/>
-                            <w:spacing w:val="250"/>
-                            <w:sz w:val="51"/>
-                          </w:rPr>
-                          <w:t xml:space="preserve"> </w:t>
-                        </w:r>
-                        <w:r>
-                          <w:rPr>
-                            <w:rFonts w:ascii="Calibri" w:eastAsia="Calibri" w:hAnsi="Calibri" w:cs="Calibri"/>
-                            <w:b/>
-                            <w:color w:val="7030A0"/>
-                            <w:spacing w:val="67"/>
-                            <w:sz w:val="51"/>
-                          </w:rPr>
-                          <w:t xml:space="preserve"> </w:t>
-                        </w:r>
-                        <w:r>
-                          <w:rPr>
-                            <w:rFonts w:ascii="Calibri" w:eastAsia="Calibri" w:hAnsi="Calibri" w:cs="Calibri"/>
-                            <w:b/>
-                            <w:color w:val="7030A0"/>
-                            <w:spacing w:val="172"/>
-                            <w:sz w:val="51"/>
-                          </w:rPr>
-                          <w:t xml:space="preserve"> </w:t>
-                        </w:r>
-                        <w:r>
-                          <w:rPr>
-                            <w:rFonts w:ascii="Calibri" w:eastAsia="Calibri" w:hAnsi="Calibri" w:cs="Calibri"/>
-                            <w:b/>
-                            <w:color w:val="7030A0"/>
-                            <w:spacing w:val="178"/>
-                            <w:sz w:val="51"/>
-                          </w:rPr>
-                          <w:t xml:space="preserve"> </w:t>
-                        </w:r>
-                        <w:r>
-                          <w:rPr>
-                            <w:rFonts w:ascii="Calibri" w:eastAsia="Calibri" w:hAnsi="Calibri" w:cs="Calibri"/>
-                            <w:b/>
-                            <w:color w:val="7030A0"/>
-                            <w:spacing w:val="183"/>
-                            <w:sz w:val="51"/>
-                          </w:rPr>
-                          <w:t xml:space="preserve"> </w:t>
-                        </w:r>
-                      </w:p>
-                    </w:txbxContent>
-                  </v:textbox>
-                </v:rect>
-                <v:rect id="Rectangle 36" o:spid="_x0000_s1031" style="position:absolute;left:31760;top:16720;width:4585;height:5236;visibility:visible;mso-wrap-style:square;v-text-anchor:top" o:gfxdata="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" filled="f" stroked="f">
-                  <v:textbox inset="0,0,0,0">
-                    <w:txbxContent>
-                      <w:p>
-                        <w:r>
-                          <w:rPr>
-                            <w:rFonts w:ascii="Calibri" w:eastAsia="Calibri" w:hAnsi="Calibri" w:cs="Calibri"/>
-                            <w:b/>
-                            <w:color w:val="7030A0"/>
-                            <w:spacing w:val="157"/>
-                            <w:sz w:val="51"/>
-                          </w:rPr>
-                          <w:t xml:space="preserve">  </w:t>
-                        </w:r>
-                      </w:p>
-                    </w:txbxContent>
-                  </v:textbox>
-                </v:rect>
-                <w10:anchorlock/>
-              </v:group>
-            </w:pict>
-          </mc:Fallback>
-        </mc:AlternateContent>
-      </w:r>
-    </w:p>
-    <w:p>
-      <w:pPr>
-        <w:pStyle w:val="Title"/>
-        <w:rPr>
           <w:lang w:val="en-GB"/>
         </w:rPr>
-      </w:pPr>
-      <w:r>
-        <w:rPr>
+        <w:t xml:space="preserve">Business Case </w:t>
+      </w:r>
+    </w:p>
+    <w:p>
+      <w:pPr>
+        <w:pStyle w:val="Heading1"/>
+      </w:pPr>
+      <w:r>
+        <w:t>Introduction</w:t>
+      </w:r>
+      <w:r>
+        <w:t xml:space="preserve"> </w:t>
+      </w:r>
+    </w:p>
+    <w:p>
+      <w:r>
+        <w:t>The purpose of this business case is to outline the proposed development of the Campus Event and Venue Management System, initially focusing on the Nelson Mandela University Conference Centre. The document establishes the context and justification for the project and provides a basis for planning its development.</w:t>
+      </w:r>
+      <w:r>
+        <w:t xml:space="preserve"> </w:t>
+      </w:r>
+    </w:p>
+    <w:p>
+      <w:pPr>
+        <w:rPr>
+          <w:rFonts w:asciiTheme="majorHAnsi" w:eastAsiaTheme="majorEastAsia" w:hAnsiTheme="majorHAnsi" w:cstheme="majorBidi"/>
+          <w:color w:val="0F4761" w:themeColor="accent1" w:themeShade="BF"/>
+          <w:sz w:val="40"/>
+          <w:szCs w:val="40"/>
           <w:lang w:val="en-GB"/>
         </w:rPr>
-        <w:t xml:space="preserve">Business Case </w:t>
+      </w:pPr>
+      <w:r>
+        <w:t>The business case covers the problem domain, project objectives, and background research relevant to event and venue management. It also examines related software systems to identify features and approaches that may inform the proposed solution. In addition, the document presents the project plan, including the planned deliverables, milestones, responsibilities and development timeframe, followed by a risk analysis identifying factors that may affect the successful completion of the project.</w:t>
+      </w:r>
+    </w:p>
+    <w:p>
+      <w:r>
+        <w:t>The initial scope is limited to the Conference Centre to ensure that the project remains focused and achievable within the available development period. The possibility of supporting additional university venues may be considered as the project progresses.</w:t>
+      </w:r>
+    </w:p>
+    <w:p>
+      <w:pPr>
+        <w:pStyle w:val="Heading2"/>
+      </w:pPr>
+      <w:r>
+        <w:t>1.1 Fragmented Conference Centre Venue Booking and Information</w:t>
+      </w:r>
+    </w:p>
+    <w:p>
+      <w:r>
+        <w:t>Organising an event at Nelson Mandela University (NMU) requires organisers to identify a venue that meets their needs in terms of availability, capacity, location and facilities. The initial focus of this project is the Conference Centre, where both internal university users and external organisations may require venues for events.</w:t>
+      </w:r>
+    </w:p>
+    <w:p>
+      <w:r>
+        <w:t>Preliminary investigation indicates that different booking approaches are used depending on the type of organiser. Internal users can submit requests through a staff portal and booking form, while external organisations primarily make enquiries through telephone calls and email. As a result, external organisers do not have a straightforward way to view venue availability and may enquire about venues that are already booked.</w:t>
+      </w:r>
+    </w:p>
+    <w:p>
+      <w:r>
+        <w:t>Determining availability can also require additional communication. Staff handling an enquiry may need to contact another office or person to confirm whether a venue is available. External organisers may therefore have to wait for information before they can proceed with their event planning. Telephone communication can create further difficulties when lines are unavailable, requiring organisers to use email instead.</w:t>
+      </w:r>
+    </w:p>
+    <w:p>
+      <w:r>
+        <w:t>Another challenge is the accessibility of venue information. External organisers may know about a particular venue through previous events or recommendations but may have limited knowledge of alternative venues. Information such as capacity, location, parking and available facilities is important when selecting an appropriate venue. Without easily accessible information about available alternatives, organisers may repeatedly enquire about venues they already know.</w:t>
+      </w:r>
+    </w:p>
+    <w:p>
+      <w:r>
+        <w:t xml:space="preserve">The current approach can also create repetitive administrative work. Staff may receive multiple telephone calls and emails requesting information about the same venue, while organisers may </w:t>
+      </w:r>
+      <w:r>
+        <w:lastRenderedPageBreak/>
+        <w:t>need to make additional enquiries when information was not provided during the initial communication. Important booking and venue information is therefore distributed across different communication channels and, in some cases, requires communication between university offices.</w:t>
+      </w:r>
+    </w:p>
+    <w:p>
+      <w:r>
+        <w:t>These challenges affect both event organisers and Conference Centre staff. Organisers may spend additional time identifying suitable venues and obtaining availability and venue information, while staff spend time responding to enquiries and confirming information. The problem addressed by this project is therefore the difficulty of efficiently accessing, communicating and managing venue information and booking requests during the Conference Centre's event planning process.</w:t>
+      </w:r>
+    </w:p>
+    <w:p>
+      <w:pPr>
+        <w:rPr>
+          <w:rFonts w:asciiTheme="majorHAnsi" w:eastAsiaTheme="majorEastAsia" w:hAnsiTheme="majorHAnsi" w:cstheme="majorBidi"/>
+          <w:color w:val="0F4761" w:themeColor="accent1" w:themeShade="BF"/>
+          <w:sz w:val="40"/>
+          <w:szCs w:val="40"/>
+        </w:rPr>
+      </w:pPr>
+      <w:r>
+        <w:rPr>
+          <w:rFonts w:asciiTheme="majorHAnsi" w:eastAsiaTheme="majorEastAsia" w:hAnsiTheme="majorHAnsi" w:cstheme="majorBidi"/>
+          <w:color w:val="0F4761" w:themeColor="accent1" w:themeShade="BF"/>
+          <w:sz w:val="40"/>
+          <w:szCs w:val="40"/>
+        </w:rPr>
+        <w:t>1.2 Project Objectives</w:t>
+      </w:r>
+    </w:p>
+    <w:p>
+      <w:r>
+        <w:t>The project aims to improve the efficiency and accessibility of the Conference Centre's venue booking and information processes. The system will:</w:t>
+      </w:r>
+    </w:p>
+    <w:p>
+      <w:pPr>
+        <w:pStyle w:val="ListParagraph"/>
+        <w:numPr>
+          <w:ilvl w:val="0"/>
+          <w:numId w:val="13"/>
+        </w:numPr>
+      </w:pPr>
+      <w:r>
+        <w:t>Centralise venue information by providing organisers with details such as venue capacity, location, facilities, parking and available equipment.</w:t>
+      </w:r>
+    </w:p>
+    <w:p>
+      <w:pPr>
+        <w:pStyle w:val="ListParagraph"/>
+        <w:numPr>
+          <w:ilvl w:val="0"/>
+          <w:numId w:val="13"/>
+        </w:numPr>
+      </w:pPr>
+      <w:r>
+        <w:t>Improve visibility of venue availability by providing users and authorised staff with up-to-date information about venue bookings and available time slots.</w:t>
+      </w:r>
+    </w:p>
+    <w:p>
+      <w:pPr>
+        <w:pStyle w:val="ListParagraph"/>
+        <w:numPr>
+          <w:ilvl w:val="0"/>
+          <w:numId w:val="13"/>
+        </w:numPr>
+      </w:pPr>
+      <w:r>
+        <w:t>Streamline booking requests by providing a structured digital process for submitting and monitoring venue booking requests.</w:t>
+      </w:r>
+    </w:p>
+    <w:p>
+      <w:pPr>
+        <w:pStyle w:val="ListParagraph"/>
+        <w:numPr>
+          <w:ilvl w:val="0"/>
+          <w:numId w:val="13"/>
+        </w:numPr>
+      </w:pPr>
+      <w:r>
+        <w:t>Assist organisers in finding suitable venues by allowing them to search and filter venues according to requirements such as capacity, facilities and availability.</w:t>
+      </w:r>
+    </w:p>
+    <w:p>
+      <w:pPr>
+        <w:pStyle w:val="ListParagraph"/>
+        <w:numPr>
+          <w:ilvl w:val="0"/>
+          <w:numId w:val="13"/>
+        </w:numPr>
+      </w:pPr>
+      <w:r>
+        <w:t>Provide centralised administrative management for authorised staff to maintain venue information and manage booking requests.</w:t>
+      </w:r>
+    </w:p>
+    <w:p>
+      <w:pPr>
+        <w:pStyle w:val="ListParagraph"/>
+        <w:numPr>
+          <w:ilvl w:val="0"/>
+          <w:numId w:val="13"/>
+        </w:numPr>
+      </w:pPr>
+      <w:r>
+        <w:t>Improve booking communication by providing organisers with booking status updates and relevant notifications.</w:t>
+      </w:r>
+    </w:p>
+    <w:p>
+      <w:pPr>
+        <w:pStyle w:val="ListParagraph"/>
+        <w:numPr>
+          <w:ilvl w:val="0"/>
+          <w:numId w:val="13"/>
+        </w:numPr>
+      </w:pPr>
+      <w:r>
+        <w:t>Reduce unnecessary administrative enquiries by making commonly requested venue and booking information accessible through the system.</w:t>
+      </w:r>
+    </w:p>
+    <w:p>
+      <w:pPr>
+        <w:rPr>
+          <w:rFonts w:asciiTheme="majorHAnsi" w:eastAsiaTheme="majorEastAsia" w:hAnsiTheme="majorHAnsi" w:cstheme="majorBidi"/>
+          <w:color w:val="0F4761" w:themeColor="accent1" w:themeShade="BF"/>
+          <w:sz w:val="40"/>
+          <w:szCs w:val="40"/>
+        </w:rPr>
+      </w:pPr>
+      <w:r>
+        <w:rPr>
+          <w:rFonts w:asciiTheme="majorHAnsi" w:eastAsiaTheme="majorEastAsia" w:hAnsiTheme="majorHAnsi" w:cstheme="majorBidi"/>
+          <w:color w:val="0F4761" w:themeColor="accent1" w:themeShade="BF"/>
+          <w:sz w:val="40"/>
+          <w:szCs w:val="40"/>
+        </w:rPr>
+        <w:t>1.3 Problem Background</w:t>
+      </w:r>
+    </w:p>
+    <w:p>
+      <w:r>
+        <w:t>Universities manage shared venues for a wide range of activities, including lectures, conferences, workshops, seminars, research presentations and student events. Venue management requires consideration of factors such as date, time, capacity, location, facilities and event requirements. Since multiple users may require the same spaces, accurate availability information and an organised booking process are important for effective use of university facilities.</w:t>
+      </w:r>
+    </w:p>
+    <w:p>
+      <w:r>
+        <w:t>Research has identified challenges associated with traditional and fragmented venue-booking processes. Heera et al. (2025) examined a campus venue-booking process and identified difficulties related to obtaining up-to-date venue information, communication and conflicting bookings. Their proposed system incorporated venue information, real-time availability and online booking functionality, demonstrating how centralised information can support more efficient venue management.</w:t>
+      </w:r>
+    </w:p>
+    <w:p>
+      <w:r>
+        <w:t xml:space="preserve">Similar approaches have been explored in other university environments. </w:t>
+      </w:r>
+      <w:proofErr w:type="spellStart"/>
+      <w:r>
+        <w:t>Khamaruzaman</w:t>
+      </w:r>
+      <w:proofErr w:type="spellEnd"/>
+      <w:r>
+        <w:t xml:space="preserve"> et al. (2025) investigated a digital space-booking solution for architecture schools at Universiti </w:t>
+      </w:r>
+      <w:proofErr w:type="spellStart"/>
+      <w:r>
+        <w:lastRenderedPageBreak/>
+        <w:t>Teknologi</w:t>
+      </w:r>
+      <w:proofErr w:type="spellEnd"/>
+      <w:r>
+        <w:t xml:space="preserve"> MARA. The proposed system included features such as a visual booking calendar, real-time room availability and automated booking confirmations. These features were intended to improve space planning, reduce booking conflicts and assist users in selecting suitable spaces.</w:t>
+      </w:r>
+    </w:p>
+    <w:p>
+      <w:r>
+        <w:t>Nelson Mandela University (NMU) already provides some digital venue information. Its online venue timetable provides information about scheduled activities and venue details, including capacity (Nelson Mandela University, 2026). The university has also published information about venues available for external use, including venue capacities and rates (Nelson Mandela University, n.d.). These resources show that venue information is already available digitally, but information provision and booking management are separate aspects of the overall process.</w:t>
+      </w:r>
+    </w:p>
+    <w:p>
+      <w:r>
+        <w:t>Existing commercial scheduling systems demonstrate how these activities can be integrated. For example, 25Live provides tools for event and space scheduling, including availability checking, booking requests, approval workflows, resource management, calendar publishing and reporting (</w:t>
+      </w:r>
+      <w:proofErr w:type="spellStart"/>
+      <w:r>
+        <w:t>CollegeNET</w:t>
+      </w:r>
+      <w:proofErr w:type="spellEnd"/>
+      <w:r>
+        <w:t>, n.d.). Such systems demonstrate that venue management can extend beyond displaying schedules to supporting the different stages of a booking process.</w:t>
+      </w:r>
+    </w:p>
+    <w:p>
+      <w:r>
+        <w:t>Overall, the literature indicates that effective venue-management systems can benefit from centralised venue information, availability visibility, structured booking processes and administrative controls. These findings provide a basis for investigating how similar principles could be applied to the NMU Conference Centre while taking into account its specific requirements and existing processes.</w:t>
+      </w:r>
+    </w:p>
+    <w:p>
+      <w:pPr>
+        <w:rPr>
+          <w:rFonts w:asciiTheme="majorHAnsi" w:eastAsiaTheme="majorEastAsia" w:hAnsiTheme="majorHAnsi" w:cstheme="majorBidi"/>
+          <w:color w:val="0F4761" w:themeColor="accent1" w:themeShade="BF"/>
+          <w:sz w:val="40"/>
+          <w:szCs w:val="40"/>
+        </w:rPr>
+      </w:pPr>
+      <w:r>
+        <w:rPr>
+          <w:rFonts w:asciiTheme="majorHAnsi" w:eastAsiaTheme="majorEastAsia" w:hAnsiTheme="majorHAnsi" w:cstheme="majorBidi"/>
+          <w:color w:val="0F4761" w:themeColor="accent1" w:themeShade="BF"/>
+          <w:sz w:val="40"/>
+          <w:szCs w:val="40"/>
+        </w:rPr>
+        <w:t>1.4 Related Systems Analysis</w:t>
+      </w:r>
+    </w:p>
+    <w:p>
+      <w:r>
+        <w:t>Existing venue and space-management systems were reviewed to identify approaches that could inform the development of DIBA Bookings. The systems selected demonstrate different approaches to venue discovery, availability management, booking and physical-space navigation.</w:t>
+      </w:r>
+    </w:p>
+    <w:p>
+      <w:r>
+        <w:t>1.4.1 25Live</w:t>
+      </w:r>
+    </w:p>
+    <w:p>
+      <w:r>
+        <w:t>Platform: Web-based</w:t>
+      </w:r>
+    </w:p>
+    <w:p>
+      <w:r>
+        <w:t>Description:</w:t>
+      </w:r>
+    </w:p>
+    <w:p>
+      <w:r>
+        <w:t xml:space="preserve">25Live is an event and space scheduling system developed by </w:t>
+      </w:r>
+      <w:proofErr w:type="spellStart"/>
+      <w:r>
+        <w:t>CollegeNET</w:t>
+      </w:r>
+      <w:proofErr w:type="spellEnd"/>
+      <w:r>
+        <w:t xml:space="preserve"> and used by universities to manage campus spaces and events. It provides functionality for searching available spaces, submitting booking requests, managing approvals and viewing scheduling information. Users can identify suitable spaces based on requirements such as date, time and space characteristics.</w:t>
+      </w:r>
+    </w:p>
+    <w:p>
+      <w:r>
+        <w:t>Figure 1.1: 25Live space availability/search interface.</w:t>
+      </w:r>
+    </w:p>
+    <w:p>
+      <w:r>
+        <w:t>[Insert verified screenshot here]</w:t>
+      </w:r>
+    </w:p>
+    <w:p>
+      <w:r>
+        <w:t>Features/processes to adapt:</w:t>
+      </w:r>
+    </w:p>
+    <w:p>
+      <w:pPr>
+        <w:pStyle w:val="ListParagraph"/>
+        <w:numPr>
+          <w:ilvl w:val="0"/>
+          <w:numId w:val="14"/>
+        </w:numPr>
+      </w:pPr>
+      <w:r>
+        <w:t>Search and filtering of venues based on requirements such as capacity, date and facilities.</w:t>
+      </w:r>
+    </w:p>
+    <w:p>
+      <w:pPr>
+        <w:pStyle w:val="ListParagraph"/>
+        <w:numPr>
+          <w:ilvl w:val="0"/>
+          <w:numId w:val="14"/>
+        </w:numPr>
+      </w:pPr>
+      <w:r>
+        <w:t>Clear display of venue availability.</w:t>
+      </w:r>
+    </w:p>
+    <w:p>
+      <w:pPr>
+        <w:pStyle w:val="ListParagraph"/>
+        <w:numPr>
+          <w:ilvl w:val="0"/>
+          <w:numId w:val="14"/>
+        </w:numPr>
+      </w:pPr>
+      <w:r>
+        <w:t>Structured booking-request workflow.</w:t>
+      </w:r>
+    </w:p>
+    <w:p>
+      <w:pPr>
+        <w:pStyle w:val="ListParagraph"/>
+        <w:numPr>
+          <w:ilvl w:val="0"/>
+          <w:numId w:val="14"/>
+        </w:numPr>
+      </w:pPr>
+      <w:r>
+        <w:lastRenderedPageBreak/>
+        <w:t>Role-based access for different types of users.</w:t>
+      </w:r>
+    </w:p>
+    <w:p>
+      <w:pPr>
+        <w:pStyle w:val="ListParagraph"/>
+        <w:numPr>
+          <w:ilvl w:val="0"/>
+          <w:numId w:val="14"/>
+        </w:numPr>
+      </w:pPr>
+      <w:r>
+        <w:t>Centralised venue information.</w:t>
+      </w:r>
+    </w:p>
+    <w:p>
+      <w:r>
+        <w:t>Features/processes to avoid:</w:t>
+      </w:r>
+    </w:p>
+    <w:p>
+      <w:pPr>
+        <w:pStyle w:val="ListParagraph"/>
+        <w:numPr>
+          <w:ilvl w:val="0"/>
+          <w:numId w:val="15"/>
+        </w:numPr>
+      </w:pPr>
+      <w:r>
+        <w:t>Excessively complex configuration that is unnecessary for a small initial implementation.</w:t>
+      </w:r>
+    </w:p>
+    <w:p>
+      <w:pPr>
+        <w:pStyle w:val="ListParagraph"/>
+        <w:numPr>
+          <w:ilvl w:val="0"/>
+          <w:numId w:val="15"/>
+        </w:numPr>
+      </w:pPr>
+      <w:r>
+        <w:t>Advanced enterprise scheduling functionality outside the project's scope.</w:t>
+      </w:r>
+    </w:p>
+    <w:p>
+      <w:r>
+        <w:t>Reference:</w:t>
+      </w:r>
+    </w:p>
+    <w:p>
+      <w:proofErr w:type="spellStart"/>
+      <w:r>
+        <w:t>CollegeNET</w:t>
+      </w:r>
+      <w:proofErr w:type="spellEnd"/>
+      <w:r>
+        <w:t>. (n.d.). 25Live: Event and space scheduling software for universities. 25Live</w:t>
+      </w:r>
+    </w:p>
+    <w:p>
+      <w:r>
+        <w:t xml:space="preserve">1.4.2 </w:t>
+      </w:r>
+      <w:proofErr w:type="spellStart"/>
+      <w:r>
+        <w:t>LibCal</w:t>
+      </w:r>
+      <w:proofErr w:type="spellEnd"/>
+      <w:r>
+        <w:t xml:space="preserve"> Spaces</w:t>
+      </w:r>
+    </w:p>
+    <w:p>
+      <w:r>
+        <w:t>Platform: Web-based</w:t>
+      </w:r>
+    </w:p>
+    <w:p>
+      <w:r>
+        <w:t>Description:</w:t>
+      </w:r>
+    </w:p>
+    <w:p>
+      <w:proofErr w:type="spellStart"/>
+      <w:r>
+        <w:t>LibCal</w:t>
+      </w:r>
+      <w:proofErr w:type="spellEnd"/>
+      <w:r>
+        <w:t xml:space="preserve"> Spaces is a space-reservation component of the </w:t>
+      </w:r>
+      <w:proofErr w:type="spellStart"/>
+      <w:r>
+        <w:t>LibCal</w:t>
+      </w:r>
+      <w:proofErr w:type="spellEnd"/>
+      <w:r>
+        <w:t xml:space="preserve"> platform developed by </w:t>
+      </w:r>
+      <w:proofErr w:type="spellStart"/>
+      <w:r>
+        <w:t>Springshare</w:t>
+      </w:r>
+      <w:proofErr w:type="spellEnd"/>
+      <w:r>
+        <w:t>. It allows organisations to make physical spaces available for online discovery and reservation. Users can view available spaces, search according to requirements and submit reservations through the platform.</w:t>
+      </w:r>
+    </w:p>
+    <w:p>
+      <w:r>
+        <w:t xml:space="preserve">Figure 1.2: </w:t>
+      </w:r>
+      <w:proofErr w:type="spellStart"/>
+      <w:r>
+        <w:t>LibCal</w:t>
+      </w:r>
+      <w:proofErr w:type="spellEnd"/>
+      <w:r>
+        <w:t xml:space="preserve"> Spaces reservation interface.</w:t>
+      </w:r>
+    </w:p>
+    <w:p>
+      <w:r>
+        <w:t>[Insert verified screenshot here]</w:t>
+      </w:r>
+    </w:p>
+    <w:p>
+      <w:r>
+        <w:t>Features/processes to adapt:</w:t>
+      </w:r>
+    </w:p>
+    <w:p>
+      <w:pPr>
+        <w:pStyle w:val="ListParagraph"/>
+        <w:numPr>
+          <w:ilvl w:val="0"/>
+          <w:numId w:val="16"/>
+        </w:numPr>
+      </w:pPr>
+      <w:r>
+        <w:t>Visual availability calendars.</w:t>
+      </w:r>
+    </w:p>
+    <w:p>
+      <w:pPr>
+        <w:pStyle w:val="ListParagraph"/>
+        <w:numPr>
+          <w:ilvl w:val="0"/>
+          <w:numId w:val="16"/>
+        </w:numPr>
+      </w:pPr>
+      <w:r>
+        <w:t>Capacity-based space searching.</w:t>
+      </w:r>
+    </w:p>
+    <w:p>
+      <w:pPr>
+        <w:pStyle w:val="ListParagraph"/>
+        <w:numPr>
+          <w:ilvl w:val="0"/>
+          <w:numId w:val="16"/>
+        </w:numPr>
+      </w:pPr>
+      <w:r>
+        <w:t>Online reservation requests.</w:t>
+      </w:r>
+    </w:p>
+    <w:p>
+      <w:pPr>
+        <w:pStyle w:val="ListParagraph"/>
+        <w:numPr>
+          <w:ilvl w:val="0"/>
+          <w:numId w:val="16"/>
+        </w:numPr>
+      </w:pPr>
+      <w:r>
+        <w:t>Different permissions for different user types.</w:t>
+      </w:r>
+    </w:p>
+    <w:p>
+      <w:pPr>
+        <w:pStyle w:val="ListParagraph"/>
+        <w:numPr>
+          <w:ilvl w:val="0"/>
+          <w:numId w:val="16"/>
+        </w:numPr>
+      </w:pPr>
+      <w:r>
+        <w:t>Clear presentation of space information.</w:t>
+      </w:r>
+    </w:p>
+    <w:p>
+      <w:r>
+        <w:t>Features/processes to avoid:</w:t>
+      </w:r>
+    </w:p>
+    <w:p>
+      <w:pPr>
+        <w:pStyle w:val="ListParagraph"/>
+        <w:numPr>
+          <w:ilvl w:val="0"/>
+          <w:numId w:val="17"/>
+        </w:numPr>
+      </w:pPr>
+      <w:r>
+        <w:t>Features primarily intended for library study spaces, such as individual-seat reservations.</w:t>
+      </w:r>
+    </w:p>
+    <w:p>
+      <w:pPr>
+        <w:pStyle w:val="ListParagraph"/>
+        <w:numPr>
+          <w:ilvl w:val="0"/>
+          <w:numId w:val="17"/>
+        </w:numPr>
+      </w:pPr>
+      <w:r>
+        <w:t>Functionality that is unnecessary for event-venue management.</w:t>
+      </w:r>
+    </w:p>
+    <w:p>
+      <w:pPr>
+        <w:pStyle w:val="ListParagraph"/>
+        <w:numPr>
+          <w:ilvl w:val="0"/>
+          <w:numId w:val="17"/>
+        </w:numPr>
+      </w:pPr>
+      <w:r>
+        <w:t>Excessive complexity for the initial Conference Centre implementation.</w:t>
+      </w:r>
+    </w:p>
+    <w:p>
+      <w:r>
+        <w:t>Reference:</w:t>
+      </w:r>
+    </w:p>
+    <w:p>
+      <w:proofErr w:type="spellStart"/>
+      <w:r>
+        <w:t>Springshare</w:t>
+      </w:r>
+      <w:proofErr w:type="spellEnd"/>
+      <w:r>
+        <w:t xml:space="preserve">. (n.d.). </w:t>
+      </w:r>
+      <w:proofErr w:type="spellStart"/>
+      <w:r>
+        <w:t>LibCal</w:t>
+      </w:r>
+      <w:proofErr w:type="spellEnd"/>
+      <w:r>
+        <w:t xml:space="preserve"> Spaces. [Insert verified official URL].</w:t>
+      </w:r>
+    </w:p>
+    <w:p>
+      <w:r>
+        <w:t>1.4.3 Nelson Mandela University Virtual Tour</w:t>
+      </w:r>
+    </w:p>
+    <w:p>
+      <w:r>
+        <w:t>Platform: Web-based</w:t>
+      </w:r>
+    </w:p>
+    <w:p>
+      <w:r>
+        <w:t>Description:</w:t>
+      </w:r>
+    </w:p>
+    <w:p>
+      <w:r>
+        <w:t>Nelson Mandela University's virtual tour provides an interactive way for users to explore university campuses remotely. The tour provides a visual representation of campus locations and facilities and can help users become familiar with physical spaces before visiting them.</w:t>
+      </w:r>
+    </w:p>
+    <w:p>
+      <w:r>
+        <w:lastRenderedPageBreak/>
+        <w:t>Figure 1.3: Nelson Mandela University virtual tour interface.</w:t>
+      </w:r>
+    </w:p>
+    <w:p>
+      <w:r>
+        <w:t>[Insert verified screenshot here]</w:t>
+      </w:r>
+    </w:p>
+    <w:p>
+      <w:r>
+        <w:t>Features/processes to adapt:</w:t>
+      </w:r>
+    </w:p>
+    <w:p>
+      <w:pPr>
+        <w:pStyle w:val="ListParagraph"/>
+        <w:numPr>
+          <w:ilvl w:val="0"/>
+          <w:numId w:val="18"/>
+        </w:numPr>
+      </w:pPr>
+      <w:r>
+        <w:t>Interactive visual representation of venues.</w:t>
+      </w:r>
+    </w:p>
+    <w:p>
+      <w:pPr>
+        <w:pStyle w:val="ListParagraph"/>
+        <w:numPr>
+          <w:ilvl w:val="0"/>
+          <w:numId w:val="18"/>
+        </w:numPr>
+      </w:pPr>
+      <w:r>
+        <w:t>Location information to help users understand where a venue is situated.</w:t>
+      </w:r>
+    </w:p>
+    <w:p>
+      <w:pPr>
+        <w:pStyle w:val="ListParagraph"/>
+        <w:numPr>
+          <w:ilvl w:val="0"/>
+          <w:numId w:val="18"/>
+        </w:numPr>
+      </w:pPr>
+      <w:r>
+        <w:t>Integration of venue information with a visual campus context.</w:t>
+      </w:r>
+    </w:p>
+    <w:p>
+      <w:pPr>
+        <w:pStyle w:val="ListParagraph"/>
+        <w:numPr>
+          <w:ilvl w:val="0"/>
+          <w:numId w:val="18"/>
+        </w:numPr>
+      </w:pPr>
+      <w:r>
+        <w:t>Use of visual information to assist users in selecting an appropriate venue.</w:t>
+      </w:r>
+    </w:p>
+    <w:p>
+      <w:r>
+        <w:t>Features/processes to avoid:</w:t>
+      </w:r>
+    </w:p>
+    <w:p>
+      <w:pPr>
+        <w:pStyle w:val="ListParagraph"/>
+        <w:numPr>
+          <w:ilvl w:val="0"/>
+          <w:numId w:val="19"/>
+        </w:numPr>
+      </w:pPr>
+      <w:r>
+        <w:t>Treating the virtual tour as a standalone discovery tool without connecting it to the booking process.</w:t>
+      </w:r>
+    </w:p>
+    <w:p>
+      <w:pPr>
+        <w:pStyle w:val="ListParagraph"/>
+        <w:numPr>
+          <w:ilvl w:val="0"/>
+          <w:numId w:val="19"/>
+        </w:numPr>
+      </w:pPr>
+      <w:r>
+        <w:t>Including extensive campus-tour functionality that is unrelated to venue booking.</w:t>
+      </w:r>
+    </w:p>
+    <w:p>
+      <w:r>
+        <w:t>Reference:</w:t>
+      </w:r>
+    </w:p>
+    <w:p>
+      <w:r>
+        <w:t>Nelson Mandela University. (n.d.). Virtual Tour. [Insert verified URL].</w:t>
       </w:r>
     </w:p>
     <w:p>
       <w:pPr>
         <w:pStyle w:val="Heading1"/>
         <w:rPr>
-          <w:lang w:val="en-GB"/>
-        </w:rPr>
-      </w:pPr>
-      <w:r>
-        <w:rPr>
-          <w:lang w:val="en-GB"/>
-        </w:rPr>
-        <w:t>Introduction</w:t>
-      </w:r>
-    </w:p>
-    <w:p>
-      <w:r>
-        <w:t>Every year, Nelson Mandela University hosts hundreds of events, including conferences, symposiums, career fairs, and student activities, each requiring coordination between event organisers, administrators, venue management, and support services. However, the process of booking and managing venues remains fragmented, relying heavily on phone calls, emails, and manual calendar checks. This can result in inefficiencies, delays, limited visibility of venue availability, and frustration for both staff and event organisers.</w:t>
-      </w:r>
-    </w:p>
-    <w:p>
-      <w:r>
-        <w:t>This business case presents the proposed development of a Campus Event and Venue Management System, with the initial implementation focused on the Nelson Mandela University Conference Centre, as recommended by the project supervisor to provide a focused and manageable starting point. The purpose of this document is to investigate the real-world challenges associated with event and venue management and to determine how an IT-based solution could improve the efficiency, visibility, and coordination of the activities involved.</w:t>
-      </w:r>
-    </w:p>
-    <w:p>
-      <w:r>
-        <w:t>The document examines the problem domain, identifies the objectives of the proposed project, and provides relevant background based on research. It also analyses existing systems that address similar event and venue management challenges to identify features, practices, and approaches that could be adopted or avoided in the proposed solution. In addition, the document presents the project plan, including the expected deliverables, milestones, responsibilities, and timeframe, as well as a risk analysis covering factors that could affect the successful development and implementation of the system.</w:t>
-      </w:r>
-    </w:p>
-    <w:p>
-      <w:r>
-        <w:lastRenderedPageBreak/>
-        <w:t>The intended audience for this business case includes key stakeholders, such as university administration, venue management staff, and the project supervisory team. The document is intended to provide these stakeholders with a clear understanding of the problem, the proposed solution, its expected value, and the considerations involved in its development.</w:t>
-      </w:r>
-    </w:p>
-    <w:p>
-      <w:r>
-        <w:t>The initial scope of the proposed system will focus on the Conference Centre's venue booking and event management activities. As further requirements are gathered and the project develops, the system may be expanded to support additional university venues and related event management activities.</w:t>
-      </w:r>
-    </w:p>
-    <w:p>
-      <w:pPr>
-        <w:pStyle w:val="Heading1"/>
-      </w:pPr>
-      <w:r>
-        <w:t>Fragmented Conference Centre Venue Booking and Information</w:t>
-      </w:r>
-    </w:p>
-    <w:p>
-      <w:r>
-        <w:t>The process of organising an event at Nelson Mandela University involves more than selecting a date and reserving a venue. Organisers need to identify a venue that is appropriate for their event based on factors such as capacity, location, facilities, and availability. For external organisations in particular, obtaining this information may require communication with university staff before they can determine whether a venue is suitable for their needs. The Conference Centre is one of the university facilities involved in accommodating events, and its booking process therefore forms the initial focus of this project. The key stakeholders affected by this problem include internal university departments, student organisations, external event organisers, and Conference Centre staff.</w:t>
-      </w:r>
-    </w:p>
-    <w:p>
-      <w:r>
-        <w:t>Preliminary investigation into the Conference Centre has shown that different communication channels are used depending on the type of organiser. Internal university users can make use of a staff portal and booking form, while external organisations primarily make enquiries through telephone calls and email. This creates different experiences for users seeking the same basic information about venues. External organisers do not have a straightforward way of viewing venue availability before making an enquiry and may therefore contact the Conference Centre about a venue that has already been booked.</w:t>
-      </w:r>
-    </w:p>
-    <w:p>
-      <w:r>
-        <w:t>The availability of venues can also be difficult to establish during the enquiry process. When an external organisation asks whether a particular venue is available, staff may need to contact another office or person to confirm its availability. This indicates that information required to respond to a booking enquiry is not necessarily available to the person handling the enquiry immediately. The process can consequently involve additional communication between university offices before an organiser can receive an answer.</w:t>
-      </w:r>
-    </w:p>
-    <w:p>
-      <w:r>
-        <w:t>Another issue concerns the information available to external organisers when selecting a venue. Organisers may be familiar with a particular venue through recommendations or previous events but may not have sufficient information about other suitable venues. Information such as venue capacity, location, and available facilities can influence whether a venue is appropriate for an event. Where an organiser is unaware of alternative venues, they may continue enquiring about a venue they already know rather than considering other spaces that may be more suitable or available.</w:t>
-      </w:r>
-    </w:p>
-    <w:p>
-      <w:r>
-        <w:t xml:space="preserve">The current communication process can also create repetitive work for staff. Staff may receive multiple enquiries about the same venue, including questions about its location, capacity, parking availability, or audio-visual equipment. For instance, the Conference Centre may </w:t>
-      </w:r>
-      <w:r>
-        <w:lastRenderedPageBreak/>
-        <w:t>receive separate phone calls and emails asking about the same venue's features, with staff answering the same questions repeatedly rather than directing organisers to a single source of accurate information. Telephone communication can further contribute to the difficulty when lines are unavailable, requiring external organisations to rely on email instead. In addition, when information is communicated through individual telephone calls and email exchanges, organisers may have limited visibility of the progress of their enquiries and may need to contact the university again when they require information that was not provided during the initial interaction.</w:t>
-      </w:r>
-    </w:p>
-    <w:p>
-      <w:r>
-        <w:t>These challenges affect both sides of the booking process. External organisers may spend additional time trying to identify suitable and available venues and obtaining information required to plan their events. At the same time, Conference Centre staff must spend time responding to enquiries, checking availability, providing venue information, and directing or consulting other university offices when necessary. The result is a booking process in which important information is distributed across communication channels and offices rather than being readily accessible to the people who need it.</w:t>
-      </w:r>
-    </w:p>
-    <w:p>
-      <w:r>
-        <w:t>The problem addressed by this project is therefore not simply the absence of a software system. It is the difficulty of efficiently accessing, communicating, and managing venue information and booking requests during the Conference Centre's event planning process. This creates an opportunity to improve how organisers discover suitable venues and how booking enquiries are managed, while reducing unnecessary communication and administrative effort.</w:t>
-      </w:r>
-    </w:p>
-    <w:p>
-      <w:r>
-        <w:t>The following section outlines the project objectives that will directly address these identified challenges.</w:t>
-      </w:r>
-    </w:p>
-    <w:p>
-      <w:pPr>
-        <w:pStyle w:val="Heading1"/>
-      </w:pPr>
-      <w:r>
-        <w:t>Project Objectives</w:t>
-      </w:r>
-    </w:p>
-    <w:p>
-      <w:r>
-        <w:t>The proposed project aims to improve the efficiency, accessibility, and transparency of the Conference Centre's venue booking and information processes. The following objectives have been defined to address the challenges identified in the previous section. They focus on improving access to venue information, increasing visibility of availability, streamlining booking requests, and reducing unnecessary administrative effort. The objectives are structured around the core functionality required for the initial solution, with additional enhancements identified for potential future development.</w:t>
-      </w:r>
-    </w:p>
-    <w:p>
-      <w:r>
-        <w:t xml:space="preserve"> Essential Objectives (Minimum Viable Product)</w:t>
-      </w:r>
-    </w:p>
-    <w:p>
-      <w:r>
-        <w:t>1. Provide a centralised source of venue information - through a web-based catalogue, allowing organisers to access details such as venue capacity, location, facilities, parking availability, and audio-visual equipment without relying on repeated enquiries.</w:t>
-      </w:r>
-    </w:p>
-    <w:p>
-      <w:r>
-        <w:t>2. Improve visibility of venue availability - by enabling organisers and authorised staff to access up-to-date booking and availability information, reducing the likelihood of enquiries being made for venues that are already unavailable.</w:t>
-      </w:r>
-    </w:p>
-    <w:p>
-      <w:r>
-        <w:t>3. Streamline the venue booking process - by providing a structured digital workflow through which organisers can submit and monitor booking requests, reducing reliance on separate telephone calls and email exchanges.</w:t>
-      </w:r>
-    </w:p>
-    <w:p>
-      <w:r>
-        <w:lastRenderedPageBreak/>
-        <w:t>4. Support the identification of suitable alternative venues - by allowing organisers to discover available venues based on factors such as capacity, facilities, location, and event requirements when their preferred venue is unavailable.</w:t>
-      </w:r>
-    </w:p>
-    <w:p>
-      <w:r>
-        <w:t>5. Provide authorised staff with centralised tools for managing venue information and booking requests, ensuring that venue details, availability, and booking information can be maintained within a single system.</w:t>
-      </w:r>
-    </w:p>
-    <w:p>
-      <w:r>
-        <w:t>6. Improve communication and transparency during the booking process - by providing organisers with relevant notifications and updates as their booking requests progress.</w:t>
-      </w:r>
-    </w:p>
-    <w:p>
-      <w:r>
-        <w:t>7. Further reduce administrative enquiries -by expanding self-service functionality and providing additional information that can be accessed by organisers without direct staff assistance.</w:t>
-      </w:r>
-    </w:p>
-    <w:p>
-      <w:r>
-        <w:t xml:space="preserve">These objectives are informed by preliminary stakeholder engagement and will be refined as further requirements are </w:t>
-      </w:r>
-      <w:r>
-        <w:t>gathered,</w:t>
-      </w:r>
-      <w:r>
-        <w:t xml:space="preserve"> and the proposed solution is evaluated.</w:t>
-      </w:r>
-    </w:p>
-    <w:p>
-      <w:r>
-        <w:t>The following section provides background information on the problem domain through a review of relevant literature.</w:t>
-      </w:r>
-    </w:p>
-    <w:p/>
-    <w:p>
-      <w:pPr>
-        <w:pStyle w:val="Heading1"/>
-      </w:pPr>
-      <w:r>
-        <w:t>Problem background</w:t>
-      </w:r>
-    </w:p>
-    <w:p>
-      <w:r>
-        <w:t>Universities manage a wide range of academic, administrative, student and community activities that require access to shared venues. These activities may include lectures, conferences, workshops, seminars, research presentations, student society events and other organised functions. Managing these spaces therefore requires more than simply recording a reservation. Venue allocation may involve considering factors such as the date and time of an event, venue capacity, location, available facilities and the requirements of the event. Since multiple users may require the same spaces, the availability of accurate venue information and an organised booking process is important for effective use of university facilities.</w:t>
-      </w:r>
-    </w:p>
-    <w:p>
-      <w:r>
-        <w:t>Traditional and fragmented approaches to venue booking can create difficulties for both users and administrators. Research into campus venue booking has identified problems associated with manual booking processes, including delays, communication difficulties, scheduling conflicts and the possibility of human error. Heera et al. (2025), for example, examined a campus venue booking process in which venue requests and administrative processing were handled through traditional communication methods. The study identified difficulties relating to the availability of up-to-date venue information and the possibility of conflicting bookings. The proposed solution included information about venue capacity and facilities together with real-time availability and online booking functionality. These findings demonstrate how the way in which venue information and booking requests are managed can influence the efficiency of the overall process.</w:t>
-      </w:r>
-    </w:p>
-    <w:p>
-      <w:r>
-        <w:t xml:space="preserve">Similar issues have been investigated in other university environments. </w:t>
-      </w:r>
-      <w:proofErr w:type="spellStart"/>
-      <w:r>
-        <w:t>Khamaruzaman</w:t>
-      </w:r>
-      <w:proofErr w:type="spellEnd"/>
-      <w:r>
-        <w:t xml:space="preserve"> et al. (2025) describe a digital space-booking solution developed for architecture schools at Universiti </w:t>
-      </w:r>
-      <w:proofErr w:type="spellStart"/>
-      <w:r>
-        <w:t>Teknologi</w:t>
-      </w:r>
-      <w:proofErr w:type="spellEnd"/>
-      <w:r>
-        <w:t xml:space="preserve"> MARA (UiTM). The study identified limitations associated with the existing approach and proposed a system incorporating features such as a visual booking calendar, real-time room availability and automated booking confirmations. The system was intended to improve space planning, reduce booking conflicts and assist users in selecting appropriate </w:t>
-      </w:r>
-      <w:r>
-        <w:lastRenderedPageBreak/>
-        <w:t>spaces. This demonstrates the potential value of providing users with a clearer and more centralised view of shared-space availability.</w:t>
-      </w:r>
-    </w:p>
-    <w:p>
-      <w:r>
-        <w:t>The importance of accessible venue information can also be considered within the context of Nelson Mandela University (NMU). The university already provides online timetable information through its venue timetable, allowing users to view information associated with particular venues, including scheduled activities and capacity (Nelson Mandela University, 2026). The university has also published information concerning facilities available for external use, including different venues and their associated capacities and rates (Nelson Mandela University, n.d.). These existing resources demonstrate that venue-related information is already available digitally at the university. However, access to venue information does not necessarily represent a complete booking-management process.</w:t>
-      </w:r>
-    </w:p>
-    <w:p>
-      <w:r>
-        <w:t>This distinction is important because an organiser may require several types of information and actions during the planning of an event. An organiser may first need to identify a suitable venue, determine whether it is available at the required time, establish whether its capacity and facilities are appropriate, submit a booking request, receive confirmation and potentially communicate with university staff regarding additional requirements. If these activities take place through separate systems or communication channels, users may still need to contact administrative staff to obtain information or progress their booking.</w:t>
-      </w:r>
-    </w:p>
-    <w:p>
-      <w:r>
-        <w:t>Existing digital scheduling and venue-management systems demonstrate how these processes can be brought together. For example, 25Live provides a centralised platform for managing event and space scheduling and supports functions such as availability checking, booking requests, approval workflows, resource management, calendar publishing and reporting (</w:t>
-      </w:r>
-      <w:proofErr w:type="spellStart"/>
-      <w:r>
-        <w:t>CollegeNET</w:t>
-      </w:r>
-      <w:proofErr w:type="spellEnd"/>
-      <w:r>
-        <w:t>, n.d.). Such systems demonstrate that a venue-management platform can extend beyond simply displaying a timetable by providing tools for users and administrators to manage different stages of the booking process.</w:t>
-      </w:r>
-    </w:p>
-    <w:p>
-      <w:r>
-        <w:t>The literature therefore indicates that effective digital venue management can benefit from centralised information, visibility of availability, structured booking processes and appropriate administrative controls. At the same time, existing systems demonstrate that different organisations may require different workflows, approval processes and levels of access depending on their operational requirements.</w:t>
-      </w:r>
-    </w:p>
-    <w:p>
-      <w:r>
-        <w:t>These findings provide context for the preliminary investigation conducted for this project at the NMU Conference Centre. The investigation indicated that different communication methods are currently used for different types of users and that external organisers may need to communicate with university personnel to obtain information about venue availability and suitability. The investigation also identified the need for administrative staff to respond to enquiries and, in some cases, obtain availability information from other university personnel. These observations are consistent with challenges identified in research on campus venue-booking processes, while also highlighting the need to understand the specific requirements and constraints of the NMU environment.</w:t>
-      </w:r>
-    </w:p>
-    <w:p>
-      <w:r>
-        <w:t xml:space="preserve">The literature and preliminary investigation therefore provide a basis for exploring an integrated approach to venue information and booking at the Conference Centre. The proposed system will investigate how venue information, availability, booking requests and event-related processes can be brought together in a manner that improves accessibility for organisers while </w:t>
-      </w:r>
-      <w:r>
-        <w:lastRenderedPageBreak/>
-        <w:t>supporting administrative staff in managing bookings. Further requirements will be validated with relevant stakeholders as the project progresses.</w:t>
-      </w:r>
-    </w:p>
-    <w:p>
-      <w:pPr>
-        <w:rPr>
+          <w:rFonts w:eastAsia="Times New Roman"/>
+          <w:lang w:eastAsia="en-ZA"/>
+        </w:rPr>
+      </w:pPr>
+      <w:r>
+        <w:rPr>
+          <w:rFonts w:eastAsia="Times New Roman"/>
+          <w:lang w:eastAsia="en-ZA"/>
+        </w:rPr>
+        <w:t>1.5 The Project Plan</w:t>
+      </w:r>
+    </w:p>
+    <w:p>
+      <w:pPr>
+        <w:spacing w:before="100" w:beforeAutospacing="1" w:after="100" w:afterAutospacing="1" w:line="240" w:lineRule="auto"/>
+        <w:outlineLvl w:val="1"/>
+        <w:rPr>
+          <w:rFonts w:ascii="Times New Roman" w:eastAsia="Times New Roman" w:hAnsi="Times New Roman" w:cs="Times New Roman"/>
           <w:b/>
           <w:bCs/>
-        </w:rPr>
-      </w:pPr>
-      <w:r>
-        <w:rPr>
+          <w:kern w:val="0"/>
+          <w:sz w:val="36"/>
+          <w:szCs w:val="36"/>
+          <w:lang w:eastAsia="en-ZA"/>
+          <w14:ligatures w14:val="none"/>
+        </w:rPr>
+      </w:pPr>
+      <w:r>
+        <w:rPr>
+          <w:rFonts w:ascii="Times New Roman" w:eastAsia="Times New Roman" w:hAnsi="Times New Roman" w:cs="Times New Roman"/>
           <w:b/>
           <w:bCs/>
-        </w:rPr>
-        <w:t>References used in this draft</w:t>
+          <w:kern w:val="0"/>
+          <w:sz w:val="36"/>
+          <w:szCs w:val="36"/>
+          <w:lang w:eastAsia="en-ZA"/>
+          <w14:ligatures w14:val="none"/>
+        </w:rPr>
+        <w:t>1.5.1 Project Overview</w:t>
+      </w:r>
+    </w:p>
+    <w:tbl>
+      <w:tblPr>
+        <w:tblStyle w:val="TableGrid"/>
+        <w:tblW w:w="0" w:type="auto"/>
+        <w:tblLook w:val="04A0" w:firstRow="1" w:lastRow="0" w:firstColumn="1" w:lastColumn="0" w:noHBand="0" w:noVBand="1"/>
+      </w:tblPr>
+      <w:tblGrid>
+        <w:gridCol w:w="2600"/>
+        <w:gridCol w:w="6416"/>
+      </w:tblGrid>
+      <w:tr>
+        <w:tc>
+          <w:tcPr>
+            <w:tcW w:w="0" w:type="auto"/>
+            <w:hideMark/>
+          </w:tcPr>
+          <w:p>
+            <w:pPr>
+              <w:jc w:val="center"/>
+              <w:rPr>
+                <w:rFonts w:ascii="Times New Roman" w:eastAsia="Times New Roman" w:hAnsi="Times New Roman" w:cs="Times New Roman"/>
+                <w:b/>
+                <w:bCs/>
+                <w:kern w:val="0"/>
+                <w:sz w:val="24"/>
+                <w:szCs w:val="24"/>
+                <w:lang w:eastAsia="en-ZA"/>
+                <w14:ligatures w14:val="none"/>
+              </w:rPr>
+            </w:pPr>
+            <w:r>
+              <w:rPr>
+                <w:rFonts w:ascii="Times New Roman" w:eastAsia="Times New Roman" w:hAnsi="Times New Roman" w:cs="Times New Roman"/>
+                <w:b/>
+                <w:bCs/>
+                <w:kern w:val="0"/>
+                <w:sz w:val="24"/>
+                <w:szCs w:val="24"/>
+                <w:lang w:eastAsia="en-ZA"/>
+                <w14:ligatures w14:val="none"/>
+              </w:rPr>
+              <w:t>Item</w:t>
+            </w:r>
+          </w:p>
+        </w:tc>
+        <w:tc>
+          <w:tcPr>
+            <w:tcW w:w="0" w:type="auto"/>
+            <w:hideMark/>
+          </w:tcPr>
+          <w:p>
+            <w:pPr>
+              <w:jc w:val="center"/>
+              <w:rPr>
+                <w:rFonts w:ascii="Times New Roman" w:eastAsia="Times New Roman" w:hAnsi="Times New Roman" w:cs="Times New Roman"/>
+                <w:b/>
+                <w:bCs/>
+                <w:kern w:val="0"/>
+                <w:sz w:val="24"/>
+                <w:szCs w:val="24"/>
+                <w:lang w:eastAsia="en-ZA"/>
+                <w14:ligatures w14:val="none"/>
+              </w:rPr>
+            </w:pPr>
+            <w:r>
+              <w:rPr>
+                <w:rFonts w:ascii="Times New Roman" w:eastAsia="Times New Roman" w:hAnsi="Times New Roman" w:cs="Times New Roman"/>
+                <w:b/>
+                <w:bCs/>
+                <w:kern w:val="0"/>
+                <w:sz w:val="24"/>
+                <w:szCs w:val="24"/>
+                <w:lang w:eastAsia="en-ZA"/>
+                <w14:ligatures w14:val="none"/>
+              </w:rPr>
+              <w:t>Details</w:t>
+            </w:r>
+          </w:p>
+        </w:tc>
+      </w:tr>
+      <w:tr>
+        <w:tc>
+          <w:tcPr>
+            <w:tcW w:w="0" w:type="auto"/>
+            <w:hideMark/>
+          </w:tcPr>
+          <w:p>
+            <w:pPr>
+              <w:rPr>
+                <w:rFonts w:ascii="Times New Roman" w:eastAsia="Times New Roman" w:hAnsi="Times New Roman" w:cs="Times New Roman"/>
+                <w:kern w:val="0"/>
+                <w:sz w:val="24"/>
+                <w:szCs w:val="24"/>
+                <w:lang w:eastAsia="en-ZA"/>
+                <w14:ligatures w14:val="none"/>
+              </w:rPr>
+            </w:pPr>
+            <w:r>
+              <w:rPr>
+                <w:rFonts w:ascii="Times New Roman" w:eastAsia="Times New Roman" w:hAnsi="Times New Roman" w:cs="Times New Roman"/>
+                <w:b/>
+                <w:bCs/>
+                <w:kern w:val="0"/>
+                <w:sz w:val="24"/>
+                <w:szCs w:val="24"/>
+                <w:lang w:eastAsia="en-ZA"/>
+                <w14:ligatures w14:val="none"/>
+              </w:rPr>
+              <w:t>Project name</w:t>
+            </w:r>
+          </w:p>
+        </w:tc>
+        <w:tc>
+          <w:tcPr>
+            <w:tcW w:w="0" w:type="auto"/>
+            <w:hideMark/>
+          </w:tcPr>
+          <w:p>
+            <w:pPr>
+              <w:rPr>
+                <w:rFonts w:ascii="Times New Roman" w:eastAsia="Times New Roman" w:hAnsi="Times New Roman" w:cs="Times New Roman"/>
+                <w:kern w:val="0"/>
+                <w:sz w:val="24"/>
+                <w:szCs w:val="24"/>
+                <w:lang w:eastAsia="en-ZA"/>
+                <w14:ligatures w14:val="none"/>
+              </w:rPr>
+            </w:pPr>
+            <w:r>
+              <w:rPr>
+                <w:rFonts w:ascii="Times New Roman" w:eastAsia="Times New Roman" w:hAnsi="Times New Roman" w:cs="Times New Roman"/>
+                <w:kern w:val="0"/>
+                <w:sz w:val="24"/>
+                <w:szCs w:val="24"/>
+                <w:lang w:eastAsia="en-ZA"/>
+                <w14:ligatures w14:val="none"/>
+              </w:rPr>
+              <w:t>DIBA Bookings – Campus Venue and Event Management System</w:t>
+            </w:r>
+          </w:p>
+        </w:tc>
+      </w:tr>
+      <w:tr>
+        <w:tc>
+          <w:tcPr>
+            <w:tcW w:w="0" w:type="auto"/>
+            <w:hideMark/>
+          </w:tcPr>
+          <w:p>
+            <w:pPr>
+              <w:rPr>
+                <w:rFonts w:ascii="Times New Roman" w:eastAsia="Times New Roman" w:hAnsi="Times New Roman" w:cs="Times New Roman"/>
+                <w:kern w:val="0"/>
+                <w:sz w:val="24"/>
+                <w:szCs w:val="24"/>
+                <w:lang w:eastAsia="en-ZA"/>
+                <w14:ligatures w14:val="none"/>
+              </w:rPr>
+            </w:pPr>
+            <w:r>
+              <w:rPr>
+                <w:rFonts w:ascii="Times New Roman" w:eastAsia="Times New Roman" w:hAnsi="Times New Roman" w:cs="Times New Roman"/>
+                <w:b/>
+                <w:bCs/>
+                <w:kern w:val="0"/>
+                <w:sz w:val="24"/>
+                <w:szCs w:val="24"/>
+                <w:lang w:eastAsia="en-ZA"/>
+                <w14:ligatures w14:val="none"/>
+              </w:rPr>
+              <w:t>Proposed client/domain</w:t>
+            </w:r>
+          </w:p>
+        </w:tc>
+        <w:tc>
+          <w:tcPr>
+            <w:tcW w:w="0" w:type="auto"/>
+            <w:hideMark/>
+          </w:tcPr>
+          <w:p>
+            <w:pPr>
+              <w:rPr>
+                <w:rFonts w:ascii="Times New Roman" w:eastAsia="Times New Roman" w:hAnsi="Times New Roman" w:cs="Times New Roman"/>
+                <w:kern w:val="0"/>
+                <w:sz w:val="24"/>
+                <w:szCs w:val="24"/>
+                <w:lang w:eastAsia="en-ZA"/>
+                <w14:ligatures w14:val="none"/>
+              </w:rPr>
+            </w:pPr>
+            <w:r>
+              <w:rPr>
+                <w:rFonts w:ascii="Times New Roman" w:eastAsia="Times New Roman" w:hAnsi="Times New Roman" w:cs="Times New Roman"/>
+                <w:kern w:val="0"/>
+                <w:sz w:val="24"/>
+                <w:szCs w:val="24"/>
+                <w:lang w:eastAsia="en-ZA"/>
+                <w14:ligatures w14:val="none"/>
+              </w:rPr>
+              <w:t>Nelson Mandela University Conference Centre</w:t>
+            </w:r>
+          </w:p>
+        </w:tc>
+      </w:tr>
+      <w:tr>
+        <w:tc>
+          <w:tcPr>
+            <w:tcW w:w="0" w:type="auto"/>
+            <w:hideMark/>
+          </w:tcPr>
+          <w:p>
+            <w:pPr>
+              <w:rPr>
+                <w:rFonts w:ascii="Times New Roman" w:eastAsia="Times New Roman" w:hAnsi="Times New Roman" w:cs="Times New Roman"/>
+                <w:kern w:val="0"/>
+                <w:sz w:val="24"/>
+                <w:szCs w:val="24"/>
+                <w:lang w:eastAsia="en-ZA"/>
+                <w14:ligatures w14:val="none"/>
+              </w:rPr>
+            </w:pPr>
+            <w:r>
+              <w:rPr>
+                <w:rFonts w:ascii="Times New Roman" w:eastAsia="Times New Roman" w:hAnsi="Times New Roman" w:cs="Times New Roman"/>
+                <w:b/>
+                <w:bCs/>
+                <w:kern w:val="0"/>
+                <w:sz w:val="24"/>
+                <w:szCs w:val="24"/>
+                <w:lang w:eastAsia="en-ZA"/>
+                <w14:ligatures w14:val="none"/>
+              </w:rPr>
+              <w:t>Project team</w:t>
+            </w:r>
+          </w:p>
+        </w:tc>
+        <w:tc>
+          <w:tcPr>
+            <w:tcW w:w="0" w:type="auto"/>
+            <w:hideMark/>
+          </w:tcPr>
+          <w:p>
+            <w:pPr>
+              <w:rPr>
+                <w:rFonts w:ascii="Times New Roman" w:eastAsia="Times New Roman" w:hAnsi="Times New Roman" w:cs="Times New Roman"/>
+                <w:kern w:val="0"/>
+                <w:sz w:val="24"/>
+                <w:szCs w:val="24"/>
+                <w:lang w:eastAsia="en-ZA"/>
+                <w14:ligatures w14:val="none"/>
+              </w:rPr>
+            </w:pPr>
+            <w:r>
+              <w:rPr>
+                <w:rFonts w:ascii="Times New Roman" w:eastAsia="Times New Roman" w:hAnsi="Times New Roman" w:cs="Times New Roman"/>
+                <w:kern w:val="0"/>
+                <w:sz w:val="24"/>
+                <w:szCs w:val="24"/>
+                <w:lang w:eastAsia="en-ZA"/>
+                <w14:ligatures w14:val="none"/>
+              </w:rPr>
+              <w:t>Ntlahla and Sena</w:t>
+            </w:r>
+          </w:p>
+        </w:tc>
+      </w:tr>
+      <w:tr>
+        <w:tc>
+          <w:tcPr>
+            <w:tcW w:w="0" w:type="auto"/>
+            <w:hideMark/>
+          </w:tcPr>
+          <w:p>
+            <w:pPr>
+              <w:rPr>
+                <w:rFonts w:ascii="Times New Roman" w:eastAsia="Times New Roman" w:hAnsi="Times New Roman" w:cs="Times New Roman"/>
+                <w:kern w:val="0"/>
+                <w:sz w:val="24"/>
+                <w:szCs w:val="24"/>
+                <w:lang w:eastAsia="en-ZA"/>
+                <w14:ligatures w14:val="none"/>
+              </w:rPr>
+            </w:pPr>
+            <w:r>
+              <w:rPr>
+                <w:rFonts w:ascii="Times New Roman" w:eastAsia="Times New Roman" w:hAnsi="Times New Roman" w:cs="Times New Roman"/>
+                <w:b/>
+                <w:bCs/>
+                <w:kern w:val="0"/>
+                <w:sz w:val="24"/>
+                <w:szCs w:val="24"/>
+                <w:lang w:eastAsia="en-ZA"/>
+                <w14:ligatures w14:val="none"/>
+              </w:rPr>
+              <w:t>Project manager</w:t>
+            </w:r>
+          </w:p>
+        </w:tc>
+        <w:tc>
+          <w:tcPr>
+            <w:tcW w:w="0" w:type="auto"/>
+            <w:hideMark/>
+          </w:tcPr>
+          <w:p>
+            <w:pPr>
+              <w:rPr>
+                <w:rFonts w:ascii="Times New Roman" w:eastAsia="Times New Roman" w:hAnsi="Times New Roman" w:cs="Times New Roman"/>
+                <w:kern w:val="0"/>
+                <w:sz w:val="24"/>
+                <w:szCs w:val="24"/>
+                <w:lang w:eastAsia="en-ZA"/>
+                <w14:ligatures w14:val="none"/>
+              </w:rPr>
+            </w:pPr>
+            <w:r>
+              <w:rPr>
+                <w:rFonts w:ascii="Times New Roman" w:eastAsia="Times New Roman" w:hAnsi="Times New Roman" w:cs="Times New Roman"/>
+                <w:kern w:val="0"/>
+                <w:sz w:val="24"/>
+                <w:szCs w:val="24"/>
+                <w:lang w:eastAsia="en-ZA"/>
+                <w14:ligatures w14:val="none"/>
+              </w:rPr>
+              <w:t>Ntlahla</w:t>
+            </w:r>
+          </w:p>
+        </w:tc>
+      </w:tr>
+      <w:tr>
+        <w:tc>
+          <w:tcPr>
+            <w:tcW w:w="0" w:type="auto"/>
+            <w:hideMark/>
+          </w:tcPr>
+          <w:p>
+            <w:pPr>
+              <w:rPr>
+                <w:rFonts w:ascii="Times New Roman" w:eastAsia="Times New Roman" w:hAnsi="Times New Roman" w:cs="Times New Roman"/>
+                <w:kern w:val="0"/>
+                <w:sz w:val="24"/>
+                <w:szCs w:val="24"/>
+                <w:lang w:eastAsia="en-ZA"/>
+                <w14:ligatures w14:val="none"/>
+              </w:rPr>
+            </w:pPr>
+            <w:r>
+              <w:rPr>
+                <w:rFonts w:ascii="Times New Roman" w:eastAsia="Times New Roman" w:hAnsi="Times New Roman" w:cs="Times New Roman"/>
+                <w:b/>
+                <w:bCs/>
+                <w:kern w:val="0"/>
+                <w:sz w:val="24"/>
+                <w:szCs w:val="24"/>
+                <w:lang w:eastAsia="en-ZA"/>
+                <w14:ligatures w14:val="none"/>
+              </w:rPr>
+              <w:t>Project duration</w:t>
+            </w:r>
+          </w:p>
+        </w:tc>
+        <w:tc>
+          <w:tcPr>
+            <w:tcW w:w="0" w:type="auto"/>
+            <w:hideMark/>
+          </w:tcPr>
+          <w:p>
+            <w:pPr>
+              <w:rPr>
+                <w:rFonts w:ascii="Times New Roman" w:eastAsia="Times New Roman" w:hAnsi="Times New Roman" w:cs="Times New Roman"/>
+                <w:kern w:val="0"/>
+                <w:sz w:val="24"/>
+                <w:szCs w:val="24"/>
+                <w:lang w:eastAsia="en-ZA"/>
+                <w14:ligatures w14:val="none"/>
+              </w:rPr>
+            </w:pPr>
+            <w:r>
+              <w:rPr>
+                <w:rFonts w:ascii="Times New Roman" w:eastAsia="Times New Roman" w:hAnsi="Times New Roman" w:cs="Times New Roman"/>
+                <w:kern w:val="0"/>
+                <w:sz w:val="24"/>
+                <w:szCs w:val="24"/>
+                <w:lang w:eastAsia="en-ZA"/>
+                <w14:ligatures w14:val="none"/>
+              </w:rPr>
+              <w:t>11 weeks</w:t>
+            </w:r>
+          </w:p>
+        </w:tc>
+      </w:tr>
+      <w:tr>
+        <w:tc>
+          <w:tcPr>
+            <w:tcW w:w="0" w:type="auto"/>
+            <w:hideMark/>
+          </w:tcPr>
+          <w:p>
+            <w:pPr>
+              <w:rPr>
+                <w:rFonts w:ascii="Times New Roman" w:eastAsia="Times New Roman" w:hAnsi="Times New Roman" w:cs="Times New Roman"/>
+                <w:kern w:val="0"/>
+                <w:sz w:val="24"/>
+                <w:szCs w:val="24"/>
+                <w:lang w:eastAsia="en-ZA"/>
+                <w14:ligatures w14:val="none"/>
+              </w:rPr>
+            </w:pPr>
+            <w:r>
+              <w:rPr>
+                <w:rFonts w:ascii="Times New Roman" w:eastAsia="Times New Roman" w:hAnsi="Times New Roman" w:cs="Times New Roman"/>
+                <w:b/>
+                <w:bCs/>
+                <w:kern w:val="0"/>
+                <w:sz w:val="24"/>
+                <w:szCs w:val="24"/>
+                <w:lang w:eastAsia="en-ZA"/>
+                <w14:ligatures w14:val="none"/>
+              </w:rPr>
+              <w:t>Development approach</w:t>
+            </w:r>
+          </w:p>
+        </w:tc>
+        <w:tc>
+          <w:tcPr>
+            <w:tcW w:w="0" w:type="auto"/>
+            <w:hideMark/>
+          </w:tcPr>
+          <w:p>
+            <w:pPr>
+              <w:rPr>
+                <w:rFonts w:ascii="Times New Roman" w:eastAsia="Times New Roman" w:hAnsi="Times New Roman" w:cs="Times New Roman"/>
+                <w:kern w:val="0"/>
+                <w:sz w:val="24"/>
+                <w:szCs w:val="24"/>
+                <w:lang w:eastAsia="en-ZA"/>
+                <w14:ligatures w14:val="none"/>
+              </w:rPr>
+            </w:pPr>
+            <w:r>
+              <w:rPr>
+                <w:rFonts w:ascii="Times New Roman" w:eastAsia="Times New Roman" w:hAnsi="Times New Roman" w:cs="Times New Roman"/>
+                <w:kern w:val="0"/>
+                <w:sz w:val="24"/>
+                <w:szCs w:val="24"/>
+                <w:lang w:eastAsia="en-ZA"/>
+                <w14:ligatures w14:val="none"/>
+              </w:rPr>
+              <w:t>Iterative development</w:t>
+            </w:r>
+          </w:p>
+        </w:tc>
+      </w:tr>
+    </w:tbl>
+    <w:p>
+      <w:pPr>
+        <w:spacing w:before="100" w:beforeAutospacing="1" w:after="100" w:afterAutospacing="1" w:line="240" w:lineRule="auto"/>
+        <w:outlineLvl w:val="1"/>
+        <w:rPr>
+          <w:rFonts w:ascii="Times New Roman" w:eastAsia="Times New Roman" w:hAnsi="Times New Roman" w:cs="Times New Roman"/>
+          <w:b/>
+          <w:bCs/>
+          <w:kern w:val="0"/>
+          <w:sz w:val="36"/>
+          <w:szCs w:val="36"/>
+          <w:lang w:eastAsia="en-ZA"/>
+          <w14:ligatures w14:val="none"/>
+        </w:rPr>
+      </w:pPr>
+      <w:r>
+        <w:rPr>
+          <w:rFonts w:ascii="Times New Roman" w:eastAsia="Times New Roman" w:hAnsi="Times New Roman" w:cs="Times New Roman"/>
+          <w:b/>
+          <w:bCs/>
+          <w:kern w:val="0"/>
+          <w:sz w:val="36"/>
+          <w:szCs w:val="36"/>
+          <w:lang w:eastAsia="en-ZA"/>
+          <w14:ligatures w14:val="none"/>
+        </w:rPr>
+        <w:t>1.5.2 Stakeholders</w:t>
+      </w:r>
+    </w:p>
+    <w:p>
+      <w:pPr>
+        <w:spacing w:before="100" w:beforeAutospacing="1" w:after="100" w:afterAutospacing="1" w:line="240" w:lineRule="auto"/>
+        <w:rPr>
+          <w:rFonts w:ascii="Times New Roman" w:eastAsia="Times New Roman" w:hAnsi="Times New Roman" w:cs="Times New Roman"/>
+          <w:kern w:val="0"/>
+          <w:sz w:val="24"/>
+          <w:szCs w:val="24"/>
+          <w:lang w:eastAsia="en-ZA"/>
+          <w14:ligatures w14:val="none"/>
+        </w:rPr>
+      </w:pPr>
+      <w:r>
+        <w:rPr>
+          <w:rFonts w:ascii="Times New Roman" w:eastAsia="Times New Roman" w:hAnsi="Times New Roman" w:cs="Times New Roman"/>
+          <w:kern w:val="0"/>
+          <w:sz w:val="24"/>
+          <w:szCs w:val="24"/>
+          <w:lang w:eastAsia="en-ZA"/>
+          <w14:ligatures w14:val="none"/>
+        </w:rPr>
+        <w:t>The main stakeholders identified for the project are:</w:t>
       </w:r>
     </w:p>
     <w:p>
       <w:pPr>
         <w:numPr>
           <w:ilvl w:val="0"/>
-          <w:numId w:val="2"/>
+          <w:numId w:val="20"/>
         </w:numPr>
-      </w:pPr>
-      <w:proofErr w:type="spellStart"/>
-      <w:r>
-        <w:t>CollegeNET</w:t>
-      </w:r>
-      <w:proofErr w:type="spellEnd"/>
-      <w:r>
-        <w:t xml:space="preserve">. (n.d.). </w:t>
-      </w:r>
-      <w:r>
-        <w:rPr>
-          <w:i/>
-          <w:iCs/>
-        </w:rPr>
-        <w:t>25Live: Event and space scheduling software for universities</w:t>
-      </w:r>
-      <w:r>
-        <w:t xml:space="preserve">. </w:t>
-      </w:r>
-      <w:hyperlink r:id="rId7" w:tgtFrame="_blank" w:history="1">
-        <w:proofErr w:type="spellStart"/>
-        <w:r>
-          <w:rPr>
-            <w:rStyle w:val="Hyperlink"/>
-          </w:rPr>
-          <w:t>CollegeNET</w:t>
-        </w:r>
-        <w:proofErr w:type="spellEnd"/>
-        <w:r>
-          <w:rPr>
-            <w:rStyle w:val="Hyperlink"/>
-          </w:rPr>
-          <w:t xml:space="preserve"> 25Live</w:t>
-        </w:r>
-      </w:hyperlink>
-      <w:r>
-        <w:t xml:space="preserve"> </w:t>
+        <w:spacing w:before="100" w:beforeAutospacing="1" w:after="100" w:afterAutospacing="1" w:line="240" w:lineRule="auto"/>
+        <w:rPr>
+          <w:rFonts w:ascii="Times New Roman" w:eastAsia="Times New Roman" w:hAnsi="Times New Roman" w:cs="Times New Roman"/>
+          <w:kern w:val="0"/>
+          <w:sz w:val="24"/>
+          <w:szCs w:val="24"/>
+          <w:lang w:eastAsia="en-ZA"/>
+          <w14:ligatures w14:val="none"/>
+        </w:rPr>
+      </w:pPr>
+      <w:r>
+        <w:rPr>
+          <w:rFonts w:ascii="Times New Roman" w:eastAsia="Times New Roman" w:hAnsi="Times New Roman" w:cs="Times New Roman"/>
+          <w:b/>
+          <w:bCs/>
+          <w:kern w:val="0"/>
+          <w:sz w:val="24"/>
+          <w:szCs w:val="24"/>
+          <w:lang w:eastAsia="en-ZA"/>
+          <w14:ligatures w14:val="none"/>
+        </w:rPr>
+        <w:t>Conference Centre staff</w:t>
+      </w:r>
+      <w:r>
+        <w:rPr>
+          <w:rFonts w:ascii="Times New Roman" w:eastAsia="Times New Roman" w:hAnsi="Times New Roman" w:cs="Times New Roman"/>
+          <w:kern w:val="0"/>
+          <w:sz w:val="24"/>
+          <w:szCs w:val="24"/>
+          <w:lang w:eastAsia="en-ZA"/>
+          <w14:ligatures w14:val="none"/>
+        </w:rPr>
+        <w:t xml:space="preserve"> – manage venues and booking requests. </w:t>
       </w:r>
     </w:p>
     <w:p>
       <w:pPr>
         <w:numPr>
           <w:ilvl w:val="0"/>
-          <w:numId w:val="2"/>
+          <w:numId w:val="20"/>
         </w:numPr>
-      </w:pPr>
-      <w:r>
-        <w:rPr>
-          <w:lang w:val="es-ES"/>
-        </w:rPr>
-        <w:t xml:space="preserve">Heera, R. S., Surya, S., &amp; Arunkumar, P. (2025). </w:t>
-      </w:r>
-      <w:r>
-        <w:rPr>
-          <w:i/>
-          <w:iCs/>
-        </w:rPr>
-        <w:t>Campus venue booking</w:t>
-      </w:r>
-      <w:r>
-        <w:t xml:space="preserve">. </w:t>
-      </w:r>
-      <w:r>
-        <w:rPr>
-          <w:i/>
-          <w:iCs/>
-        </w:rPr>
-        <w:t>International Research Journal of Engineering Design and Technology, 7</w:t>
-      </w:r>
-      <w:r>
-        <w:t xml:space="preserve">(3). </w:t>
+        <w:spacing w:before="100" w:beforeAutospacing="1" w:after="100" w:afterAutospacing="1" w:line="240" w:lineRule="auto"/>
+        <w:rPr>
+          <w:rFonts w:ascii="Times New Roman" w:eastAsia="Times New Roman" w:hAnsi="Times New Roman" w:cs="Times New Roman"/>
+          <w:kern w:val="0"/>
+          <w:sz w:val="24"/>
+          <w:szCs w:val="24"/>
+          <w:lang w:eastAsia="en-ZA"/>
+          <w14:ligatures w14:val="none"/>
+        </w:rPr>
+      </w:pPr>
+      <w:r>
+        <w:rPr>
+          <w:rFonts w:ascii="Times New Roman" w:eastAsia="Times New Roman" w:hAnsi="Times New Roman" w:cs="Times New Roman"/>
+          <w:b/>
+          <w:bCs/>
+          <w:kern w:val="0"/>
+          <w:sz w:val="24"/>
+          <w:szCs w:val="24"/>
+          <w:lang w:eastAsia="en-ZA"/>
+          <w14:ligatures w14:val="none"/>
+        </w:rPr>
+        <w:t>Internal university users</w:t>
+      </w:r>
+      <w:r>
+        <w:rPr>
+          <w:rFonts w:ascii="Times New Roman" w:eastAsia="Times New Roman" w:hAnsi="Times New Roman" w:cs="Times New Roman"/>
+          <w:kern w:val="0"/>
+          <w:sz w:val="24"/>
+          <w:szCs w:val="24"/>
+          <w:lang w:eastAsia="en-ZA"/>
+          <w14:ligatures w14:val="none"/>
+        </w:rPr>
+        <w:t xml:space="preserve"> – staff, departments and student organisations requiring venues. </w:t>
       </w:r>
     </w:p>
     <w:p>
       <w:pPr>
         <w:numPr>
           <w:ilvl w:val="0"/>
-          <w:numId w:val="2"/>
+          <w:numId w:val="20"/>
         </w:numPr>
-      </w:pPr>
-      <w:proofErr w:type="spellStart"/>
-      <w:r>
-        <w:t>Khamaruzaman</w:t>
-      </w:r>
-      <w:proofErr w:type="spellEnd"/>
-      <w:r>
-        <w:t xml:space="preserve">, [verify author details], et al. (2025). </w:t>
-      </w:r>
-      <w:r>
-        <w:rPr>
-          <w:i/>
-          <w:iCs/>
-        </w:rPr>
-        <w:t>Smart space: A booking solution for architecture schools</w:t>
-      </w:r>
-      <w:r>
-        <w:t xml:space="preserve">. Universiti </w:t>
-      </w:r>
-      <w:proofErr w:type="spellStart"/>
-      <w:r>
-        <w:t>Teknologi</w:t>
-      </w:r>
-      <w:proofErr w:type="spellEnd"/>
-      <w:r>
-        <w:t xml:space="preserve"> MARA Institutional Repository. </w:t>
-      </w:r>
-      <w:hyperlink r:id="rId8" w:tgtFrame="_blank" w:history="1">
-        <w:r>
-          <w:rPr>
-            <w:rStyle w:val="Hyperlink"/>
-          </w:rPr>
-          <w:t>UiTM Institutional Repository record</w:t>
-        </w:r>
-      </w:hyperlink>
-      <w:r>
-        <w:t xml:space="preserve"> </w:t>
+        <w:spacing w:before="100" w:beforeAutospacing="1" w:after="100" w:afterAutospacing="1" w:line="240" w:lineRule="auto"/>
+        <w:rPr>
+          <w:rFonts w:ascii="Times New Roman" w:eastAsia="Times New Roman" w:hAnsi="Times New Roman" w:cs="Times New Roman"/>
+          <w:kern w:val="0"/>
+          <w:sz w:val="24"/>
+          <w:szCs w:val="24"/>
+          <w:lang w:eastAsia="en-ZA"/>
+          <w14:ligatures w14:val="none"/>
+        </w:rPr>
+      </w:pPr>
+      <w:r>
+        <w:rPr>
+          <w:rFonts w:ascii="Times New Roman" w:eastAsia="Times New Roman" w:hAnsi="Times New Roman" w:cs="Times New Roman"/>
+          <w:b/>
+          <w:bCs/>
+          <w:kern w:val="0"/>
+          <w:sz w:val="24"/>
+          <w:szCs w:val="24"/>
+          <w:lang w:eastAsia="en-ZA"/>
+          <w14:ligatures w14:val="none"/>
+        </w:rPr>
+        <w:t>External event organisers</w:t>
+      </w:r>
+      <w:r>
+        <w:rPr>
+          <w:rFonts w:ascii="Times New Roman" w:eastAsia="Times New Roman" w:hAnsi="Times New Roman" w:cs="Times New Roman"/>
+          <w:kern w:val="0"/>
+          <w:sz w:val="24"/>
+          <w:szCs w:val="24"/>
+          <w:lang w:eastAsia="en-ZA"/>
+          <w14:ligatures w14:val="none"/>
+        </w:rPr>
+        <w:t xml:space="preserve"> – users who may request Conference Centre facilities. </w:t>
       </w:r>
     </w:p>
     <w:p>
       <w:pPr>
         <w:numPr>
           <w:ilvl w:val="0"/>
-          <w:numId w:val="2"/>
+          <w:numId w:val="20"/>
         </w:numPr>
-      </w:pPr>
-      <w:r>
-        <w:t xml:space="preserve">Nelson Mandela University. (2026). </w:t>
-      </w:r>
-      <w:r>
-        <w:rPr>
-          <w:i/>
-          <w:iCs/>
-        </w:rPr>
-        <w:t>Venue lecture timetable</w:t>
-      </w:r>
-      <w:r>
-        <w:t xml:space="preserve">. NMU Venue Timetable </w:t>
+        <w:spacing w:before="100" w:beforeAutospacing="1" w:after="100" w:afterAutospacing="1" w:line="240" w:lineRule="auto"/>
+        <w:rPr>
+          <w:rFonts w:ascii="Times New Roman" w:eastAsia="Times New Roman" w:hAnsi="Times New Roman" w:cs="Times New Roman"/>
+          <w:kern w:val="0"/>
+          <w:sz w:val="24"/>
+          <w:szCs w:val="24"/>
+          <w:lang w:eastAsia="en-ZA"/>
+          <w14:ligatures w14:val="none"/>
+        </w:rPr>
+      </w:pPr>
+      <w:r>
+        <w:rPr>
+          <w:rFonts w:ascii="Times New Roman" w:eastAsia="Times New Roman" w:hAnsi="Times New Roman" w:cs="Times New Roman"/>
+          <w:b/>
+          <w:bCs/>
+          <w:kern w:val="0"/>
+          <w:sz w:val="24"/>
+          <w:szCs w:val="24"/>
+          <w:lang w:eastAsia="en-ZA"/>
+          <w14:ligatures w14:val="none"/>
+        </w:rPr>
+        <w:t>Project team</w:t>
+      </w:r>
+      <w:r>
+        <w:rPr>
+          <w:rFonts w:ascii="Times New Roman" w:eastAsia="Times New Roman" w:hAnsi="Times New Roman" w:cs="Times New Roman"/>
+          <w:kern w:val="0"/>
+          <w:sz w:val="24"/>
+          <w:szCs w:val="24"/>
+          <w:lang w:eastAsia="en-ZA"/>
+          <w14:ligatures w14:val="none"/>
+        </w:rPr>
+        <w:t xml:space="preserve"> – responsible for analysing, designing and developing the system. </w:t>
       </w:r>
     </w:p>
     <w:p>
       <w:pPr>
         <w:numPr>
           <w:ilvl w:val="0"/>
-          <w:numId w:val="2"/>
+          <w:numId w:val="20"/>
         </w:numPr>
-      </w:pPr>
-      <w:r>
-        <w:t xml:space="preserve">Nelson Mandela University. (n.d.). </w:t>
-      </w:r>
-      <w:r>
-        <w:rPr>
-          <w:i/>
-          <w:iCs/>
-        </w:rPr>
-        <w:t>Function facilities (external usage)</w:t>
-      </w:r>
-      <w:r>
-        <w:t xml:space="preserve"> [PDF]. </w:t>
-      </w:r>
-      <w:hyperlink r:id="rId9" w:tgtFrame="_blank" w:history="1">
-        <w:r>
-          <w:rPr>
-            <w:rStyle w:val="Hyperlink"/>
-          </w:rPr>
-          <w:t>NMU external venue information</w:t>
-        </w:r>
-      </w:hyperlink>
-    </w:p>
+        <w:spacing w:before="100" w:beforeAutospacing="1" w:after="100" w:afterAutospacing="1" w:line="240" w:lineRule="auto"/>
+        <w:rPr>
+          <w:rFonts w:ascii="Times New Roman" w:eastAsia="Times New Roman" w:hAnsi="Times New Roman" w:cs="Times New Roman"/>
+          <w:kern w:val="0"/>
+          <w:sz w:val="24"/>
+          <w:szCs w:val="24"/>
+          <w:lang w:eastAsia="en-ZA"/>
+          <w14:ligatures w14:val="none"/>
+        </w:rPr>
+      </w:pPr>
+      <w:r>
+        <w:rPr>
+          <w:rFonts w:ascii="Times New Roman" w:eastAsia="Times New Roman" w:hAnsi="Times New Roman" w:cs="Times New Roman"/>
+          <w:b/>
+          <w:bCs/>
+          <w:kern w:val="0"/>
+          <w:sz w:val="24"/>
+          <w:szCs w:val="24"/>
+          <w:lang w:eastAsia="en-ZA"/>
+          <w14:ligatures w14:val="none"/>
+        </w:rPr>
+        <w:t>Project lecturer/supervisor</w:t>
+      </w:r>
+      <w:r>
+        <w:rPr>
+          <w:rFonts w:ascii="Times New Roman" w:eastAsia="Times New Roman" w:hAnsi="Times New Roman" w:cs="Times New Roman"/>
+          <w:kern w:val="0"/>
+          <w:sz w:val="24"/>
+          <w:szCs w:val="24"/>
+          <w:lang w:eastAsia="en-ZA"/>
+          <w14:ligatures w14:val="none"/>
+        </w:rPr>
+        <w:t xml:space="preserve"> – provides academic guidance and feedback. </w:t>
+      </w:r>
+    </w:p>
+    <w:p>
+      <w:pPr>
+        <w:numPr>
+          <w:ilvl w:val="0"/>
+          <w:numId w:val="20"/>
+        </w:numPr>
+        <w:spacing w:before="100" w:beforeAutospacing="1" w:after="100" w:afterAutospacing="1" w:line="240" w:lineRule="auto"/>
+        <w:rPr>
+          <w:rFonts w:ascii="Times New Roman" w:eastAsia="Times New Roman" w:hAnsi="Times New Roman" w:cs="Times New Roman"/>
+          <w:kern w:val="0"/>
+          <w:sz w:val="24"/>
+          <w:szCs w:val="24"/>
+          <w:lang w:eastAsia="en-ZA"/>
+          <w14:ligatures w14:val="none"/>
+        </w:rPr>
+      </w:pPr>
+      <w:r>
+        <w:rPr>
+          <w:rFonts w:ascii="Times New Roman" w:eastAsia="Times New Roman" w:hAnsi="Times New Roman" w:cs="Times New Roman"/>
+          <w:b/>
+          <w:bCs/>
+          <w:kern w:val="0"/>
+          <w:sz w:val="24"/>
+          <w:szCs w:val="24"/>
+          <w:lang w:eastAsia="en-ZA"/>
+          <w14:ligatures w14:val="none"/>
+        </w:rPr>
+        <w:t>Nelson Mandela University</w:t>
+      </w:r>
+      <w:r>
+        <w:rPr>
+          <w:rFonts w:ascii="Times New Roman" w:eastAsia="Times New Roman" w:hAnsi="Times New Roman" w:cs="Times New Roman"/>
+          <w:kern w:val="0"/>
+          <w:sz w:val="24"/>
+          <w:szCs w:val="24"/>
+          <w:lang w:eastAsia="en-ZA"/>
+          <w14:ligatures w14:val="none"/>
+        </w:rPr>
+        <w:t xml:space="preserve"> – potential future organisational stakeholder. </w:t>
+      </w:r>
+    </w:p>
+    <w:p>
+      <w:pPr>
+        <w:spacing w:before="100" w:beforeAutospacing="1" w:after="100" w:afterAutospacing="1" w:line="240" w:lineRule="auto"/>
+        <w:outlineLvl w:val="1"/>
+        <w:rPr>
+          <w:rFonts w:ascii="Times New Roman" w:eastAsia="Times New Roman" w:hAnsi="Times New Roman" w:cs="Times New Roman"/>
+          <w:b/>
+          <w:bCs/>
+          <w:kern w:val="0"/>
+          <w:sz w:val="36"/>
+          <w:szCs w:val="36"/>
+          <w:lang w:eastAsia="en-ZA"/>
+          <w14:ligatures w14:val="none"/>
+        </w:rPr>
+      </w:pPr>
+      <w:r>
+        <w:rPr>
+          <w:rFonts w:ascii="Times New Roman" w:eastAsia="Times New Roman" w:hAnsi="Times New Roman" w:cs="Times New Roman"/>
+          <w:b/>
+          <w:bCs/>
+          <w:kern w:val="0"/>
+          <w:sz w:val="36"/>
+          <w:szCs w:val="36"/>
+          <w:lang w:eastAsia="en-ZA"/>
+          <w14:ligatures w14:val="none"/>
+        </w:rPr>
+        <w:t>1.5.3 Deliverables</w:t>
+      </w:r>
+    </w:p>
+    <w:p>
+      <w:pPr>
+        <w:spacing w:before="100" w:beforeAutospacing="1" w:after="100" w:afterAutospacing="1" w:line="240" w:lineRule="auto"/>
+        <w:rPr>
+          <w:rFonts w:ascii="Times New Roman" w:eastAsia="Times New Roman" w:hAnsi="Times New Roman" w:cs="Times New Roman"/>
+          <w:kern w:val="0"/>
+          <w:sz w:val="24"/>
+          <w:szCs w:val="24"/>
+          <w:lang w:eastAsia="en-ZA"/>
+          <w14:ligatures w14:val="none"/>
+        </w:rPr>
+      </w:pPr>
+      <w:r>
+        <w:rPr>
+          <w:rFonts w:ascii="Times New Roman" w:eastAsia="Times New Roman" w:hAnsi="Times New Roman" w:cs="Times New Roman"/>
+          <w:kern w:val="0"/>
+          <w:sz w:val="24"/>
+          <w:szCs w:val="24"/>
+          <w:lang w:eastAsia="en-ZA"/>
+          <w14:ligatures w14:val="none"/>
+        </w:rPr>
+        <w:lastRenderedPageBreak/>
+        <w:t>The project is expected to deliver:</w:t>
+      </w:r>
+    </w:p>
+    <w:p>
+      <w:pPr>
+        <w:numPr>
+          <w:ilvl w:val="0"/>
+          <w:numId w:val="21"/>
+        </w:numPr>
+        <w:spacing w:before="100" w:beforeAutospacing="1" w:after="100" w:afterAutospacing="1" w:line="240" w:lineRule="auto"/>
+        <w:rPr>
+          <w:rFonts w:ascii="Times New Roman" w:eastAsia="Times New Roman" w:hAnsi="Times New Roman" w:cs="Times New Roman"/>
+          <w:kern w:val="0"/>
+          <w:sz w:val="24"/>
+          <w:szCs w:val="24"/>
+          <w:lang w:eastAsia="en-ZA"/>
+          <w14:ligatures w14:val="none"/>
+        </w:rPr>
+      </w:pPr>
+      <w:r>
+        <w:rPr>
+          <w:rFonts w:ascii="Times New Roman" w:eastAsia="Times New Roman" w:hAnsi="Times New Roman" w:cs="Times New Roman"/>
+          <w:kern w:val="0"/>
+          <w:sz w:val="24"/>
+          <w:szCs w:val="24"/>
+          <w:lang w:eastAsia="en-ZA"/>
+          <w14:ligatures w14:val="none"/>
+        </w:rPr>
+        <w:t xml:space="preserve">A web-based venue and event booking system. </w:t>
+      </w:r>
+    </w:p>
+    <w:p>
+      <w:pPr>
+        <w:numPr>
+          <w:ilvl w:val="0"/>
+          <w:numId w:val="21"/>
+        </w:numPr>
+        <w:spacing w:before="100" w:beforeAutospacing="1" w:after="100" w:afterAutospacing="1" w:line="240" w:lineRule="auto"/>
+        <w:rPr>
+          <w:rFonts w:ascii="Times New Roman" w:eastAsia="Times New Roman" w:hAnsi="Times New Roman" w:cs="Times New Roman"/>
+          <w:kern w:val="0"/>
+          <w:sz w:val="24"/>
+          <w:szCs w:val="24"/>
+          <w:lang w:eastAsia="en-ZA"/>
+          <w14:ligatures w14:val="none"/>
+        </w:rPr>
+      </w:pPr>
+      <w:r>
+        <w:rPr>
+          <w:rFonts w:ascii="Times New Roman" w:eastAsia="Times New Roman" w:hAnsi="Times New Roman" w:cs="Times New Roman"/>
+          <w:kern w:val="0"/>
+          <w:sz w:val="24"/>
+          <w:szCs w:val="24"/>
+          <w:lang w:eastAsia="en-ZA"/>
+          <w14:ligatures w14:val="none"/>
+        </w:rPr>
+        <w:t xml:space="preserve">A database for managing users, venues, events and bookings. </w:t>
+      </w:r>
+    </w:p>
+    <w:p>
+      <w:pPr>
+        <w:numPr>
+          <w:ilvl w:val="0"/>
+          <w:numId w:val="21"/>
+        </w:numPr>
+        <w:spacing w:before="100" w:beforeAutospacing="1" w:after="100" w:afterAutospacing="1" w:line="240" w:lineRule="auto"/>
+        <w:rPr>
+          <w:rFonts w:ascii="Times New Roman" w:eastAsia="Times New Roman" w:hAnsi="Times New Roman" w:cs="Times New Roman"/>
+          <w:kern w:val="0"/>
+          <w:sz w:val="24"/>
+          <w:szCs w:val="24"/>
+          <w:lang w:eastAsia="en-ZA"/>
+          <w14:ligatures w14:val="none"/>
+        </w:rPr>
+      </w:pPr>
+      <w:r>
+        <w:rPr>
+          <w:rFonts w:ascii="Times New Roman" w:eastAsia="Times New Roman" w:hAnsi="Times New Roman" w:cs="Times New Roman"/>
+          <w:kern w:val="0"/>
+          <w:sz w:val="24"/>
+          <w:szCs w:val="24"/>
+          <w:lang w:eastAsia="en-ZA"/>
+          <w14:ligatures w14:val="none"/>
+        </w:rPr>
+        <w:t xml:space="preserve">User authentication and role-based access. </w:t>
+      </w:r>
+    </w:p>
+    <w:p>
+      <w:pPr>
+        <w:numPr>
+          <w:ilvl w:val="0"/>
+          <w:numId w:val="21"/>
+        </w:numPr>
+        <w:spacing w:before="100" w:beforeAutospacing="1" w:after="100" w:afterAutospacing="1" w:line="240" w:lineRule="auto"/>
+        <w:rPr>
+          <w:rFonts w:ascii="Times New Roman" w:eastAsia="Times New Roman" w:hAnsi="Times New Roman" w:cs="Times New Roman"/>
+          <w:kern w:val="0"/>
+          <w:sz w:val="24"/>
+          <w:szCs w:val="24"/>
+          <w:lang w:eastAsia="en-ZA"/>
+          <w14:ligatures w14:val="none"/>
+        </w:rPr>
+      </w:pPr>
+      <w:r>
+        <w:rPr>
+          <w:rFonts w:ascii="Times New Roman" w:eastAsia="Times New Roman" w:hAnsi="Times New Roman" w:cs="Times New Roman"/>
+          <w:kern w:val="0"/>
+          <w:sz w:val="24"/>
+          <w:szCs w:val="24"/>
+          <w:lang w:eastAsia="en-ZA"/>
+          <w14:ligatures w14:val="none"/>
+        </w:rPr>
+        <w:t xml:space="preserve">Venue information and availability management. </w:t>
+      </w:r>
+    </w:p>
+    <w:p>
+      <w:pPr>
+        <w:numPr>
+          <w:ilvl w:val="0"/>
+          <w:numId w:val="21"/>
+        </w:numPr>
+        <w:spacing w:before="100" w:beforeAutospacing="1" w:after="100" w:afterAutospacing="1" w:line="240" w:lineRule="auto"/>
+        <w:rPr>
+          <w:rFonts w:ascii="Times New Roman" w:eastAsia="Times New Roman" w:hAnsi="Times New Roman" w:cs="Times New Roman"/>
+          <w:kern w:val="0"/>
+          <w:sz w:val="24"/>
+          <w:szCs w:val="24"/>
+          <w:lang w:eastAsia="en-ZA"/>
+          <w14:ligatures w14:val="none"/>
+        </w:rPr>
+      </w:pPr>
+      <w:r>
+        <w:rPr>
+          <w:rFonts w:ascii="Times New Roman" w:eastAsia="Times New Roman" w:hAnsi="Times New Roman" w:cs="Times New Roman"/>
+          <w:kern w:val="0"/>
+          <w:sz w:val="24"/>
+          <w:szCs w:val="24"/>
+          <w:lang w:eastAsia="en-ZA"/>
+          <w14:ligatures w14:val="none"/>
+        </w:rPr>
+        <w:t xml:space="preserve">Venue search and filtering. </w:t>
+      </w:r>
+    </w:p>
+    <w:p>
+      <w:pPr>
+        <w:numPr>
+          <w:ilvl w:val="0"/>
+          <w:numId w:val="21"/>
+        </w:numPr>
+        <w:spacing w:before="100" w:beforeAutospacing="1" w:after="100" w:afterAutospacing="1" w:line="240" w:lineRule="auto"/>
+        <w:rPr>
+          <w:rFonts w:ascii="Times New Roman" w:eastAsia="Times New Roman" w:hAnsi="Times New Roman" w:cs="Times New Roman"/>
+          <w:kern w:val="0"/>
+          <w:sz w:val="24"/>
+          <w:szCs w:val="24"/>
+          <w:lang w:eastAsia="en-ZA"/>
+          <w14:ligatures w14:val="none"/>
+        </w:rPr>
+      </w:pPr>
+      <w:r>
+        <w:rPr>
+          <w:rFonts w:ascii="Times New Roman" w:eastAsia="Times New Roman" w:hAnsi="Times New Roman" w:cs="Times New Roman"/>
+          <w:kern w:val="0"/>
+          <w:sz w:val="24"/>
+          <w:szCs w:val="24"/>
+          <w:lang w:eastAsia="en-ZA"/>
+          <w14:ligatures w14:val="none"/>
+        </w:rPr>
+        <w:t xml:space="preserve">Booking request and approval functionality. </w:t>
+      </w:r>
+    </w:p>
+    <w:p>
+      <w:pPr>
+        <w:numPr>
+          <w:ilvl w:val="0"/>
+          <w:numId w:val="21"/>
+        </w:numPr>
+        <w:spacing w:before="100" w:beforeAutospacing="1" w:after="100" w:afterAutospacing="1" w:line="240" w:lineRule="auto"/>
+        <w:rPr>
+          <w:rFonts w:ascii="Times New Roman" w:eastAsia="Times New Roman" w:hAnsi="Times New Roman" w:cs="Times New Roman"/>
+          <w:kern w:val="0"/>
+          <w:sz w:val="24"/>
+          <w:szCs w:val="24"/>
+          <w:lang w:eastAsia="en-ZA"/>
+          <w14:ligatures w14:val="none"/>
+        </w:rPr>
+      </w:pPr>
+      <w:r>
+        <w:rPr>
+          <w:rFonts w:ascii="Times New Roman" w:eastAsia="Times New Roman" w:hAnsi="Times New Roman" w:cs="Times New Roman"/>
+          <w:kern w:val="0"/>
+          <w:sz w:val="24"/>
+          <w:szCs w:val="24"/>
+          <w:lang w:eastAsia="en-ZA"/>
+          <w14:ligatures w14:val="none"/>
+        </w:rPr>
+        <w:t xml:space="preserve">Administrative management functionality. </w:t>
+      </w:r>
+    </w:p>
+    <w:p>
+      <w:pPr>
+        <w:numPr>
+          <w:ilvl w:val="0"/>
+          <w:numId w:val="21"/>
+        </w:numPr>
+        <w:spacing w:before="100" w:beforeAutospacing="1" w:after="100" w:afterAutospacing="1" w:line="240" w:lineRule="auto"/>
+        <w:rPr>
+          <w:rFonts w:ascii="Times New Roman" w:eastAsia="Times New Roman" w:hAnsi="Times New Roman" w:cs="Times New Roman"/>
+          <w:kern w:val="0"/>
+          <w:sz w:val="24"/>
+          <w:szCs w:val="24"/>
+          <w:lang w:eastAsia="en-ZA"/>
+          <w14:ligatures w14:val="none"/>
+        </w:rPr>
+      </w:pPr>
+      <w:r>
+        <w:rPr>
+          <w:rFonts w:ascii="Times New Roman" w:eastAsia="Times New Roman" w:hAnsi="Times New Roman" w:cs="Times New Roman"/>
+          <w:kern w:val="0"/>
+          <w:sz w:val="24"/>
+          <w:szCs w:val="24"/>
+          <w:lang w:eastAsia="en-ZA"/>
+          <w14:ligatures w14:val="none"/>
+        </w:rPr>
+        <w:t xml:space="preserve">Notifications and booking status updates. </w:t>
+      </w:r>
+    </w:p>
+    <w:p>
+      <w:pPr>
+        <w:numPr>
+          <w:ilvl w:val="0"/>
+          <w:numId w:val="21"/>
+        </w:numPr>
+        <w:spacing w:before="100" w:beforeAutospacing="1" w:after="100" w:afterAutospacing="1" w:line="240" w:lineRule="auto"/>
+        <w:rPr>
+          <w:rFonts w:ascii="Times New Roman" w:eastAsia="Times New Roman" w:hAnsi="Times New Roman" w:cs="Times New Roman"/>
+          <w:kern w:val="0"/>
+          <w:sz w:val="24"/>
+          <w:szCs w:val="24"/>
+          <w:lang w:eastAsia="en-ZA"/>
+          <w14:ligatures w14:val="none"/>
+        </w:rPr>
+      </w:pPr>
+      <w:r>
+        <w:rPr>
+          <w:rFonts w:ascii="Times New Roman" w:eastAsia="Times New Roman" w:hAnsi="Times New Roman" w:cs="Times New Roman"/>
+          <w:kern w:val="0"/>
+          <w:sz w:val="24"/>
+          <w:szCs w:val="24"/>
+          <w:lang w:eastAsia="en-ZA"/>
+          <w14:ligatures w14:val="none"/>
+        </w:rPr>
+        <w:t xml:space="preserve">Basic reporting functionality. </w:t>
+      </w:r>
+    </w:p>
+    <w:p>
+      <w:pPr>
+        <w:numPr>
+          <w:ilvl w:val="0"/>
+          <w:numId w:val="21"/>
+        </w:numPr>
+        <w:spacing w:before="100" w:beforeAutospacing="1" w:after="100" w:afterAutospacing="1" w:line="240" w:lineRule="auto"/>
+        <w:rPr>
+          <w:rFonts w:ascii="Times New Roman" w:eastAsia="Times New Roman" w:hAnsi="Times New Roman" w:cs="Times New Roman"/>
+          <w:kern w:val="0"/>
+          <w:sz w:val="24"/>
+          <w:szCs w:val="24"/>
+          <w:lang w:eastAsia="en-ZA"/>
+          <w14:ligatures w14:val="none"/>
+        </w:rPr>
+      </w:pPr>
+      <w:r>
+        <w:rPr>
+          <w:rFonts w:ascii="Times New Roman" w:eastAsia="Times New Roman" w:hAnsi="Times New Roman" w:cs="Times New Roman"/>
+          <w:kern w:val="0"/>
+          <w:sz w:val="24"/>
+          <w:szCs w:val="24"/>
+          <w:lang w:eastAsia="en-ZA"/>
+          <w14:ligatures w14:val="none"/>
+        </w:rPr>
+        <w:t xml:space="preserve">Testing documentation. </w:t>
+      </w:r>
+    </w:p>
+    <w:p>
+      <w:pPr>
+        <w:numPr>
+          <w:ilvl w:val="0"/>
+          <w:numId w:val="21"/>
+        </w:numPr>
+        <w:spacing w:before="100" w:beforeAutospacing="1" w:after="100" w:afterAutospacing="1" w:line="240" w:lineRule="auto"/>
+        <w:rPr>
+          <w:rFonts w:ascii="Times New Roman" w:eastAsia="Times New Roman" w:hAnsi="Times New Roman" w:cs="Times New Roman"/>
+          <w:kern w:val="0"/>
+          <w:sz w:val="24"/>
+          <w:szCs w:val="24"/>
+          <w:lang w:eastAsia="en-ZA"/>
+          <w14:ligatures w14:val="none"/>
+        </w:rPr>
+      </w:pPr>
+      <w:r>
+        <w:rPr>
+          <w:rFonts w:ascii="Times New Roman" w:eastAsia="Times New Roman" w:hAnsi="Times New Roman" w:cs="Times New Roman"/>
+          <w:kern w:val="0"/>
+          <w:sz w:val="24"/>
+          <w:szCs w:val="24"/>
+          <w:lang w:eastAsia="en-ZA"/>
+          <w14:ligatures w14:val="none"/>
+        </w:rPr>
+        <w:t xml:space="preserve">User documentation. </w:t>
+      </w:r>
+    </w:p>
+    <w:p>
+      <w:pPr>
+        <w:numPr>
+          <w:ilvl w:val="0"/>
+          <w:numId w:val="21"/>
+        </w:numPr>
+        <w:spacing w:before="100" w:beforeAutospacing="1" w:after="100" w:afterAutospacing="1" w:line="240" w:lineRule="auto"/>
+        <w:rPr>
+          <w:rFonts w:ascii="Times New Roman" w:eastAsia="Times New Roman" w:hAnsi="Times New Roman" w:cs="Times New Roman"/>
+          <w:kern w:val="0"/>
+          <w:sz w:val="24"/>
+          <w:szCs w:val="24"/>
+          <w:lang w:eastAsia="en-ZA"/>
+          <w14:ligatures w14:val="none"/>
+        </w:rPr>
+      </w:pPr>
+      <w:r>
+        <w:rPr>
+          <w:rFonts w:ascii="Times New Roman" w:eastAsia="Times New Roman" w:hAnsi="Times New Roman" w:cs="Times New Roman"/>
+          <w:kern w:val="0"/>
+          <w:sz w:val="24"/>
+          <w:szCs w:val="24"/>
+          <w:lang w:eastAsia="en-ZA"/>
+          <w14:ligatures w14:val="none"/>
+        </w:rPr>
+        <w:t xml:space="preserve">Source code maintained through version control. </w:t>
+      </w:r>
+    </w:p>
+    <w:p>
+      <w:pPr>
+        <w:spacing w:before="100" w:beforeAutospacing="1" w:after="100" w:afterAutospacing="1" w:line="240" w:lineRule="auto"/>
+        <w:ind w:left="360"/>
+        <w:rPr>
+          <w:rFonts w:ascii="Times New Roman" w:eastAsia="Times New Roman" w:hAnsi="Times New Roman" w:cs="Times New Roman"/>
+          <w:kern w:val="0"/>
+          <w:sz w:val="24"/>
+          <w:szCs w:val="24"/>
+          <w:lang w:eastAsia="en-ZA"/>
+          <w14:ligatures w14:val="none"/>
+        </w:rPr>
+      </w:pPr>
+    </w:p>
+    <w:p>
+      <w:pPr>
+        <w:rPr>
+          <w:b/>
+          <w:bCs/>
+        </w:rPr>
+      </w:pPr>
+      <w:r>
+        <w:rPr>
+          <w:b/>
+          <w:bCs/>
+        </w:rPr>
+        <w:t>1.6 Risk Analysis</w:t>
+      </w:r>
+    </w:p>
+    <w:p>
+      <w:r>
+        <w:t>The project may be affected by several risks relating to stakeholder availability, project scope, development time and security. These risks have been considered so that appropriate actions can be taken to reduce their likelihood or impact.</w:t>
+      </w:r>
+    </w:p>
+    <w:tbl>
+      <w:tblPr>
+        <w:tblStyle w:val="TableGrid"/>
+        <w:tblW w:w="0" w:type="auto"/>
+        <w:tblLook w:val="04A0" w:firstRow="1" w:lastRow="0" w:firstColumn="1" w:lastColumn="0" w:noHBand="0" w:noVBand="1"/>
+      </w:tblPr>
+      <w:tblGrid>
+        <w:gridCol w:w="1948"/>
+        <w:gridCol w:w="1366"/>
+        <w:gridCol w:w="1256"/>
+        <w:gridCol w:w="925"/>
+        <w:gridCol w:w="3521"/>
+      </w:tblGrid>
+      <w:tr>
+        <w:tc>
+          <w:tcPr>
+            <w:tcW w:w="0" w:type="auto"/>
+            <w:hideMark/>
+          </w:tcPr>
+          <w:p>
+            <w:pPr>
+              <w:spacing w:after="160" w:line="259" w:lineRule="auto"/>
+              <w:rPr>
+                <w:b/>
+                <w:bCs/>
+              </w:rPr>
+            </w:pPr>
+            <w:r>
+              <w:rPr>
+                <w:b/>
+                <w:bCs/>
+              </w:rPr>
+              <w:t>Risk</w:t>
+            </w:r>
+          </w:p>
+        </w:tc>
+        <w:tc>
+          <w:tcPr>
+            <w:tcW w:w="0" w:type="auto"/>
+            <w:hideMark/>
+          </w:tcPr>
+          <w:p>
+            <w:pPr>
+              <w:spacing w:after="160" w:line="259" w:lineRule="auto"/>
+              <w:rPr>
+                <w:b/>
+                <w:bCs/>
+              </w:rPr>
+            </w:pPr>
+            <w:r>
+              <w:rPr>
+                <w:b/>
+                <w:bCs/>
+              </w:rPr>
+              <w:t>Type</w:t>
+            </w:r>
+          </w:p>
+        </w:tc>
+        <w:tc>
+          <w:tcPr>
+            <w:tcW w:w="0" w:type="auto"/>
+            <w:hideMark/>
+          </w:tcPr>
+          <w:p>
+            <w:pPr>
+              <w:spacing w:after="160" w:line="259" w:lineRule="auto"/>
+              <w:rPr>
+                <w:b/>
+                <w:bCs/>
+              </w:rPr>
+            </w:pPr>
+            <w:r>
+              <w:rPr>
+                <w:b/>
+                <w:bCs/>
+              </w:rPr>
+              <w:t>Likelihood</w:t>
+            </w:r>
+          </w:p>
+        </w:tc>
+        <w:tc>
+          <w:tcPr>
+            <w:tcW w:w="0" w:type="auto"/>
+            <w:hideMark/>
+          </w:tcPr>
+          <w:p>
+            <w:pPr>
+              <w:spacing w:after="160" w:line="259" w:lineRule="auto"/>
+              <w:rPr>
+                <w:b/>
+                <w:bCs/>
+              </w:rPr>
+            </w:pPr>
+            <w:r>
+              <w:rPr>
+                <w:b/>
+                <w:bCs/>
+              </w:rPr>
+              <w:t>Impact</w:t>
+            </w:r>
+          </w:p>
+        </w:tc>
+        <w:tc>
+          <w:tcPr>
+            <w:tcW w:w="0" w:type="auto"/>
+            <w:hideMark/>
+          </w:tcPr>
+          <w:p>
+            <w:pPr>
+              <w:spacing w:after="160" w:line="259" w:lineRule="auto"/>
+              <w:rPr>
+                <w:b/>
+                <w:bCs/>
+              </w:rPr>
+            </w:pPr>
+            <w:r>
+              <w:rPr>
+                <w:b/>
+                <w:bCs/>
+              </w:rPr>
+              <w:t>Treatment</w:t>
+            </w:r>
+          </w:p>
+        </w:tc>
+      </w:tr>
+      <w:tr>
+        <w:tc>
+          <w:tcPr>
+            <w:tcW w:w="0" w:type="auto"/>
+            <w:hideMark/>
+          </w:tcPr>
+          <w:p>
+            <w:pPr>
+              <w:spacing w:after="160" w:line="259" w:lineRule="auto"/>
+            </w:pPr>
+            <w:r>
+              <w:rPr>
+                <w:b/>
+                <w:bCs/>
+              </w:rPr>
+              <w:t>Limited stakeholder availability and feedback</w:t>
+            </w:r>
+          </w:p>
+        </w:tc>
+        <w:tc>
+          <w:tcPr>
+            <w:tcW w:w="0" w:type="auto"/>
+            <w:hideMark/>
+          </w:tcPr>
+          <w:p>
+            <w:pPr>
+              <w:spacing w:after="160" w:line="259" w:lineRule="auto"/>
+            </w:pPr>
+            <w:r>
+              <w:t>Minimizable</w:t>
+            </w:r>
+          </w:p>
+        </w:tc>
+        <w:tc>
+          <w:tcPr>
+            <w:tcW w:w="0" w:type="auto"/>
+            <w:hideMark/>
+          </w:tcPr>
+          <w:p>
+            <w:pPr>
+              <w:spacing w:after="160" w:line="259" w:lineRule="auto"/>
+            </w:pPr>
+            <w:r>
+              <w:t>Hig</w:t>
+            </w:r>
+            <w:r>
+              <w:t>h</w:t>
+            </w:r>
+          </w:p>
+        </w:tc>
+        <w:tc>
+          <w:tcPr>
+            <w:tcW w:w="0" w:type="auto"/>
+            <w:hideMark/>
+          </w:tcPr>
+          <w:p>
+            <w:pPr>
+              <w:spacing w:after="160" w:line="259" w:lineRule="auto"/>
+            </w:pPr>
+            <w:r>
+              <w:t>High</w:t>
+            </w:r>
+          </w:p>
+        </w:tc>
+        <w:tc>
+          <w:tcPr>
+            <w:tcW w:w="0" w:type="auto"/>
+            <w:hideMark/>
+          </w:tcPr>
+          <w:p>
+            <w:pPr>
+              <w:spacing w:after="160" w:line="259" w:lineRule="auto"/>
+            </w:pPr>
+            <w:r>
+              <w:t>Continue development using preliminary investigation, existing university information, literature and related-system research. Attempt to obtain stakeholder feedback where possible and incorporate it into later iterations.</w:t>
+            </w:r>
+          </w:p>
+        </w:tc>
+      </w:tr>
+      <w:tr>
+        <w:tc>
+          <w:tcPr>
+            <w:tcW w:w="0" w:type="auto"/>
+            <w:hideMark/>
+          </w:tcPr>
+          <w:p>
+            <w:pPr>
+              <w:spacing w:after="160" w:line="259" w:lineRule="auto"/>
+            </w:pPr>
+            <w:r>
+              <w:rPr>
+                <w:b/>
+                <w:bCs/>
+              </w:rPr>
+              <w:t>Project scope becoming too large</w:t>
+            </w:r>
+          </w:p>
+        </w:tc>
+        <w:tc>
+          <w:tcPr>
+            <w:tcW w:w="0" w:type="auto"/>
+            <w:hideMark/>
+          </w:tcPr>
+          <w:p>
+            <w:pPr>
+              <w:spacing w:after="160" w:line="259" w:lineRule="auto"/>
+            </w:pPr>
+            <w:r>
+              <w:t>Avoidable</w:t>
+            </w:r>
+          </w:p>
+        </w:tc>
+        <w:tc>
+          <w:tcPr>
+            <w:tcW w:w="0" w:type="auto"/>
+            <w:hideMark/>
+          </w:tcPr>
+          <w:p>
+            <w:pPr>
+              <w:spacing w:after="160" w:line="259" w:lineRule="auto"/>
+            </w:pPr>
+            <w:r>
+              <w:t>High</w:t>
+            </w:r>
+          </w:p>
+        </w:tc>
+        <w:tc>
+          <w:tcPr>
+            <w:tcW w:w="0" w:type="auto"/>
+            <w:hideMark/>
+          </w:tcPr>
+          <w:p>
+            <w:pPr>
+              <w:spacing w:after="160" w:line="259" w:lineRule="auto"/>
+            </w:pPr>
+            <w:r>
+              <w:t>High</w:t>
+            </w:r>
+          </w:p>
+        </w:tc>
+        <w:tc>
+          <w:tcPr>
+            <w:tcW w:w="0" w:type="auto"/>
+            <w:hideMark/>
+          </w:tcPr>
+          <w:p>
+            <w:pPr>
+              <w:spacing w:after="160" w:line="259" w:lineRule="auto"/>
+            </w:pPr>
+            <w:r>
+              <w:t>Initially limit the system to the Conference Centre. Prioritise essential booking functionality and only add other venues or optional features if sufficient time remains.</w:t>
+            </w:r>
+          </w:p>
+        </w:tc>
+      </w:tr>
+      <w:tr>
+        <w:tc>
+          <w:tcPr>
+            <w:tcW w:w="0" w:type="auto"/>
+            <w:hideMark/>
+          </w:tcPr>
+          <w:p>
+            <w:pPr>
+              <w:spacing w:after="160" w:line="259" w:lineRule="auto"/>
+            </w:pPr>
+            <w:r>
+              <w:rPr>
+                <w:b/>
+                <w:bCs/>
+              </w:rPr>
+              <w:t>Insufficient development time</w:t>
+            </w:r>
+          </w:p>
+        </w:tc>
+        <w:tc>
+          <w:tcPr>
+            <w:tcW w:w="0" w:type="auto"/>
+            <w:hideMark/>
+          </w:tcPr>
+          <w:p>
+            <w:pPr>
+              <w:spacing w:after="160" w:line="259" w:lineRule="auto"/>
+            </w:pPr>
+            <w:r>
+              <w:t>Minimizable</w:t>
+            </w:r>
+          </w:p>
+        </w:tc>
+        <w:tc>
+          <w:tcPr>
+            <w:tcW w:w="0" w:type="auto"/>
+            <w:hideMark/>
+          </w:tcPr>
+          <w:p>
+            <w:pPr>
+              <w:spacing w:after="160" w:line="259" w:lineRule="auto"/>
+            </w:pPr>
+            <w:r>
+              <w:t>High</w:t>
+            </w:r>
+          </w:p>
+        </w:tc>
+        <w:tc>
+          <w:tcPr>
+            <w:tcW w:w="0" w:type="auto"/>
+            <w:hideMark/>
+          </w:tcPr>
+          <w:p>
+            <w:pPr>
+              <w:spacing w:after="160" w:line="259" w:lineRule="auto"/>
+            </w:pPr>
+            <w:r>
+              <w:t>High</w:t>
+            </w:r>
+          </w:p>
+        </w:tc>
+        <w:tc>
+          <w:tcPr>
+            <w:tcW w:w="0" w:type="auto"/>
+            <w:hideMark/>
+          </w:tcPr>
+          <w:p>
+            <w:pPr>
+              <w:spacing w:after="160" w:line="259" w:lineRule="auto"/>
+            </w:pPr>
+            <w:r>
+              <w:t>Use weekly milestones, prioritise core functionality and begin development early. Optional features will be reduced or postponed if the project falls behind schedule.</w:t>
+            </w:r>
+          </w:p>
+        </w:tc>
+      </w:tr>
+      <w:tr>
+        <w:tc>
+          <w:tcPr>
+            <w:tcW w:w="0" w:type="auto"/>
+            <w:hideMark/>
+          </w:tcPr>
+          <w:p>
+            <w:pPr>
+              <w:spacing w:after="160" w:line="259" w:lineRule="auto"/>
+            </w:pPr>
+            <w:r>
+              <w:rPr>
+                <w:b/>
+                <w:bCs/>
+              </w:rPr>
+              <w:t>Security vulnerabilities</w:t>
+            </w:r>
+          </w:p>
+        </w:tc>
+        <w:tc>
+          <w:tcPr>
+            <w:tcW w:w="0" w:type="auto"/>
+            <w:hideMark/>
+          </w:tcPr>
+          <w:p>
+            <w:pPr>
+              <w:spacing w:after="160" w:line="259" w:lineRule="auto"/>
+            </w:pPr>
+            <w:r>
+              <w:t>Minimizable</w:t>
+            </w:r>
+          </w:p>
+        </w:tc>
+        <w:tc>
+          <w:tcPr>
+            <w:tcW w:w="0" w:type="auto"/>
+            <w:hideMark/>
+          </w:tcPr>
+          <w:p>
+            <w:pPr>
+              <w:spacing w:after="160" w:line="259" w:lineRule="auto"/>
+            </w:pPr>
+            <w:r>
+              <w:t>Medium</w:t>
+            </w:r>
+          </w:p>
+        </w:tc>
+        <w:tc>
+          <w:tcPr>
+            <w:tcW w:w="0" w:type="auto"/>
+            <w:hideMark/>
+          </w:tcPr>
+          <w:p>
+            <w:pPr>
+              <w:spacing w:after="160" w:line="259" w:lineRule="auto"/>
+            </w:pPr>
+            <w:r>
+              <w:t>High</w:t>
+            </w:r>
+          </w:p>
+        </w:tc>
+        <w:tc>
+          <w:tcPr>
+            <w:tcW w:w="0" w:type="auto"/>
+            <w:hideMark/>
+          </w:tcPr>
+          <w:p>
+            <w:pPr>
+              <w:spacing w:after="160" w:line="259" w:lineRule="auto"/>
+            </w:pPr>
+            <w:r>
+              <w:t xml:space="preserve">Implement authentication, role-based access, input validation and appropriate database security. Security will be considered </w:t>
+            </w:r>
+            <w:r>
+              <w:lastRenderedPageBreak/>
+              <w:t>throughout development and included in system testing.</w:t>
+            </w:r>
+          </w:p>
+        </w:tc>
+      </w:tr>
+    </w:tbl>
+    <w:p>
+      <w:pPr>
+        <w:rPr>
+          <w:b/>
+          <w:bCs/>
+        </w:rPr>
+      </w:pPr>
+      <w:r>
+        <w:rPr>
+          <w:b/>
+          <w:bCs/>
+        </w:rPr>
+        <w:lastRenderedPageBreak/>
+        <w:t>Risk 1: Limited stakeholder availability and feedback</w:t>
+      </w:r>
+    </w:p>
+    <w:p>
+      <w:r>
+        <w:t>Conference Centre personnel may not be available to provide further information or feedback within the project timeframe. This may result in incomplete knowledge of the actual booking process and requirements.</w:t>
+      </w:r>
+    </w:p>
+    <w:p>
+      <w:r>
+        <w:rPr>
+          <w:b/>
+          <w:bCs/>
+        </w:rPr>
+        <w:t>Treatment:</w:t>
+      </w:r>
+      <w:r>
+        <w:t xml:space="preserve"> The team will continue the project using preliminary investigation, existing university information, academic literature and related-system research. Stakeholder feedback will still be sought where possible and can be incorporated into later iterations.</w:t>
+      </w:r>
+    </w:p>
+    <w:p>
+      <w:pPr>
+        <w:rPr>
+          <w:b/>
+          <w:bCs/>
+        </w:rPr>
+      </w:pPr>
+      <w:r>
+        <w:rPr>
+          <w:b/>
+          <w:bCs/>
+        </w:rPr>
+        <w:t>Risk 2: Project scope becoming too large</w:t>
+      </w:r>
+    </w:p>
+    <w:p>
+      <w:r>
+        <w:t>Attempting to support all university venues and every possible event-management scenario could make the project too large to complete within 11 weeks.</w:t>
+      </w:r>
+    </w:p>
+    <w:p>
+      <w:r>
+        <w:rPr>
+          <w:b/>
+          <w:bCs/>
+        </w:rPr>
+        <w:t>Treatment:</w:t>
+      </w:r>
+      <w:r>
+        <w:t xml:space="preserve"> The initial implementation will focus on the Conference Centre. Additional venues and optional functionality will only be considered once the core system has been completed.</w:t>
+      </w:r>
+    </w:p>
+    <w:p>
+      <w:pPr>
+        <w:rPr>
+          <w:b/>
+          <w:bCs/>
+        </w:rPr>
+      </w:pPr>
+      <w:r>
+        <w:rPr>
+          <w:b/>
+          <w:bCs/>
+        </w:rPr>
+        <w:t>Risk 3: Insufficient development time</w:t>
+      </w:r>
+    </w:p>
+    <w:p>
+      <w:r>
+        <w:t>Unexpected technical problems, delays or underestimated development effort could prevent the team from completing all planned functionality.</w:t>
+      </w:r>
+    </w:p>
+    <w:p>
+      <w:r>
+        <w:rPr>
+          <w:b/>
+          <w:bCs/>
+        </w:rPr>
+        <w:t>Treatment:</w:t>
+      </w:r>
+      <w:r>
+        <w:t xml:space="preserve"> The team will work according to weekly milestones and prioritise essential functionality. Optional features will be postponed if necessary to ensure that the core system, testing and documentation are completed.</w:t>
+      </w:r>
+    </w:p>
+    <w:p>
+      <w:pPr>
+        <w:rPr>
+          <w:b/>
+          <w:bCs/>
+        </w:rPr>
+      </w:pPr>
+      <w:r>
+        <w:rPr>
+          <w:b/>
+          <w:bCs/>
+        </w:rPr>
+        <w:t>Risk 4: Security vulnerabilities</w:t>
+      </w:r>
+    </w:p>
+    <w:p>
+      <w:r>
+        <w:t>The system will contain user accounts and booking information. Poor authentication, authorisation or input validation could result in unauthorised access or modification of information.</w:t>
+      </w:r>
+    </w:p>
+    <w:p>
+      <w:r>
+        <w:rPr>
+          <w:b/>
+          <w:bCs/>
+        </w:rPr>
+        <w:t>Treatment:</w:t>
+      </w:r>
+      <w:r>
+        <w:t xml:space="preserve"> Security will be incorporated throughout development through authentication, role-based access control, input validation and appropriate database security. Security-related test cases will also be included during testing.</w:t>
+      </w:r>
+    </w:p>
+    <w:p>
+      <w:r>
+        <w:t>References</w:t>
+      </w:r>
+    </w:p>
+    <w:p>
+      <w:proofErr w:type="spellStart"/>
+      <w:r>
+        <w:t>CollegeNET</w:t>
+      </w:r>
+      <w:proofErr w:type="spellEnd"/>
+      <w:r>
+        <w:t>. (n.d.). 25Live: Event and space scheduling software for universities. https://collegenet.com/scheduling/25live</w:t>
+      </w:r>
+    </w:p>
+    <w:p>
+      <w:r>
+        <w:rPr>
+          <w:lang w:val="es-ES"/>
+        </w:rPr>
+        <w:t xml:space="preserve">Heera, R. S., Surya, S., &amp; Arunkumar, P. (2025). </w:t>
+      </w:r>
+      <w:r>
+        <w:t>Campus venue booking. International Research Journal of Engineering Design and Technology, 7(3).</w:t>
+      </w:r>
+    </w:p>
+    <w:p>
+      <w:proofErr w:type="spellStart"/>
+      <w:r>
+        <w:t>Khamaruzaman</w:t>
+      </w:r>
+      <w:proofErr w:type="spellEnd"/>
+      <w:r>
+        <w:t xml:space="preserve">, [verify author details], et al. (2025). Smart space: A booking solution for architecture schools. Universiti </w:t>
+      </w:r>
+      <w:proofErr w:type="spellStart"/>
+      <w:r>
+        <w:t>Teknologi</w:t>
+      </w:r>
+      <w:proofErr w:type="spellEnd"/>
+      <w:r>
+        <w:t xml:space="preserve"> MARA Institutional Repository.</w:t>
+      </w:r>
+    </w:p>
+    <w:p>
+      <w:r>
+        <w:t>Nelson Mandela University. (2026). Venue lecture timetable. Nelson Mandela University.</w:t>
+      </w:r>
+    </w:p>
+    <w:p>
+      <w:r>
+        <w:t>Nelson Mandela University. (n.d.). Function facilities (external usage) [PDF].</w:t>
+      </w:r>
+    </w:p>
+    <w:p/>
     <w:p/>
     <w:p/>
     <w:sectPr>
@@ -1058,8 +2645,306 @@
 </file>
 
 <file path=word/numbering.xml><?xml version="1.0" encoding="utf-8"?>
-<w:numbering xmlns:wpc="http://schemas.microsoft.com/office/word/2010/wordprocessingCanvas" xmlns:cx="http://schemas.microsoft.com/office/drawing/2014/chartex" xmlns:cx1="http://schemas.microsoft.com/office/drawing/2015/9/8/chartex" xmlns:cx2="http://schemas.microsoft.com/office/drawing/2015/10/21/chartex" xmlns:cx3="http://schemas.microsoft.com/office/drawing/2016/5/9/chartex" xmlns:cx4="http://schemas.microsoft.com/office/drawing/2016/5/10/chartex" xmlns:cx5="http://schemas.microsoft.com/office/drawing/2016/5/11/chartex" xmlns:cx6="http://schemas.microsoft.com/office/drawing/2016/5/12/chartex" xmlns:cx7="http://schemas.microsoft.com/office/drawing/2016/5/13/chartex" xmlns:cx8="http://schemas.microsoft.com/office/drawing/2016/5/14/chartex" xmlns:mc="http://schemas.openxmlformats.org/markup-compatibility/2006" xmlns:aink="http://schemas.microsoft.com/office/drawing/2016/ink" xmlns:am3d="http://schemas.microsoft.com/office/drawing/2017/model3d" xmlns:o="urn:schemas-microsoft-com:office:office" xmlns:oel="http://schemas.microsoft.com/office/2019/extlst" xmlns:r="http://schemas.openxmlformats.org/officeDocument/2006/relationships" xmlns:m="http://schemas.openxmlformats.org/officeDocument/2006/math" xmlns:v="urn:schemas-microsoft-com:vml" xmlns:wp14="http://schemas.microsoft.com/office/word/2010/wordprocessingDrawing" xmlns:wp="http://schemas.openxmlformats.org/drawingml/2006/wordprocessingDrawing" xmlns:w10="urn:schemas-microsoft-com:office:word" xmlns:w="http://schemas.openxmlformats.org/wordprocessingml/2006/main" xmlns:w14="http://schemas.microsoft.com/office/word/2010/wordml" xmlns:w15="http://schemas.microsoft.com/office/word/2012/wordml" xmlns:w16cei="http://schemas.microsoft.com/office/word/2026/wordml/cei" xmlns:w16cex="http://schemas.microsoft.com/office/word/2018/wordml/cex" xmlns:w16cid="http://schemas.microsoft.com/office/word/2016/wordml/cid" xmlns:w16="http://schemas.microsoft.com/office/word/2018/wordml" xmlns:w16du="http://schemas.microsoft.com/office/word/2023/wordml/word16du" xmlns:w16sdtdh="http://schemas.microsoft.com/office/word/2020/wordml/sdtdatahash" xmlns:w16sdtfl="http://schemas.microsoft.com/office/word/2024/wordml/sdtformatlock" xmlns:w16se="http://schemas.microsoft.com/office/word/2015/wordml/symex" xmlns:wpg="http://schemas.microsoft.com/office/word/2010/wordprocessingGroup" xmlns:wpi="http://schemas.microsoft.com/office/word/2010/wordprocessingInk" xmlns:wne="http://schemas.microsoft.com/office/word/2006/wordml" xmlns:wps="http://schemas.microsoft.com/office/word/2010/wordprocessingShape" mc:Ignorable="w14 w15 w16se w16cid w16 w16cex w16sdtdh w16sdtfl w16du wp14">
+<w:numbering xmlns:wpc="http://schemas.microsoft.com/office/word/2010/wordprocessingCanvas" xmlns:cx="http://schemas.microsoft.com/office/drawing/2014/chartex" xmlns:cx1="http://schemas.microsoft.com/office/drawing/2015/9/8/chartex" xmlns:cx2="http://schemas.microsoft.com/office/drawing/2015/10/21/chartex" xmlns:cx3="http://schemas.microsoft.com/office/drawing/2016/5/9/chartex" xmlns:cx4="http://schemas.microsoft.com/office/drawing/2016/5/10/chartex" xmlns:cx5="http://schemas.microsoft.com/office/drawing/2016/5/11/chartex" xmlns:cx6="http://schemas.microsoft.com/office/drawing/2016/5/12/chartex" xmlns:cx7="http://schemas.microsoft.com/office/drawing/2016/5/13/chartex" xmlns:cx8="http://schemas.microsoft.com/office/drawing/2016/5/14/chartex" xmlns:mc="http://schemas.openxmlformats.org/markup-compatibility/2006" xmlns:aink="http://schemas.microsoft.com/office/drawing/2016/ink" xmlns:am3d="http://schemas.microsoft.com/office/drawing/2017/model3d" xmlns:o="urn:schemas-microsoft-com:office:office" xmlns:oel="http://schemas.microsoft.com/office/2019/extlst" xmlns:r="http://schemas.openxmlformats.org/officeDocument/2006/relationships" xmlns:m="http://schemas.openxmlformats.org/officeDocument/2006/math" xmlns:v="urn:schemas-microsoft-com:vml" xmlns:wp14="http://schemas.microsoft.com/office/word/2010/wordprocessingDrawing" xmlns:wp="http://schemas.openxmlformats.org/drawingml/2006/wordprocessingDrawing" xmlns:w10="urn:schemas-microsoft-com:office:word" xmlns:w="http://schemas.openxmlformats.org/wordprocessingml/2006/main" xmlns:w14="http://schemas.microsoft.com/office/word/2010/wordml" xmlns:w15="http://schemas.microsoft.com/office/word/2012/wordml" xmlns:w16cex="http://schemas.microsoft.com/office/word/2018/wordml/cex" xmlns:w16cid="http://schemas.microsoft.com/office/word/2016/wordml/cid" xmlns:w16="http://schemas.microsoft.com/office/word/2018/wordml" xmlns:w16du="http://schemas.microsoft.com/office/word/2023/wordml/word16du" xmlns:w16sdtdh="http://schemas.microsoft.com/office/word/2020/wordml/sdtdatahash" xmlns:w16sdtfl="http://schemas.microsoft.com/office/word/2024/wordml/sdtformatlock" xmlns:w16se="http://schemas.microsoft.com/office/word/2015/wordml/symex" xmlns:wpg="http://schemas.microsoft.com/office/word/2010/wordprocessingGroup" xmlns:wpi="http://schemas.microsoft.com/office/word/2010/wordprocessingInk" xmlns:wne="http://schemas.microsoft.com/office/word/2006/wordml" xmlns:wps="http://schemas.microsoft.com/office/word/2010/wordprocessingShape" mc:Ignorable="w14 w15 w16se w16cid w16 w16cex w16sdtdh w16sdtfl w16du wp14">
   <w:abstractNum w:abstractNumId="0" w15:restartNumberingAfterBreak="0">
+    <w:nsid w:val="05D20246"/>
+    <w:multiLevelType w:val="multilevel"/>
+    <w:tmpl w:val="C6D2000C"/>
+    <w:lvl w:ilvl="0">
+      <w:start w:val="1"/>
+      <w:numFmt w:val="bullet"/>
+      <w:lvlText w:val=""/>
+      <w:lvlJc w:val="left"/>
+      <w:pPr>
+        <w:tabs>
+          <w:tab w:val="num" w:pos="720"/>
+        </w:tabs>
+        <w:ind w:left="720" w:hanging="360"/>
+      </w:pPr>
+      <w:rPr>
+        <w:rFonts w:ascii="Symbol" w:hAnsi="Symbol" w:hint="default"/>
+        <w:sz w:val="20"/>
+      </w:rPr>
+    </w:lvl>
+    <w:lvl w:ilvl="1" w:tentative="1">
+      <w:start w:val="1"/>
+      <w:numFmt w:val="bullet"/>
+      <w:lvlText w:val="o"/>
+      <w:lvlJc w:val="left"/>
+      <w:pPr>
+        <w:tabs>
+          <w:tab w:val="num" w:pos="1440"/>
+        </w:tabs>
+        <w:ind w:left="1440" w:hanging="360"/>
+      </w:pPr>
+      <w:rPr>
+        <w:rFonts w:ascii="Courier New" w:hAnsi="Courier New" w:hint="default"/>
+        <w:sz w:val="20"/>
+      </w:rPr>
+    </w:lvl>
+    <w:lvl w:ilvl="2" w:tentative="1">
+      <w:start w:val="1"/>
+      <w:numFmt w:val="bullet"/>
+      <w:lvlText w:val=""/>
+      <w:lvlJc w:val="left"/>
+      <w:pPr>
+        <w:tabs>
+          <w:tab w:val="num" w:pos="2160"/>
+        </w:tabs>
+        <w:ind w:left="2160" w:hanging="360"/>
+      </w:pPr>
+      <w:rPr>
+        <w:rFonts w:ascii="Wingdings" w:hAnsi="Wingdings" w:hint="default"/>
+        <w:sz w:val="20"/>
+      </w:rPr>
+    </w:lvl>
+    <w:lvl w:ilvl="3" w:tentative="1">
+      <w:start w:val="1"/>
+      <w:numFmt w:val="bullet"/>
+      <w:lvlText w:val=""/>
+      <w:lvlJc w:val="left"/>
+      <w:pPr>
+        <w:tabs>
+          <w:tab w:val="num" w:pos="2880"/>
+        </w:tabs>
+        <w:ind w:left="2880" w:hanging="360"/>
+      </w:pPr>
+      <w:rPr>
+        <w:rFonts w:ascii="Wingdings" w:hAnsi="Wingdings" w:hint="default"/>
+        <w:sz w:val="20"/>
+      </w:rPr>
+    </w:lvl>
+    <w:lvl w:ilvl="4" w:tentative="1">
+      <w:start w:val="1"/>
+      <w:numFmt w:val="bullet"/>
+      <w:lvlText w:val=""/>
+      <w:lvlJc w:val="left"/>
+      <w:pPr>
+        <w:tabs>
+          <w:tab w:val="num" w:pos="3600"/>
+        </w:tabs>
+        <w:ind w:left="3600" w:hanging="360"/>
+      </w:pPr>
+      <w:rPr>
+        <w:rFonts w:ascii="Wingdings" w:hAnsi="Wingdings" w:hint="default"/>
+        <w:sz w:val="20"/>
+      </w:rPr>
+    </w:lvl>
+    <w:lvl w:ilvl="5" w:tentative="1">
+      <w:start w:val="1"/>
+      <w:numFmt w:val="bullet"/>
+      <w:lvlText w:val=""/>
+      <w:lvlJc w:val="left"/>
+      <w:pPr>
+        <w:tabs>
+          <w:tab w:val="num" w:pos="4320"/>
+        </w:tabs>
+        <w:ind w:left="4320" w:hanging="360"/>
+      </w:pPr>
+      <w:rPr>
+        <w:rFonts w:ascii="Wingdings" w:hAnsi="Wingdings" w:hint="default"/>
+        <w:sz w:val="20"/>
+      </w:rPr>
+    </w:lvl>
+    <w:lvl w:ilvl="6" w:tentative="1">
+      <w:start w:val="1"/>
+      <w:numFmt w:val="bullet"/>
+      <w:lvlText w:val=""/>
+      <w:lvlJc w:val="left"/>
+      <w:pPr>
+        <w:tabs>
+          <w:tab w:val="num" w:pos="5040"/>
+        </w:tabs>
+        <w:ind w:left="5040" w:hanging="360"/>
+      </w:pPr>
+      <w:rPr>
+        <w:rFonts w:ascii="Wingdings" w:hAnsi="Wingdings" w:hint="default"/>
+        <w:sz w:val="20"/>
+      </w:rPr>
+    </w:lvl>
+    <w:lvl w:ilvl="7" w:tentative="1">
+      <w:start w:val="1"/>
+      <w:numFmt w:val="bullet"/>
+      <w:lvlText w:val=""/>
+      <w:lvlJc w:val="left"/>
+      <w:pPr>
+        <w:tabs>
+          <w:tab w:val="num" w:pos="5760"/>
+        </w:tabs>
+        <w:ind w:left="5760" w:hanging="360"/>
+      </w:pPr>
+      <w:rPr>
+        <w:rFonts w:ascii="Wingdings" w:hAnsi="Wingdings" w:hint="default"/>
+        <w:sz w:val="20"/>
+      </w:rPr>
+    </w:lvl>
+    <w:lvl w:ilvl="8" w:tentative="1">
+      <w:start w:val="1"/>
+      <w:numFmt w:val="bullet"/>
+      <w:lvlText w:val=""/>
+      <w:lvlJc w:val="left"/>
+      <w:pPr>
+        <w:tabs>
+          <w:tab w:val="num" w:pos="6480"/>
+        </w:tabs>
+        <w:ind w:left="6480" w:hanging="360"/>
+      </w:pPr>
+      <w:rPr>
+        <w:rFonts w:ascii="Wingdings" w:hAnsi="Wingdings" w:hint="default"/>
+        <w:sz w:val="20"/>
+      </w:rPr>
+    </w:lvl>
+  </w:abstractNum>
+  <w:abstractNum w:abstractNumId="1" w15:restartNumberingAfterBreak="0">
+    <w:nsid w:val="07E75E61"/>
+    <w:multiLevelType w:val="multilevel"/>
+    <w:tmpl w:val="D92ADBE2"/>
+    <w:lvl w:ilvl="0">
+      <w:start w:val="1"/>
+      <w:numFmt w:val="bullet"/>
+      <w:lvlText w:val=""/>
+      <w:lvlJc w:val="left"/>
+      <w:pPr>
+        <w:tabs>
+          <w:tab w:val="num" w:pos="720"/>
+        </w:tabs>
+        <w:ind w:left="720" w:hanging="360"/>
+      </w:pPr>
+      <w:rPr>
+        <w:rFonts w:ascii="Symbol" w:hAnsi="Symbol" w:hint="default"/>
+        <w:sz w:val="20"/>
+      </w:rPr>
+    </w:lvl>
+    <w:lvl w:ilvl="1" w:tentative="1">
+      <w:start w:val="1"/>
+      <w:numFmt w:val="bullet"/>
+      <w:lvlText w:val="o"/>
+      <w:lvlJc w:val="left"/>
+      <w:pPr>
+        <w:tabs>
+          <w:tab w:val="num" w:pos="1440"/>
+        </w:tabs>
+        <w:ind w:left="1440" w:hanging="360"/>
+      </w:pPr>
+      <w:rPr>
+        <w:rFonts w:ascii="Courier New" w:hAnsi="Courier New" w:hint="default"/>
+        <w:sz w:val="20"/>
+      </w:rPr>
+    </w:lvl>
+    <w:lvl w:ilvl="2" w:tentative="1">
+      <w:start w:val="1"/>
+      <w:numFmt w:val="bullet"/>
+      <w:lvlText w:val=""/>
+      <w:lvlJc w:val="left"/>
+      <w:pPr>
+        <w:tabs>
+          <w:tab w:val="num" w:pos="2160"/>
+        </w:tabs>
+        <w:ind w:left="2160" w:hanging="360"/>
+      </w:pPr>
+      <w:rPr>
+        <w:rFonts w:ascii="Wingdings" w:hAnsi="Wingdings" w:hint="default"/>
+        <w:sz w:val="20"/>
+      </w:rPr>
+    </w:lvl>
+    <w:lvl w:ilvl="3" w:tentative="1">
+      <w:start w:val="1"/>
+      <w:numFmt w:val="bullet"/>
+      <w:lvlText w:val=""/>
+      <w:lvlJc w:val="left"/>
+      <w:pPr>
+        <w:tabs>
+          <w:tab w:val="num" w:pos="2880"/>
+        </w:tabs>
+        <w:ind w:left="2880" w:hanging="360"/>
+      </w:pPr>
+      <w:rPr>
+        <w:rFonts w:ascii="Wingdings" w:hAnsi="Wingdings" w:hint="default"/>
+        <w:sz w:val="20"/>
+      </w:rPr>
+    </w:lvl>
+    <w:lvl w:ilvl="4" w:tentative="1">
+      <w:start w:val="1"/>
+      <w:numFmt w:val="bullet"/>
+      <w:lvlText w:val=""/>
+      <w:lvlJc w:val="left"/>
+      <w:pPr>
+        <w:tabs>
+          <w:tab w:val="num" w:pos="3600"/>
+        </w:tabs>
+        <w:ind w:left="3600" w:hanging="360"/>
+      </w:pPr>
+      <w:rPr>
+        <w:rFonts w:ascii="Wingdings" w:hAnsi="Wingdings" w:hint="default"/>
+        <w:sz w:val="20"/>
+      </w:rPr>
+    </w:lvl>
+    <w:lvl w:ilvl="5" w:tentative="1">
+      <w:start w:val="1"/>
+      <w:numFmt w:val="bullet"/>
+      <w:lvlText w:val=""/>
+      <w:lvlJc w:val="left"/>
+      <w:pPr>
+        <w:tabs>
+          <w:tab w:val="num" w:pos="4320"/>
+        </w:tabs>
+        <w:ind w:left="4320" w:hanging="360"/>
+      </w:pPr>
+      <w:rPr>
+        <w:rFonts w:ascii="Wingdings" w:hAnsi="Wingdings" w:hint="default"/>
+        <w:sz w:val="20"/>
+      </w:rPr>
+    </w:lvl>
+    <w:lvl w:ilvl="6" w:tentative="1">
+      <w:start w:val="1"/>
+      <w:numFmt w:val="bullet"/>
+      <w:lvlText w:val=""/>
+      <w:lvlJc w:val="left"/>
+      <w:pPr>
+        <w:tabs>
+          <w:tab w:val="num" w:pos="5040"/>
+        </w:tabs>
+        <w:ind w:left="5040" w:hanging="360"/>
+      </w:pPr>
+      <w:rPr>
+        <w:rFonts w:ascii="Wingdings" w:hAnsi="Wingdings" w:hint="default"/>
+        <w:sz w:val="20"/>
+      </w:rPr>
+    </w:lvl>
+    <w:lvl w:ilvl="7" w:tentative="1">
+      <w:start w:val="1"/>
+      <w:numFmt w:val="bullet"/>
+      <w:lvlText w:val=""/>
+      <w:lvlJc w:val="left"/>
+      <w:pPr>
+        <w:tabs>
+          <w:tab w:val="num" w:pos="5760"/>
+        </w:tabs>
+        <w:ind w:left="5760" w:hanging="360"/>
+      </w:pPr>
+      <w:rPr>
+        <w:rFonts w:ascii="Wingdings" w:hAnsi="Wingdings" w:hint="default"/>
+        <w:sz w:val="20"/>
+      </w:rPr>
+    </w:lvl>
+    <w:lvl w:ilvl="8" w:tentative="1">
+      <w:start w:val="1"/>
+      <w:numFmt w:val="bullet"/>
+      <w:lvlText w:val=""/>
+      <w:lvlJc w:val="left"/>
+      <w:pPr>
+        <w:tabs>
+          <w:tab w:val="num" w:pos="6480"/>
+        </w:tabs>
+        <w:ind w:left="6480" w:hanging="360"/>
+      </w:pPr>
+      <w:rPr>
+        <w:rFonts w:ascii="Wingdings" w:hAnsi="Wingdings" w:hint="default"/>
+        <w:sz w:val="20"/>
+      </w:rPr>
+    </w:lvl>
+  </w:abstractNum>
+  <w:abstractNum w:abstractNumId="2" w15:restartNumberingAfterBreak="0">
     <w:nsid w:val="0A2F5A29"/>
     <w:multiLevelType w:val="multilevel"/>
     <w:tmpl w:val="5C908B04"/>
@@ -1208,7 +3093,7 @@
       </w:rPr>
     </w:lvl>
   </w:abstractNum>
-  <w:abstractNum w:abstractNumId="1" w15:restartNumberingAfterBreak="0">
+  <w:abstractNum w:abstractNumId="3" w15:restartNumberingAfterBreak="0">
     <w:nsid w:val="0A38259B"/>
     <w:multiLevelType w:val="multilevel"/>
     <w:tmpl w:val="11A66DA6"/>
@@ -1321,11 +3206,2405 @@
       </w:rPr>
     </w:lvl>
   </w:abstractNum>
+  <w:abstractNum w:abstractNumId="4" w15:restartNumberingAfterBreak="0">
+    <w:nsid w:val="0BB430AF"/>
+    <w:multiLevelType w:val="hybridMultilevel"/>
+    <w:tmpl w:val="B9A0AFEA"/>
+    <w:lvl w:ilvl="0" w:tplc="1C090001">
+      <w:start w:val="1"/>
+      <w:numFmt w:val="bullet"/>
+      <w:lvlText w:val=""/>
+      <w:lvlJc w:val="left"/>
+      <w:pPr>
+        <w:ind w:left="720" w:hanging="360"/>
+      </w:pPr>
+      <w:rPr>
+        <w:rFonts w:ascii="Symbol" w:hAnsi="Symbol" w:hint="default"/>
+      </w:rPr>
+    </w:lvl>
+    <w:lvl w:ilvl="1" w:tplc="1C090003" w:tentative="1">
+      <w:start w:val="1"/>
+      <w:numFmt w:val="bullet"/>
+      <w:lvlText w:val="o"/>
+      <w:lvlJc w:val="left"/>
+      <w:pPr>
+        <w:ind w:left="1440" w:hanging="360"/>
+      </w:pPr>
+      <w:rPr>
+        <w:rFonts w:ascii="Courier New" w:hAnsi="Courier New" w:cs="Courier New" w:hint="default"/>
+      </w:rPr>
+    </w:lvl>
+    <w:lvl w:ilvl="2" w:tplc="1C090005" w:tentative="1">
+      <w:start w:val="1"/>
+      <w:numFmt w:val="bullet"/>
+      <w:lvlText w:val=""/>
+      <w:lvlJc w:val="left"/>
+      <w:pPr>
+        <w:ind w:left="2160" w:hanging="360"/>
+      </w:pPr>
+      <w:rPr>
+        <w:rFonts w:ascii="Wingdings" w:hAnsi="Wingdings" w:hint="default"/>
+      </w:rPr>
+    </w:lvl>
+    <w:lvl w:ilvl="3" w:tplc="1C090001" w:tentative="1">
+      <w:start w:val="1"/>
+      <w:numFmt w:val="bullet"/>
+      <w:lvlText w:val=""/>
+      <w:lvlJc w:val="left"/>
+      <w:pPr>
+        <w:ind w:left="2880" w:hanging="360"/>
+      </w:pPr>
+      <w:rPr>
+        <w:rFonts w:ascii="Symbol" w:hAnsi="Symbol" w:hint="default"/>
+      </w:rPr>
+    </w:lvl>
+    <w:lvl w:ilvl="4" w:tplc="1C090003" w:tentative="1">
+      <w:start w:val="1"/>
+      <w:numFmt w:val="bullet"/>
+      <w:lvlText w:val="o"/>
+      <w:lvlJc w:val="left"/>
+      <w:pPr>
+        <w:ind w:left="3600" w:hanging="360"/>
+      </w:pPr>
+      <w:rPr>
+        <w:rFonts w:ascii="Courier New" w:hAnsi="Courier New" w:cs="Courier New" w:hint="default"/>
+      </w:rPr>
+    </w:lvl>
+    <w:lvl w:ilvl="5" w:tplc="1C090005" w:tentative="1">
+      <w:start w:val="1"/>
+      <w:numFmt w:val="bullet"/>
+      <w:lvlText w:val=""/>
+      <w:lvlJc w:val="left"/>
+      <w:pPr>
+        <w:ind w:left="4320" w:hanging="360"/>
+      </w:pPr>
+      <w:rPr>
+        <w:rFonts w:ascii="Wingdings" w:hAnsi="Wingdings" w:hint="default"/>
+      </w:rPr>
+    </w:lvl>
+    <w:lvl w:ilvl="6" w:tplc="1C090001" w:tentative="1">
+      <w:start w:val="1"/>
+      <w:numFmt w:val="bullet"/>
+      <w:lvlText w:val=""/>
+      <w:lvlJc w:val="left"/>
+      <w:pPr>
+        <w:ind w:left="5040" w:hanging="360"/>
+      </w:pPr>
+      <w:rPr>
+        <w:rFonts w:ascii="Symbol" w:hAnsi="Symbol" w:hint="default"/>
+      </w:rPr>
+    </w:lvl>
+    <w:lvl w:ilvl="7" w:tplc="1C090003" w:tentative="1">
+      <w:start w:val="1"/>
+      <w:numFmt w:val="bullet"/>
+      <w:lvlText w:val="o"/>
+      <w:lvlJc w:val="left"/>
+      <w:pPr>
+        <w:ind w:left="5760" w:hanging="360"/>
+      </w:pPr>
+      <w:rPr>
+        <w:rFonts w:ascii="Courier New" w:hAnsi="Courier New" w:cs="Courier New" w:hint="default"/>
+      </w:rPr>
+    </w:lvl>
+    <w:lvl w:ilvl="8" w:tplc="1C090005" w:tentative="1">
+      <w:start w:val="1"/>
+      <w:numFmt w:val="bullet"/>
+      <w:lvlText w:val=""/>
+      <w:lvlJc w:val="left"/>
+      <w:pPr>
+        <w:ind w:left="6480" w:hanging="360"/>
+      </w:pPr>
+      <w:rPr>
+        <w:rFonts w:ascii="Wingdings" w:hAnsi="Wingdings" w:hint="default"/>
+      </w:rPr>
+    </w:lvl>
+  </w:abstractNum>
+  <w:abstractNum w:abstractNumId="5" w15:restartNumberingAfterBreak="0">
+    <w:nsid w:val="10BA6DCB"/>
+    <w:multiLevelType w:val="hybridMultilevel"/>
+    <w:tmpl w:val="A08E0C86"/>
+    <w:lvl w:ilvl="0" w:tplc="1C090001">
+      <w:start w:val="1"/>
+      <w:numFmt w:val="bullet"/>
+      <w:lvlText w:val=""/>
+      <w:lvlJc w:val="left"/>
+      <w:pPr>
+        <w:ind w:left="720" w:hanging="360"/>
+      </w:pPr>
+      <w:rPr>
+        <w:rFonts w:ascii="Symbol" w:hAnsi="Symbol" w:hint="default"/>
+      </w:rPr>
+    </w:lvl>
+    <w:lvl w:ilvl="1" w:tplc="1C090003" w:tentative="1">
+      <w:start w:val="1"/>
+      <w:numFmt w:val="bullet"/>
+      <w:lvlText w:val="o"/>
+      <w:lvlJc w:val="left"/>
+      <w:pPr>
+        <w:ind w:left="1440" w:hanging="360"/>
+      </w:pPr>
+      <w:rPr>
+        <w:rFonts w:ascii="Courier New" w:hAnsi="Courier New" w:cs="Courier New" w:hint="default"/>
+      </w:rPr>
+    </w:lvl>
+    <w:lvl w:ilvl="2" w:tplc="1C090005" w:tentative="1">
+      <w:start w:val="1"/>
+      <w:numFmt w:val="bullet"/>
+      <w:lvlText w:val=""/>
+      <w:lvlJc w:val="left"/>
+      <w:pPr>
+        <w:ind w:left="2160" w:hanging="360"/>
+      </w:pPr>
+      <w:rPr>
+        <w:rFonts w:ascii="Wingdings" w:hAnsi="Wingdings" w:hint="default"/>
+      </w:rPr>
+    </w:lvl>
+    <w:lvl w:ilvl="3" w:tplc="1C090001" w:tentative="1">
+      <w:start w:val="1"/>
+      <w:numFmt w:val="bullet"/>
+      <w:lvlText w:val=""/>
+      <w:lvlJc w:val="left"/>
+      <w:pPr>
+        <w:ind w:left="2880" w:hanging="360"/>
+      </w:pPr>
+      <w:rPr>
+        <w:rFonts w:ascii="Symbol" w:hAnsi="Symbol" w:hint="default"/>
+      </w:rPr>
+    </w:lvl>
+    <w:lvl w:ilvl="4" w:tplc="1C090003" w:tentative="1">
+      <w:start w:val="1"/>
+      <w:numFmt w:val="bullet"/>
+      <w:lvlText w:val="o"/>
+      <w:lvlJc w:val="left"/>
+      <w:pPr>
+        <w:ind w:left="3600" w:hanging="360"/>
+      </w:pPr>
+      <w:rPr>
+        <w:rFonts w:ascii="Courier New" w:hAnsi="Courier New" w:cs="Courier New" w:hint="default"/>
+      </w:rPr>
+    </w:lvl>
+    <w:lvl w:ilvl="5" w:tplc="1C090005" w:tentative="1">
+      <w:start w:val="1"/>
+      <w:numFmt w:val="bullet"/>
+      <w:lvlText w:val=""/>
+      <w:lvlJc w:val="left"/>
+      <w:pPr>
+        <w:ind w:left="4320" w:hanging="360"/>
+      </w:pPr>
+      <w:rPr>
+        <w:rFonts w:ascii="Wingdings" w:hAnsi="Wingdings" w:hint="default"/>
+      </w:rPr>
+    </w:lvl>
+    <w:lvl w:ilvl="6" w:tplc="1C090001" w:tentative="1">
+      <w:start w:val="1"/>
+      <w:numFmt w:val="bullet"/>
+      <w:lvlText w:val=""/>
+      <w:lvlJc w:val="left"/>
+      <w:pPr>
+        <w:ind w:left="5040" w:hanging="360"/>
+      </w:pPr>
+      <w:rPr>
+        <w:rFonts w:ascii="Symbol" w:hAnsi="Symbol" w:hint="default"/>
+      </w:rPr>
+    </w:lvl>
+    <w:lvl w:ilvl="7" w:tplc="1C090003" w:tentative="1">
+      <w:start w:val="1"/>
+      <w:numFmt w:val="bullet"/>
+      <w:lvlText w:val="o"/>
+      <w:lvlJc w:val="left"/>
+      <w:pPr>
+        <w:ind w:left="5760" w:hanging="360"/>
+      </w:pPr>
+      <w:rPr>
+        <w:rFonts w:ascii="Courier New" w:hAnsi="Courier New" w:cs="Courier New" w:hint="default"/>
+      </w:rPr>
+    </w:lvl>
+    <w:lvl w:ilvl="8" w:tplc="1C090005" w:tentative="1">
+      <w:start w:val="1"/>
+      <w:numFmt w:val="bullet"/>
+      <w:lvlText w:val=""/>
+      <w:lvlJc w:val="left"/>
+      <w:pPr>
+        <w:ind w:left="6480" w:hanging="360"/>
+      </w:pPr>
+      <w:rPr>
+        <w:rFonts w:ascii="Wingdings" w:hAnsi="Wingdings" w:hint="default"/>
+      </w:rPr>
+    </w:lvl>
+  </w:abstractNum>
+  <w:abstractNum w:abstractNumId="6" w15:restartNumberingAfterBreak="0">
+    <w:nsid w:val="12A33204"/>
+    <w:multiLevelType w:val="multilevel"/>
+    <w:tmpl w:val="08E826B2"/>
+    <w:lvl w:ilvl="0">
+      <w:start w:val="1"/>
+      <w:numFmt w:val="bullet"/>
+      <w:lvlText w:val=""/>
+      <w:lvlJc w:val="left"/>
+      <w:pPr>
+        <w:tabs>
+          <w:tab w:val="num" w:pos="720"/>
+        </w:tabs>
+        <w:ind w:left="720" w:hanging="360"/>
+      </w:pPr>
+      <w:rPr>
+        <w:rFonts w:ascii="Symbol" w:hAnsi="Symbol" w:hint="default"/>
+        <w:sz w:val="20"/>
+      </w:rPr>
+    </w:lvl>
+    <w:lvl w:ilvl="1" w:tentative="1">
+      <w:start w:val="1"/>
+      <w:numFmt w:val="bullet"/>
+      <w:lvlText w:val="o"/>
+      <w:lvlJc w:val="left"/>
+      <w:pPr>
+        <w:tabs>
+          <w:tab w:val="num" w:pos="1440"/>
+        </w:tabs>
+        <w:ind w:left="1440" w:hanging="360"/>
+      </w:pPr>
+      <w:rPr>
+        <w:rFonts w:ascii="Courier New" w:hAnsi="Courier New" w:hint="default"/>
+        <w:sz w:val="20"/>
+      </w:rPr>
+    </w:lvl>
+    <w:lvl w:ilvl="2" w:tentative="1">
+      <w:start w:val="1"/>
+      <w:numFmt w:val="bullet"/>
+      <w:lvlText w:val=""/>
+      <w:lvlJc w:val="left"/>
+      <w:pPr>
+        <w:tabs>
+          <w:tab w:val="num" w:pos="2160"/>
+        </w:tabs>
+        <w:ind w:left="2160" w:hanging="360"/>
+      </w:pPr>
+      <w:rPr>
+        <w:rFonts w:ascii="Wingdings" w:hAnsi="Wingdings" w:hint="default"/>
+        <w:sz w:val="20"/>
+      </w:rPr>
+    </w:lvl>
+    <w:lvl w:ilvl="3" w:tentative="1">
+      <w:start w:val="1"/>
+      <w:numFmt w:val="bullet"/>
+      <w:lvlText w:val=""/>
+      <w:lvlJc w:val="left"/>
+      <w:pPr>
+        <w:tabs>
+          <w:tab w:val="num" w:pos="2880"/>
+        </w:tabs>
+        <w:ind w:left="2880" w:hanging="360"/>
+      </w:pPr>
+      <w:rPr>
+        <w:rFonts w:ascii="Wingdings" w:hAnsi="Wingdings" w:hint="default"/>
+        <w:sz w:val="20"/>
+      </w:rPr>
+    </w:lvl>
+    <w:lvl w:ilvl="4" w:tentative="1">
+      <w:start w:val="1"/>
+      <w:numFmt w:val="bullet"/>
+      <w:lvlText w:val=""/>
+      <w:lvlJc w:val="left"/>
+      <w:pPr>
+        <w:tabs>
+          <w:tab w:val="num" w:pos="3600"/>
+        </w:tabs>
+        <w:ind w:left="3600" w:hanging="360"/>
+      </w:pPr>
+      <w:rPr>
+        <w:rFonts w:ascii="Wingdings" w:hAnsi="Wingdings" w:hint="default"/>
+        <w:sz w:val="20"/>
+      </w:rPr>
+    </w:lvl>
+    <w:lvl w:ilvl="5" w:tentative="1">
+      <w:start w:val="1"/>
+      <w:numFmt w:val="bullet"/>
+      <w:lvlText w:val=""/>
+      <w:lvlJc w:val="left"/>
+      <w:pPr>
+        <w:tabs>
+          <w:tab w:val="num" w:pos="4320"/>
+        </w:tabs>
+        <w:ind w:left="4320" w:hanging="360"/>
+      </w:pPr>
+      <w:rPr>
+        <w:rFonts w:ascii="Wingdings" w:hAnsi="Wingdings" w:hint="default"/>
+        <w:sz w:val="20"/>
+      </w:rPr>
+    </w:lvl>
+    <w:lvl w:ilvl="6" w:tentative="1">
+      <w:start w:val="1"/>
+      <w:numFmt w:val="bullet"/>
+      <w:lvlText w:val=""/>
+      <w:lvlJc w:val="left"/>
+      <w:pPr>
+        <w:tabs>
+          <w:tab w:val="num" w:pos="5040"/>
+        </w:tabs>
+        <w:ind w:left="5040" w:hanging="360"/>
+      </w:pPr>
+      <w:rPr>
+        <w:rFonts w:ascii="Wingdings" w:hAnsi="Wingdings" w:hint="default"/>
+        <w:sz w:val="20"/>
+      </w:rPr>
+    </w:lvl>
+    <w:lvl w:ilvl="7" w:tentative="1">
+      <w:start w:val="1"/>
+      <w:numFmt w:val="bullet"/>
+      <w:lvlText w:val=""/>
+      <w:lvlJc w:val="left"/>
+      <w:pPr>
+        <w:tabs>
+          <w:tab w:val="num" w:pos="5760"/>
+        </w:tabs>
+        <w:ind w:left="5760" w:hanging="360"/>
+      </w:pPr>
+      <w:rPr>
+        <w:rFonts w:ascii="Wingdings" w:hAnsi="Wingdings" w:hint="default"/>
+        <w:sz w:val="20"/>
+      </w:rPr>
+    </w:lvl>
+    <w:lvl w:ilvl="8" w:tentative="1">
+      <w:start w:val="1"/>
+      <w:numFmt w:val="bullet"/>
+      <w:lvlText w:val=""/>
+      <w:lvlJc w:val="left"/>
+      <w:pPr>
+        <w:tabs>
+          <w:tab w:val="num" w:pos="6480"/>
+        </w:tabs>
+        <w:ind w:left="6480" w:hanging="360"/>
+      </w:pPr>
+      <w:rPr>
+        <w:rFonts w:ascii="Wingdings" w:hAnsi="Wingdings" w:hint="default"/>
+        <w:sz w:val="20"/>
+      </w:rPr>
+    </w:lvl>
+  </w:abstractNum>
+  <w:abstractNum w:abstractNumId="7" w15:restartNumberingAfterBreak="0">
+    <w:nsid w:val="14384F26"/>
+    <w:multiLevelType w:val="hybridMultilevel"/>
+    <w:tmpl w:val="40963DF6"/>
+    <w:lvl w:ilvl="0" w:tplc="1C090001">
+      <w:start w:val="1"/>
+      <w:numFmt w:val="bullet"/>
+      <w:lvlText w:val=""/>
+      <w:lvlJc w:val="left"/>
+      <w:pPr>
+        <w:ind w:left="720" w:hanging="360"/>
+      </w:pPr>
+      <w:rPr>
+        <w:rFonts w:ascii="Symbol" w:hAnsi="Symbol" w:hint="default"/>
+      </w:rPr>
+    </w:lvl>
+    <w:lvl w:ilvl="1" w:tplc="1C090003" w:tentative="1">
+      <w:start w:val="1"/>
+      <w:numFmt w:val="bullet"/>
+      <w:lvlText w:val="o"/>
+      <w:lvlJc w:val="left"/>
+      <w:pPr>
+        <w:ind w:left="1440" w:hanging="360"/>
+      </w:pPr>
+      <w:rPr>
+        <w:rFonts w:ascii="Courier New" w:hAnsi="Courier New" w:cs="Courier New" w:hint="default"/>
+      </w:rPr>
+    </w:lvl>
+    <w:lvl w:ilvl="2" w:tplc="1C090005" w:tentative="1">
+      <w:start w:val="1"/>
+      <w:numFmt w:val="bullet"/>
+      <w:lvlText w:val=""/>
+      <w:lvlJc w:val="left"/>
+      <w:pPr>
+        <w:ind w:left="2160" w:hanging="360"/>
+      </w:pPr>
+      <w:rPr>
+        <w:rFonts w:ascii="Wingdings" w:hAnsi="Wingdings" w:hint="default"/>
+      </w:rPr>
+    </w:lvl>
+    <w:lvl w:ilvl="3" w:tplc="1C090001" w:tentative="1">
+      <w:start w:val="1"/>
+      <w:numFmt w:val="bullet"/>
+      <w:lvlText w:val=""/>
+      <w:lvlJc w:val="left"/>
+      <w:pPr>
+        <w:ind w:left="2880" w:hanging="360"/>
+      </w:pPr>
+      <w:rPr>
+        <w:rFonts w:ascii="Symbol" w:hAnsi="Symbol" w:hint="default"/>
+      </w:rPr>
+    </w:lvl>
+    <w:lvl w:ilvl="4" w:tplc="1C090003" w:tentative="1">
+      <w:start w:val="1"/>
+      <w:numFmt w:val="bullet"/>
+      <w:lvlText w:val="o"/>
+      <w:lvlJc w:val="left"/>
+      <w:pPr>
+        <w:ind w:left="3600" w:hanging="360"/>
+      </w:pPr>
+      <w:rPr>
+        <w:rFonts w:ascii="Courier New" w:hAnsi="Courier New" w:cs="Courier New" w:hint="default"/>
+      </w:rPr>
+    </w:lvl>
+    <w:lvl w:ilvl="5" w:tplc="1C090005" w:tentative="1">
+      <w:start w:val="1"/>
+      <w:numFmt w:val="bullet"/>
+      <w:lvlText w:val=""/>
+      <w:lvlJc w:val="left"/>
+      <w:pPr>
+        <w:ind w:left="4320" w:hanging="360"/>
+      </w:pPr>
+      <w:rPr>
+        <w:rFonts w:ascii="Wingdings" w:hAnsi="Wingdings" w:hint="default"/>
+      </w:rPr>
+    </w:lvl>
+    <w:lvl w:ilvl="6" w:tplc="1C090001" w:tentative="1">
+      <w:start w:val="1"/>
+      <w:numFmt w:val="bullet"/>
+      <w:lvlText w:val=""/>
+      <w:lvlJc w:val="left"/>
+      <w:pPr>
+        <w:ind w:left="5040" w:hanging="360"/>
+      </w:pPr>
+      <w:rPr>
+        <w:rFonts w:ascii="Symbol" w:hAnsi="Symbol" w:hint="default"/>
+      </w:rPr>
+    </w:lvl>
+    <w:lvl w:ilvl="7" w:tplc="1C090003" w:tentative="1">
+      <w:start w:val="1"/>
+      <w:numFmt w:val="bullet"/>
+      <w:lvlText w:val="o"/>
+      <w:lvlJc w:val="left"/>
+      <w:pPr>
+        <w:ind w:left="5760" w:hanging="360"/>
+      </w:pPr>
+      <w:rPr>
+        <w:rFonts w:ascii="Courier New" w:hAnsi="Courier New" w:cs="Courier New" w:hint="default"/>
+      </w:rPr>
+    </w:lvl>
+    <w:lvl w:ilvl="8" w:tplc="1C090005" w:tentative="1">
+      <w:start w:val="1"/>
+      <w:numFmt w:val="bullet"/>
+      <w:lvlText w:val=""/>
+      <w:lvlJc w:val="left"/>
+      <w:pPr>
+        <w:ind w:left="6480" w:hanging="360"/>
+      </w:pPr>
+      <w:rPr>
+        <w:rFonts w:ascii="Wingdings" w:hAnsi="Wingdings" w:hint="default"/>
+      </w:rPr>
+    </w:lvl>
+  </w:abstractNum>
+  <w:abstractNum w:abstractNumId="8" w15:restartNumberingAfterBreak="0">
+    <w:nsid w:val="1A1978A2"/>
+    <w:multiLevelType w:val="hybridMultilevel"/>
+    <w:tmpl w:val="7146208E"/>
+    <w:lvl w:ilvl="0" w:tplc="1C090001">
+      <w:start w:val="1"/>
+      <w:numFmt w:val="bullet"/>
+      <w:lvlText w:val=""/>
+      <w:lvlJc w:val="left"/>
+      <w:pPr>
+        <w:ind w:left="720" w:hanging="360"/>
+      </w:pPr>
+      <w:rPr>
+        <w:rFonts w:ascii="Symbol" w:hAnsi="Symbol" w:hint="default"/>
+      </w:rPr>
+    </w:lvl>
+    <w:lvl w:ilvl="1" w:tplc="1C090003" w:tentative="1">
+      <w:start w:val="1"/>
+      <w:numFmt w:val="bullet"/>
+      <w:lvlText w:val="o"/>
+      <w:lvlJc w:val="left"/>
+      <w:pPr>
+        <w:ind w:left="1440" w:hanging="360"/>
+      </w:pPr>
+      <w:rPr>
+        <w:rFonts w:ascii="Courier New" w:hAnsi="Courier New" w:cs="Courier New" w:hint="default"/>
+      </w:rPr>
+    </w:lvl>
+    <w:lvl w:ilvl="2" w:tplc="1C090005" w:tentative="1">
+      <w:start w:val="1"/>
+      <w:numFmt w:val="bullet"/>
+      <w:lvlText w:val=""/>
+      <w:lvlJc w:val="left"/>
+      <w:pPr>
+        <w:ind w:left="2160" w:hanging="360"/>
+      </w:pPr>
+      <w:rPr>
+        <w:rFonts w:ascii="Wingdings" w:hAnsi="Wingdings" w:hint="default"/>
+      </w:rPr>
+    </w:lvl>
+    <w:lvl w:ilvl="3" w:tplc="1C090001" w:tentative="1">
+      <w:start w:val="1"/>
+      <w:numFmt w:val="bullet"/>
+      <w:lvlText w:val=""/>
+      <w:lvlJc w:val="left"/>
+      <w:pPr>
+        <w:ind w:left="2880" w:hanging="360"/>
+      </w:pPr>
+      <w:rPr>
+        <w:rFonts w:ascii="Symbol" w:hAnsi="Symbol" w:hint="default"/>
+      </w:rPr>
+    </w:lvl>
+    <w:lvl w:ilvl="4" w:tplc="1C090003" w:tentative="1">
+      <w:start w:val="1"/>
+      <w:numFmt w:val="bullet"/>
+      <w:lvlText w:val="o"/>
+      <w:lvlJc w:val="left"/>
+      <w:pPr>
+        <w:ind w:left="3600" w:hanging="360"/>
+      </w:pPr>
+      <w:rPr>
+        <w:rFonts w:ascii="Courier New" w:hAnsi="Courier New" w:cs="Courier New" w:hint="default"/>
+      </w:rPr>
+    </w:lvl>
+    <w:lvl w:ilvl="5" w:tplc="1C090005" w:tentative="1">
+      <w:start w:val="1"/>
+      <w:numFmt w:val="bullet"/>
+      <w:lvlText w:val=""/>
+      <w:lvlJc w:val="left"/>
+      <w:pPr>
+        <w:ind w:left="4320" w:hanging="360"/>
+      </w:pPr>
+      <w:rPr>
+        <w:rFonts w:ascii="Wingdings" w:hAnsi="Wingdings" w:hint="default"/>
+      </w:rPr>
+    </w:lvl>
+    <w:lvl w:ilvl="6" w:tplc="1C090001" w:tentative="1">
+      <w:start w:val="1"/>
+      <w:numFmt w:val="bullet"/>
+      <w:lvlText w:val=""/>
+      <w:lvlJc w:val="left"/>
+      <w:pPr>
+        <w:ind w:left="5040" w:hanging="360"/>
+      </w:pPr>
+      <w:rPr>
+        <w:rFonts w:ascii="Symbol" w:hAnsi="Symbol" w:hint="default"/>
+      </w:rPr>
+    </w:lvl>
+    <w:lvl w:ilvl="7" w:tplc="1C090003" w:tentative="1">
+      <w:start w:val="1"/>
+      <w:numFmt w:val="bullet"/>
+      <w:lvlText w:val="o"/>
+      <w:lvlJc w:val="left"/>
+      <w:pPr>
+        <w:ind w:left="5760" w:hanging="360"/>
+      </w:pPr>
+      <w:rPr>
+        <w:rFonts w:ascii="Courier New" w:hAnsi="Courier New" w:cs="Courier New" w:hint="default"/>
+      </w:rPr>
+    </w:lvl>
+    <w:lvl w:ilvl="8" w:tplc="1C090005" w:tentative="1">
+      <w:start w:val="1"/>
+      <w:numFmt w:val="bullet"/>
+      <w:lvlText w:val=""/>
+      <w:lvlJc w:val="left"/>
+      <w:pPr>
+        <w:ind w:left="6480" w:hanging="360"/>
+      </w:pPr>
+      <w:rPr>
+        <w:rFonts w:ascii="Wingdings" w:hAnsi="Wingdings" w:hint="default"/>
+      </w:rPr>
+    </w:lvl>
+  </w:abstractNum>
+  <w:abstractNum w:abstractNumId="9" w15:restartNumberingAfterBreak="0">
+    <w:nsid w:val="1D366924"/>
+    <w:multiLevelType w:val="hybridMultilevel"/>
+    <w:tmpl w:val="CF1AC672"/>
+    <w:lvl w:ilvl="0" w:tplc="1C090001">
+      <w:start w:val="1"/>
+      <w:numFmt w:val="bullet"/>
+      <w:lvlText w:val=""/>
+      <w:lvlJc w:val="left"/>
+      <w:pPr>
+        <w:ind w:left="720" w:hanging="360"/>
+      </w:pPr>
+      <w:rPr>
+        <w:rFonts w:ascii="Symbol" w:hAnsi="Symbol" w:hint="default"/>
+      </w:rPr>
+    </w:lvl>
+    <w:lvl w:ilvl="1" w:tplc="1C090003" w:tentative="1">
+      <w:start w:val="1"/>
+      <w:numFmt w:val="bullet"/>
+      <w:lvlText w:val="o"/>
+      <w:lvlJc w:val="left"/>
+      <w:pPr>
+        <w:ind w:left="1440" w:hanging="360"/>
+      </w:pPr>
+      <w:rPr>
+        <w:rFonts w:ascii="Courier New" w:hAnsi="Courier New" w:cs="Courier New" w:hint="default"/>
+      </w:rPr>
+    </w:lvl>
+    <w:lvl w:ilvl="2" w:tplc="1C090005" w:tentative="1">
+      <w:start w:val="1"/>
+      <w:numFmt w:val="bullet"/>
+      <w:lvlText w:val=""/>
+      <w:lvlJc w:val="left"/>
+      <w:pPr>
+        <w:ind w:left="2160" w:hanging="360"/>
+      </w:pPr>
+      <w:rPr>
+        <w:rFonts w:ascii="Wingdings" w:hAnsi="Wingdings" w:hint="default"/>
+      </w:rPr>
+    </w:lvl>
+    <w:lvl w:ilvl="3" w:tplc="1C090001" w:tentative="1">
+      <w:start w:val="1"/>
+      <w:numFmt w:val="bullet"/>
+      <w:lvlText w:val=""/>
+      <w:lvlJc w:val="left"/>
+      <w:pPr>
+        <w:ind w:left="2880" w:hanging="360"/>
+      </w:pPr>
+      <w:rPr>
+        <w:rFonts w:ascii="Symbol" w:hAnsi="Symbol" w:hint="default"/>
+      </w:rPr>
+    </w:lvl>
+    <w:lvl w:ilvl="4" w:tplc="1C090003" w:tentative="1">
+      <w:start w:val="1"/>
+      <w:numFmt w:val="bullet"/>
+      <w:lvlText w:val="o"/>
+      <w:lvlJc w:val="left"/>
+      <w:pPr>
+        <w:ind w:left="3600" w:hanging="360"/>
+      </w:pPr>
+      <w:rPr>
+        <w:rFonts w:ascii="Courier New" w:hAnsi="Courier New" w:cs="Courier New" w:hint="default"/>
+      </w:rPr>
+    </w:lvl>
+    <w:lvl w:ilvl="5" w:tplc="1C090005" w:tentative="1">
+      <w:start w:val="1"/>
+      <w:numFmt w:val="bullet"/>
+      <w:lvlText w:val=""/>
+      <w:lvlJc w:val="left"/>
+      <w:pPr>
+        <w:ind w:left="4320" w:hanging="360"/>
+      </w:pPr>
+      <w:rPr>
+        <w:rFonts w:ascii="Wingdings" w:hAnsi="Wingdings" w:hint="default"/>
+      </w:rPr>
+    </w:lvl>
+    <w:lvl w:ilvl="6" w:tplc="1C090001" w:tentative="1">
+      <w:start w:val="1"/>
+      <w:numFmt w:val="bullet"/>
+      <w:lvlText w:val=""/>
+      <w:lvlJc w:val="left"/>
+      <w:pPr>
+        <w:ind w:left="5040" w:hanging="360"/>
+      </w:pPr>
+      <w:rPr>
+        <w:rFonts w:ascii="Symbol" w:hAnsi="Symbol" w:hint="default"/>
+      </w:rPr>
+    </w:lvl>
+    <w:lvl w:ilvl="7" w:tplc="1C090003" w:tentative="1">
+      <w:start w:val="1"/>
+      <w:numFmt w:val="bullet"/>
+      <w:lvlText w:val="o"/>
+      <w:lvlJc w:val="left"/>
+      <w:pPr>
+        <w:ind w:left="5760" w:hanging="360"/>
+      </w:pPr>
+      <w:rPr>
+        <w:rFonts w:ascii="Courier New" w:hAnsi="Courier New" w:cs="Courier New" w:hint="default"/>
+      </w:rPr>
+    </w:lvl>
+    <w:lvl w:ilvl="8" w:tplc="1C090005" w:tentative="1">
+      <w:start w:val="1"/>
+      <w:numFmt w:val="bullet"/>
+      <w:lvlText w:val=""/>
+      <w:lvlJc w:val="left"/>
+      <w:pPr>
+        <w:ind w:left="6480" w:hanging="360"/>
+      </w:pPr>
+      <w:rPr>
+        <w:rFonts w:ascii="Wingdings" w:hAnsi="Wingdings" w:hint="default"/>
+      </w:rPr>
+    </w:lvl>
+  </w:abstractNum>
+  <w:abstractNum w:abstractNumId="10" w15:restartNumberingAfterBreak="0">
+    <w:nsid w:val="2BCD0E52"/>
+    <w:multiLevelType w:val="hybridMultilevel"/>
+    <w:tmpl w:val="796A6DC4"/>
+    <w:lvl w:ilvl="0" w:tplc="20A6C954">
+      <w:start w:val="1"/>
+      <w:numFmt w:val="decimal"/>
+      <w:lvlText w:val="%1."/>
+      <w:lvlJc w:val="left"/>
+      <w:pPr>
+        <w:ind w:left="720" w:hanging="360"/>
+      </w:pPr>
+      <w:rPr>
+        <w:rFonts w:hint="default"/>
+      </w:rPr>
+    </w:lvl>
+    <w:lvl w:ilvl="1" w:tplc="FFFFFFFF" w:tentative="1">
+      <w:start w:val="1"/>
+      <w:numFmt w:val="bullet"/>
+      <w:lvlText w:val="o"/>
+      <w:lvlJc w:val="left"/>
+      <w:pPr>
+        <w:ind w:left="1440" w:hanging="360"/>
+      </w:pPr>
+      <w:rPr>
+        <w:rFonts w:ascii="Courier New" w:hAnsi="Courier New" w:cs="Courier New" w:hint="default"/>
+      </w:rPr>
+    </w:lvl>
+    <w:lvl w:ilvl="2" w:tplc="FFFFFFFF" w:tentative="1">
+      <w:start w:val="1"/>
+      <w:numFmt w:val="bullet"/>
+      <w:lvlText w:val=""/>
+      <w:lvlJc w:val="left"/>
+      <w:pPr>
+        <w:ind w:left="2160" w:hanging="360"/>
+      </w:pPr>
+      <w:rPr>
+        <w:rFonts w:ascii="Wingdings" w:hAnsi="Wingdings" w:hint="default"/>
+      </w:rPr>
+    </w:lvl>
+    <w:lvl w:ilvl="3" w:tplc="FFFFFFFF" w:tentative="1">
+      <w:start w:val="1"/>
+      <w:numFmt w:val="bullet"/>
+      <w:lvlText w:val=""/>
+      <w:lvlJc w:val="left"/>
+      <w:pPr>
+        <w:ind w:left="2880" w:hanging="360"/>
+      </w:pPr>
+      <w:rPr>
+        <w:rFonts w:ascii="Symbol" w:hAnsi="Symbol" w:hint="default"/>
+      </w:rPr>
+    </w:lvl>
+    <w:lvl w:ilvl="4" w:tplc="FFFFFFFF" w:tentative="1">
+      <w:start w:val="1"/>
+      <w:numFmt w:val="bullet"/>
+      <w:lvlText w:val="o"/>
+      <w:lvlJc w:val="left"/>
+      <w:pPr>
+        <w:ind w:left="3600" w:hanging="360"/>
+      </w:pPr>
+      <w:rPr>
+        <w:rFonts w:ascii="Courier New" w:hAnsi="Courier New" w:cs="Courier New" w:hint="default"/>
+      </w:rPr>
+    </w:lvl>
+    <w:lvl w:ilvl="5" w:tplc="FFFFFFFF" w:tentative="1">
+      <w:start w:val="1"/>
+      <w:numFmt w:val="bullet"/>
+      <w:lvlText w:val=""/>
+      <w:lvlJc w:val="left"/>
+      <w:pPr>
+        <w:ind w:left="4320" w:hanging="360"/>
+      </w:pPr>
+      <w:rPr>
+        <w:rFonts w:ascii="Wingdings" w:hAnsi="Wingdings" w:hint="default"/>
+      </w:rPr>
+    </w:lvl>
+    <w:lvl w:ilvl="6" w:tplc="FFFFFFFF" w:tentative="1">
+      <w:start w:val="1"/>
+      <w:numFmt w:val="bullet"/>
+      <w:lvlText w:val=""/>
+      <w:lvlJc w:val="left"/>
+      <w:pPr>
+        <w:ind w:left="5040" w:hanging="360"/>
+      </w:pPr>
+      <w:rPr>
+        <w:rFonts w:ascii="Symbol" w:hAnsi="Symbol" w:hint="default"/>
+      </w:rPr>
+    </w:lvl>
+    <w:lvl w:ilvl="7" w:tplc="FFFFFFFF" w:tentative="1">
+      <w:start w:val="1"/>
+      <w:numFmt w:val="bullet"/>
+      <w:lvlText w:val="o"/>
+      <w:lvlJc w:val="left"/>
+      <w:pPr>
+        <w:ind w:left="5760" w:hanging="360"/>
+      </w:pPr>
+      <w:rPr>
+        <w:rFonts w:ascii="Courier New" w:hAnsi="Courier New" w:cs="Courier New" w:hint="default"/>
+      </w:rPr>
+    </w:lvl>
+    <w:lvl w:ilvl="8" w:tplc="FFFFFFFF" w:tentative="1">
+      <w:start w:val="1"/>
+      <w:numFmt w:val="bullet"/>
+      <w:lvlText w:val=""/>
+      <w:lvlJc w:val="left"/>
+      <w:pPr>
+        <w:ind w:left="6480" w:hanging="360"/>
+      </w:pPr>
+      <w:rPr>
+        <w:rFonts w:ascii="Wingdings" w:hAnsi="Wingdings" w:hint="default"/>
+      </w:rPr>
+    </w:lvl>
+  </w:abstractNum>
+  <w:abstractNum w:abstractNumId="11" w15:restartNumberingAfterBreak="0">
+    <w:nsid w:val="2C057674"/>
+    <w:multiLevelType w:val="multilevel"/>
+    <w:tmpl w:val="2EC0FF18"/>
+    <w:lvl w:ilvl="0">
+      <w:start w:val="1"/>
+      <w:numFmt w:val="bullet"/>
+      <w:lvlText w:val=""/>
+      <w:lvlJc w:val="left"/>
+      <w:pPr>
+        <w:tabs>
+          <w:tab w:val="num" w:pos="720"/>
+        </w:tabs>
+        <w:ind w:left="720" w:hanging="360"/>
+      </w:pPr>
+      <w:rPr>
+        <w:rFonts w:ascii="Symbol" w:hAnsi="Symbol" w:hint="default"/>
+        <w:sz w:val="20"/>
+      </w:rPr>
+    </w:lvl>
+    <w:lvl w:ilvl="1" w:tentative="1">
+      <w:start w:val="1"/>
+      <w:numFmt w:val="bullet"/>
+      <w:lvlText w:val="o"/>
+      <w:lvlJc w:val="left"/>
+      <w:pPr>
+        <w:tabs>
+          <w:tab w:val="num" w:pos="1440"/>
+        </w:tabs>
+        <w:ind w:left="1440" w:hanging="360"/>
+      </w:pPr>
+      <w:rPr>
+        <w:rFonts w:ascii="Courier New" w:hAnsi="Courier New" w:hint="default"/>
+        <w:sz w:val="20"/>
+      </w:rPr>
+    </w:lvl>
+    <w:lvl w:ilvl="2" w:tentative="1">
+      <w:start w:val="1"/>
+      <w:numFmt w:val="bullet"/>
+      <w:lvlText w:val=""/>
+      <w:lvlJc w:val="left"/>
+      <w:pPr>
+        <w:tabs>
+          <w:tab w:val="num" w:pos="2160"/>
+        </w:tabs>
+        <w:ind w:left="2160" w:hanging="360"/>
+      </w:pPr>
+      <w:rPr>
+        <w:rFonts w:ascii="Wingdings" w:hAnsi="Wingdings" w:hint="default"/>
+        <w:sz w:val="20"/>
+      </w:rPr>
+    </w:lvl>
+    <w:lvl w:ilvl="3" w:tentative="1">
+      <w:start w:val="1"/>
+      <w:numFmt w:val="bullet"/>
+      <w:lvlText w:val=""/>
+      <w:lvlJc w:val="left"/>
+      <w:pPr>
+        <w:tabs>
+          <w:tab w:val="num" w:pos="2880"/>
+        </w:tabs>
+        <w:ind w:left="2880" w:hanging="360"/>
+      </w:pPr>
+      <w:rPr>
+        <w:rFonts w:ascii="Wingdings" w:hAnsi="Wingdings" w:hint="default"/>
+        <w:sz w:val="20"/>
+      </w:rPr>
+    </w:lvl>
+    <w:lvl w:ilvl="4" w:tentative="1">
+      <w:start w:val="1"/>
+      <w:numFmt w:val="bullet"/>
+      <w:lvlText w:val=""/>
+      <w:lvlJc w:val="left"/>
+      <w:pPr>
+        <w:tabs>
+          <w:tab w:val="num" w:pos="3600"/>
+        </w:tabs>
+        <w:ind w:left="3600" w:hanging="360"/>
+      </w:pPr>
+      <w:rPr>
+        <w:rFonts w:ascii="Wingdings" w:hAnsi="Wingdings" w:hint="default"/>
+        <w:sz w:val="20"/>
+      </w:rPr>
+    </w:lvl>
+    <w:lvl w:ilvl="5" w:tentative="1">
+      <w:start w:val="1"/>
+      <w:numFmt w:val="bullet"/>
+      <w:lvlText w:val=""/>
+      <w:lvlJc w:val="left"/>
+      <w:pPr>
+        <w:tabs>
+          <w:tab w:val="num" w:pos="4320"/>
+        </w:tabs>
+        <w:ind w:left="4320" w:hanging="360"/>
+      </w:pPr>
+      <w:rPr>
+        <w:rFonts w:ascii="Wingdings" w:hAnsi="Wingdings" w:hint="default"/>
+        <w:sz w:val="20"/>
+      </w:rPr>
+    </w:lvl>
+    <w:lvl w:ilvl="6" w:tentative="1">
+      <w:start w:val="1"/>
+      <w:numFmt w:val="bullet"/>
+      <w:lvlText w:val=""/>
+      <w:lvlJc w:val="left"/>
+      <w:pPr>
+        <w:tabs>
+          <w:tab w:val="num" w:pos="5040"/>
+        </w:tabs>
+        <w:ind w:left="5040" w:hanging="360"/>
+      </w:pPr>
+      <w:rPr>
+        <w:rFonts w:ascii="Wingdings" w:hAnsi="Wingdings" w:hint="default"/>
+        <w:sz w:val="20"/>
+      </w:rPr>
+    </w:lvl>
+    <w:lvl w:ilvl="7" w:tentative="1">
+      <w:start w:val="1"/>
+      <w:numFmt w:val="bullet"/>
+      <w:lvlText w:val=""/>
+      <w:lvlJc w:val="left"/>
+      <w:pPr>
+        <w:tabs>
+          <w:tab w:val="num" w:pos="5760"/>
+        </w:tabs>
+        <w:ind w:left="5760" w:hanging="360"/>
+      </w:pPr>
+      <w:rPr>
+        <w:rFonts w:ascii="Wingdings" w:hAnsi="Wingdings" w:hint="default"/>
+        <w:sz w:val="20"/>
+      </w:rPr>
+    </w:lvl>
+    <w:lvl w:ilvl="8" w:tentative="1">
+      <w:start w:val="1"/>
+      <w:numFmt w:val="bullet"/>
+      <w:lvlText w:val=""/>
+      <w:lvlJc w:val="left"/>
+      <w:pPr>
+        <w:tabs>
+          <w:tab w:val="num" w:pos="6480"/>
+        </w:tabs>
+        <w:ind w:left="6480" w:hanging="360"/>
+      </w:pPr>
+      <w:rPr>
+        <w:rFonts w:ascii="Wingdings" w:hAnsi="Wingdings" w:hint="default"/>
+        <w:sz w:val="20"/>
+      </w:rPr>
+    </w:lvl>
+  </w:abstractNum>
+  <w:abstractNum w:abstractNumId="12" w15:restartNumberingAfterBreak="0">
+    <w:nsid w:val="2DFC60DE"/>
+    <w:multiLevelType w:val="multilevel"/>
+    <w:tmpl w:val="D6F2B4E4"/>
+    <w:lvl w:ilvl="0">
+      <w:start w:val="1"/>
+      <w:numFmt w:val="bullet"/>
+      <w:lvlText w:val=""/>
+      <w:lvlJc w:val="left"/>
+      <w:pPr>
+        <w:tabs>
+          <w:tab w:val="num" w:pos="720"/>
+        </w:tabs>
+        <w:ind w:left="720" w:hanging="360"/>
+      </w:pPr>
+      <w:rPr>
+        <w:rFonts w:ascii="Symbol" w:hAnsi="Symbol" w:hint="default"/>
+        <w:sz w:val="20"/>
+      </w:rPr>
+    </w:lvl>
+    <w:lvl w:ilvl="1" w:tentative="1">
+      <w:start w:val="1"/>
+      <w:numFmt w:val="bullet"/>
+      <w:lvlText w:val="o"/>
+      <w:lvlJc w:val="left"/>
+      <w:pPr>
+        <w:tabs>
+          <w:tab w:val="num" w:pos="1440"/>
+        </w:tabs>
+        <w:ind w:left="1440" w:hanging="360"/>
+      </w:pPr>
+      <w:rPr>
+        <w:rFonts w:ascii="Courier New" w:hAnsi="Courier New" w:hint="default"/>
+        <w:sz w:val="20"/>
+      </w:rPr>
+    </w:lvl>
+    <w:lvl w:ilvl="2" w:tentative="1">
+      <w:start w:val="1"/>
+      <w:numFmt w:val="bullet"/>
+      <w:lvlText w:val=""/>
+      <w:lvlJc w:val="left"/>
+      <w:pPr>
+        <w:tabs>
+          <w:tab w:val="num" w:pos="2160"/>
+        </w:tabs>
+        <w:ind w:left="2160" w:hanging="360"/>
+      </w:pPr>
+      <w:rPr>
+        <w:rFonts w:ascii="Wingdings" w:hAnsi="Wingdings" w:hint="default"/>
+        <w:sz w:val="20"/>
+      </w:rPr>
+    </w:lvl>
+    <w:lvl w:ilvl="3" w:tentative="1">
+      <w:start w:val="1"/>
+      <w:numFmt w:val="bullet"/>
+      <w:lvlText w:val=""/>
+      <w:lvlJc w:val="left"/>
+      <w:pPr>
+        <w:tabs>
+          <w:tab w:val="num" w:pos="2880"/>
+        </w:tabs>
+        <w:ind w:left="2880" w:hanging="360"/>
+      </w:pPr>
+      <w:rPr>
+        <w:rFonts w:ascii="Wingdings" w:hAnsi="Wingdings" w:hint="default"/>
+        <w:sz w:val="20"/>
+      </w:rPr>
+    </w:lvl>
+    <w:lvl w:ilvl="4" w:tentative="1">
+      <w:start w:val="1"/>
+      <w:numFmt w:val="bullet"/>
+      <w:lvlText w:val=""/>
+      <w:lvlJc w:val="left"/>
+      <w:pPr>
+        <w:tabs>
+          <w:tab w:val="num" w:pos="3600"/>
+        </w:tabs>
+        <w:ind w:left="3600" w:hanging="360"/>
+      </w:pPr>
+      <w:rPr>
+        <w:rFonts w:ascii="Wingdings" w:hAnsi="Wingdings" w:hint="default"/>
+        <w:sz w:val="20"/>
+      </w:rPr>
+    </w:lvl>
+    <w:lvl w:ilvl="5" w:tentative="1">
+      <w:start w:val="1"/>
+      <w:numFmt w:val="bullet"/>
+      <w:lvlText w:val=""/>
+      <w:lvlJc w:val="left"/>
+      <w:pPr>
+        <w:tabs>
+          <w:tab w:val="num" w:pos="4320"/>
+        </w:tabs>
+        <w:ind w:left="4320" w:hanging="360"/>
+      </w:pPr>
+      <w:rPr>
+        <w:rFonts w:ascii="Wingdings" w:hAnsi="Wingdings" w:hint="default"/>
+        <w:sz w:val="20"/>
+      </w:rPr>
+    </w:lvl>
+    <w:lvl w:ilvl="6" w:tentative="1">
+      <w:start w:val="1"/>
+      <w:numFmt w:val="bullet"/>
+      <w:lvlText w:val=""/>
+      <w:lvlJc w:val="left"/>
+      <w:pPr>
+        <w:tabs>
+          <w:tab w:val="num" w:pos="5040"/>
+        </w:tabs>
+        <w:ind w:left="5040" w:hanging="360"/>
+      </w:pPr>
+      <w:rPr>
+        <w:rFonts w:ascii="Wingdings" w:hAnsi="Wingdings" w:hint="default"/>
+        <w:sz w:val="20"/>
+      </w:rPr>
+    </w:lvl>
+    <w:lvl w:ilvl="7" w:tentative="1">
+      <w:start w:val="1"/>
+      <w:numFmt w:val="bullet"/>
+      <w:lvlText w:val=""/>
+      <w:lvlJc w:val="left"/>
+      <w:pPr>
+        <w:tabs>
+          <w:tab w:val="num" w:pos="5760"/>
+        </w:tabs>
+        <w:ind w:left="5760" w:hanging="360"/>
+      </w:pPr>
+      <w:rPr>
+        <w:rFonts w:ascii="Wingdings" w:hAnsi="Wingdings" w:hint="default"/>
+        <w:sz w:val="20"/>
+      </w:rPr>
+    </w:lvl>
+    <w:lvl w:ilvl="8" w:tentative="1">
+      <w:start w:val="1"/>
+      <w:numFmt w:val="bullet"/>
+      <w:lvlText w:val=""/>
+      <w:lvlJc w:val="left"/>
+      <w:pPr>
+        <w:tabs>
+          <w:tab w:val="num" w:pos="6480"/>
+        </w:tabs>
+        <w:ind w:left="6480" w:hanging="360"/>
+      </w:pPr>
+      <w:rPr>
+        <w:rFonts w:ascii="Wingdings" w:hAnsi="Wingdings" w:hint="default"/>
+        <w:sz w:val="20"/>
+      </w:rPr>
+    </w:lvl>
+  </w:abstractNum>
+  <w:abstractNum w:abstractNumId="13" w15:restartNumberingAfterBreak="0">
+    <w:nsid w:val="32CD0F49"/>
+    <w:multiLevelType w:val="multilevel"/>
+    <w:tmpl w:val="2D5EF5F8"/>
+    <w:lvl w:ilvl="0">
+      <w:start w:val="1"/>
+      <w:numFmt w:val="bullet"/>
+      <w:lvlText w:val=""/>
+      <w:lvlJc w:val="left"/>
+      <w:pPr>
+        <w:tabs>
+          <w:tab w:val="num" w:pos="720"/>
+        </w:tabs>
+        <w:ind w:left="720" w:hanging="360"/>
+      </w:pPr>
+      <w:rPr>
+        <w:rFonts w:ascii="Symbol" w:hAnsi="Symbol" w:hint="default"/>
+        <w:sz w:val="20"/>
+      </w:rPr>
+    </w:lvl>
+    <w:lvl w:ilvl="1" w:tentative="1">
+      <w:start w:val="1"/>
+      <w:numFmt w:val="bullet"/>
+      <w:lvlText w:val="o"/>
+      <w:lvlJc w:val="left"/>
+      <w:pPr>
+        <w:tabs>
+          <w:tab w:val="num" w:pos="1440"/>
+        </w:tabs>
+        <w:ind w:left="1440" w:hanging="360"/>
+      </w:pPr>
+      <w:rPr>
+        <w:rFonts w:ascii="Courier New" w:hAnsi="Courier New" w:hint="default"/>
+        <w:sz w:val="20"/>
+      </w:rPr>
+    </w:lvl>
+    <w:lvl w:ilvl="2" w:tentative="1">
+      <w:start w:val="1"/>
+      <w:numFmt w:val="bullet"/>
+      <w:lvlText w:val=""/>
+      <w:lvlJc w:val="left"/>
+      <w:pPr>
+        <w:tabs>
+          <w:tab w:val="num" w:pos="2160"/>
+        </w:tabs>
+        <w:ind w:left="2160" w:hanging="360"/>
+      </w:pPr>
+      <w:rPr>
+        <w:rFonts w:ascii="Wingdings" w:hAnsi="Wingdings" w:hint="default"/>
+        <w:sz w:val="20"/>
+      </w:rPr>
+    </w:lvl>
+    <w:lvl w:ilvl="3" w:tentative="1">
+      <w:start w:val="1"/>
+      <w:numFmt w:val="bullet"/>
+      <w:lvlText w:val=""/>
+      <w:lvlJc w:val="left"/>
+      <w:pPr>
+        <w:tabs>
+          <w:tab w:val="num" w:pos="2880"/>
+        </w:tabs>
+        <w:ind w:left="2880" w:hanging="360"/>
+      </w:pPr>
+      <w:rPr>
+        <w:rFonts w:ascii="Wingdings" w:hAnsi="Wingdings" w:hint="default"/>
+        <w:sz w:val="20"/>
+      </w:rPr>
+    </w:lvl>
+    <w:lvl w:ilvl="4" w:tentative="1">
+      <w:start w:val="1"/>
+      <w:numFmt w:val="bullet"/>
+      <w:lvlText w:val=""/>
+      <w:lvlJc w:val="left"/>
+      <w:pPr>
+        <w:tabs>
+          <w:tab w:val="num" w:pos="3600"/>
+        </w:tabs>
+        <w:ind w:left="3600" w:hanging="360"/>
+      </w:pPr>
+      <w:rPr>
+        <w:rFonts w:ascii="Wingdings" w:hAnsi="Wingdings" w:hint="default"/>
+        <w:sz w:val="20"/>
+      </w:rPr>
+    </w:lvl>
+    <w:lvl w:ilvl="5" w:tentative="1">
+      <w:start w:val="1"/>
+      <w:numFmt w:val="bullet"/>
+      <w:lvlText w:val=""/>
+      <w:lvlJc w:val="left"/>
+      <w:pPr>
+        <w:tabs>
+          <w:tab w:val="num" w:pos="4320"/>
+        </w:tabs>
+        <w:ind w:left="4320" w:hanging="360"/>
+      </w:pPr>
+      <w:rPr>
+        <w:rFonts w:ascii="Wingdings" w:hAnsi="Wingdings" w:hint="default"/>
+        <w:sz w:val="20"/>
+      </w:rPr>
+    </w:lvl>
+    <w:lvl w:ilvl="6" w:tentative="1">
+      <w:start w:val="1"/>
+      <w:numFmt w:val="bullet"/>
+      <w:lvlText w:val=""/>
+      <w:lvlJc w:val="left"/>
+      <w:pPr>
+        <w:tabs>
+          <w:tab w:val="num" w:pos="5040"/>
+        </w:tabs>
+        <w:ind w:left="5040" w:hanging="360"/>
+      </w:pPr>
+      <w:rPr>
+        <w:rFonts w:ascii="Wingdings" w:hAnsi="Wingdings" w:hint="default"/>
+        <w:sz w:val="20"/>
+      </w:rPr>
+    </w:lvl>
+    <w:lvl w:ilvl="7" w:tentative="1">
+      <w:start w:val="1"/>
+      <w:numFmt w:val="bullet"/>
+      <w:lvlText w:val=""/>
+      <w:lvlJc w:val="left"/>
+      <w:pPr>
+        <w:tabs>
+          <w:tab w:val="num" w:pos="5760"/>
+        </w:tabs>
+        <w:ind w:left="5760" w:hanging="360"/>
+      </w:pPr>
+      <w:rPr>
+        <w:rFonts w:ascii="Wingdings" w:hAnsi="Wingdings" w:hint="default"/>
+        <w:sz w:val="20"/>
+      </w:rPr>
+    </w:lvl>
+    <w:lvl w:ilvl="8" w:tentative="1">
+      <w:start w:val="1"/>
+      <w:numFmt w:val="bullet"/>
+      <w:lvlText w:val=""/>
+      <w:lvlJc w:val="left"/>
+      <w:pPr>
+        <w:tabs>
+          <w:tab w:val="num" w:pos="6480"/>
+        </w:tabs>
+        <w:ind w:left="6480" w:hanging="360"/>
+      </w:pPr>
+      <w:rPr>
+        <w:rFonts w:ascii="Wingdings" w:hAnsi="Wingdings" w:hint="default"/>
+        <w:sz w:val="20"/>
+      </w:rPr>
+    </w:lvl>
+  </w:abstractNum>
+  <w:abstractNum w:abstractNumId="14" w15:restartNumberingAfterBreak="0">
+    <w:nsid w:val="35E301C1"/>
+    <w:multiLevelType w:val="hybridMultilevel"/>
+    <w:tmpl w:val="F7424CFA"/>
+    <w:lvl w:ilvl="0" w:tplc="1C090001">
+      <w:start w:val="1"/>
+      <w:numFmt w:val="bullet"/>
+      <w:lvlText w:val=""/>
+      <w:lvlJc w:val="left"/>
+      <w:pPr>
+        <w:ind w:left="720" w:hanging="360"/>
+      </w:pPr>
+      <w:rPr>
+        <w:rFonts w:ascii="Symbol" w:hAnsi="Symbol" w:hint="default"/>
+      </w:rPr>
+    </w:lvl>
+    <w:lvl w:ilvl="1" w:tplc="1C090003" w:tentative="1">
+      <w:start w:val="1"/>
+      <w:numFmt w:val="bullet"/>
+      <w:lvlText w:val="o"/>
+      <w:lvlJc w:val="left"/>
+      <w:pPr>
+        <w:ind w:left="1440" w:hanging="360"/>
+      </w:pPr>
+      <w:rPr>
+        <w:rFonts w:ascii="Courier New" w:hAnsi="Courier New" w:cs="Courier New" w:hint="default"/>
+      </w:rPr>
+    </w:lvl>
+    <w:lvl w:ilvl="2" w:tplc="1C090005" w:tentative="1">
+      <w:start w:val="1"/>
+      <w:numFmt w:val="bullet"/>
+      <w:lvlText w:val=""/>
+      <w:lvlJc w:val="left"/>
+      <w:pPr>
+        <w:ind w:left="2160" w:hanging="360"/>
+      </w:pPr>
+      <w:rPr>
+        <w:rFonts w:ascii="Wingdings" w:hAnsi="Wingdings" w:hint="default"/>
+      </w:rPr>
+    </w:lvl>
+    <w:lvl w:ilvl="3" w:tplc="1C090001" w:tentative="1">
+      <w:start w:val="1"/>
+      <w:numFmt w:val="bullet"/>
+      <w:lvlText w:val=""/>
+      <w:lvlJc w:val="left"/>
+      <w:pPr>
+        <w:ind w:left="2880" w:hanging="360"/>
+      </w:pPr>
+      <w:rPr>
+        <w:rFonts w:ascii="Symbol" w:hAnsi="Symbol" w:hint="default"/>
+      </w:rPr>
+    </w:lvl>
+    <w:lvl w:ilvl="4" w:tplc="1C090003" w:tentative="1">
+      <w:start w:val="1"/>
+      <w:numFmt w:val="bullet"/>
+      <w:lvlText w:val="o"/>
+      <w:lvlJc w:val="left"/>
+      <w:pPr>
+        <w:ind w:left="3600" w:hanging="360"/>
+      </w:pPr>
+      <w:rPr>
+        <w:rFonts w:ascii="Courier New" w:hAnsi="Courier New" w:cs="Courier New" w:hint="default"/>
+      </w:rPr>
+    </w:lvl>
+    <w:lvl w:ilvl="5" w:tplc="1C090005" w:tentative="1">
+      <w:start w:val="1"/>
+      <w:numFmt w:val="bullet"/>
+      <w:lvlText w:val=""/>
+      <w:lvlJc w:val="left"/>
+      <w:pPr>
+        <w:ind w:left="4320" w:hanging="360"/>
+      </w:pPr>
+      <w:rPr>
+        <w:rFonts w:ascii="Wingdings" w:hAnsi="Wingdings" w:hint="default"/>
+      </w:rPr>
+    </w:lvl>
+    <w:lvl w:ilvl="6" w:tplc="1C090001" w:tentative="1">
+      <w:start w:val="1"/>
+      <w:numFmt w:val="bullet"/>
+      <w:lvlText w:val=""/>
+      <w:lvlJc w:val="left"/>
+      <w:pPr>
+        <w:ind w:left="5040" w:hanging="360"/>
+      </w:pPr>
+      <w:rPr>
+        <w:rFonts w:ascii="Symbol" w:hAnsi="Symbol" w:hint="default"/>
+      </w:rPr>
+    </w:lvl>
+    <w:lvl w:ilvl="7" w:tplc="1C090003" w:tentative="1">
+      <w:start w:val="1"/>
+      <w:numFmt w:val="bullet"/>
+      <w:lvlText w:val="o"/>
+      <w:lvlJc w:val="left"/>
+      <w:pPr>
+        <w:ind w:left="5760" w:hanging="360"/>
+      </w:pPr>
+      <w:rPr>
+        <w:rFonts w:ascii="Courier New" w:hAnsi="Courier New" w:cs="Courier New" w:hint="default"/>
+      </w:rPr>
+    </w:lvl>
+    <w:lvl w:ilvl="8" w:tplc="1C090005" w:tentative="1">
+      <w:start w:val="1"/>
+      <w:numFmt w:val="bullet"/>
+      <w:lvlText w:val=""/>
+      <w:lvlJc w:val="left"/>
+      <w:pPr>
+        <w:ind w:left="6480" w:hanging="360"/>
+      </w:pPr>
+      <w:rPr>
+        <w:rFonts w:ascii="Wingdings" w:hAnsi="Wingdings" w:hint="default"/>
+      </w:rPr>
+    </w:lvl>
+  </w:abstractNum>
+  <w:abstractNum w:abstractNumId="15" w15:restartNumberingAfterBreak="0">
+    <w:nsid w:val="3619265D"/>
+    <w:multiLevelType w:val="multilevel"/>
+    <w:tmpl w:val="CDFE24BA"/>
+    <w:lvl w:ilvl="0">
+      <w:start w:val="1"/>
+      <w:numFmt w:val="bullet"/>
+      <w:lvlText w:val=""/>
+      <w:lvlJc w:val="left"/>
+      <w:pPr>
+        <w:tabs>
+          <w:tab w:val="num" w:pos="720"/>
+        </w:tabs>
+        <w:ind w:left="720" w:hanging="360"/>
+      </w:pPr>
+      <w:rPr>
+        <w:rFonts w:ascii="Symbol" w:hAnsi="Symbol" w:hint="default"/>
+        <w:sz w:val="20"/>
+      </w:rPr>
+    </w:lvl>
+    <w:lvl w:ilvl="1" w:tentative="1">
+      <w:start w:val="1"/>
+      <w:numFmt w:val="bullet"/>
+      <w:lvlText w:val="o"/>
+      <w:lvlJc w:val="left"/>
+      <w:pPr>
+        <w:tabs>
+          <w:tab w:val="num" w:pos="1440"/>
+        </w:tabs>
+        <w:ind w:left="1440" w:hanging="360"/>
+      </w:pPr>
+      <w:rPr>
+        <w:rFonts w:ascii="Courier New" w:hAnsi="Courier New" w:hint="default"/>
+        <w:sz w:val="20"/>
+      </w:rPr>
+    </w:lvl>
+    <w:lvl w:ilvl="2" w:tentative="1">
+      <w:start w:val="1"/>
+      <w:numFmt w:val="bullet"/>
+      <w:lvlText w:val=""/>
+      <w:lvlJc w:val="left"/>
+      <w:pPr>
+        <w:tabs>
+          <w:tab w:val="num" w:pos="2160"/>
+        </w:tabs>
+        <w:ind w:left="2160" w:hanging="360"/>
+      </w:pPr>
+      <w:rPr>
+        <w:rFonts w:ascii="Wingdings" w:hAnsi="Wingdings" w:hint="default"/>
+        <w:sz w:val="20"/>
+      </w:rPr>
+    </w:lvl>
+    <w:lvl w:ilvl="3" w:tentative="1">
+      <w:start w:val="1"/>
+      <w:numFmt w:val="bullet"/>
+      <w:lvlText w:val=""/>
+      <w:lvlJc w:val="left"/>
+      <w:pPr>
+        <w:tabs>
+          <w:tab w:val="num" w:pos="2880"/>
+        </w:tabs>
+        <w:ind w:left="2880" w:hanging="360"/>
+      </w:pPr>
+      <w:rPr>
+        <w:rFonts w:ascii="Wingdings" w:hAnsi="Wingdings" w:hint="default"/>
+        <w:sz w:val="20"/>
+      </w:rPr>
+    </w:lvl>
+    <w:lvl w:ilvl="4" w:tentative="1">
+      <w:start w:val="1"/>
+      <w:numFmt w:val="bullet"/>
+      <w:lvlText w:val=""/>
+      <w:lvlJc w:val="left"/>
+      <w:pPr>
+        <w:tabs>
+          <w:tab w:val="num" w:pos="3600"/>
+        </w:tabs>
+        <w:ind w:left="3600" w:hanging="360"/>
+      </w:pPr>
+      <w:rPr>
+        <w:rFonts w:ascii="Wingdings" w:hAnsi="Wingdings" w:hint="default"/>
+        <w:sz w:val="20"/>
+      </w:rPr>
+    </w:lvl>
+    <w:lvl w:ilvl="5" w:tentative="1">
+      <w:start w:val="1"/>
+      <w:numFmt w:val="bullet"/>
+      <w:lvlText w:val=""/>
+      <w:lvlJc w:val="left"/>
+      <w:pPr>
+        <w:tabs>
+          <w:tab w:val="num" w:pos="4320"/>
+        </w:tabs>
+        <w:ind w:left="4320" w:hanging="360"/>
+      </w:pPr>
+      <w:rPr>
+        <w:rFonts w:ascii="Wingdings" w:hAnsi="Wingdings" w:hint="default"/>
+        <w:sz w:val="20"/>
+      </w:rPr>
+    </w:lvl>
+    <w:lvl w:ilvl="6" w:tentative="1">
+      <w:start w:val="1"/>
+      <w:numFmt w:val="bullet"/>
+      <w:lvlText w:val=""/>
+      <w:lvlJc w:val="left"/>
+      <w:pPr>
+        <w:tabs>
+          <w:tab w:val="num" w:pos="5040"/>
+        </w:tabs>
+        <w:ind w:left="5040" w:hanging="360"/>
+      </w:pPr>
+      <w:rPr>
+        <w:rFonts w:ascii="Wingdings" w:hAnsi="Wingdings" w:hint="default"/>
+        <w:sz w:val="20"/>
+      </w:rPr>
+    </w:lvl>
+    <w:lvl w:ilvl="7" w:tentative="1">
+      <w:start w:val="1"/>
+      <w:numFmt w:val="bullet"/>
+      <w:lvlText w:val=""/>
+      <w:lvlJc w:val="left"/>
+      <w:pPr>
+        <w:tabs>
+          <w:tab w:val="num" w:pos="5760"/>
+        </w:tabs>
+        <w:ind w:left="5760" w:hanging="360"/>
+      </w:pPr>
+      <w:rPr>
+        <w:rFonts w:ascii="Wingdings" w:hAnsi="Wingdings" w:hint="default"/>
+        <w:sz w:val="20"/>
+      </w:rPr>
+    </w:lvl>
+    <w:lvl w:ilvl="8" w:tentative="1">
+      <w:start w:val="1"/>
+      <w:numFmt w:val="bullet"/>
+      <w:lvlText w:val=""/>
+      <w:lvlJc w:val="left"/>
+      <w:pPr>
+        <w:tabs>
+          <w:tab w:val="num" w:pos="6480"/>
+        </w:tabs>
+        <w:ind w:left="6480" w:hanging="360"/>
+      </w:pPr>
+      <w:rPr>
+        <w:rFonts w:ascii="Wingdings" w:hAnsi="Wingdings" w:hint="default"/>
+        <w:sz w:val="20"/>
+      </w:rPr>
+    </w:lvl>
+  </w:abstractNum>
+  <w:abstractNum w:abstractNumId="16" w15:restartNumberingAfterBreak="0">
+    <w:nsid w:val="3A687722"/>
+    <w:multiLevelType w:val="multilevel"/>
+    <w:tmpl w:val="39BE8468"/>
+    <w:lvl w:ilvl="0">
+      <w:start w:val="1"/>
+      <w:numFmt w:val="bullet"/>
+      <w:lvlText w:val=""/>
+      <w:lvlJc w:val="left"/>
+      <w:pPr>
+        <w:tabs>
+          <w:tab w:val="num" w:pos="720"/>
+        </w:tabs>
+        <w:ind w:left="720" w:hanging="360"/>
+      </w:pPr>
+      <w:rPr>
+        <w:rFonts w:ascii="Symbol" w:hAnsi="Symbol" w:hint="default"/>
+        <w:sz w:val="20"/>
+      </w:rPr>
+    </w:lvl>
+    <w:lvl w:ilvl="1" w:tentative="1">
+      <w:start w:val="1"/>
+      <w:numFmt w:val="bullet"/>
+      <w:lvlText w:val="o"/>
+      <w:lvlJc w:val="left"/>
+      <w:pPr>
+        <w:tabs>
+          <w:tab w:val="num" w:pos="1440"/>
+        </w:tabs>
+        <w:ind w:left="1440" w:hanging="360"/>
+      </w:pPr>
+      <w:rPr>
+        <w:rFonts w:ascii="Courier New" w:hAnsi="Courier New" w:hint="default"/>
+        <w:sz w:val="20"/>
+      </w:rPr>
+    </w:lvl>
+    <w:lvl w:ilvl="2" w:tentative="1">
+      <w:start w:val="1"/>
+      <w:numFmt w:val="bullet"/>
+      <w:lvlText w:val=""/>
+      <w:lvlJc w:val="left"/>
+      <w:pPr>
+        <w:tabs>
+          <w:tab w:val="num" w:pos="2160"/>
+        </w:tabs>
+        <w:ind w:left="2160" w:hanging="360"/>
+      </w:pPr>
+      <w:rPr>
+        <w:rFonts w:ascii="Wingdings" w:hAnsi="Wingdings" w:hint="default"/>
+        <w:sz w:val="20"/>
+      </w:rPr>
+    </w:lvl>
+    <w:lvl w:ilvl="3" w:tentative="1">
+      <w:start w:val="1"/>
+      <w:numFmt w:val="bullet"/>
+      <w:lvlText w:val=""/>
+      <w:lvlJc w:val="left"/>
+      <w:pPr>
+        <w:tabs>
+          <w:tab w:val="num" w:pos="2880"/>
+        </w:tabs>
+        <w:ind w:left="2880" w:hanging="360"/>
+      </w:pPr>
+      <w:rPr>
+        <w:rFonts w:ascii="Wingdings" w:hAnsi="Wingdings" w:hint="default"/>
+        <w:sz w:val="20"/>
+      </w:rPr>
+    </w:lvl>
+    <w:lvl w:ilvl="4" w:tentative="1">
+      <w:start w:val="1"/>
+      <w:numFmt w:val="bullet"/>
+      <w:lvlText w:val=""/>
+      <w:lvlJc w:val="left"/>
+      <w:pPr>
+        <w:tabs>
+          <w:tab w:val="num" w:pos="3600"/>
+        </w:tabs>
+        <w:ind w:left="3600" w:hanging="360"/>
+      </w:pPr>
+      <w:rPr>
+        <w:rFonts w:ascii="Wingdings" w:hAnsi="Wingdings" w:hint="default"/>
+        <w:sz w:val="20"/>
+      </w:rPr>
+    </w:lvl>
+    <w:lvl w:ilvl="5" w:tentative="1">
+      <w:start w:val="1"/>
+      <w:numFmt w:val="bullet"/>
+      <w:lvlText w:val=""/>
+      <w:lvlJc w:val="left"/>
+      <w:pPr>
+        <w:tabs>
+          <w:tab w:val="num" w:pos="4320"/>
+        </w:tabs>
+        <w:ind w:left="4320" w:hanging="360"/>
+      </w:pPr>
+      <w:rPr>
+        <w:rFonts w:ascii="Wingdings" w:hAnsi="Wingdings" w:hint="default"/>
+        <w:sz w:val="20"/>
+      </w:rPr>
+    </w:lvl>
+    <w:lvl w:ilvl="6" w:tentative="1">
+      <w:start w:val="1"/>
+      <w:numFmt w:val="bullet"/>
+      <w:lvlText w:val=""/>
+      <w:lvlJc w:val="left"/>
+      <w:pPr>
+        <w:tabs>
+          <w:tab w:val="num" w:pos="5040"/>
+        </w:tabs>
+        <w:ind w:left="5040" w:hanging="360"/>
+      </w:pPr>
+      <w:rPr>
+        <w:rFonts w:ascii="Wingdings" w:hAnsi="Wingdings" w:hint="default"/>
+        <w:sz w:val="20"/>
+      </w:rPr>
+    </w:lvl>
+    <w:lvl w:ilvl="7" w:tentative="1">
+      <w:start w:val="1"/>
+      <w:numFmt w:val="bullet"/>
+      <w:lvlText w:val=""/>
+      <w:lvlJc w:val="left"/>
+      <w:pPr>
+        <w:tabs>
+          <w:tab w:val="num" w:pos="5760"/>
+        </w:tabs>
+        <w:ind w:left="5760" w:hanging="360"/>
+      </w:pPr>
+      <w:rPr>
+        <w:rFonts w:ascii="Wingdings" w:hAnsi="Wingdings" w:hint="default"/>
+        <w:sz w:val="20"/>
+      </w:rPr>
+    </w:lvl>
+    <w:lvl w:ilvl="8" w:tentative="1">
+      <w:start w:val="1"/>
+      <w:numFmt w:val="bullet"/>
+      <w:lvlText w:val=""/>
+      <w:lvlJc w:val="left"/>
+      <w:pPr>
+        <w:tabs>
+          <w:tab w:val="num" w:pos="6480"/>
+        </w:tabs>
+        <w:ind w:left="6480" w:hanging="360"/>
+      </w:pPr>
+      <w:rPr>
+        <w:rFonts w:ascii="Wingdings" w:hAnsi="Wingdings" w:hint="default"/>
+        <w:sz w:val="20"/>
+      </w:rPr>
+    </w:lvl>
+  </w:abstractNum>
+  <w:abstractNum w:abstractNumId="17" w15:restartNumberingAfterBreak="0">
+    <w:nsid w:val="3DB62EC1"/>
+    <w:multiLevelType w:val="multilevel"/>
+    <w:tmpl w:val="9BFA6052"/>
+    <w:lvl w:ilvl="0">
+      <w:start w:val="1"/>
+      <w:numFmt w:val="bullet"/>
+      <w:lvlText w:val=""/>
+      <w:lvlJc w:val="left"/>
+      <w:pPr>
+        <w:tabs>
+          <w:tab w:val="num" w:pos="720"/>
+        </w:tabs>
+        <w:ind w:left="720" w:hanging="360"/>
+      </w:pPr>
+      <w:rPr>
+        <w:rFonts w:ascii="Symbol" w:hAnsi="Symbol" w:hint="default"/>
+        <w:sz w:val="20"/>
+      </w:rPr>
+    </w:lvl>
+    <w:lvl w:ilvl="1" w:tentative="1">
+      <w:start w:val="1"/>
+      <w:numFmt w:val="bullet"/>
+      <w:lvlText w:val="o"/>
+      <w:lvlJc w:val="left"/>
+      <w:pPr>
+        <w:tabs>
+          <w:tab w:val="num" w:pos="1440"/>
+        </w:tabs>
+        <w:ind w:left="1440" w:hanging="360"/>
+      </w:pPr>
+      <w:rPr>
+        <w:rFonts w:ascii="Courier New" w:hAnsi="Courier New" w:hint="default"/>
+        <w:sz w:val="20"/>
+      </w:rPr>
+    </w:lvl>
+    <w:lvl w:ilvl="2" w:tentative="1">
+      <w:start w:val="1"/>
+      <w:numFmt w:val="bullet"/>
+      <w:lvlText w:val=""/>
+      <w:lvlJc w:val="left"/>
+      <w:pPr>
+        <w:tabs>
+          <w:tab w:val="num" w:pos="2160"/>
+        </w:tabs>
+        <w:ind w:left="2160" w:hanging="360"/>
+      </w:pPr>
+      <w:rPr>
+        <w:rFonts w:ascii="Wingdings" w:hAnsi="Wingdings" w:hint="default"/>
+        <w:sz w:val="20"/>
+      </w:rPr>
+    </w:lvl>
+    <w:lvl w:ilvl="3" w:tentative="1">
+      <w:start w:val="1"/>
+      <w:numFmt w:val="bullet"/>
+      <w:lvlText w:val=""/>
+      <w:lvlJc w:val="left"/>
+      <w:pPr>
+        <w:tabs>
+          <w:tab w:val="num" w:pos="2880"/>
+        </w:tabs>
+        <w:ind w:left="2880" w:hanging="360"/>
+      </w:pPr>
+      <w:rPr>
+        <w:rFonts w:ascii="Wingdings" w:hAnsi="Wingdings" w:hint="default"/>
+        <w:sz w:val="20"/>
+      </w:rPr>
+    </w:lvl>
+    <w:lvl w:ilvl="4" w:tentative="1">
+      <w:start w:val="1"/>
+      <w:numFmt w:val="bullet"/>
+      <w:lvlText w:val=""/>
+      <w:lvlJc w:val="left"/>
+      <w:pPr>
+        <w:tabs>
+          <w:tab w:val="num" w:pos="3600"/>
+        </w:tabs>
+        <w:ind w:left="3600" w:hanging="360"/>
+      </w:pPr>
+      <w:rPr>
+        <w:rFonts w:ascii="Wingdings" w:hAnsi="Wingdings" w:hint="default"/>
+        <w:sz w:val="20"/>
+      </w:rPr>
+    </w:lvl>
+    <w:lvl w:ilvl="5" w:tentative="1">
+      <w:start w:val="1"/>
+      <w:numFmt w:val="bullet"/>
+      <w:lvlText w:val=""/>
+      <w:lvlJc w:val="left"/>
+      <w:pPr>
+        <w:tabs>
+          <w:tab w:val="num" w:pos="4320"/>
+        </w:tabs>
+        <w:ind w:left="4320" w:hanging="360"/>
+      </w:pPr>
+      <w:rPr>
+        <w:rFonts w:ascii="Wingdings" w:hAnsi="Wingdings" w:hint="default"/>
+        <w:sz w:val="20"/>
+      </w:rPr>
+    </w:lvl>
+    <w:lvl w:ilvl="6" w:tentative="1">
+      <w:start w:val="1"/>
+      <w:numFmt w:val="bullet"/>
+      <w:lvlText w:val=""/>
+      <w:lvlJc w:val="left"/>
+      <w:pPr>
+        <w:tabs>
+          <w:tab w:val="num" w:pos="5040"/>
+        </w:tabs>
+        <w:ind w:left="5040" w:hanging="360"/>
+      </w:pPr>
+      <w:rPr>
+        <w:rFonts w:ascii="Wingdings" w:hAnsi="Wingdings" w:hint="default"/>
+        <w:sz w:val="20"/>
+      </w:rPr>
+    </w:lvl>
+    <w:lvl w:ilvl="7" w:tentative="1">
+      <w:start w:val="1"/>
+      <w:numFmt w:val="bullet"/>
+      <w:lvlText w:val=""/>
+      <w:lvlJc w:val="left"/>
+      <w:pPr>
+        <w:tabs>
+          <w:tab w:val="num" w:pos="5760"/>
+        </w:tabs>
+        <w:ind w:left="5760" w:hanging="360"/>
+      </w:pPr>
+      <w:rPr>
+        <w:rFonts w:ascii="Wingdings" w:hAnsi="Wingdings" w:hint="default"/>
+        <w:sz w:val="20"/>
+      </w:rPr>
+    </w:lvl>
+    <w:lvl w:ilvl="8" w:tentative="1">
+      <w:start w:val="1"/>
+      <w:numFmt w:val="bullet"/>
+      <w:lvlText w:val=""/>
+      <w:lvlJc w:val="left"/>
+      <w:pPr>
+        <w:tabs>
+          <w:tab w:val="num" w:pos="6480"/>
+        </w:tabs>
+        <w:ind w:left="6480" w:hanging="360"/>
+      </w:pPr>
+      <w:rPr>
+        <w:rFonts w:ascii="Wingdings" w:hAnsi="Wingdings" w:hint="default"/>
+        <w:sz w:val="20"/>
+      </w:rPr>
+    </w:lvl>
+  </w:abstractNum>
+  <w:abstractNum w:abstractNumId="18" w15:restartNumberingAfterBreak="0">
+    <w:nsid w:val="43764734"/>
+    <w:multiLevelType w:val="hybridMultilevel"/>
+    <w:tmpl w:val="9FC83DBA"/>
+    <w:lvl w:ilvl="0" w:tplc="1C090001">
+      <w:start w:val="1"/>
+      <w:numFmt w:val="bullet"/>
+      <w:lvlText w:val=""/>
+      <w:lvlJc w:val="left"/>
+      <w:pPr>
+        <w:ind w:left="720" w:hanging="360"/>
+      </w:pPr>
+      <w:rPr>
+        <w:rFonts w:ascii="Symbol" w:hAnsi="Symbol" w:hint="default"/>
+      </w:rPr>
+    </w:lvl>
+    <w:lvl w:ilvl="1" w:tplc="1C090003" w:tentative="1">
+      <w:start w:val="1"/>
+      <w:numFmt w:val="bullet"/>
+      <w:lvlText w:val="o"/>
+      <w:lvlJc w:val="left"/>
+      <w:pPr>
+        <w:ind w:left="1440" w:hanging="360"/>
+      </w:pPr>
+      <w:rPr>
+        <w:rFonts w:ascii="Courier New" w:hAnsi="Courier New" w:cs="Courier New" w:hint="default"/>
+      </w:rPr>
+    </w:lvl>
+    <w:lvl w:ilvl="2" w:tplc="1C090005" w:tentative="1">
+      <w:start w:val="1"/>
+      <w:numFmt w:val="bullet"/>
+      <w:lvlText w:val=""/>
+      <w:lvlJc w:val="left"/>
+      <w:pPr>
+        <w:ind w:left="2160" w:hanging="360"/>
+      </w:pPr>
+      <w:rPr>
+        <w:rFonts w:ascii="Wingdings" w:hAnsi="Wingdings" w:hint="default"/>
+      </w:rPr>
+    </w:lvl>
+    <w:lvl w:ilvl="3" w:tplc="1C090001" w:tentative="1">
+      <w:start w:val="1"/>
+      <w:numFmt w:val="bullet"/>
+      <w:lvlText w:val=""/>
+      <w:lvlJc w:val="left"/>
+      <w:pPr>
+        <w:ind w:left="2880" w:hanging="360"/>
+      </w:pPr>
+      <w:rPr>
+        <w:rFonts w:ascii="Symbol" w:hAnsi="Symbol" w:hint="default"/>
+      </w:rPr>
+    </w:lvl>
+    <w:lvl w:ilvl="4" w:tplc="1C090003" w:tentative="1">
+      <w:start w:val="1"/>
+      <w:numFmt w:val="bullet"/>
+      <w:lvlText w:val="o"/>
+      <w:lvlJc w:val="left"/>
+      <w:pPr>
+        <w:ind w:left="3600" w:hanging="360"/>
+      </w:pPr>
+      <w:rPr>
+        <w:rFonts w:ascii="Courier New" w:hAnsi="Courier New" w:cs="Courier New" w:hint="default"/>
+      </w:rPr>
+    </w:lvl>
+    <w:lvl w:ilvl="5" w:tplc="1C090005" w:tentative="1">
+      <w:start w:val="1"/>
+      <w:numFmt w:val="bullet"/>
+      <w:lvlText w:val=""/>
+      <w:lvlJc w:val="left"/>
+      <w:pPr>
+        <w:ind w:left="4320" w:hanging="360"/>
+      </w:pPr>
+      <w:rPr>
+        <w:rFonts w:ascii="Wingdings" w:hAnsi="Wingdings" w:hint="default"/>
+      </w:rPr>
+    </w:lvl>
+    <w:lvl w:ilvl="6" w:tplc="1C090001" w:tentative="1">
+      <w:start w:val="1"/>
+      <w:numFmt w:val="bullet"/>
+      <w:lvlText w:val=""/>
+      <w:lvlJc w:val="left"/>
+      <w:pPr>
+        <w:ind w:left="5040" w:hanging="360"/>
+      </w:pPr>
+      <w:rPr>
+        <w:rFonts w:ascii="Symbol" w:hAnsi="Symbol" w:hint="default"/>
+      </w:rPr>
+    </w:lvl>
+    <w:lvl w:ilvl="7" w:tplc="1C090003" w:tentative="1">
+      <w:start w:val="1"/>
+      <w:numFmt w:val="bullet"/>
+      <w:lvlText w:val="o"/>
+      <w:lvlJc w:val="left"/>
+      <w:pPr>
+        <w:ind w:left="5760" w:hanging="360"/>
+      </w:pPr>
+      <w:rPr>
+        <w:rFonts w:ascii="Courier New" w:hAnsi="Courier New" w:cs="Courier New" w:hint="default"/>
+      </w:rPr>
+    </w:lvl>
+    <w:lvl w:ilvl="8" w:tplc="1C090005" w:tentative="1">
+      <w:start w:val="1"/>
+      <w:numFmt w:val="bullet"/>
+      <w:lvlText w:val=""/>
+      <w:lvlJc w:val="left"/>
+      <w:pPr>
+        <w:ind w:left="6480" w:hanging="360"/>
+      </w:pPr>
+      <w:rPr>
+        <w:rFonts w:ascii="Wingdings" w:hAnsi="Wingdings" w:hint="default"/>
+      </w:rPr>
+    </w:lvl>
+  </w:abstractNum>
+  <w:abstractNum w:abstractNumId="19" w15:restartNumberingAfterBreak="0">
+    <w:nsid w:val="6F90421A"/>
+    <w:multiLevelType w:val="hybridMultilevel"/>
+    <w:tmpl w:val="2D80D566"/>
+    <w:lvl w:ilvl="0" w:tplc="20A6C954">
+      <w:start w:val="1"/>
+      <w:numFmt w:val="decimal"/>
+      <w:lvlText w:val="%1."/>
+      <w:lvlJc w:val="left"/>
+      <w:pPr>
+        <w:ind w:left="750" w:hanging="390"/>
+      </w:pPr>
+      <w:rPr>
+        <w:rFonts w:hint="default"/>
+      </w:rPr>
+    </w:lvl>
+    <w:lvl w:ilvl="1" w:tplc="1C090019" w:tentative="1">
+      <w:start w:val="1"/>
+      <w:numFmt w:val="lowerLetter"/>
+      <w:lvlText w:val="%2."/>
+      <w:lvlJc w:val="left"/>
+      <w:pPr>
+        <w:ind w:left="1440" w:hanging="360"/>
+      </w:pPr>
+    </w:lvl>
+    <w:lvl w:ilvl="2" w:tplc="1C09001B" w:tentative="1">
+      <w:start w:val="1"/>
+      <w:numFmt w:val="lowerRoman"/>
+      <w:lvlText w:val="%3."/>
+      <w:lvlJc w:val="right"/>
+      <w:pPr>
+        <w:ind w:left="2160" w:hanging="180"/>
+      </w:pPr>
+    </w:lvl>
+    <w:lvl w:ilvl="3" w:tplc="1C09000F" w:tentative="1">
+      <w:start w:val="1"/>
+      <w:numFmt w:val="decimal"/>
+      <w:lvlText w:val="%4."/>
+      <w:lvlJc w:val="left"/>
+      <w:pPr>
+        <w:ind w:left="2880" w:hanging="360"/>
+      </w:pPr>
+    </w:lvl>
+    <w:lvl w:ilvl="4" w:tplc="1C090019" w:tentative="1">
+      <w:start w:val="1"/>
+      <w:numFmt w:val="lowerLetter"/>
+      <w:lvlText w:val="%5."/>
+      <w:lvlJc w:val="left"/>
+      <w:pPr>
+        <w:ind w:left="3600" w:hanging="360"/>
+      </w:pPr>
+    </w:lvl>
+    <w:lvl w:ilvl="5" w:tplc="1C09001B" w:tentative="1">
+      <w:start w:val="1"/>
+      <w:numFmt w:val="lowerRoman"/>
+      <w:lvlText w:val="%6."/>
+      <w:lvlJc w:val="right"/>
+      <w:pPr>
+        <w:ind w:left="4320" w:hanging="180"/>
+      </w:pPr>
+    </w:lvl>
+    <w:lvl w:ilvl="6" w:tplc="1C09000F" w:tentative="1">
+      <w:start w:val="1"/>
+      <w:numFmt w:val="decimal"/>
+      <w:lvlText w:val="%7."/>
+      <w:lvlJc w:val="left"/>
+      <w:pPr>
+        <w:ind w:left="5040" w:hanging="360"/>
+      </w:pPr>
+    </w:lvl>
+    <w:lvl w:ilvl="7" w:tplc="1C090019" w:tentative="1">
+      <w:start w:val="1"/>
+      <w:numFmt w:val="lowerLetter"/>
+      <w:lvlText w:val="%8."/>
+      <w:lvlJc w:val="left"/>
+      <w:pPr>
+        <w:ind w:left="5760" w:hanging="360"/>
+      </w:pPr>
+    </w:lvl>
+    <w:lvl w:ilvl="8" w:tplc="1C09001B" w:tentative="1">
+      <w:start w:val="1"/>
+      <w:numFmt w:val="lowerRoman"/>
+      <w:lvlText w:val="%9."/>
+      <w:lvlJc w:val="right"/>
+      <w:pPr>
+        <w:ind w:left="6480" w:hanging="180"/>
+      </w:pPr>
+    </w:lvl>
+  </w:abstractNum>
+  <w:abstractNum w:abstractNumId="20" w15:restartNumberingAfterBreak="0">
+    <w:nsid w:val="734E5544"/>
+    <w:multiLevelType w:val="multilevel"/>
+    <w:tmpl w:val="C826DB5E"/>
+    <w:lvl w:ilvl="0">
+      <w:start w:val="1"/>
+      <w:numFmt w:val="bullet"/>
+      <w:lvlText w:val=""/>
+      <w:lvlJc w:val="left"/>
+      <w:pPr>
+        <w:tabs>
+          <w:tab w:val="num" w:pos="720"/>
+        </w:tabs>
+        <w:ind w:left="720" w:hanging="360"/>
+      </w:pPr>
+      <w:rPr>
+        <w:rFonts w:ascii="Symbol" w:hAnsi="Symbol" w:hint="default"/>
+        <w:sz w:val="20"/>
+      </w:rPr>
+    </w:lvl>
+    <w:lvl w:ilvl="1" w:tentative="1">
+      <w:start w:val="1"/>
+      <w:numFmt w:val="bullet"/>
+      <w:lvlText w:val="o"/>
+      <w:lvlJc w:val="left"/>
+      <w:pPr>
+        <w:tabs>
+          <w:tab w:val="num" w:pos="1440"/>
+        </w:tabs>
+        <w:ind w:left="1440" w:hanging="360"/>
+      </w:pPr>
+      <w:rPr>
+        <w:rFonts w:ascii="Courier New" w:hAnsi="Courier New" w:hint="default"/>
+        <w:sz w:val="20"/>
+      </w:rPr>
+    </w:lvl>
+    <w:lvl w:ilvl="2" w:tentative="1">
+      <w:start w:val="1"/>
+      <w:numFmt w:val="bullet"/>
+      <w:lvlText w:val=""/>
+      <w:lvlJc w:val="left"/>
+      <w:pPr>
+        <w:tabs>
+          <w:tab w:val="num" w:pos="2160"/>
+        </w:tabs>
+        <w:ind w:left="2160" w:hanging="360"/>
+      </w:pPr>
+      <w:rPr>
+        <w:rFonts w:ascii="Wingdings" w:hAnsi="Wingdings" w:hint="default"/>
+        <w:sz w:val="20"/>
+      </w:rPr>
+    </w:lvl>
+    <w:lvl w:ilvl="3" w:tentative="1">
+      <w:start w:val="1"/>
+      <w:numFmt w:val="bullet"/>
+      <w:lvlText w:val=""/>
+      <w:lvlJc w:val="left"/>
+      <w:pPr>
+        <w:tabs>
+          <w:tab w:val="num" w:pos="2880"/>
+        </w:tabs>
+        <w:ind w:left="2880" w:hanging="360"/>
+      </w:pPr>
+      <w:rPr>
+        <w:rFonts w:ascii="Wingdings" w:hAnsi="Wingdings" w:hint="default"/>
+        <w:sz w:val="20"/>
+      </w:rPr>
+    </w:lvl>
+    <w:lvl w:ilvl="4" w:tentative="1">
+      <w:start w:val="1"/>
+      <w:numFmt w:val="bullet"/>
+      <w:lvlText w:val=""/>
+      <w:lvlJc w:val="left"/>
+      <w:pPr>
+        <w:tabs>
+          <w:tab w:val="num" w:pos="3600"/>
+        </w:tabs>
+        <w:ind w:left="3600" w:hanging="360"/>
+      </w:pPr>
+      <w:rPr>
+        <w:rFonts w:ascii="Wingdings" w:hAnsi="Wingdings" w:hint="default"/>
+        <w:sz w:val="20"/>
+      </w:rPr>
+    </w:lvl>
+    <w:lvl w:ilvl="5" w:tentative="1">
+      <w:start w:val="1"/>
+      <w:numFmt w:val="bullet"/>
+      <w:lvlText w:val=""/>
+      <w:lvlJc w:val="left"/>
+      <w:pPr>
+        <w:tabs>
+          <w:tab w:val="num" w:pos="4320"/>
+        </w:tabs>
+        <w:ind w:left="4320" w:hanging="360"/>
+      </w:pPr>
+      <w:rPr>
+        <w:rFonts w:ascii="Wingdings" w:hAnsi="Wingdings" w:hint="default"/>
+        <w:sz w:val="20"/>
+      </w:rPr>
+    </w:lvl>
+    <w:lvl w:ilvl="6" w:tentative="1">
+      <w:start w:val="1"/>
+      <w:numFmt w:val="bullet"/>
+      <w:lvlText w:val=""/>
+      <w:lvlJc w:val="left"/>
+      <w:pPr>
+        <w:tabs>
+          <w:tab w:val="num" w:pos="5040"/>
+        </w:tabs>
+        <w:ind w:left="5040" w:hanging="360"/>
+      </w:pPr>
+      <w:rPr>
+        <w:rFonts w:ascii="Wingdings" w:hAnsi="Wingdings" w:hint="default"/>
+        <w:sz w:val="20"/>
+      </w:rPr>
+    </w:lvl>
+    <w:lvl w:ilvl="7" w:tentative="1">
+      <w:start w:val="1"/>
+      <w:numFmt w:val="bullet"/>
+      <w:lvlText w:val=""/>
+      <w:lvlJc w:val="left"/>
+      <w:pPr>
+        <w:tabs>
+          <w:tab w:val="num" w:pos="5760"/>
+        </w:tabs>
+        <w:ind w:left="5760" w:hanging="360"/>
+      </w:pPr>
+      <w:rPr>
+        <w:rFonts w:ascii="Wingdings" w:hAnsi="Wingdings" w:hint="default"/>
+        <w:sz w:val="20"/>
+      </w:rPr>
+    </w:lvl>
+    <w:lvl w:ilvl="8" w:tentative="1">
+      <w:start w:val="1"/>
+      <w:numFmt w:val="bullet"/>
+      <w:lvlText w:val=""/>
+      <w:lvlJc w:val="left"/>
+      <w:pPr>
+        <w:tabs>
+          <w:tab w:val="num" w:pos="6480"/>
+        </w:tabs>
+        <w:ind w:left="6480" w:hanging="360"/>
+      </w:pPr>
+      <w:rPr>
+        <w:rFonts w:ascii="Wingdings" w:hAnsi="Wingdings" w:hint="default"/>
+        <w:sz w:val="20"/>
+      </w:rPr>
+    </w:lvl>
+  </w:abstractNum>
+  <w:abstractNum w:abstractNumId="21" w15:restartNumberingAfterBreak="0">
+    <w:nsid w:val="7BB24187"/>
+    <w:multiLevelType w:val="multilevel"/>
+    <w:tmpl w:val="2D2437B0"/>
+    <w:lvl w:ilvl="0">
+      <w:start w:val="1"/>
+      <w:numFmt w:val="bullet"/>
+      <w:lvlText w:val=""/>
+      <w:lvlJc w:val="left"/>
+      <w:pPr>
+        <w:tabs>
+          <w:tab w:val="num" w:pos="720"/>
+        </w:tabs>
+        <w:ind w:left="720" w:hanging="360"/>
+      </w:pPr>
+      <w:rPr>
+        <w:rFonts w:ascii="Symbol" w:hAnsi="Symbol" w:hint="default"/>
+        <w:sz w:val="20"/>
+      </w:rPr>
+    </w:lvl>
+    <w:lvl w:ilvl="1" w:tentative="1">
+      <w:start w:val="1"/>
+      <w:numFmt w:val="bullet"/>
+      <w:lvlText w:val="o"/>
+      <w:lvlJc w:val="left"/>
+      <w:pPr>
+        <w:tabs>
+          <w:tab w:val="num" w:pos="1440"/>
+        </w:tabs>
+        <w:ind w:left="1440" w:hanging="360"/>
+      </w:pPr>
+      <w:rPr>
+        <w:rFonts w:ascii="Courier New" w:hAnsi="Courier New" w:hint="default"/>
+        <w:sz w:val="20"/>
+      </w:rPr>
+    </w:lvl>
+    <w:lvl w:ilvl="2" w:tentative="1">
+      <w:start w:val="1"/>
+      <w:numFmt w:val="bullet"/>
+      <w:lvlText w:val=""/>
+      <w:lvlJc w:val="left"/>
+      <w:pPr>
+        <w:tabs>
+          <w:tab w:val="num" w:pos="2160"/>
+        </w:tabs>
+        <w:ind w:left="2160" w:hanging="360"/>
+      </w:pPr>
+      <w:rPr>
+        <w:rFonts w:ascii="Wingdings" w:hAnsi="Wingdings" w:hint="default"/>
+        <w:sz w:val="20"/>
+      </w:rPr>
+    </w:lvl>
+    <w:lvl w:ilvl="3" w:tentative="1">
+      <w:start w:val="1"/>
+      <w:numFmt w:val="bullet"/>
+      <w:lvlText w:val=""/>
+      <w:lvlJc w:val="left"/>
+      <w:pPr>
+        <w:tabs>
+          <w:tab w:val="num" w:pos="2880"/>
+        </w:tabs>
+        <w:ind w:left="2880" w:hanging="360"/>
+      </w:pPr>
+      <w:rPr>
+        <w:rFonts w:ascii="Wingdings" w:hAnsi="Wingdings" w:hint="default"/>
+        <w:sz w:val="20"/>
+      </w:rPr>
+    </w:lvl>
+    <w:lvl w:ilvl="4" w:tentative="1">
+      <w:start w:val="1"/>
+      <w:numFmt w:val="bullet"/>
+      <w:lvlText w:val=""/>
+      <w:lvlJc w:val="left"/>
+      <w:pPr>
+        <w:tabs>
+          <w:tab w:val="num" w:pos="3600"/>
+        </w:tabs>
+        <w:ind w:left="3600" w:hanging="360"/>
+      </w:pPr>
+      <w:rPr>
+        <w:rFonts w:ascii="Wingdings" w:hAnsi="Wingdings" w:hint="default"/>
+        <w:sz w:val="20"/>
+      </w:rPr>
+    </w:lvl>
+    <w:lvl w:ilvl="5" w:tentative="1">
+      <w:start w:val="1"/>
+      <w:numFmt w:val="bullet"/>
+      <w:lvlText w:val=""/>
+      <w:lvlJc w:val="left"/>
+      <w:pPr>
+        <w:tabs>
+          <w:tab w:val="num" w:pos="4320"/>
+        </w:tabs>
+        <w:ind w:left="4320" w:hanging="360"/>
+      </w:pPr>
+      <w:rPr>
+        <w:rFonts w:ascii="Wingdings" w:hAnsi="Wingdings" w:hint="default"/>
+        <w:sz w:val="20"/>
+      </w:rPr>
+    </w:lvl>
+    <w:lvl w:ilvl="6" w:tentative="1">
+      <w:start w:val="1"/>
+      <w:numFmt w:val="bullet"/>
+      <w:lvlText w:val=""/>
+      <w:lvlJc w:val="left"/>
+      <w:pPr>
+        <w:tabs>
+          <w:tab w:val="num" w:pos="5040"/>
+        </w:tabs>
+        <w:ind w:left="5040" w:hanging="360"/>
+      </w:pPr>
+      <w:rPr>
+        <w:rFonts w:ascii="Wingdings" w:hAnsi="Wingdings" w:hint="default"/>
+        <w:sz w:val="20"/>
+      </w:rPr>
+    </w:lvl>
+    <w:lvl w:ilvl="7" w:tentative="1">
+      <w:start w:val="1"/>
+      <w:numFmt w:val="bullet"/>
+      <w:lvlText w:val=""/>
+      <w:lvlJc w:val="left"/>
+      <w:pPr>
+        <w:tabs>
+          <w:tab w:val="num" w:pos="5760"/>
+        </w:tabs>
+        <w:ind w:left="5760" w:hanging="360"/>
+      </w:pPr>
+      <w:rPr>
+        <w:rFonts w:ascii="Wingdings" w:hAnsi="Wingdings" w:hint="default"/>
+        <w:sz w:val="20"/>
+      </w:rPr>
+    </w:lvl>
+    <w:lvl w:ilvl="8" w:tentative="1">
+      <w:start w:val="1"/>
+      <w:numFmt w:val="bullet"/>
+      <w:lvlText w:val=""/>
+      <w:lvlJc w:val="left"/>
+      <w:pPr>
+        <w:tabs>
+          <w:tab w:val="num" w:pos="6480"/>
+        </w:tabs>
+        <w:ind w:left="6480" w:hanging="360"/>
+      </w:pPr>
+      <w:rPr>
+        <w:rFonts w:ascii="Wingdings" w:hAnsi="Wingdings" w:hint="default"/>
+        <w:sz w:val="20"/>
+      </w:rPr>
+    </w:lvl>
+  </w:abstractNum>
   <w:num w:numId="1" w16cid:durableId="2020739333">
+    <w:abstractNumId w:val="3"/>
+  </w:num>
+  <w:num w:numId="2" w16cid:durableId="1454329380">
+    <w:abstractNumId w:val="2"/>
+  </w:num>
+  <w:num w:numId="3" w16cid:durableId="312488734">
+    <w:abstractNumId w:val="16"/>
+  </w:num>
+  <w:num w:numId="4" w16cid:durableId="815999274">
+    <w:abstractNumId w:val="15"/>
+  </w:num>
+  <w:num w:numId="5" w16cid:durableId="1444616029">
+    <w:abstractNumId w:val="13"/>
+  </w:num>
+  <w:num w:numId="6" w16cid:durableId="202332610">
+    <w:abstractNumId w:val="0"/>
+  </w:num>
+  <w:num w:numId="7" w16cid:durableId="1605839834">
+    <w:abstractNumId w:val="21"/>
+  </w:num>
+  <w:num w:numId="8" w16cid:durableId="87965036">
     <w:abstractNumId w:val="1"/>
   </w:num>
-  <w:num w:numId="2" w16cid:durableId="1454329380">
-    <w:abstractNumId w:val="0"/>
+  <w:num w:numId="9" w16cid:durableId="251358918">
+    <w:abstractNumId w:val="20"/>
+  </w:num>
+  <w:num w:numId="10" w16cid:durableId="1282153869">
+    <w:abstractNumId w:val="17"/>
+  </w:num>
+  <w:num w:numId="11" w16cid:durableId="1552307082">
+    <w:abstractNumId w:val="19"/>
+  </w:num>
+  <w:num w:numId="12" w16cid:durableId="830870482">
+    <w:abstractNumId w:val="9"/>
+  </w:num>
+  <w:num w:numId="13" w16cid:durableId="582837469">
+    <w:abstractNumId w:val="10"/>
+  </w:num>
+  <w:num w:numId="14" w16cid:durableId="142436083">
+    <w:abstractNumId w:val="14"/>
+  </w:num>
+  <w:num w:numId="15" w16cid:durableId="582958205">
+    <w:abstractNumId w:val="18"/>
+  </w:num>
+  <w:num w:numId="16" w16cid:durableId="1873615173">
+    <w:abstractNumId w:val="7"/>
+  </w:num>
+  <w:num w:numId="17" w16cid:durableId="1866359351">
+    <w:abstractNumId w:val="5"/>
+  </w:num>
+  <w:num w:numId="18" w16cid:durableId="809829552">
+    <w:abstractNumId w:val="4"/>
+  </w:num>
+  <w:num w:numId="19" w16cid:durableId="505562717">
+    <w:abstractNumId w:val="8"/>
+  </w:num>
+  <w:num w:numId="20" w16cid:durableId="2146655305">
+    <w:abstractNumId w:val="6"/>
+  </w:num>
+  <w:num w:numId="21" w16cid:durableId="502086518">
+    <w:abstractNumId w:val="12"/>
+  </w:num>
+  <w:num w:numId="22" w16cid:durableId="1978601824">
+    <w:abstractNumId w:val="11"/>
   </w:num>
 </w:numbering>
 </file>
@@ -1758,7 +6037,6 @@
     <w:next w:val="Normal"/>
     <w:link w:val="Heading2Char"/>
     <w:uiPriority w:val="9"/>
-    <w:semiHidden/>
     <w:unhideWhenUsed/>
     <w:qFormat/>
     <w:rsid w:val="007422C6"/>
@@ -1974,7 +6252,6 @@
     <w:basedOn w:val="DefaultParagraphFont"/>
     <w:link w:val="Heading2"/>
     <w:uiPriority w:val="9"/>
-    <w:semiHidden/>
     <w:rsid w:val="007422C6"/>
     <w:rPr>
       <w:rFonts w:asciiTheme="majorHAnsi" w:eastAsiaTheme="majorEastAsia" w:hAnsiTheme="majorHAnsi" w:cstheme="majorBidi"/>
@@ -2268,6 +6545,25 @@
       <w:color w:val="605E5C"/>
       <w:shd w:val="clear" w:color="auto" w:fill="E1DFDD"/>
     </w:rPr>
+  </w:style>
+  <w:style w:type="table" w:styleId="TableGrid">
+    <w:name w:val="Table Grid"/>
+    <w:basedOn w:val="TableNormal"/>
+    <w:uiPriority w:val="39"/>
+    <w:rsid w:val="00C7420A"/>
+    <w:pPr>
+      <w:spacing w:after="0" w:line="240" w:lineRule="auto"/>
+    </w:pPr>
+    <w:tblPr>
+      <w:tblBorders>
+        <w:top w:val="single" w:sz="4" w:space="0" w:color="auto"/>
+        <w:left w:val="single" w:sz="4" w:space="0" w:color="auto"/>
+        <w:bottom w:val="single" w:sz="4" w:space="0" w:color="auto"/>
+        <w:right w:val="single" w:sz="4" w:space="0" w:color="auto"/>
+        <w:insideH w:val="single" w:sz="4" w:space="0" w:color="auto"/>
+        <w:insideV w:val="single" w:sz="4" w:space="0" w:color="auto"/>
+      </w:tblBorders>
+    </w:tblPr>
   </w:style>
 </w:styles>
 </file>
@@ -2565,4 +6861,16 @@
     </a:ext>
   </a:extLst>
 </a:theme>
+</file>
+
+<file path=customXml/item1.xml><?xml version="1.0" encoding="utf-8"?>
+<b:Sources xmlns:b="http://schemas.openxmlformats.org/officeDocument/2006/bibliography" xmlns="http://schemas.openxmlformats.org/officeDocument/2006/bibliography" SelectedStyle="\APASixthEditionOfficeOnline.xsl" StyleName="APA" Version="6"/>
+</file>
+
+<file path=customXml/itemProps1.xml><?xml version="1.0" encoding="utf-8"?>
+<ds:datastoreItem xmlns:ds="http://schemas.openxmlformats.org/officeDocument/2006/customXml" ds:itemID="{6E9B25E9-4D6E-488D-870A-1A7B6D8C2B02}">
+  <ds:schemaRefs>
+    <ds:schemaRef ds:uri="http://schemas.openxmlformats.org/officeDocument/2006/bibliography"/>
+  </ds:schemaRefs>
+</ds:datastoreItem>
 </file>
--- a/Business Case.docx
+++ b/Business Case.docx
@@ -1,40 +1,22 @@
 
 <file path=word/document.xml><?xml version="1.0" encoding="utf-8"?>
-<w:document xmlns:wpc="http://schemas.microsoft.com/office/word/2010/wordprocessingCanvas" xmlns:cx="http://schemas.microsoft.com/office/drawing/2014/chartex" xmlns:cx1="http://schemas.microsoft.com/office/drawing/2015/9/8/chartex" xmlns:cx2="http://schemas.microsoft.com/office/drawing/2015/10/21/chartex" xmlns:cx3="http://schemas.microsoft.com/office/drawing/2016/5/9/chartex" xmlns:cx4="http://schemas.microsoft.com/office/drawing/2016/5/10/chartex" xmlns:cx5="http://schemas.microsoft.com/office/drawing/2016/5/11/chartex" xmlns:cx6="http://schemas.microsoft.com/office/drawing/2016/5/12/chartex" xmlns:cx7="http://schemas.microsoft.com/office/drawing/2016/5/13/chartex" xmlns:cx8="http://schemas.microsoft.com/office/drawing/2016/5/14/chartex" xmlns:mc="http://schemas.openxmlformats.org/markup-compatibility/2006" xmlns:aink="http://schemas.microsoft.com/office/drawing/2016/ink" xmlns:am3d="http://schemas.microsoft.com/office/drawing/2017/model3d" xmlns:o="urn:schemas-microsoft-com:office:office" xmlns:oel="http://schemas.microsoft.com/office/2019/extlst" xmlns:r="http://schemas.openxmlformats.org/officeDocument/2006/relationships" xmlns:m="http://schemas.openxmlformats.org/officeDocument/2006/math" xmlns:v="urn:schemas-microsoft-com:vml" xmlns:wp14="http://schemas.microsoft.com/office/word/2010/wordprocessingDrawing" xmlns:wp="http://schemas.openxmlformats.org/drawingml/2006/wordprocessingDrawing" xmlns:w10="urn:schemas-microsoft-com:office:word" xmlns:w="http://schemas.openxmlformats.org/wordprocessingml/2006/main" xmlns:w14="http://schemas.microsoft.com/office/word/2010/wordml" xmlns:w15="http://schemas.microsoft.com/office/word/2012/wordml" xmlns:w16cex="http://schemas.microsoft.com/office/word/2018/wordml/cex" xmlns:w16cid="http://schemas.microsoft.com/office/word/2016/wordml/cid" xmlns:w16="http://schemas.microsoft.com/office/word/2018/wordml" xmlns:w16du="http://schemas.microsoft.com/office/word/2023/wordml/word16du" xmlns:w16sdtdh="http://schemas.microsoft.com/office/word/2020/wordml/sdtdatahash" xmlns:w16sdtfl="http://schemas.microsoft.com/office/word/2024/wordml/sdtformatlock" xmlns:w16se="http://schemas.microsoft.com/office/word/2015/wordml/symex" xmlns:wpg="http://schemas.microsoft.com/office/word/2010/wordprocessingGroup" xmlns:wpi="http://schemas.microsoft.com/office/word/2010/wordprocessingInk" xmlns:wne="http://schemas.microsoft.com/office/word/2006/wordml" xmlns:wps="http://schemas.microsoft.com/office/word/2010/wordprocessingShape" mc:Ignorable="w14 w15 w16se w16cid w16 w16cex w16sdtdh w16sdtfl w16du wp14">
+<w:document xmlns:wpc="http://schemas.microsoft.com/office/word/2010/wordprocessingCanvas" xmlns:cx="http://schemas.microsoft.com/office/drawing/2014/chartex" xmlns:cx1="http://schemas.microsoft.com/office/drawing/2015/9/8/chartex" xmlns:cx2="http://schemas.microsoft.com/office/drawing/2015/10/21/chartex" xmlns:cx3="http://schemas.microsoft.com/office/drawing/2016/5/9/chartex" xmlns:cx4="http://schemas.microsoft.com/office/drawing/2016/5/10/chartex" xmlns:cx5="http://schemas.microsoft.com/office/drawing/2016/5/11/chartex" xmlns:cx6="http://schemas.microsoft.com/office/drawing/2016/5/12/chartex" xmlns:cx7="http://schemas.microsoft.com/office/drawing/2016/5/13/chartex" xmlns:cx8="http://schemas.microsoft.com/office/drawing/2016/5/14/chartex" xmlns:mc="http://schemas.openxmlformats.org/markup-compatibility/2006" xmlns:aink="http://schemas.microsoft.com/office/drawing/2016/ink" xmlns:am3d="http://schemas.microsoft.com/office/drawing/2017/model3d" xmlns:o="urn:schemas-microsoft-com:office:office" xmlns:oel="http://schemas.microsoft.com/office/2019/extlst" xmlns:r="http://schemas.openxmlformats.org/officeDocument/2006/relationships" xmlns:m="http://schemas.openxmlformats.org/officeDocument/2006/math" xmlns:v="urn:schemas-microsoft-com:vml" xmlns:wp14="http://schemas.microsoft.com/office/word/2010/wordprocessingDrawing" xmlns:wp="http://schemas.openxmlformats.org/drawingml/2006/wordprocessingDrawing" xmlns:w10="urn:schemas-microsoft-com:office:word" xmlns:w="http://schemas.openxmlformats.org/wordprocessingml/2006/main" xmlns:w14="http://schemas.microsoft.com/office/word/2010/wordml" xmlns:w15="http://schemas.microsoft.com/office/word/2012/wordml" xmlns:w16cex="http://schemas.microsoft.com/office/word/2018/wordml/cex" xmlns:w16cid="http://schemas.microsoft.com/office/word/2016/wordml/cid" xmlns:w16="http://schemas.microsoft.com/office/word/2018/wordml" xmlns:w16sdtdh="http://schemas.microsoft.com/office/word/2020/wordml/sdtdatahash" xmlns:w16se="http://schemas.microsoft.com/office/word/2015/wordml/symex" xmlns:wpg="http://schemas.microsoft.com/office/word/2010/wordprocessingGroup" xmlns:wpi="http://schemas.microsoft.com/office/word/2010/wordprocessingInk" xmlns:wne="http://schemas.microsoft.com/office/word/2006/wordml" xmlns:wps="http://schemas.microsoft.com/office/word/2010/wordprocessingShape" mc:Ignorable="w14 w15 w16se w16cid w16 w16cex w16sdtdh wp14">
   <w:body>
     <w:p>
       <w:pPr>
-        <w:spacing w:after="0"/>
-        <w:ind w:left="1440" w:right="71"/>
-      </w:pPr>
-      <w:r>
-        <w:rPr>
-          <w:rFonts w:ascii="Calibri" w:eastAsia="Calibri" w:hAnsi="Calibri" w:cs="Calibri"/>
-          <w:b/>
-          <w:sz w:val="32"/>
-        </w:rPr>
-        <w:t>Campus Event &amp; Venue Management System</w:t>
-      </w:r>
-      <w:r>
-        <w:rPr>
-          <w:rFonts w:ascii="Calibri" w:eastAsia="Calibri" w:hAnsi="Calibri" w:cs="Calibri"/>
-          <w:sz w:val="32"/>
-        </w:rPr>
-        <w:t xml:space="preserve"> </w:t>
-      </w:r>
-    </w:p>
-    <w:p>
-      <w:pPr>
         <w:pStyle w:val="Title"/>
+      </w:pPr>
+      <w:r>
+        <w:rPr>
+          <w:rFonts w:eastAsia="Calibri"/>
+        </w:rPr>
+        <w:t xml:space="preserve">Campus Event &amp; Venue Management System </w:t>
+      </w:r>
+      <w:r>
         <w:rPr>
           <w:lang w:val="en-GB"/>
         </w:rPr>
-      </w:pPr>
-      <w:r>
-        <w:rPr>
-          <w:lang w:val="en-GB"/>
-        </w:rPr>
-        <w:t xml:space="preserve">Business Case </w:t>
+        <w:t>Business Case</w:t>
       </w:r>
     </w:p>
     <w:p>
@@ -72,7 +54,7 @@
     </w:p>
     <w:p>
       <w:r>
-        <w:t>The initial scope is limited to the Conference Centre to ensure that the project remains focused and achievable within the available development period. The possibility of supporting additional university venues may be considered as the project progresses.</w:t>
+        <w:t xml:space="preserve">The initial scope is limited to the Conference Centre to ensure that the project remains focused and achievable within the available development period. </w:t>
       </w:r>
     </w:p>
     <w:p>
@@ -264,7 +246,15 @@
       </w:r>
       <w:proofErr w:type="spellEnd"/>
       <w:r>
-        <w:t xml:space="preserve"> et al. (2025) investigated a digital space-booking solution for architecture schools at Universiti </w:t>
+        <w:t xml:space="preserve"> et al. (2025) investigated a digital space-booking solution for architecture schools at </w:t>
+      </w:r>
+      <w:proofErr w:type="spellStart"/>
+      <w:r>
+        <w:t>Universiti</w:t>
+      </w:r>
+      <w:proofErr w:type="spellEnd"/>
+      <w:r>
+        <w:t xml:space="preserve"> </w:t>
       </w:r>
       <w:proofErr w:type="spellStart"/>
       <w:r>
@@ -324,45 +314,284 @@
       </w:r>
     </w:p>
     <w:p>
-      <w:r>
-        <w:t>1.4.1 25Live</w:t>
-      </w:r>
-    </w:p>
-    <w:p>
-      <w:r>
-        <w:t>Platform: Web-based</w:t>
-      </w:r>
-    </w:p>
-    <w:p>
-      <w:r>
+      <w:pPr>
+        <w:pStyle w:val="Heading3"/>
+      </w:pPr>
+      <w:r>
+        <w:t xml:space="preserve">1.4.1 </w:t>
+      </w:r>
+      <w:r>
+        <w:t>Booking.com</w:t>
+      </w:r>
+    </w:p>
+    <w:p>
+      <w:r>
+        <w:rPr>
+          <w:b/>
+          <w:bCs/>
+        </w:rPr>
+        <w:t>Platform</w:t>
+      </w:r>
+      <w:r>
+        <w:t>: Web-based</w:t>
+      </w:r>
+    </w:p>
+    <w:p>
+      <w:pPr>
+        <w:rPr>
+          <w:b/>
+          <w:bCs/>
+        </w:rPr>
+      </w:pPr>
+      <w:r>
+        <w:rPr>
+          <w:b/>
+          <w:bCs/>
+        </w:rPr>
         <w:t>Description:</w:t>
       </w:r>
     </w:p>
     <w:p>
       <w:r>
-        <w:t xml:space="preserve">25Live is an event and space scheduling system developed by </w:t>
-      </w:r>
-      <w:proofErr w:type="spellStart"/>
-      <w:r>
-        <w:t>CollegeNET</w:t>
-      </w:r>
-      <w:proofErr w:type="spellEnd"/>
-      <w:r>
-        <w:t xml:space="preserve"> and used by universities to manage campus spaces and events. It provides functionality for searching available spaces, submitting booking requests, managing approvals and viewing scheduling information. Users can identify suitable spaces based on requirements such as date, time and space characteristics.</w:t>
-      </w:r>
-    </w:p>
-    <w:p>
-      <w:r>
-        <w:t>Figure 1.1: 25Live space availability/search interface.</w:t>
-      </w:r>
-    </w:p>
-    <w:p>
-      <w:r>
-        <w:t>[Insert verified screenshot here]</w:t>
-      </w:r>
-    </w:p>
-    <w:p>
-      <w:r>
+        <w:t>Booking.com is a web-based accommodation booking platform that allows users to search for accommodation based on criteria such as location, dates, number of guests and property type. Users can compare available options, view detailed information about properties, check prices and availability, and make reservations through the platform. The system provides a centralised interface that allows users to discover and compare options before making a booking decision.</w:t>
+      </w:r>
+    </w:p>
+    <w:p>
+      <w:pPr>
+        <w:keepNext/>
+      </w:pPr>
+      <w:r>
+        <w:lastRenderedPageBreak/>
+        <w:drawing>
+          <wp:inline distT="0" distB="0" distL="0" distR="0" wp14:anchorId="55A8B95F" wp14:editId="55AD8EF5">
+            <wp:extent cx="5731510" cy="2373630"/>
+            <wp:effectExtent l="0" t="0" r="2540" b="7620"/>
+            <wp:docPr id="7" name="Picture 7"/>
+            <wp:cNvGraphicFramePr>
+              <a:graphicFrameLocks xmlns:a="http://schemas.openxmlformats.org/drawingml/2006/main" noChangeAspect="1"/>
+            </wp:cNvGraphicFramePr>
+            <a:graphic xmlns:a="http://schemas.openxmlformats.org/drawingml/2006/main">
+              <a:graphicData uri="http://schemas.openxmlformats.org/drawingml/2006/picture">
+                <pic:pic xmlns:pic="http://schemas.openxmlformats.org/drawingml/2006/picture">
+                  <pic:nvPicPr>
+                    <pic:cNvPr id="1" name=""/>
+                    <pic:cNvPicPr/>
+                  </pic:nvPicPr>
+                  <pic:blipFill>
+                    <a:blip r:embed="rId6"/>
+                    <a:stretch>
+                      <a:fillRect/>
+                    </a:stretch>
+                  </pic:blipFill>
+                  <pic:spPr>
+                    <a:xfrm>
+                      <a:off x="0" y="0"/>
+                      <a:ext cx="5731510" cy="2373630"/>
+                    </a:xfrm>
+                    <a:prstGeom prst="rect">
+                      <a:avLst/>
+                    </a:prstGeom>
+                  </pic:spPr>
+                </pic:pic>
+              </a:graphicData>
+            </a:graphic>
+          </wp:inline>
+        </w:drawing>
+      </w:r>
+    </w:p>
+    <w:p>
+      <w:pPr>
+        <w:pStyle w:val="Caption"/>
+      </w:pPr>
+      <w:r>
+        <w:t xml:space="preserve">Figure </w:t>
+      </w:r>
+      <w:r>
+        <w:fldChar w:fldCharType="begin"/>
+      </w:r>
+      <w:r>
+        <w:instrText xml:space="preserve"> SEQ Figure \* ARABIC </w:instrText>
+      </w:r>
+      <w:r>
+        <w:fldChar w:fldCharType="separate"/>
+      </w:r>
+      <w:r>
+        <w:rPr>
+          <w:noProof/>
+        </w:rPr>
+        <w:t>1</w:t>
+      </w:r>
+      <w:r>
+        <w:fldChar w:fldCharType="end"/>
+      </w:r>
+      <w:r>
+        <w:t xml:space="preserve">: </w:t>
+      </w:r>
+      <w:r>
+        <w:t>demonstrates how Booking.com presents different accommodation options, including images and key details, allowing users to compare available choices.</w:t>
+      </w:r>
+    </w:p>
+    <w:p>
+      <w:pPr>
+        <w:keepNext/>
+      </w:pPr>
+      <w:r>
+        <w:drawing>
+          <wp:inline distT="0" distB="0" distL="0" distR="0" wp14:anchorId="42A18EDD" wp14:editId="3661070E">
+            <wp:extent cx="5731510" cy="3149600"/>
+            <wp:effectExtent l="0" t="0" r="2540" b="0"/>
+            <wp:docPr id="8" name="Picture 8"/>
+            <wp:cNvGraphicFramePr>
+              <a:graphicFrameLocks xmlns:a="http://schemas.openxmlformats.org/drawingml/2006/main" noChangeAspect="1"/>
+            </wp:cNvGraphicFramePr>
+            <a:graphic xmlns:a="http://schemas.openxmlformats.org/drawingml/2006/main">
+              <a:graphicData uri="http://schemas.openxmlformats.org/drawingml/2006/picture">
+                <pic:pic xmlns:pic="http://schemas.openxmlformats.org/drawingml/2006/picture">
+                  <pic:nvPicPr>
+                    <pic:cNvPr id="1" name=""/>
+                    <pic:cNvPicPr/>
+                  </pic:nvPicPr>
+                  <pic:blipFill>
+                    <a:blip r:embed="rId7"/>
+                    <a:stretch>
+                      <a:fillRect/>
+                    </a:stretch>
+                  </pic:blipFill>
+                  <pic:spPr>
+                    <a:xfrm>
+                      <a:off x="0" y="0"/>
+                      <a:ext cx="5731510" cy="3149600"/>
+                    </a:xfrm>
+                    <a:prstGeom prst="rect">
+                      <a:avLst/>
+                    </a:prstGeom>
+                  </pic:spPr>
+                </pic:pic>
+              </a:graphicData>
+            </a:graphic>
+          </wp:inline>
+        </w:drawing>
+      </w:r>
+    </w:p>
+    <w:p>
+      <w:pPr>
+        <w:pStyle w:val="Caption"/>
+      </w:pPr>
+      <w:r>
+        <w:t xml:space="preserve">Figure </w:t>
+      </w:r>
+      <w:r>
+        <w:fldChar w:fldCharType="begin"/>
+      </w:r>
+      <w:r>
+        <w:instrText xml:space="preserve"> SEQ Figure \* ARABIC </w:instrText>
+      </w:r>
+      <w:r>
+        <w:fldChar w:fldCharType="separate"/>
+      </w:r>
+      <w:r>
+        <w:rPr>
+          <w:noProof/>
+        </w:rPr>
+        <w:t>2</w:t>
+      </w:r>
+      <w:r>
+        <w:fldChar w:fldCharType="end"/>
+      </w:r>
+      <w:r>
+        <w:t xml:space="preserve">: </w:t>
+      </w:r>
+      <w:r>
+        <w:t>demonstrates the search and filtering functionality, which allows users to narrow available options according to their requirements.</w:t>
+      </w:r>
+    </w:p>
+    <w:p>
+      <w:pPr>
+        <w:keepNext/>
+      </w:pPr>
+      <w:r>
+        <w:lastRenderedPageBreak/>
+        <w:drawing>
+          <wp:inline distT="0" distB="0" distL="0" distR="0" wp14:anchorId="08A2E70D" wp14:editId="00F396FC">
+            <wp:extent cx="5731510" cy="2924175"/>
+            <wp:effectExtent l="0" t="0" r="2540" b="9525"/>
+            <wp:docPr id="9" name="Picture 9"/>
+            <wp:cNvGraphicFramePr>
+              <a:graphicFrameLocks xmlns:a="http://schemas.openxmlformats.org/drawingml/2006/main" noChangeAspect="1"/>
+            </wp:cNvGraphicFramePr>
+            <a:graphic xmlns:a="http://schemas.openxmlformats.org/drawingml/2006/main">
+              <a:graphicData uri="http://schemas.openxmlformats.org/drawingml/2006/picture">
+                <pic:pic xmlns:pic="http://schemas.openxmlformats.org/drawingml/2006/picture">
+                  <pic:nvPicPr>
+                    <pic:cNvPr id="1" name=""/>
+                    <pic:cNvPicPr/>
+                  </pic:nvPicPr>
+                  <pic:blipFill>
+                    <a:blip r:embed="rId8"/>
+                    <a:stretch>
+                      <a:fillRect/>
+                    </a:stretch>
+                  </pic:blipFill>
+                  <pic:spPr>
+                    <a:xfrm>
+                      <a:off x="0" y="0"/>
+                      <a:ext cx="5731510" cy="2924175"/>
+                    </a:xfrm>
+                    <a:prstGeom prst="rect">
+                      <a:avLst/>
+                    </a:prstGeom>
+                  </pic:spPr>
+                </pic:pic>
+              </a:graphicData>
+            </a:graphic>
+          </wp:inline>
+        </w:drawing>
+      </w:r>
+    </w:p>
+    <w:p>
+      <w:pPr>
+        <w:pStyle w:val="Caption"/>
+      </w:pPr>
+      <w:r>
+        <w:t xml:space="preserve">Figure </w:t>
+      </w:r>
+      <w:r>
+        <w:fldChar w:fldCharType="begin"/>
+      </w:r>
+      <w:r>
+        <w:instrText xml:space="preserve"> SEQ Figure \* ARABIC </w:instrText>
+      </w:r>
+      <w:r>
+        <w:fldChar w:fldCharType="separate"/>
+      </w:r>
+      <w:r>
+        <w:rPr>
+          <w:noProof/>
+        </w:rPr>
+        <w:t>3</w:t>
+      </w:r>
+      <w:r>
+        <w:fldChar w:fldCharType="end"/>
+      </w:r>
+      <w:r>
+        <w:t xml:space="preserve">: </w:t>
+      </w:r>
+      <w:r>
+        <w:t>demonstrates how availability can be determined based on the user's selected dates.</w:t>
+      </w:r>
+    </w:p>
+    <w:p>
+      <w:pPr>
+        <w:rPr>
+          <w:b/>
+          <w:bCs/>
+        </w:rPr>
+      </w:pPr>
+      <w:r>
+        <w:rPr>
+          <w:b/>
+          <w:bCs/>
+        </w:rPr>
         <w:t>Features/processes to adapt:</w:t>
       </w:r>
     </w:p>
@@ -411,7 +640,6 @@
         </w:numPr>
       </w:pPr>
       <w:r>
-        <w:lastRenderedPageBreak/>
         <w:t>Role-based access for different types of users.</w:t>
       </w:r>
     </w:p>
@@ -424,11 +652,21 @@
         </w:numPr>
       </w:pPr>
       <w:r>
-        <w:t>Centralised venue information.</w:t>
-      </w:r>
-    </w:p>
-    <w:p>
-      <w:r>
+        <w:t>Clear presentation of space information.</w:t>
+      </w:r>
+    </w:p>
+    <w:p>
+      <w:pPr>
+        <w:rPr>
+          <w:b/>
+          <w:bCs/>
+        </w:rPr>
+      </w:pPr>
+      <w:r>
+        <w:rPr>
+          <w:b/>
+          <w:bCs/>
+        </w:rPr>
         <w:t>Features/processes to avoid:</w:t>
       </w:r>
     </w:p>
@@ -457,31 +695,11 @@
       </w:r>
     </w:p>
     <w:p>
-      <w:r>
-        <w:t>Reference:</w:t>
-      </w:r>
-    </w:p>
-    <w:p>
-      <w:proofErr w:type="spellStart"/>
-      <w:r>
-        <w:t>CollegeNET</w:t>
-      </w:r>
-      <w:proofErr w:type="spellEnd"/>
-      <w:r>
-        <w:t>. (n.d.). 25Live: Event and space scheduling software for universities. 25Live</w:t>
-      </w:r>
-    </w:p>
-    <w:p>
-      <w:r>
-        <w:t xml:space="preserve">1.4.2 </w:t>
-      </w:r>
-      <w:proofErr w:type="spellStart"/>
-      <w:r>
-        <w:t>LibCal</w:t>
-      </w:r>
-      <w:proofErr w:type="spellEnd"/>
-      <w:r>
-        <w:t xml:space="preserve"> Spaces</w:t>
+      <w:pPr>
+        <w:pStyle w:val="Heading3"/>
+      </w:pPr>
+      <w:r>
+        <w:t>1.4.2 LibCal Spaces</w:t>
       </w:r>
     </w:p>
     <w:p>
@@ -495,51 +713,118 @@
       </w:r>
     </w:p>
     <w:p>
-      <w:proofErr w:type="spellStart"/>
-      <w:r>
-        <w:t>LibCal</w:t>
-      </w:r>
-      <w:proofErr w:type="spellEnd"/>
-      <w:r>
-        <w:t xml:space="preserve"> Spaces is a space-reservation component of the </w:t>
-      </w:r>
-      <w:proofErr w:type="spellStart"/>
-      <w:r>
-        <w:t>LibCal</w:t>
-      </w:r>
-      <w:proofErr w:type="spellEnd"/>
-      <w:r>
-        <w:t xml:space="preserve"> platform developed by </w:t>
-      </w:r>
-      <w:proofErr w:type="spellStart"/>
-      <w:r>
-        <w:t>Springshare</w:t>
-      </w:r>
-      <w:proofErr w:type="spellEnd"/>
-      <w:r>
-        <w:t>. It allows organisations to make physical spaces available for online discovery and reservation. Users can view available spaces, search according to requirements and submit reservations through the platform.</w:t>
-      </w:r>
-    </w:p>
-    <w:p>
-      <w:r>
-        <w:t xml:space="preserve">Figure 1.2: </w:t>
-      </w:r>
-      <w:proofErr w:type="spellStart"/>
-      <w:r>
-        <w:t>LibCal</w:t>
-      </w:r>
-      <w:proofErr w:type="spellEnd"/>
-      <w:r>
-        <w:t xml:space="preserve"> Spaces reservation interface.</w:t>
-      </w:r>
-    </w:p>
-    <w:p>
-      <w:r>
-        <w:t>[Insert verified screenshot here]</w:t>
-      </w:r>
-    </w:p>
-    <w:p>
-      <w:r>
+      <w:r>
+        <w:t>LibCal Spaces is a space-reservation component of the LibCal platform developed by Springshare. It allows organisations to make physical spaces available for online discovery and reservation. Users can view available spaces, search according to requirements and submit reservations through the platform.</w:t>
+      </w:r>
+    </w:p>
+    <w:p>
+      <w:r>
+        <w:t>Figure 1.2: LibCal Spaces reservation interface.</w:t>
+      </w:r>
+    </w:p>
+    <w:p>
+      <w:pPr>
+        <w:keepNext/>
+      </w:pPr>
+      <w:r>
+        <w:rPr>
+          <w:noProof/>
+        </w:rPr>
+        <w:lastRenderedPageBreak/>
+        <w:drawing>
+          <wp:inline distT="0" distB="0" distL="0" distR="0" wp14:anchorId="13470CEE" wp14:editId="1AF3ACB6">
+            <wp:extent cx="5724525" cy="3219450"/>
+            <wp:effectExtent l="0" t="0" r="9525" b="0"/>
+            <wp:docPr id="2" name="Picture 2"/>
+            <wp:cNvGraphicFramePr>
+              <a:graphicFrameLocks xmlns:a="http://schemas.openxmlformats.org/drawingml/2006/main" noChangeAspect="1"/>
+            </wp:cNvGraphicFramePr>
+            <a:graphic xmlns:a="http://schemas.openxmlformats.org/drawingml/2006/main">
+              <a:graphicData uri="http://schemas.openxmlformats.org/drawingml/2006/picture">
+                <pic:pic xmlns:pic="http://schemas.openxmlformats.org/drawingml/2006/picture">
+                  <pic:nvPicPr>
+                    <pic:cNvPr id="0" name="Picture 2"/>
+                    <pic:cNvPicPr>
+                      <a:picLocks noChangeAspect="1" noChangeArrowheads="1"/>
+                    </pic:cNvPicPr>
+                  </pic:nvPicPr>
+                  <pic:blipFill>
+                    <a:blip r:embed="rId9" cstate="print">
+                      <a:extLst>
+                        <a:ext uri="{28A0092B-C50C-407E-A947-70E740481C1C}">
+                          <a14:useLocalDpi xmlns:a14="http://schemas.microsoft.com/office/drawing/2010/main" val="0"/>
+                        </a:ext>
+                      </a:extLst>
+                    </a:blip>
+                    <a:srcRect/>
+                    <a:stretch>
+                      <a:fillRect/>
+                    </a:stretch>
+                  </pic:blipFill>
+                  <pic:spPr bwMode="auto">
+                    <a:xfrm>
+                      <a:off x="0" y="0"/>
+                      <a:ext cx="5724525" cy="3219450"/>
+                    </a:xfrm>
+                    <a:prstGeom prst="rect">
+                      <a:avLst/>
+                    </a:prstGeom>
+                    <a:noFill/>
+                    <a:ln>
+                      <a:noFill/>
+                    </a:ln>
+                  </pic:spPr>
+                </pic:pic>
+              </a:graphicData>
+            </a:graphic>
+          </wp:inline>
+        </w:drawing>
+      </w:r>
+    </w:p>
+    <w:p>
+      <w:pPr>
+        <w:pStyle w:val="Caption"/>
+      </w:pPr>
+      <w:r>
+        <w:t xml:space="preserve">Figure </w:t>
+      </w:r>
+      <w:r>
+        <w:fldChar w:fldCharType="begin"/>
+      </w:r>
+      <w:r>
+        <w:instrText xml:space="preserve"> SEQ Figure \* ARABIC </w:instrText>
+      </w:r>
+      <w:r>
+        <w:fldChar w:fldCharType="separate"/>
+      </w:r>
+      <w:r>
+        <w:rPr>
+          <w:noProof/>
+        </w:rPr>
+        <w:t>4</w:t>
+      </w:r>
+      <w:r>
+        <w:fldChar w:fldCharType="end"/>
+      </w:r>
+      <w:r>
+        <w:t xml:space="preserve">: </w:t>
+      </w:r>
+      <w:r>
+        <w:t>LibCal Spaces availability calendar displaying available and occupied time slots</w:t>
+      </w:r>
+    </w:p>
+    <w:p>
+      <w:pPr>
+        <w:rPr>
+          <w:b/>
+          <w:bCs/>
+        </w:rPr>
+      </w:pPr>
+      <w:r>
+        <w:rPr>
+          <w:b/>
+          <w:bCs/>
+        </w:rPr>
         <w:t>Features/processes to adapt:</w:t>
       </w:r>
     </w:p>
@@ -564,47 +849,21 @@
         </w:numPr>
       </w:pPr>
       <w:r>
-        <w:t>Capacity-based space searching.</w:t>
-      </w:r>
-    </w:p>
-    <w:p>
-      <w:pPr>
-        <w:pStyle w:val="ListParagraph"/>
-        <w:numPr>
-          <w:ilvl w:val="0"/>
-          <w:numId w:val="16"/>
-        </w:numPr>
-      </w:pPr>
-      <w:r>
         <w:t>Online reservation requests.</w:t>
       </w:r>
     </w:p>
     <w:p>
       <w:pPr>
-        <w:pStyle w:val="ListParagraph"/>
-        <w:numPr>
-          <w:ilvl w:val="0"/>
-          <w:numId w:val="16"/>
-        </w:numPr>
-      </w:pPr>
-      <w:r>
-        <w:t>Different permissions for different user types.</w:t>
-      </w:r>
-    </w:p>
-    <w:p>
-      <w:pPr>
-        <w:pStyle w:val="ListParagraph"/>
-        <w:numPr>
-          <w:ilvl w:val="0"/>
-          <w:numId w:val="16"/>
-        </w:numPr>
-      </w:pPr>
-      <w:r>
-        <w:t>Clear presentation of space information.</w:t>
-      </w:r>
-    </w:p>
-    <w:p>
-      <w:r>
+        <w:rPr>
+          <w:b/>
+          <w:bCs/>
+        </w:rPr>
+      </w:pPr>
+      <w:r>
+        <w:rPr>
+          <w:b/>
+          <w:bCs/>
+        </w:rPr>
         <w:t>Features/processes to avoid:</w:t>
       </w:r>
     </w:p>
@@ -622,63 +881,36 @@
     </w:p>
     <w:p>
       <w:pPr>
-        <w:pStyle w:val="ListParagraph"/>
-        <w:numPr>
-          <w:ilvl w:val="0"/>
-          <w:numId w:val="17"/>
-        </w:numPr>
-      </w:pPr>
-      <w:r>
-        <w:t>Functionality that is unnecessary for event-venue management.</w:t>
-      </w:r>
-    </w:p>
-    <w:p>
-      <w:pPr>
-        <w:pStyle w:val="ListParagraph"/>
-        <w:numPr>
-          <w:ilvl w:val="0"/>
-          <w:numId w:val="17"/>
-        </w:numPr>
-      </w:pPr>
-      <w:r>
-        <w:t>Excessive complexity for the initial Conference Centre implementation.</w:t>
-      </w:r>
-    </w:p>
-    <w:p>
-      <w:r>
-        <w:t>Reference:</w:t>
-      </w:r>
-    </w:p>
-    <w:p>
-      <w:proofErr w:type="spellStart"/>
-      <w:r>
-        <w:t>Springshare</w:t>
-      </w:r>
-      <w:proofErr w:type="spellEnd"/>
-      <w:r>
-        <w:t xml:space="preserve">. (n.d.). </w:t>
-      </w:r>
-      <w:proofErr w:type="spellStart"/>
-      <w:r>
-        <w:t>LibCal</w:t>
-      </w:r>
-      <w:proofErr w:type="spellEnd"/>
-      <w:r>
-        <w:t xml:space="preserve"> Spaces. [Insert verified official URL].</w:t>
-      </w:r>
-    </w:p>
-    <w:p>
+        <w:pStyle w:val="Heading3"/>
+      </w:pPr>
       <w:r>
         <w:t>1.4.3 Nelson Mandela University Virtual Tour</w:t>
       </w:r>
     </w:p>
     <w:p>
       <w:r>
-        <w:t>Platform: Web-based</w:t>
-      </w:r>
-    </w:p>
-    <w:p>
-      <w:r>
+        <w:rPr>
+          <w:b/>
+          <w:bCs/>
+        </w:rPr>
+        <w:t>Platform:</w:t>
+      </w:r>
+      <w:r>
+        <w:t xml:space="preserve"> Web-based</w:t>
+      </w:r>
+    </w:p>
+    <w:p>
+      <w:pPr>
+        <w:rPr>
+          <w:b/>
+          <w:bCs/>
+        </w:rPr>
+      </w:pPr>
+      <w:r>
+        <w:rPr>
+          <w:b/>
+          <w:bCs/>
+        </w:rPr>
         <w:t>Description:</w:t>
       </w:r>
     </w:p>
@@ -688,18 +920,92 @@
       </w:r>
     </w:p>
     <w:p>
+      <w:pPr>
+        <w:keepNext/>
+      </w:pPr>
       <w:r>
         <w:lastRenderedPageBreak/>
-        <w:t>Figure 1.3: Nelson Mandela University virtual tour interface.</w:t>
-      </w:r>
-    </w:p>
-    <w:p>
-      <w:r>
-        <w:t>[Insert verified screenshot here]</w:t>
-      </w:r>
-    </w:p>
-    <w:p>
-      <w:r>
+        <w:drawing>
+          <wp:inline distT="0" distB="0" distL="0" distR="0" wp14:anchorId="274EFE93" wp14:editId="1C870E7C">
+            <wp:extent cx="5731510" cy="3777615"/>
+            <wp:effectExtent l="0" t="0" r="2540" b="0"/>
+            <wp:docPr id="10" name="Picture 10"/>
+            <wp:cNvGraphicFramePr>
+              <a:graphicFrameLocks xmlns:a="http://schemas.openxmlformats.org/drawingml/2006/main" noChangeAspect="1"/>
+            </wp:cNvGraphicFramePr>
+            <a:graphic xmlns:a="http://schemas.openxmlformats.org/drawingml/2006/main">
+              <a:graphicData uri="http://schemas.openxmlformats.org/drawingml/2006/picture">
+                <pic:pic xmlns:pic="http://schemas.openxmlformats.org/drawingml/2006/picture">
+                  <pic:nvPicPr>
+                    <pic:cNvPr id="1" name=""/>
+                    <pic:cNvPicPr/>
+                  </pic:nvPicPr>
+                  <pic:blipFill>
+                    <a:blip r:embed="rId10"/>
+                    <a:stretch>
+                      <a:fillRect/>
+                    </a:stretch>
+                  </pic:blipFill>
+                  <pic:spPr>
+                    <a:xfrm>
+                      <a:off x="0" y="0"/>
+                      <a:ext cx="5731510" cy="3777615"/>
+                    </a:xfrm>
+                    <a:prstGeom prst="rect">
+                      <a:avLst/>
+                    </a:prstGeom>
+                  </pic:spPr>
+                </pic:pic>
+              </a:graphicData>
+            </a:graphic>
+          </wp:inline>
+        </w:drawing>
+      </w:r>
+    </w:p>
+    <w:p>
+      <w:pPr>
+        <w:pStyle w:val="Caption"/>
+      </w:pPr>
+      <w:r>
+        <w:t xml:space="preserve">Figure </w:t>
+      </w:r>
+      <w:r>
+        <w:fldChar w:fldCharType="begin"/>
+      </w:r>
+      <w:r>
+        <w:instrText xml:space="preserve"> SEQ Figure \* ARABIC </w:instrText>
+      </w:r>
+      <w:r>
+        <w:fldChar w:fldCharType="separate"/>
+      </w:r>
+      <w:r>
+        <w:rPr>
+          <w:noProof/>
+        </w:rPr>
+        <w:t>5</w:t>
+      </w:r>
+      <w:r>
+        <w:fldChar w:fldCharType="end"/>
+      </w:r>
+      <w:r>
+        <w:t xml:space="preserve">: </w:t>
+      </w:r>
+      <w:r>
+        <w:t>demonstrates the NMU Virtual Tour map, which provides users with a visual representation of campus locations and assists them in identifying where facilities are situated.</w:t>
+      </w:r>
+    </w:p>
+    <w:p>
+      <w:pPr>
+        <w:rPr>
+          <w:b/>
+          <w:bCs/>
+        </w:rPr>
+      </w:pPr>
+      <w:r>
+        <w:rPr>
+          <w:b/>
+          <w:bCs/>
+        </w:rPr>
         <w:t>Features/processes to adapt:</w:t>
       </w:r>
     </w:p>
@@ -729,30 +1035,16 @@
     </w:p>
     <w:p>
       <w:pPr>
-        <w:pStyle w:val="ListParagraph"/>
-        <w:numPr>
-          <w:ilvl w:val="0"/>
-          <w:numId w:val="18"/>
-        </w:numPr>
-      </w:pPr>
-      <w:r>
-        <w:t>Integration of venue information with a visual campus context.</w:t>
-      </w:r>
-    </w:p>
-    <w:p>
-      <w:pPr>
-        <w:pStyle w:val="ListParagraph"/>
-        <w:numPr>
-          <w:ilvl w:val="0"/>
-          <w:numId w:val="18"/>
-        </w:numPr>
-      </w:pPr>
-      <w:r>
-        <w:t>Use of visual information to assist users in selecting an appropriate venue.</w:t>
-      </w:r>
-    </w:p>
-    <w:p>
-      <w:r>
+        <w:rPr>
+          <w:b/>
+          <w:bCs/>
+        </w:rPr>
+      </w:pPr>
+      <w:r>
+        <w:rPr>
+          <w:b/>
+          <w:bCs/>
+        </w:rPr>
         <w:t>Features/processes to avoid:</w:t>
       </w:r>
     </w:p>
@@ -781,16 +1073,6 @@
       </w:r>
     </w:p>
     <w:p>
-      <w:r>
-        <w:t>Reference:</w:t>
-      </w:r>
-    </w:p>
-    <w:p>
-      <w:r>
-        <w:t>Nelson Mandela University. (n.d.). Virtual Tour. [Insert verified URL].</w:t>
-      </w:r>
-    </w:p>
-    <w:p>
       <w:pPr>
         <w:pStyle w:val="Heading1"/>
         <w:rPr>
@@ -808,46 +1090,81 @@
     </w:p>
     <w:p>
       <w:pPr>
-        <w:spacing w:before="100" w:beforeAutospacing="1" w:after="100" w:afterAutospacing="1" w:line="240" w:lineRule="auto"/>
-        <w:outlineLvl w:val="1"/>
-        <w:rPr>
-          <w:rFonts w:ascii="Times New Roman" w:eastAsia="Times New Roman" w:hAnsi="Times New Roman" w:cs="Times New Roman"/>
-          <w:b/>
-          <w:bCs/>
-          <w:kern w:val="0"/>
-          <w:sz w:val="36"/>
-          <w:szCs w:val="36"/>
-          <w:lang w:eastAsia="en-ZA"/>
-          <w14:ligatures w14:val="none"/>
-        </w:rPr>
-      </w:pPr>
-      <w:r>
-        <w:rPr>
-          <w:rFonts w:ascii="Times New Roman" w:eastAsia="Times New Roman" w:hAnsi="Times New Roman" w:cs="Times New Roman"/>
-          <w:b/>
-          <w:bCs/>
-          <w:kern w:val="0"/>
-          <w:sz w:val="36"/>
-          <w:szCs w:val="36"/>
-          <w:lang w:eastAsia="en-ZA"/>
-          <w14:ligatures w14:val="none"/>
-        </w:rPr>
-        <w:t>1.5.1 Project Overview</w:t>
+        <w:pStyle w:val="Caption"/>
+        <w:keepNext/>
+        <w:rPr>
+          <w:sz w:val="22"/>
+          <w:szCs w:val="22"/>
+        </w:rPr>
+      </w:pPr>
+      <w:r>
+        <w:rPr>
+          <w:sz w:val="22"/>
+          <w:szCs w:val="22"/>
+        </w:rPr>
+        <w:t xml:space="preserve">Table </w:t>
+      </w:r>
+      <w:r>
+        <w:rPr>
+          <w:sz w:val="22"/>
+          <w:szCs w:val="22"/>
+        </w:rPr>
+        <w:fldChar w:fldCharType="begin"/>
+      </w:r>
+      <w:r>
+        <w:rPr>
+          <w:sz w:val="22"/>
+          <w:szCs w:val="22"/>
+        </w:rPr>
+        <w:instrText xml:space="preserve"> SEQ Table \* ARABIC </w:instrText>
+      </w:r>
+      <w:r>
+        <w:rPr>
+          <w:sz w:val="22"/>
+          <w:szCs w:val="22"/>
+        </w:rPr>
+        <w:fldChar w:fldCharType="separate"/>
+      </w:r>
+      <w:r>
+        <w:rPr>
+          <w:noProof/>
+          <w:sz w:val="22"/>
+          <w:szCs w:val="22"/>
+        </w:rPr>
+        <w:t>1</w:t>
+      </w:r>
+      <w:r>
+        <w:rPr>
+          <w:sz w:val="22"/>
+          <w:szCs w:val="22"/>
+        </w:rPr>
+        <w:fldChar w:fldCharType="end"/>
+      </w:r>
+      <w:r>
+        <w:rPr>
+          <w:sz w:val="22"/>
+          <w:szCs w:val="22"/>
+        </w:rPr>
+        <w:t>: Project overview</w:t>
       </w:r>
     </w:p>
     <w:tbl>
       <w:tblPr>
-        <w:tblStyle w:val="TableGrid"/>
+        <w:tblStyle w:val="GridTable2"/>
         <w:tblW w:w="0" w:type="auto"/>
         <w:tblLook w:val="04A0" w:firstRow="1" w:lastRow="0" w:firstColumn="1" w:lastColumn="0" w:noHBand="0" w:noVBand="1"/>
       </w:tblPr>
       <w:tblGrid>
-        <w:gridCol w:w="2600"/>
-        <w:gridCol w:w="6416"/>
+        <w:gridCol w:w="2638"/>
+        <w:gridCol w:w="6275"/>
       </w:tblGrid>
       <w:tr>
-        <w:tc>
-          <w:tcPr>
+        <w:trPr>
+          <w:cnfStyle w:val="100000000000" w:firstRow="1" w:lastRow="0" w:firstColumn="0" w:lastColumn="0" w:oddVBand="0" w:evenVBand="0" w:oddHBand="0" w:evenHBand="0" w:firstRowFirstColumn="0" w:firstRowLastColumn="0" w:lastRowFirstColumn="0" w:lastRowLastColumn="0"/>
+        </w:trPr>
+        <w:tc>
+          <w:tcPr>
+            <w:cnfStyle w:val="001000000000" w:firstRow="0" w:lastRow="0" w:firstColumn="1" w:lastColumn="0" w:oddVBand="0" w:evenVBand="0" w:oddHBand="0" w:evenHBand="0" w:firstRowFirstColumn="0" w:firstRowLastColumn="0" w:lastRowFirstColumn="0" w:lastRowLastColumn="0"/>
             <w:tcW w:w="0" w:type="auto"/>
             <w:hideMark/>
           </w:tcPr>
@@ -855,24 +1172,18 @@
             <w:pPr>
               <w:jc w:val="center"/>
               <w:rPr>
-                <w:rFonts w:ascii="Times New Roman" w:eastAsia="Times New Roman" w:hAnsi="Times New Roman" w:cs="Times New Roman"/>
-                <w:b/>
-                <w:bCs/>
+                <w:rFonts w:eastAsia="Times New Roman" w:cs="Times New Roman"/>
+                <w:b w:val="0"/>
+                <w:bCs w:val="0"/>
                 <w:kern w:val="0"/>
-                <w:sz w:val="24"/>
-                <w:szCs w:val="24"/>
                 <w:lang w:eastAsia="en-ZA"/>
                 <w14:ligatures w14:val="none"/>
               </w:rPr>
             </w:pPr>
             <w:r>
               <w:rPr>
-                <w:rFonts w:ascii="Times New Roman" w:eastAsia="Times New Roman" w:hAnsi="Times New Roman" w:cs="Times New Roman"/>
-                <w:b/>
-                <w:bCs/>
+                <w:rFonts w:eastAsia="Times New Roman" w:cs="Times New Roman"/>
                 <w:kern w:val="0"/>
-                <w:sz w:val="24"/>
-                <w:szCs w:val="24"/>
                 <w:lang w:eastAsia="en-ZA"/>
                 <w14:ligatures w14:val="none"/>
               </w:rPr>
@@ -888,25 +1199,20 @@
           <w:p>
             <w:pPr>
               <w:jc w:val="center"/>
+              <w:cnfStyle w:val="100000000000" w:firstRow="1" w:lastRow="0" w:firstColumn="0" w:lastColumn="0" w:oddVBand="0" w:evenVBand="0" w:oddHBand="0" w:evenHBand="0" w:firstRowFirstColumn="0" w:firstRowLastColumn="0" w:lastRowFirstColumn="0" w:lastRowLastColumn="0"/>
               <w:rPr>
-                <w:rFonts w:ascii="Times New Roman" w:eastAsia="Times New Roman" w:hAnsi="Times New Roman" w:cs="Times New Roman"/>
-                <w:b/>
-                <w:bCs/>
+                <w:rFonts w:eastAsia="Times New Roman" w:cs="Times New Roman"/>
+                <w:b w:val="0"/>
+                <w:bCs w:val="0"/>
                 <w:kern w:val="0"/>
-                <w:sz w:val="24"/>
-                <w:szCs w:val="24"/>
                 <w:lang w:eastAsia="en-ZA"/>
                 <w14:ligatures w14:val="none"/>
               </w:rPr>
             </w:pPr>
             <w:r>
               <w:rPr>
-                <w:rFonts w:ascii="Times New Roman" w:eastAsia="Times New Roman" w:hAnsi="Times New Roman" w:cs="Times New Roman"/>
-                <w:b/>
-                <w:bCs/>
+                <w:rFonts w:eastAsia="Times New Roman" w:cs="Times New Roman"/>
                 <w:kern w:val="0"/>
-                <w:sz w:val="24"/>
-                <w:szCs w:val="24"/>
                 <w:lang w:eastAsia="en-ZA"/>
                 <w14:ligatures w14:val="none"/>
               </w:rPr>
@@ -916,30 +1222,28 @@
         </w:tc>
       </w:tr>
       <w:tr>
-        <w:tc>
-          <w:tcPr>
+        <w:trPr>
+          <w:cnfStyle w:val="000000100000" w:firstRow="0" w:lastRow="0" w:firstColumn="0" w:lastColumn="0" w:oddVBand="0" w:evenVBand="0" w:oddHBand="1" w:evenHBand="0" w:firstRowFirstColumn="0" w:firstRowLastColumn="0" w:lastRowFirstColumn="0" w:lastRowLastColumn="0"/>
+        </w:trPr>
+        <w:tc>
+          <w:tcPr>
+            <w:cnfStyle w:val="001000000000" w:firstRow="0" w:lastRow="0" w:firstColumn="1" w:lastColumn="0" w:oddVBand="0" w:evenVBand="0" w:oddHBand="0" w:evenHBand="0" w:firstRowFirstColumn="0" w:firstRowLastColumn="0" w:lastRowFirstColumn="0" w:lastRowLastColumn="0"/>
             <w:tcW w:w="0" w:type="auto"/>
             <w:hideMark/>
           </w:tcPr>
           <w:p>
             <w:pPr>
               <w:rPr>
-                <w:rFonts w:ascii="Times New Roman" w:eastAsia="Times New Roman" w:hAnsi="Times New Roman" w:cs="Times New Roman"/>
+                <w:rFonts w:eastAsia="Times New Roman" w:cs="Times New Roman"/>
                 <w:kern w:val="0"/>
-                <w:sz w:val="24"/>
-                <w:szCs w:val="24"/>
                 <w:lang w:eastAsia="en-ZA"/>
                 <w14:ligatures w14:val="none"/>
               </w:rPr>
             </w:pPr>
             <w:r>
               <w:rPr>
-                <w:rFonts w:ascii="Times New Roman" w:eastAsia="Times New Roman" w:hAnsi="Times New Roman" w:cs="Times New Roman"/>
-                <w:b/>
-                <w:bCs/>
+                <w:rFonts w:eastAsia="Times New Roman" w:cs="Times New Roman"/>
                 <w:kern w:val="0"/>
-                <w:sz w:val="24"/>
-                <w:szCs w:val="24"/>
                 <w:lang w:eastAsia="en-ZA"/>
                 <w14:ligatures w14:val="none"/>
               </w:rPr>
@@ -954,21 +1258,18 @@
           </w:tcPr>
           <w:p>
             <w:pPr>
+              <w:cnfStyle w:val="000000100000" w:firstRow="0" w:lastRow="0" w:firstColumn="0" w:lastColumn="0" w:oddVBand="0" w:evenVBand="0" w:oddHBand="1" w:evenHBand="0" w:firstRowFirstColumn="0" w:firstRowLastColumn="0" w:lastRowFirstColumn="0" w:lastRowLastColumn="0"/>
               <w:rPr>
-                <w:rFonts w:ascii="Times New Roman" w:eastAsia="Times New Roman" w:hAnsi="Times New Roman" w:cs="Times New Roman"/>
+                <w:rFonts w:eastAsia="Times New Roman" w:cs="Times New Roman"/>
                 <w:kern w:val="0"/>
-                <w:sz w:val="24"/>
-                <w:szCs w:val="24"/>
                 <w:lang w:eastAsia="en-ZA"/>
                 <w14:ligatures w14:val="none"/>
               </w:rPr>
             </w:pPr>
             <w:r>
               <w:rPr>
-                <w:rFonts w:ascii="Times New Roman" w:eastAsia="Times New Roman" w:hAnsi="Times New Roman" w:cs="Times New Roman"/>
+                <w:rFonts w:eastAsia="Times New Roman" w:cs="Times New Roman"/>
                 <w:kern w:val="0"/>
-                <w:sz w:val="24"/>
-                <w:szCs w:val="24"/>
                 <w:lang w:eastAsia="en-ZA"/>
                 <w14:ligatures w14:val="none"/>
               </w:rPr>
@@ -980,28 +1281,23 @@
       <w:tr>
         <w:tc>
           <w:tcPr>
+            <w:cnfStyle w:val="001000000000" w:firstRow="0" w:lastRow="0" w:firstColumn="1" w:lastColumn="0" w:oddVBand="0" w:evenVBand="0" w:oddHBand="0" w:evenHBand="0" w:firstRowFirstColumn="0" w:firstRowLastColumn="0" w:lastRowFirstColumn="0" w:lastRowLastColumn="0"/>
             <w:tcW w:w="0" w:type="auto"/>
             <w:hideMark/>
           </w:tcPr>
           <w:p>
             <w:pPr>
               <w:rPr>
-                <w:rFonts w:ascii="Times New Roman" w:eastAsia="Times New Roman" w:hAnsi="Times New Roman" w:cs="Times New Roman"/>
+                <w:rFonts w:eastAsia="Times New Roman" w:cs="Times New Roman"/>
                 <w:kern w:val="0"/>
-                <w:sz w:val="24"/>
-                <w:szCs w:val="24"/>
                 <w:lang w:eastAsia="en-ZA"/>
                 <w14:ligatures w14:val="none"/>
               </w:rPr>
             </w:pPr>
             <w:r>
               <w:rPr>
-                <w:rFonts w:ascii="Times New Roman" w:eastAsia="Times New Roman" w:hAnsi="Times New Roman" w:cs="Times New Roman"/>
-                <w:b/>
-                <w:bCs/>
+                <w:rFonts w:eastAsia="Times New Roman" w:cs="Times New Roman"/>
                 <w:kern w:val="0"/>
-                <w:sz w:val="24"/>
-                <w:szCs w:val="24"/>
                 <w:lang w:eastAsia="en-ZA"/>
                 <w14:ligatures w14:val="none"/>
               </w:rPr>
@@ -1016,21 +1312,18 @@
           </w:tcPr>
           <w:p>
             <w:pPr>
+              <w:cnfStyle w:val="000000000000" w:firstRow="0" w:lastRow="0" w:firstColumn="0" w:lastColumn="0" w:oddVBand="0" w:evenVBand="0" w:oddHBand="0" w:evenHBand="0" w:firstRowFirstColumn="0" w:firstRowLastColumn="0" w:lastRowFirstColumn="0" w:lastRowLastColumn="0"/>
               <w:rPr>
-                <w:rFonts w:ascii="Times New Roman" w:eastAsia="Times New Roman" w:hAnsi="Times New Roman" w:cs="Times New Roman"/>
+                <w:rFonts w:eastAsia="Times New Roman" w:cs="Times New Roman"/>
                 <w:kern w:val="0"/>
-                <w:sz w:val="24"/>
-                <w:szCs w:val="24"/>
                 <w:lang w:eastAsia="en-ZA"/>
                 <w14:ligatures w14:val="none"/>
               </w:rPr>
             </w:pPr>
             <w:r>
               <w:rPr>
-                <w:rFonts w:ascii="Times New Roman" w:eastAsia="Times New Roman" w:hAnsi="Times New Roman" w:cs="Times New Roman"/>
+                <w:rFonts w:eastAsia="Times New Roman" w:cs="Times New Roman"/>
                 <w:kern w:val="0"/>
-                <w:sz w:val="24"/>
-                <w:szCs w:val="24"/>
                 <w:lang w:eastAsia="en-ZA"/>
                 <w14:ligatures w14:val="none"/>
               </w:rPr>
@@ -1040,30 +1333,28 @@
         </w:tc>
       </w:tr>
       <w:tr>
-        <w:tc>
-          <w:tcPr>
+        <w:trPr>
+          <w:cnfStyle w:val="000000100000" w:firstRow="0" w:lastRow="0" w:firstColumn="0" w:lastColumn="0" w:oddVBand="0" w:evenVBand="0" w:oddHBand="1" w:evenHBand="0" w:firstRowFirstColumn="0" w:firstRowLastColumn="0" w:lastRowFirstColumn="0" w:lastRowLastColumn="0"/>
+        </w:trPr>
+        <w:tc>
+          <w:tcPr>
+            <w:cnfStyle w:val="001000000000" w:firstRow="0" w:lastRow="0" w:firstColumn="1" w:lastColumn="0" w:oddVBand="0" w:evenVBand="0" w:oddHBand="0" w:evenHBand="0" w:firstRowFirstColumn="0" w:firstRowLastColumn="0" w:lastRowFirstColumn="0" w:lastRowLastColumn="0"/>
             <w:tcW w:w="0" w:type="auto"/>
             <w:hideMark/>
           </w:tcPr>
           <w:p>
             <w:pPr>
               <w:rPr>
-                <w:rFonts w:ascii="Times New Roman" w:eastAsia="Times New Roman" w:hAnsi="Times New Roman" w:cs="Times New Roman"/>
+                <w:rFonts w:eastAsia="Times New Roman" w:cs="Times New Roman"/>
                 <w:kern w:val="0"/>
-                <w:sz w:val="24"/>
-                <w:szCs w:val="24"/>
                 <w:lang w:eastAsia="en-ZA"/>
                 <w14:ligatures w14:val="none"/>
               </w:rPr>
             </w:pPr>
             <w:r>
               <w:rPr>
-                <w:rFonts w:ascii="Times New Roman" w:eastAsia="Times New Roman" w:hAnsi="Times New Roman" w:cs="Times New Roman"/>
-                <w:b/>
-                <w:bCs/>
+                <w:rFonts w:eastAsia="Times New Roman" w:cs="Times New Roman"/>
                 <w:kern w:val="0"/>
-                <w:sz w:val="24"/>
-                <w:szCs w:val="24"/>
                 <w:lang w:eastAsia="en-ZA"/>
                 <w14:ligatures w14:val="none"/>
               </w:rPr>
@@ -1078,21 +1369,18 @@
           </w:tcPr>
           <w:p>
             <w:pPr>
+              <w:cnfStyle w:val="000000100000" w:firstRow="0" w:lastRow="0" w:firstColumn="0" w:lastColumn="0" w:oddVBand="0" w:evenVBand="0" w:oddHBand="1" w:evenHBand="0" w:firstRowFirstColumn="0" w:firstRowLastColumn="0" w:lastRowFirstColumn="0" w:lastRowLastColumn="0"/>
               <w:rPr>
-                <w:rFonts w:ascii="Times New Roman" w:eastAsia="Times New Roman" w:hAnsi="Times New Roman" w:cs="Times New Roman"/>
+                <w:rFonts w:eastAsia="Times New Roman" w:cs="Times New Roman"/>
                 <w:kern w:val="0"/>
-                <w:sz w:val="24"/>
-                <w:szCs w:val="24"/>
                 <w:lang w:eastAsia="en-ZA"/>
                 <w14:ligatures w14:val="none"/>
               </w:rPr>
             </w:pPr>
             <w:r>
               <w:rPr>
-                <w:rFonts w:ascii="Times New Roman" w:eastAsia="Times New Roman" w:hAnsi="Times New Roman" w:cs="Times New Roman"/>
+                <w:rFonts w:eastAsia="Times New Roman" w:cs="Times New Roman"/>
                 <w:kern w:val="0"/>
-                <w:sz w:val="24"/>
-                <w:szCs w:val="24"/>
                 <w:lang w:eastAsia="en-ZA"/>
                 <w14:ligatures w14:val="none"/>
               </w:rPr>
@@ -1104,28 +1392,23 @@
       <w:tr>
         <w:tc>
           <w:tcPr>
+            <w:cnfStyle w:val="001000000000" w:firstRow="0" w:lastRow="0" w:firstColumn="1" w:lastColumn="0" w:oddVBand="0" w:evenVBand="0" w:oddHBand="0" w:evenHBand="0" w:firstRowFirstColumn="0" w:firstRowLastColumn="0" w:lastRowFirstColumn="0" w:lastRowLastColumn="0"/>
             <w:tcW w:w="0" w:type="auto"/>
             <w:hideMark/>
           </w:tcPr>
           <w:p>
             <w:pPr>
               <w:rPr>
-                <w:rFonts w:ascii="Times New Roman" w:eastAsia="Times New Roman" w:hAnsi="Times New Roman" w:cs="Times New Roman"/>
+                <w:rFonts w:eastAsia="Times New Roman" w:cs="Times New Roman"/>
                 <w:kern w:val="0"/>
-                <w:sz w:val="24"/>
-                <w:szCs w:val="24"/>
                 <w:lang w:eastAsia="en-ZA"/>
                 <w14:ligatures w14:val="none"/>
               </w:rPr>
             </w:pPr>
             <w:r>
               <w:rPr>
-                <w:rFonts w:ascii="Times New Roman" w:eastAsia="Times New Roman" w:hAnsi="Times New Roman" w:cs="Times New Roman"/>
-                <w:b/>
-                <w:bCs/>
+                <w:rFonts w:eastAsia="Times New Roman" w:cs="Times New Roman"/>
                 <w:kern w:val="0"/>
-                <w:sz w:val="24"/>
-                <w:szCs w:val="24"/>
                 <w:lang w:eastAsia="en-ZA"/>
                 <w14:ligatures w14:val="none"/>
               </w:rPr>
@@ -1140,21 +1423,18 @@
           </w:tcPr>
           <w:p>
             <w:pPr>
+              <w:cnfStyle w:val="000000000000" w:firstRow="0" w:lastRow="0" w:firstColumn="0" w:lastColumn="0" w:oddVBand="0" w:evenVBand="0" w:oddHBand="0" w:evenHBand="0" w:firstRowFirstColumn="0" w:firstRowLastColumn="0" w:lastRowFirstColumn="0" w:lastRowLastColumn="0"/>
               <w:rPr>
-                <w:rFonts w:ascii="Times New Roman" w:eastAsia="Times New Roman" w:hAnsi="Times New Roman" w:cs="Times New Roman"/>
+                <w:rFonts w:eastAsia="Times New Roman" w:cs="Times New Roman"/>
                 <w:kern w:val="0"/>
-                <w:sz w:val="24"/>
-                <w:szCs w:val="24"/>
                 <w:lang w:eastAsia="en-ZA"/>
                 <w14:ligatures w14:val="none"/>
               </w:rPr>
             </w:pPr>
             <w:r>
               <w:rPr>
-                <w:rFonts w:ascii="Times New Roman" w:eastAsia="Times New Roman" w:hAnsi="Times New Roman" w:cs="Times New Roman"/>
+                <w:rFonts w:eastAsia="Times New Roman" w:cs="Times New Roman"/>
                 <w:kern w:val="0"/>
-                <w:sz w:val="24"/>
-                <w:szCs w:val="24"/>
                 <w:lang w:eastAsia="en-ZA"/>
                 <w14:ligatures w14:val="none"/>
               </w:rPr>
@@ -1164,30 +1444,28 @@
         </w:tc>
       </w:tr>
       <w:tr>
-        <w:tc>
-          <w:tcPr>
+        <w:trPr>
+          <w:cnfStyle w:val="000000100000" w:firstRow="0" w:lastRow="0" w:firstColumn="0" w:lastColumn="0" w:oddVBand="0" w:evenVBand="0" w:oddHBand="1" w:evenHBand="0" w:firstRowFirstColumn="0" w:firstRowLastColumn="0" w:lastRowFirstColumn="0" w:lastRowLastColumn="0"/>
+        </w:trPr>
+        <w:tc>
+          <w:tcPr>
+            <w:cnfStyle w:val="001000000000" w:firstRow="0" w:lastRow="0" w:firstColumn="1" w:lastColumn="0" w:oddVBand="0" w:evenVBand="0" w:oddHBand="0" w:evenHBand="0" w:firstRowFirstColumn="0" w:firstRowLastColumn="0" w:lastRowFirstColumn="0" w:lastRowLastColumn="0"/>
             <w:tcW w:w="0" w:type="auto"/>
             <w:hideMark/>
           </w:tcPr>
           <w:p>
             <w:pPr>
               <w:rPr>
-                <w:rFonts w:ascii="Times New Roman" w:eastAsia="Times New Roman" w:hAnsi="Times New Roman" w:cs="Times New Roman"/>
+                <w:rFonts w:eastAsia="Times New Roman" w:cs="Times New Roman"/>
                 <w:kern w:val="0"/>
-                <w:sz w:val="24"/>
-                <w:szCs w:val="24"/>
                 <w:lang w:eastAsia="en-ZA"/>
                 <w14:ligatures w14:val="none"/>
               </w:rPr>
             </w:pPr>
             <w:r>
               <w:rPr>
-                <w:rFonts w:ascii="Times New Roman" w:eastAsia="Times New Roman" w:hAnsi="Times New Roman" w:cs="Times New Roman"/>
-                <w:b/>
-                <w:bCs/>
+                <w:rFonts w:eastAsia="Times New Roman" w:cs="Times New Roman"/>
                 <w:kern w:val="0"/>
-                <w:sz w:val="24"/>
-                <w:szCs w:val="24"/>
                 <w:lang w:eastAsia="en-ZA"/>
                 <w14:ligatures w14:val="none"/>
               </w:rPr>
@@ -1202,21 +1480,18 @@
           </w:tcPr>
           <w:p>
             <w:pPr>
+              <w:cnfStyle w:val="000000100000" w:firstRow="0" w:lastRow="0" w:firstColumn="0" w:lastColumn="0" w:oddVBand="0" w:evenVBand="0" w:oddHBand="1" w:evenHBand="0" w:firstRowFirstColumn="0" w:firstRowLastColumn="0" w:lastRowFirstColumn="0" w:lastRowLastColumn="0"/>
               <w:rPr>
-                <w:rFonts w:ascii="Times New Roman" w:eastAsia="Times New Roman" w:hAnsi="Times New Roman" w:cs="Times New Roman"/>
+                <w:rFonts w:eastAsia="Times New Roman" w:cs="Times New Roman"/>
                 <w:kern w:val="0"/>
-                <w:sz w:val="24"/>
-                <w:szCs w:val="24"/>
                 <w:lang w:eastAsia="en-ZA"/>
                 <w14:ligatures w14:val="none"/>
               </w:rPr>
             </w:pPr>
             <w:r>
               <w:rPr>
-                <w:rFonts w:ascii="Times New Roman" w:eastAsia="Times New Roman" w:hAnsi="Times New Roman" w:cs="Times New Roman"/>
+                <w:rFonts w:eastAsia="Times New Roman" w:cs="Times New Roman"/>
                 <w:kern w:val="0"/>
-                <w:sz w:val="24"/>
-                <w:szCs w:val="24"/>
                 <w:lang w:eastAsia="en-ZA"/>
                 <w14:ligatures w14:val="none"/>
               </w:rPr>
@@ -1228,28 +1503,23 @@
       <w:tr>
         <w:tc>
           <w:tcPr>
+            <w:cnfStyle w:val="001000000000" w:firstRow="0" w:lastRow="0" w:firstColumn="1" w:lastColumn="0" w:oddVBand="0" w:evenVBand="0" w:oddHBand="0" w:evenHBand="0" w:firstRowFirstColumn="0" w:firstRowLastColumn="0" w:lastRowFirstColumn="0" w:lastRowLastColumn="0"/>
             <w:tcW w:w="0" w:type="auto"/>
             <w:hideMark/>
           </w:tcPr>
           <w:p>
             <w:pPr>
               <w:rPr>
-                <w:rFonts w:ascii="Times New Roman" w:eastAsia="Times New Roman" w:hAnsi="Times New Roman" w:cs="Times New Roman"/>
+                <w:rFonts w:eastAsia="Times New Roman" w:cs="Times New Roman"/>
                 <w:kern w:val="0"/>
-                <w:sz w:val="24"/>
-                <w:szCs w:val="24"/>
                 <w:lang w:eastAsia="en-ZA"/>
                 <w14:ligatures w14:val="none"/>
               </w:rPr>
             </w:pPr>
             <w:r>
               <w:rPr>
-                <w:rFonts w:ascii="Times New Roman" w:eastAsia="Times New Roman" w:hAnsi="Times New Roman" w:cs="Times New Roman"/>
-                <w:b/>
-                <w:bCs/>
+                <w:rFonts w:eastAsia="Times New Roman" w:cs="Times New Roman"/>
                 <w:kern w:val="0"/>
-                <w:sz w:val="24"/>
-                <w:szCs w:val="24"/>
                 <w:lang w:eastAsia="en-ZA"/>
                 <w14:ligatures w14:val="none"/>
               </w:rPr>
@@ -1264,21 +1534,18 @@
           </w:tcPr>
           <w:p>
             <w:pPr>
+              <w:cnfStyle w:val="000000000000" w:firstRow="0" w:lastRow="0" w:firstColumn="0" w:lastColumn="0" w:oddVBand="0" w:evenVBand="0" w:oddHBand="0" w:evenHBand="0" w:firstRowFirstColumn="0" w:firstRowLastColumn="0" w:lastRowFirstColumn="0" w:lastRowLastColumn="0"/>
               <w:rPr>
-                <w:rFonts w:ascii="Times New Roman" w:eastAsia="Times New Roman" w:hAnsi="Times New Roman" w:cs="Times New Roman"/>
+                <w:rFonts w:eastAsia="Times New Roman" w:cs="Times New Roman"/>
                 <w:kern w:val="0"/>
-                <w:sz w:val="24"/>
-                <w:szCs w:val="24"/>
                 <w:lang w:eastAsia="en-ZA"/>
                 <w14:ligatures w14:val="none"/>
               </w:rPr>
             </w:pPr>
             <w:r>
               <w:rPr>
-                <w:rFonts w:ascii="Times New Roman" w:eastAsia="Times New Roman" w:hAnsi="Times New Roman" w:cs="Times New Roman"/>
+                <w:rFonts w:eastAsia="Times New Roman" w:cs="Times New Roman"/>
                 <w:kern w:val="0"/>
-                <w:sz w:val="24"/>
-                <w:szCs w:val="24"/>
                 <w:lang w:eastAsia="en-ZA"/>
                 <w14:ligatures w14:val="none"/>
               </w:rPr>
@@ -1290,38 +1557,25 @@
     </w:tbl>
     <w:p>
       <w:pPr>
+        <w:pStyle w:val="Heading3"/>
+        <w:rPr>
+          <w:rFonts w:eastAsia="Times New Roman"/>
+          <w:lang w:eastAsia="en-ZA"/>
+        </w:rPr>
+      </w:pPr>
+      <w:r>
+        <w:rPr>
+          <w:rFonts w:eastAsia="Times New Roman"/>
+          <w:lang w:eastAsia="en-ZA"/>
+        </w:rPr>
+        <w:t>1.5.2 Stakeholders</w:t>
+      </w:r>
+    </w:p>
+    <w:p>
+      <w:pPr>
         <w:spacing w:before="100" w:beforeAutospacing="1" w:after="100" w:afterAutospacing="1" w:line="240" w:lineRule="auto"/>
-        <w:outlineLvl w:val="1"/>
-        <w:rPr>
-          <w:rFonts w:ascii="Times New Roman" w:eastAsia="Times New Roman" w:hAnsi="Times New Roman" w:cs="Times New Roman"/>
-          <w:b/>
-          <w:bCs/>
-          <w:kern w:val="0"/>
-          <w:sz w:val="36"/>
-          <w:szCs w:val="36"/>
-          <w:lang w:eastAsia="en-ZA"/>
-          <w14:ligatures w14:val="none"/>
-        </w:rPr>
-      </w:pPr>
-      <w:r>
-        <w:rPr>
-          <w:rFonts w:ascii="Times New Roman" w:eastAsia="Times New Roman" w:hAnsi="Times New Roman" w:cs="Times New Roman"/>
-          <w:b/>
-          <w:bCs/>
-          <w:kern w:val="0"/>
-          <w:sz w:val="36"/>
-          <w:szCs w:val="36"/>
-          <w:lang w:eastAsia="en-ZA"/>
-          <w14:ligatures w14:val="none"/>
-        </w:rPr>
-        <w:t>1.5.2 Stakeholders</w:t>
-      </w:r>
-    </w:p>
-    <w:p>
-      <w:pPr>
-        <w:spacing w:before="100" w:beforeAutospacing="1" w:after="100" w:afterAutospacing="1" w:line="240" w:lineRule="auto"/>
-        <w:rPr>
-          <w:rFonts w:ascii="Times New Roman" w:eastAsia="Times New Roman" w:hAnsi="Times New Roman" w:cs="Times New Roman"/>
+        <w:rPr>
+          <w:rFonts w:eastAsia="Times New Roman" w:cs="Times New Roman"/>
           <w:kern w:val="0"/>
           <w:sz w:val="24"/>
           <w:szCs w:val="24"/>
@@ -1331,7 +1585,7 @@
       </w:pPr>
       <w:r>
         <w:rPr>
-          <w:rFonts w:ascii="Times New Roman" w:eastAsia="Times New Roman" w:hAnsi="Times New Roman" w:cs="Times New Roman"/>
+          <w:rFonts w:eastAsia="Times New Roman" w:cs="Times New Roman"/>
           <w:kern w:val="0"/>
           <w:sz w:val="24"/>
           <w:szCs w:val="24"/>
@@ -1349,7 +1603,7 @@
         </w:numPr>
         <w:spacing w:before="100" w:beforeAutospacing="1" w:after="100" w:afterAutospacing="1" w:line="240" w:lineRule="auto"/>
         <w:rPr>
-          <w:rFonts w:ascii="Times New Roman" w:eastAsia="Times New Roman" w:hAnsi="Times New Roman" w:cs="Times New Roman"/>
+          <w:rFonts w:eastAsia="Times New Roman" w:cs="Times New Roman"/>
           <w:kern w:val="0"/>
           <w:sz w:val="24"/>
           <w:szCs w:val="24"/>
@@ -1359,7 +1613,7 @@
       </w:pPr>
       <w:r>
         <w:rPr>
-          <w:rFonts w:ascii="Times New Roman" w:eastAsia="Times New Roman" w:hAnsi="Times New Roman" w:cs="Times New Roman"/>
+          <w:rFonts w:eastAsia="Times New Roman" w:cs="Times New Roman"/>
           <w:b/>
           <w:bCs/>
           <w:kern w:val="0"/>
@@ -1368,11 +1622,12 @@
           <w:lang w:eastAsia="en-ZA"/>
           <w14:ligatures w14:val="none"/>
         </w:rPr>
+        <w:lastRenderedPageBreak/>
         <w:t>Conference Centre staff</w:t>
       </w:r>
       <w:r>
         <w:rPr>
-          <w:rFonts w:ascii="Times New Roman" w:eastAsia="Times New Roman" w:hAnsi="Times New Roman" w:cs="Times New Roman"/>
+          <w:rFonts w:eastAsia="Times New Roman" w:cs="Times New Roman"/>
           <w:kern w:val="0"/>
           <w:sz w:val="24"/>
           <w:szCs w:val="24"/>
@@ -1390,7 +1645,7 @@
         </w:numPr>
         <w:spacing w:before="100" w:beforeAutospacing="1" w:after="100" w:afterAutospacing="1" w:line="240" w:lineRule="auto"/>
         <w:rPr>
-          <w:rFonts w:ascii="Times New Roman" w:eastAsia="Times New Roman" w:hAnsi="Times New Roman" w:cs="Times New Roman"/>
+          <w:rFonts w:eastAsia="Times New Roman" w:cs="Times New Roman"/>
           <w:kern w:val="0"/>
           <w:sz w:val="24"/>
           <w:szCs w:val="24"/>
@@ -1400,7 +1655,7 @@
       </w:pPr>
       <w:r>
         <w:rPr>
-          <w:rFonts w:ascii="Times New Roman" w:eastAsia="Times New Roman" w:hAnsi="Times New Roman" w:cs="Times New Roman"/>
+          <w:rFonts w:eastAsia="Times New Roman" w:cs="Times New Roman"/>
           <w:b/>
           <w:bCs/>
           <w:kern w:val="0"/>
@@ -1413,7 +1668,7 @@
       </w:r>
       <w:r>
         <w:rPr>
-          <w:rFonts w:ascii="Times New Roman" w:eastAsia="Times New Roman" w:hAnsi="Times New Roman" w:cs="Times New Roman"/>
+          <w:rFonts w:eastAsia="Times New Roman" w:cs="Times New Roman"/>
           <w:kern w:val="0"/>
           <w:sz w:val="24"/>
           <w:szCs w:val="24"/>
@@ -1431,7 +1686,7 @@
         </w:numPr>
         <w:spacing w:before="100" w:beforeAutospacing="1" w:after="100" w:afterAutospacing="1" w:line="240" w:lineRule="auto"/>
         <w:rPr>
-          <w:rFonts w:ascii="Times New Roman" w:eastAsia="Times New Roman" w:hAnsi="Times New Roman" w:cs="Times New Roman"/>
+          <w:rFonts w:eastAsia="Times New Roman" w:cs="Times New Roman"/>
           <w:kern w:val="0"/>
           <w:sz w:val="24"/>
           <w:szCs w:val="24"/>
@@ -1441,7 +1696,7 @@
       </w:pPr>
       <w:r>
         <w:rPr>
-          <w:rFonts w:ascii="Times New Roman" w:eastAsia="Times New Roman" w:hAnsi="Times New Roman" w:cs="Times New Roman"/>
+          <w:rFonts w:eastAsia="Times New Roman" w:cs="Times New Roman"/>
           <w:b/>
           <w:bCs/>
           <w:kern w:val="0"/>
@@ -1454,7 +1709,7 @@
       </w:r>
       <w:r>
         <w:rPr>
-          <w:rFonts w:ascii="Times New Roman" w:eastAsia="Times New Roman" w:hAnsi="Times New Roman" w:cs="Times New Roman"/>
+          <w:rFonts w:eastAsia="Times New Roman" w:cs="Times New Roman"/>
           <w:kern w:val="0"/>
           <w:sz w:val="24"/>
           <w:szCs w:val="24"/>
@@ -1472,7 +1727,7 @@
         </w:numPr>
         <w:spacing w:before="100" w:beforeAutospacing="1" w:after="100" w:afterAutospacing="1" w:line="240" w:lineRule="auto"/>
         <w:rPr>
-          <w:rFonts w:ascii="Times New Roman" w:eastAsia="Times New Roman" w:hAnsi="Times New Roman" w:cs="Times New Roman"/>
+          <w:rFonts w:eastAsia="Times New Roman" w:cs="Times New Roman"/>
           <w:kern w:val="0"/>
           <w:sz w:val="24"/>
           <w:szCs w:val="24"/>
@@ -1482,7 +1737,7 @@
       </w:pPr>
       <w:r>
         <w:rPr>
-          <w:rFonts w:ascii="Times New Roman" w:eastAsia="Times New Roman" w:hAnsi="Times New Roman" w:cs="Times New Roman"/>
+          <w:rFonts w:eastAsia="Times New Roman" w:cs="Times New Roman"/>
           <w:b/>
           <w:bCs/>
           <w:kern w:val="0"/>
@@ -1495,7 +1750,7 @@
       </w:r>
       <w:r>
         <w:rPr>
-          <w:rFonts w:ascii="Times New Roman" w:eastAsia="Times New Roman" w:hAnsi="Times New Roman" w:cs="Times New Roman"/>
+          <w:rFonts w:eastAsia="Times New Roman" w:cs="Times New Roman"/>
           <w:kern w:val="0"/>
           <w:sz w:val="24"/>
           <w:szCs w:val="24"/>
@@ -1513,7 +1768,7 @@
         </w:numPr>
         <w:spacing w:before="100" w:beforeAutospacing="1" w:after="100" w:afterAutospacing="1" w:line="240" w:lineRule="auto"/>
         <w:rPr>
-          <w:rFonts w:ascii="Times New Roman" w:eastAsia="Times New Roman" w:hAnsi="Times New Roman" w:cs="Times New Roman"/>
+          <w:rFonts w:eastAsia="Times New Roman" w:cs="Times New Roman"/>
           <w:kern w:val="0"/>
           <w:sz w:val="24"/>
           <w:szCs w:val="24"/>
@@ -1523,7 +1778,7 @@
       </w:pPr>
       <w:r>
         <w:rPr>
-          <w:rFonts w:ascii="Times New Roman" w:eastAsia="Times New Roman" w:hAnsi="Times New Roman" w:cs="Times New Roman"/>
+          <w:rFonts w:eastAsia="Times New Roman" w:cs="Times New Roman"/>
           <w:b/>
           <w:bCs/>
           <w:kern w:val="0"/>
@@ -1536,7 +1791,7 @@
       </w:r>
       <w:r>
         <w:rPr>
-          <w:rFonts w:ascii="Times New Roman" w:eastAsia="Times New Roman" w:hAnsi="Times New Roman" w:cs="Times New Roman"/>
+          <w:rFonts w:eastAsia="Times New Roman" w:cs="Times New Roman"/>
           <w:kern w:val="0"/>
           <w:sz w:val="24"/>
           <w:szCs w:val="24"/>
@@ -1548,472 +1803,741 @@
     </w:p>
     <w:p>
       <w:pPr>
-        <w:numPr>
-          <w:ilvl w:val="0"/>
-          <w:numId w:val="20"/>
-        </w:numPr>
-        <w:spacing w:before="100" w:beforeAutospacing="1" w:after="100" w:afterAutospacing="1" w:line="240" w:lineRule="auto"/>
-        <w:rPr>
-          <w:rFonts w:ascii="Times New Roman" w:eastAsia="Times New Roman" w:hAnsi="Times New Roman" w:cs="Times New Roman"/>
-          <w:kern w:val="0"/>
-          <w:sz w:val="24"/>
-          <w:szCs w:val="24"/>
+        <w:pStyle w:val="Caption"/>
+        <w:rPr>
+          <w:sz w:val="22"/>
+          <w:szCs w:val="22"/>
           <w:lang w:eastAsia="en-ZA"/>
-          <w14:ligatures w14:val="none"/>
-        </w:rPr>
-      </w:pPr>
-      <w:r>
-        <w:rPr>
-          <w:rFonts w:ascii="Times New Roman" w:eastAsia="Times New Roman" w:hAnsi="Times New Roman" w:cs="Times New Roman"/>
-          <w:b/>
-          <w:bCs/>
-          <w:kern w:val="0"/>
-          <w:sz w:val="24"/>
-          <w:szCs w:val="24"/>
-          <w:lang w:eastAsia="en-ZA"/>
-          <w14:ligatures w14:val="none"/>
-        </w:rPr>
-        <w:t>Nelson Mandela University</w:t>
-      </w:r>
-      <w:r>
-        <w:rPr>
-          <w:rFonts w:ascii="Times New Roman" w:eastAsia="Times New Roman" w:hAnsi="Times New Roman" w:cs="Times New Roman"/>
-          <w:kern w:val="0"/>
-          <w:sz w:val="24"/>
-          <w:szCs w:val="24"/>
-          <w:lang w:eastAsia="en-ZA"/>
-          <w14:ligatures w14:val="none"/>
-        </w:rPr>
-        <w:t xml:space="preserve"> – potential future organisational stakeholder. </w:t>
-      </w:r>
-    </w:p>
-    <w:p>
-      <w:pPr>
-        <w:spacing w:before="100" w:beforeAutospacing="1" w:after="100" w:afterAutospacing="1" w:line="240" w:lineRule="auto"/>
-        <w:outlineLvl w:val="1"/>
-        <w:rPr>
-          <w:rFonts w:ascii="Times New Roman" w:eastAsia="Times New Roman" w:hAnsi="Times New Roman" w:cs="Times New Roman"/>
-          <w:b/>
-          <w:bCs/>
-          <w:kern w:val="0"/>
-          <w:sz w:val="36"/>
-          <w:szCs w:val="36"/>
-          <w:lang w:eastAsia="en-ZA"/>
-          <w14:ligatures w14:val="none"/>
-        </w:rPr>
-      </w:pPr>
-      <w:r>
-        <w:rPr>
-          <w:rFonts w:ascii="Times New Roman" w:eastAsia="Times New Roman" w:hAnsi="Times New Roman" w:cs="Times New Roman"/>
-          <w:b/>
-          <w:bCs/>
-          <w:kern w:val="0"/>
-          <w:sz w:val="36"/>
-          <w:szCs w:val="36"/>
-          <w:lang w:eastAsia="en-ZA"/>
-          <w14:ligatures w14:val="none"/>
-        </w:rPr>
-        <w:t>1.5.3 Deliverables</w:t>
-      </w:r>
-    </w:p>
-    <w:p>
-      <w:pPr>
-        <w:spacing w:before="100" w:beforeAutospacing="1" w:after="100" w:afterAutospacing="1" w:line="240" w:lineRule="auto"/>
-        <w:rPr>
-          <w:rFonts w:ascii="Times New Roman" w:eastAsia="Times New Roman" w:hAnsi="Times New Roman" w:cs="Times New Roman"/>
-          <w:kern w:val="0"/>
-          <w:sz w:val="24"/>
-          <w:szCs w:val="24"/>
-          <w:lang w:eastAsia="en-ZA"/>
-          <w14:ligatures w14:val="none"/>
-        </w:rPr>
-      </w:pPr>
-      <w:r>
-        <w:rPr>
-          <w:rFonts w:ascii="Times New Roman" w:eastAsia="Times New Roman" w:hAnsi="Times New Roman" w:cs="Times New Roman"/>
-          <w:kern w:val="0"/>
-          <w:sz w:val="24"/>
-          <w:szCs w:val="24"/>
-          <w:lang w:eastAsia="en-ZA"/>
-          <w14:ligatures w14:val="none"/>
-        </w:rPr>
-        <w:lastRenderedPageBreak/>
-        <w:t>The project is expected to deliver:</w:t>
-      </w:r>
-    </w:p>
-    <w:p>
-      <w:pPr>
-        <w:numPr>
-          <w:ilvl w:val="0"/>
-          <w:numId w:val="21"/>
-        </w:numPr>
-        <w:spacing w:before="100" w:beforeAutospacing="1" w:after="100" w:afterAutospacing="1" w:line="240" w:lineRule="auto"/>
-        <w:rPr>
-          <w:rFonts w:ascii="Times New Roman" w:eastAsia="Times New Roman" w:hAnsi="Times New Roman" w:cs="Times New Roman"/>
-          <w:kern w:val="0"/>
-          <w:sz w:val="24"/>
-          <w:szCs w:val="24"/>
-          <w:lang w:eastAsia="en-ZA"/>
-          <w14:ligatures w14:val="none"/>
-        </w:rPr>
-      </w:pPr>
-      <w:r>
-        <w:rPr>
-          <w:rFonts w:ascii="Times New Roman" w:eastAsia="Times New Roman" w:hAnsi="Times New Roman" w:cs="Times New Roman"/>
-          <w:kern w:val="0"/>
-          <w:sz w:val="24"/>
-          <w:szCs w:val="24"/>
-          <w:lang w:eastAsia="en-ZA"/>
-          <w14:ligatures w14:val="none"/>
-        </w:rPr>
-        <w:t xml:space="preserve">A web-based venue and event booking system. </w:t>
-      </w:r>
-    </w:p>
-    <w:p>
-      <w:pPr>
-        <w:numPr>
-          <w:ilvl w:val="0"/>
-          <w:numId w:val="21"/>
-        </w:numPr>
-        <w:spacing w:before="100" w:beforeAutospacing="1" w:after="100" w:afterAutospacing="1" w:line="240" w:lineRule="auto"/>
-        <w:rPr>
-          <w:rFonts w:ascii="Times New Roman" w:eastAsia="Times New Roman" w:hAnsi="Times New Roman" w:cs="Times New Roman"/>
-          <w:kern w:val="0"/>
-          <w:sz w:val="24"/>
-          <w:szCs w:val="24"/>
-          <w:lang w:eastAsia="en-ZA"/>
-          <w14:ligatures w14:val="none"/>
-        </w:rPr>
-      </w:pPr>
-      <w:r>
-        <w:rPr>
-          <w:rFonts w:ascii="Times New Roman" w:eastAsia="Times New Roman" w:hAnsi="Times New Roman" w:cs="Times New Roman"/>
-          <w:kern w:val="0"/>
-          <w:sz w:val="24"/>
-          <w:szCs w:val="24"/>
-          <w:lang w:eastAsia="en-ZA"/>
-          <w14:ligatures w14:val="none"/>
-        </w:rPr>
-        <w:t xml:space="preserve">A database for managing users, venues, events and bookings. </w:t>
-      </w:r>
-    </w:p>
-    <w:p>
-      <w:pPr>
-        <w:numPr>
-          <w:ilvl w:val="0"/>
-          <w:numId w:val="21"/>
-        </w:numPr>
-        <w:spacing w:before="100" w:beforeAutospacing="1" w:after="100" w:afterAutospacing="1" w:line="240" w:lineRule="auto"/>
-        <w:rPr>
-          <w:rFonts w:ascii="Times New Roman" w:eastAsia="Times New Roman" w:hAnsi="Times New Roman" w:cs="Times New Roman"/>
-          <w:kern w:val="0"/>
-          <w:sz w:val="24"/>
-          <w:szCs w:val="24"/>
-          <w:lang w:eastAsia="en-ZA"/>
-          <w14:ligatures w14:val="none"/>
-        </w:rPr>
-      </w:pPr>
-      <w:r>
-        <w:rPr>
-          <w:rFonts w:ascii="Times New Roman" w:eastAsia="Times New Roman" w:hAnsi="Times New Roman" w:cs="Times New Roman"/>
-          <w:kern w:val="0"/>
-          <w:sz w:val="24"/>
-          <w:szCs w:val="24"/>
-          <w:lang w:eastAsia="en-ZA"/>
-          <w14:ligatures w14:val="none"/>
-        </w:rPr>
-        <w:t xml:space="preserve">User authentication and role-based access. </w:t>
-      </w:r>
-    </w:p>
-    <w:p>
-      <w:pPr>
-        <w:numPr>
-          <w:ilvl w:val="0"/>
-          <w:numId w:val="21"/>
-        </w:numPr>
-        <w:spacing w:before="100" w:beforeAutospacing="1" w:after="100" w:afterAutospacing="1" w:line="240" w:lineRule="auto"/>
-        <w:rPr>
-          <w:rFonts w:ascii="Times New Roman" w:eastAsia="Times New Roman" w:hAnsi="Times New Roman" w:cs="Times New Roman"/>
-          <w:kern w:val="0"/>
-          <w:sz w:val="24"/>
-          <w:szCs w:val="24"/>
-          <w:lang w:eastAsia="en-ZA"/>
-          <w14:ligatures w14:val="none"/>
-        </w:rPr>
-      </w:pPr>
-      <w:r>
-        <w:rPr>
-          <w:rFonts w:ascii="Times New Roman" w:eastAsia="Times New Roman" w:hAnsi="Times New Roman" w:cs="Times New Roman"/>
-          <w:kern w:val="0"/>
-          <w:sz w:val="24"/>
-          <w:szCs w:val="24"/>
-          <w:lang w:eastAsia="en-ZA"/>
-          <w14:ligatures w14:val="none"/>
-        </w:rPr>
-        <w:t xml:space="preserve">Venue information and availability management. </w:t>
-      </w:r>
-    </w:p>
-    <w:p>
-      <w:pPr>
-        <w:numPr>
-          <w:ilvl w:val="0"/>
-          <w:numId w:val="21"/>
-        </w:numPr>
-        <w:spacing w:before="100" w:beforeAutospacing="1" w:after="100" w:afterAutospacing="1" w:line="240" w:lineRule="auto"/>
-        <w:rPr>
-          <w:rFonts w:ascii="Times New Roman" w:eastAsia="Times New Roman" w:hAnsi="Times New Roman" w:cs="Times New Roman"/>
-          <w:kern w:val="0"/>
-          <w:sz w:val="24"/>
-          <w:szCs w:val="24"/>
-          <w:lang w:eastAsia="en-ZA"/>
-          <w14:ligatures w14:val="none"/>
-        </w:rPr>
-      </w:pPr>
-      <w:r>
-        <w:rPr>
-          <w:rFonts w:ascii="Times New Roman" w:eastAsia="Times New Roman" w:hAnsi="Times New Roman" w:cs="Times New Roman"/>
-          <w:kern w:val="0"/>
-          <w:sz w:val="24"/>
-          <w:szCs w:val="24"/>
-          <w:lang w:eastAsia="en-ZA"/>
-          <w14:ligatures w14:val="none"/>
-        </w:rPr>
-        <w:t xml:space="preserve">Venue search and filtering. </w:t>
-      </w:r>
-    </w:p>
-    <w:p>
-      <w:pPr>
-        <w:numPr>
-          <w:ilvl w:val="0"/>
-          <w:numId w:val="21"/>
-        </w:numPr>
-        <w:spacing w:before="100" w:beforeAutospacing="1" w:after="100" w:afterAutospacing="1" w:line="240" w:lineRule="auto"/>
-        <w:rPr>
-          <w:rFonts w:ascii="Times New Roman" w:eastAsia="Times New Roman" w:hAnsi="Times New Roman" w:cs="Times New Roman"/>
-          <w:kern w:val="0"/>
-          <w:sz w:val="24"/>
-          <w:szCs w:val="24"/>
-          <w:lang w:eastAsia="en-ZA"/>
-          <w14:ligatures w14:val="none"/>
-        </w:rPr>
-      </w:pPr>
-      <w:r>
-        <w:rPr>
-          <w:rFonts w:ascii="Times New Roman" w:eastAsia="Times New Roman" w:hAnsi="Times New Roman" w:cs="Times New Roman"/>
-          <w:kern w:val="0"/>
-          <w:sz w:val="24"/>
-          <w:szCs w:val="24"/>
-          <w:lang w:eastAsia="en-ZA"/>
-          <w14:ligatures w14:val="none"/>
-        </w:rPr>
-        <w:t xml:space="preserve">Booking request and approval functionality. </w:t>
-      </w:r>
-    </w:p>
-    <w:p>
-      <w:pPr>
-        <w:numPr>
-          <w:ilvl w:val="0"/>
-          <w:numId w:val="21"/>
-        </w:numPr>
-        <w:spacing w:before="100" w:beforeAutospacing="1" w:after="100" w:afterAutospacing="1" w:line="240" w:lineRule="auto"/>
-        <w:rPr>
-          <w:rFonts w:ascii="Times New Roman" w:eastAsia="Times New Roman" w:hAnsi="Times New Roman" w:cs="Times New Roman"/>
-          <w:kern w:val="0"/>
-          <w:sz w:val="24"/>
-          <w:szCs w:val="24"/>
-          <w:lang w:eastAsia="en-ZA"/>
-          <w14:ligatures w14:val="none"/>
-        </w:rPr>
-      </w:pPr>
-      <w:r>
-        <w:rPr>
-          <w:rFonts w:ascii="Times New Roman" w:eastAsia="Times New Roman" w:hAnsi="Times New Roman" w:cs="Times New Roman"/>
-          <w:kern w:val="0"/>
-          <w:sz w:val="24"/>
-          <w:szCs w:val="24"/>
-          <w:lang w:eastAsia="en-ZA"/>
-          <w14:ligatures w14:val="none"/>
-        </w:rPr>
-        <w:t xml:space="preserve">Administrative management functionality. </w:t>
-      </w:r>
-    </w:p>
-    <w:p>
-      <w:pPr>
-        <w:numPr>
-          <w:ilvl w:val="0"/>
-          <w:numId w:val="21"/>
-        </w:numPr>
-        <w:spacing w:before="100" w:beforeAutospacing="1" w:after="100" w:afterAutospacing="1" w:line="240" w:lineRule="auto"/>
-        <w:rPr>
-          <w:rFonts w:ascii="Times New Roman" w:eastAsia="Times New Roman" w:hAnsi="Times New Roman" w:cs="Times New Roman"/>
-          <w:kern w:val="0"/>
-          <w:sz w:val="24"/>
-          <w:szCs w:val="24"/>
-          <w:lang w:eastAsia="en-ZA"/>
-          <w14:ligatures w14:val="none"/>
-        </w:rPr>
-      </w:pPr>
-      <w:r>
-        <w:rPr>
-          <w:rFonts w:ascii="Times New Roman" w:eastAsia="Times New Roman" w:hAnsi="Times New Roman" w:cs="Times New Roman"/>
-          <w:kern w:val="0"/>
-          <w:sz w:val="24"/>
-          <w:szCs w:val="24"/>
-          <w:lang w:eastAsia="en-ZA"/>
-          <w14:ligatures w14:val="none"/>
-        </w:rPr>
-        <w:t xml:space="preserve">Notifications and booking status updates. </w:t>
-      </w:r>
-    </w:p>
-    <w:p>
-      <w:pPr>
-        <w:numPr>
-          <w:ilvl w:val="0"/>
-          <w:numId w:val="21"/>
-        </w:numPr>
-        <w:spacing w:before="100" w:beforeAutospacing="1" w:after="100" w:afterAutospacing="1" w:line="240" w:lineRule="auto"/>
-        <w:rPr>
-          <w:rFonts w:ascii="Times New Roman" w:eastAsia="Times New Roman" w:hAnsi="Times New Roman" w:cs="Times New Roman"/>
-          <w:kern w:val="0"/>
-          <w:sz w:val="24"/>
-          <w:szCs w:val="24"/>
-          <w:lang w:eastAsia="en-ZA"/>
-          <w14:ligatures w14:val="none"/>
-        </w:rPr>
-      </w:pPr>
-      <w:r>
-        <w:rPr>
-          <w:rFonts w:ascii="Times New Roman" w:eastAsia="Times New Roman" w:hAnsi="Times New Roman" w:cs="Times New Roman"/>
-          <w:kern w:val="0"/>
-          <w:sz w:val="24"/>
-          <w:szCs w:val="24"/>
-          <w:lang w:eastAsia="en-ZA"/>
-          <w14:ligatures w14:val="none"/>
-        </w:rPr>
-        <w:t xml:space="preserve">Basic reporting functionality. </w:t>
-      </w:r>
-    </w:p>
-    <w:p>
-      <w:pPr>
-        <w:numPr>
-          <w:ilvl w:val="0"/>
-          <w:numId w:val="21"/>
-        </w:numPr>
-        <w:spacing w:before="100" w:beforeAutospacing="1" w:after="100" w:afterAutospacing="1" w:line="240" w:lineRule="auto"/>
-        <w:rPr>
-          <w:rFonts w:ascii="Times New Roman" w:eastAsia="Times New Roman" w:hAnsi="Times New Roman" w:cs="Times New Roman"/>
-          <w:kern w:val="0"/>
-          <w:sz w:val="24"/>
-          <w:szCs w:val="24"/>
-          <w:lang w:eastAsia="en-ZA"/>
-          <w14:ligatures w14:val="none"/>
-        </w:rPr>
-      </w:pPr>
-      <w:r>
-        <w:rPr>
-          <w:rFonts w:ascii="Times New Roman" w:eastAsia="Times New Roman" w:hAnsi="Times New Roman" w:cs="Times New Roman"/>
-          <w:kern w:val="0"/>
-          <w:sz w:val="24"/>
-          <w:szCs w:val="24"/>
-          <w:lang w:eastAsia="en-ZA"/>
-          <w14:ligatures w14:val="none"/>
-        </w:rPr>
-        <w:t xml:space="preserve">Testing documentation. </w:t>
-      </w:r>
-    </w:p>
-    <w:p>
-      <w:pPr>
-        <w:numPr>
-          <w:ilvl w:val="0"/>
-          <w:numId w:val="21"/>
-        </w:numPr>
-        <w:spacing w:before="100" w:beforeAutospacing="1" w:after="100" w:afterAutospacing="1" w:line="240" w:lineRule="auto"/>
-        <w:rPr>
-          <w:rFonts w:ascii="Times New Roman" w:eastAsia="Times New Roman" w:hAnsi="Times New Roman" w:cs="Times New Roman"/>
-          <w:kern w:val="0"/>
-          <w:sz w:val="24"/>
-          <w:szCs w:val="24"/>
-          <w:lang w:eastAsia="en-ZA"/>
-          <w14:ligatures w14:val="none"/>
-        </w:rPr>
-      </w:pPr>
-      <w:r>
-        <w:rPr>
-          <w:rFonts w:ascii="Times New Roman" w:eastAsia="Times New Roman" w:hAnsi="Times New Roman" w:cs="Times New Roman"/>
-          <w:kern w:val="0"/>
-          <w:sz w:val="24"/>
-          <w:szCs w:val="24"/>
-          <w:lang w:eastAsia="en-ZA"/>
-          <w14:ligatures w14:val="none"/>
-        </w:rPr>
-        <w:t xml:space="preserve">User documentation. </w:t>
-      </w:r>
-    </w:p>
-    <w:p>
-      <w:pPr>
-        <w:numPr>
-          <w:ilvl w:val="0"/>
-          <w:numId w:val="21"/>
-        </w:numPr>
-        <w:spacing w:before="100" w:beforeAutospacing="1" w:after="100" w:afterAutospacing="1" w:line="240" w:lineRule="auto"/>
-        <w:rPr>
-          <w:rFonts w:ascii="Times New Roman" w:eastAsia="Times New Roman" w:hAnsi="Times New Roman" w:cs="Times New Roman"/>
-          <w:kern w:val="0"/>
-          <w:sz w:val="24"/>
-          <w:szCs w:val="24"/>
-          <w:lang w:eastAsia="en-ZA"/>
-          <w14:ligatures w14:val="none"/>
-        </w:rPr>
-      </w:pPr>
-      <w:r>
-        <w:rPr>
-          <w:rFonts w:ascii="Times New Roman" w:eastAsia="Times New Roman" w:hAnsi="Times New Roman" w:cs="Times New Roman"/>
-          <w:kern w:val="0"/>
-          <w:sz w:val="24"/>
-          <w:szCs w:val="24"/>
-          <w:lang w:eastAsia="en-ZA"/>
-          <w14:ligatures w14:val="none"/>
-        </w:rPr>
-        <w:t xml:space="preserve">Source code maintained through version control. </w:t>
-      </w:r>
-    </w:p>
-    <w:p>
-      <w:pPr>
-        <w:spacing w:before="100" w:beforeAutospacing="1" w:after="100" w:afterAutospacing="1" w:line="240" w:lineRule="auto"/>
-        <w:ind w:left="360"/>
-        <w:rPr>
-          <w:rFonts w:ascii="Times New Roman" w:eastAsia="Times New Roman" w:hAnsi="Times New Roman" w:cs="Times New Roman"/>
-          <w:kern w:val="0"/>
-          <w:sz w:val="24"/>
-          <w:szCs w:val="24"/>
-          <w:lang w:eastAsia="en-ZA"/>
-          <w14:ligatures w14:val="none"/>
-        </w:rPr>
-      </w:pPr>
-    </w:p>
-    <w:p>
-      <w:pPr>
-        <w:rPr>
-          <w:b/>
-          <w:bCs/>
-        </w:rPr>
-      </w:pPr>
-      <w:r>
-        <w:rPr>
-          <w:b/>
-          <w:bCs/>
-        </w:rPr>
-        <w:t>1.6 Risk Analysis</w:t>
-      </w:r>
-    </w:p>
-    <w:p>
-      <w:r>
-        <w:t>The project may be affected by several risks relating to stakeholder availability, project scope, development time and security. These risks have been considered so that appropriate actions can be taken to reduce their likelihood or impact.</w:t>
+        </w:rPr>
+      </w:pPr>
+      <w:r>
+        <w:rPr>
+          <w:sz w:val="22"/>
+          <w:szCs w:val="22"/>
+        </w:rPr>
+        <w:t xml:space="preserve">Table </w:t>
+      </w:r>
+      <w:r>
+        <w:rPr>
+          <w:sz w:val="22"/>
+          <w:szCs w:val="22"/>
+        </w:rPr>
+        <w:fldChar w:fldCharType="begin"/>
+      </w:r>
+      <w:r>
+        <w:rPr>
+          <w:sz w:val="22"/>
+          <w:szCs w:val="22"/>
+        </w:rPr>
+        <w:instrText xml:space="preserve"> SEQ Table \* ARABIC </w:instrText>
+      </w:r>
+      <w:r>
+        <w:rPr>
+          <w:sz w:val="22"/>
+          <w:szCs w:val="22"/>
+        </w:rPr>
+        <w:fldChar w:fldCharType="separate"/>
+      </w:r>
+      <w:r>
+        <w:rPr>
+          <w:noProof/>
+          <w:sz w:val="22"/>
+          <w:szCs w:val="22"/>
+        </w:rPr>
+        <w:t>2</w:t>
+      </w:r>
+      <w:r>
+        <w:rPr>
+          <w:sz w:val="22"/>
+          <w:szCs w:val="22"/>
+        </w:rPr>
+        <w:fldChar w:fldCharType="end"/>
+      </w:r>
+      <w:r>
+        <w:rPr>
+          <w:sz w:val="22"/>
+          <w:szCs w:val="22"/>
+        </w:rPr>
+        <w:t>: Project deliverables and Dependencies</w:t>
       </w:r>
     </w:p>
     <w:tbl>
       <w:tblPr>
-        <w:tblStyle w:val="TableGrid"/>
+        <w:tblStyle w:val="GridTable2"/>
+        <w:tblW w:w="0" w:type="auto"/>
+        <w:tblLook w:val="04A0" w:firstRow="1" w:lastRow="0" w:firstColumn="1" w:lastColumn="0" w:noHBand="0" w:noVBand="1"/>
+      </w:tblPr>
+      <w:tblGrid>
+        <w:gridCol w:w="3999"/>
+        <w:gridCol w:w="5027"/>
+      </w:tblGrid>
+      <w:tr>
+        <w:trPr>
+          <w:cnfStyle w:val="100000000000" w:firstRow="1" w:lastRow="0" w:firstColumn="0" w:lastColumn="0" w:oddVBand="0" w:evenVBand="0" w:oddHBand="0" w:evenHBand="0" w:firstRowFirstColumn="0" w:firstRowLastColumn="0" w:lastRowFirstColumn="0" w:lastRowLastColumn="0"/>
+        </w:trPr>
+        <w:tc>
+          <w:tcPr>
+            <w:cnfStyle w:val="001000000000" w:firstRow="0" w:lastRow="0" w:firstColumn="1" w:lastColumn="0" w:oddVBand="0" w:evenVBand="0" w:oddHBand="0" w:evenHBand="0" w:firstRowFirstColumn="0" w:firstRowLastColumn="0" w:lastRowFirstColumn="0" w:lastRowLastColumn="0"/>
+            <w:tcW w:w="0" w:type="auto"/>
+            <w:hideMark/>
+          </w:tcPr>
+          <w:p>
+            <w:pPr>
+              <w:jc w:val="center"/>
+              <w:rPr>
+                <w:b w:val="0"/>
+                <w:bCs w:val="0"/>
+              </w:rPr>
+            </w:pPr>
+            <w:r>
+              <w:rPr>
+                <w:rStyle w:val="Strong"/>
+                <w:b/>
+                <w:bCs/>
+              </w:rPr>
+              <w:t>Activity / Deliverable</w:t>
+            </w:r>
+          </w:p>
+        </w:tc>
+        <w:tc>
+          <w:tcPr>
+            <w:tcW w:w="0" w:type="auto"/>
+            <w:hideMark/>
+          </w:tcPr>
+          <w:p>
+            <w:pPr>
+              <w:jc w:val="center"/>
+              <w:cnfStyle w:val="100000000000" w:firstRow="1" w:lastRow="0" w:firstColumn="0" w:lastColumn="0" w:oddVBand="0" w:evenVBand="0" w:oddHBand="0" w:evenHBand="0" w:firstRowFirstColumn="0" w:firstRowLastColumn="0" w:lastRowFirstColumn="0" w:lastRowLastColumn="0"/>
+              <w:rPr>
+                <w:b w:val="0"/>
+                <w:bCs w:val="0"/>
+              </w:rPr>
+            </w:pPr>
+            <w:r>
+              <w:rPr>
+                <w:rStyle w:val="Strong"/>
+                <w:b/>
+                <w:bCs/>
+              </w:rPr>
+              <w:t>Dependency</w:t>
+            </w:r>
+          </w:p>
+        </w:tc>
+      </w:tr>
+      <w:tr>
+        <w:trPr>
+          <w:cnfStyle w:val="000000100000" w:firstRow="0" w:lastRow="0" w:firstColumn="0" w:lastColumn="0" w:oddVBand="0" w:evenVBand="0" w:oddHBand="1" w:evenHBand="0" w:firstRowFirstColumn="0" w:firstRowLastColumn="0" w:lastRowFirstColumn="0" w:lastRowLastColumn="0"/>
+        </w:trPr>
+        <w:tc>
+          <w:tcPr>
+            <w:cnfStyle w:val="001000000000" w:firstRow="0" w:lastRow="0" w:firstColumn="1" w:lastColumn="0" w:oddVBand="0" w:evenVBand="0" w:oddHBand="0" w:evenHBand="0" w:firstRowFirstColumn="0" w:firstRowLastColumn="0" w:lastRowFirstColumn="0" w:lastRowLastColumn="0"/>
+            <w:tcW w:w="0" w:type="auto"/>
+            <w:hideMark/>
+          </w:tcPr>
+          <w:p>
+            <w:pPr>
+              <w:rPr>
+                <w:b w:val="0"/>
+                <w:bCs w:val="0"/>
+              </w:rPr>
+            </w:pPr>
+            <w:r>
+              <w:t>Requirements analysis</w:t>
+            </w:r>
+          </w:p>
+        </w:tc>
+        <w:tc>
+          <w:tcPr>
+            <w:tcW w:w="0" w:type="auto"/>
+            <w:hideMark/>
+          </w:tcPr>
+          <w:p>
+            <w:pPr>
+              <w:cnfStyle w:val="000000100000" w:firstRow="0" w:lastRow="0" w:firstColumn="0" w:lastColumn="0" w:oddVBand="0" w:evenVBand="0" w:oddHBand="1" w:evenHBand="0" w:firstRowFirstColumn="0" w:firstRowLastColumn="0" w:lastRowFirstColumn="0" w:lastRowLastColumn="0"/>
+            </w:pPr>
+            <w:r>
+              <w:t>Preliminary investigation and problem definition</w:t>
+            </w:r>
+          </w:p>
+        </w:tc>
+      </w:tr>
+      <w:tr>
+        <w:tc>
+          <w:tcPr>
+            <w:cnfStyle w:val="001000000000" w:firstRow="0" w:lastRow="0" w:firstColumn="1" w:lastColumn="0" w:oddVBand="0" w:evenVBand="0" w:oddHBand="0" w:evenHBand="0" w:firstRowFirstColumn="0" w:firstRowLastColumn="0" w:lastRowFirstColumn="0" w:lastRowLastColumn="0"/>
+            <w:tcW w:w="0" w:type="auto"/>
+            <w:hideMark/>
+          </w:tcPr>
+          <w:p>
+            <w:r>
+              <w:t>System design</w:t>
+            </w:r>
+          </w:p>
+        </w:tc>
+        <w:tc>
+          <w:tcPr>
+            <w:tcW w:w="0" w:type="auto"/>
+            <w:hideMark/>
+          </w:tcPr>
+          <w:p>
+            <w:pPr>
+              <w:cnfStyle w:val="000000000000" w:firstRow="0" w:lastRow="0" w:firstColumn="0" w:lastColumn="0" w:oddVBand="0" w:evenVBand="0" w:oddHBand="0" w:evenHBand="0" w:firstRowFirstColumn="0" w:firstRowLastColumn="0" w:lastRowFirstColumn="0" w:lastRowLastColumn="0"/>
+            </w:pPr>
+            <w:r>
+              <w:t>Completed requirements analysis</w:t>
+            </w:r>
+          </w:p>
+        </w:tc>
+      </w:tr>
+      <w:tr>
+        <w:trPr>
+          <w:cnfStyle w:val="000000100000" w:firstRow="0" w:lastRow="0" w:firstColumn="0" w:lastColumn="0" w:oddVBand="0" w:evenVBand="0" w:oddHBand="1" w:evenHBand="0" w:firstRowFirstColumn="0" w:firstRowLastColumn="0" w:lastRowFirstColumn="0" w:lastRowLastColumn="0"/>
+        </w:trPr>
+        <w:tc>
+          <w:tcPr>
+            <w:cnfStyle w:val="001000000000" w:firstRow="0" w:lastRow="0" w:firstColumn="1" w:lastColumn="0" w:oddVBand="0" w:evenVBand="0" w:oddHBand="0" w:evenHBand="0" w:firstRowFirstColumn="0" w:firstRowLastColumn="0" w:lastRowFirstColumn="0" w:lastRowLastColumn="0"/>
+            <w:tcW w:w="0" w:type="auto"/>
+            <w:hideMark/>
+          </w:tcPr>
+          <w:p>
+            <w:r>
+              <w:t>Database design</w:t>
+            </w:r>
+          </w:p>
+        </w:tc>
+        <w:tc>
+          <w:tcPr>
+            <w:tcW w:w="0" w:type="auto"/>
+            <w:hideMark/>
+          </w:tcPr>
+          <w:p>
+            <w:pPr>
+              <w:cnfStyle w:val="000000100000" w:firstRow="0" w:lastRow="0" w:firstColumn="0" w:lastColumn="0" w:oddVBand="0" w:evenVBand="0" w:oddHBand="1" w:evenHBand="0" w:firstRowFirstColumn="0" w:firstRowLastColumn="0" w:lastRowFirstColumn="0" w:lastRowLastColumn="0"/>
+            </w:pPr>
+            <w:r>
+              <w:t>Requirements analysis and system design</w:t>
+            </w:r>
+          </w:p>
+        </w:tc>
+      </w:tr>
+      <w:tr>
+        <w:tc>
+          <w:tcPr>
+            <w:cnfStyle w:val="001000000000" w:firstRow="0" w:lastRow="0" w:firstColumn="1" w:lastColumn="0" w:oddVBand="0" w:evenVBand="0" w:oddHBand="0" w:evenHBand="0" w:firstRowFirstColumn="0" w:firstRowLastColumn="0" w:lastRowFirstColumn="0" w:lastRowLastColumn="0"/>
+            <w:tcW w:w="0" w:type="auto"/>
+            <w:hideMark/>
+          </w:tcPr>
+          <w:p>
+            <w:r>
+              <w:t>User interface design</w:t>
+            </w:r>
+          </w:p>
+        </w:tc>
+        <w:tc>
+          <w:tcPr>
+            <w:tcW w:w="0" w:type="auto"/>
+            <w:hideMark/>
+          </w:tcPr>
+          <w:p>
+            <w:pPr>
+              <w:cnfStyle w:val="000000000000" w:firstRow="0" w:lastRow="0" w:firstColumn="0" w:lastColumn="0" w:oddVBand="0" w:evenVBand="0" w:oddHBand="0" w:evenHBand="0" w:firstRowFirstColumn="0" w:firstRowLastColumn="0" w:lastRowFirstColumn="0" w:lastRowLastColumn="0"/>
+            </w:pPr>
+            <w:r>
+              <w:t>Requirements analysis and system design</w:t>
+            </w:r>
+          </w:p>
+        </w:tc>
+      </w:tr>
+      <w:tr>
+        <w:trPr>
+          <w:cnfStyle w:val="000000100000" w:firstRow="0" w:lastRow="0" w:firstColumn="0" w:lastColumn="0" w:oddVBand="0" w:evenVBand="0" w:oddHBand="1" w:evenHBand="0" w:firstRowFirstColumn="0" w:firstRowLastColumn="0" w:lastRowFirstColumn="0" w:lastRowLastColumn="0"/>
+        </w:trPr>
+        <w:tc>
+          <w:tcPr>
+            <w:cnfStyle w:val="001000000000" w:firstRow="0" w:lastRow="0" w:firstColumn="1" w:lastColumn="0" w:oddVBand="0" w:evenVBand="0" w:oddHBand="0" w:evenHBand="0" w:firstRowFirstColumn="0" w:firstRowLastColumn="0" w:lastRowFirstColumn="0" w:lastRowLastColumn="0"/>
+            <w:tcW w:w="0" w:type="auto"/>
+            <w:hideMark/>
+          </w:tcPr>
+          <w:p>
+            <w:r>
+              <w:t>User authentication &amp; role-based access</w:t>
+            </w:r>
+          </w:p>
+        </w:tc>
+        <w:tc>
+          <w:tcPr>
+            <w:tcW w:w="0" w:type="auto"/>
+            <w:hideMark/>
+          </w:tcPr>
+          <w:p>
+            <w:pPr>
+              <w:cnfStyle w:val="000000100000" w:firstRow="0" w:lastRow="0" w:firstColumn="0" w:lastColumn="0" w:oddVBand="0" w:evenVBand="0" w:oddHBand="1" w:evenHBand="0" w:firstRowFirstColumn="0" w:firstRowLastColumn="0" w:lastRowFirstColumn="0" w:lastRowLastColumn="0"/>
+            </w:pPr>
+            <w:r>
+              <w:t>Database design and system design</w:t>
+            </w:r>
+          </w:p>
+        </w:tc>
+      </w:tr>
+      <w:tr>
+        <w:tc>
+          <w:tcPr>
+            <w:cnfStyle w:val="001000000000" w:firstRow="0" w:lastRow="0" w:firstColumn="1" w:lastColumn="0" w:oddVBand="0" w:evenVBand="0" w:oddHBand="0" w:evenHBand="0" w:firstRowFirstColumn="0" w:firstRowLastColumn="0" w:lastRowFirstColumn="0" w:lastRowLastColumn="0"/>
+            <w:tcW w:w="0" w:type="auto"/>
+            <w:hideMark/>
+          </w:tcPr>
+          <w:p>
+            <w:r>
+              <w:t>Venue information management</w:t>
+            </w:r>
+          </w:p>
+        </w:tc>
+        <w:tc>
+          <w:tcPr>
+            <w:tcW w:w="0" w:type="auto"/>
+            <w:hideMark/>
+          </w:tcPr>
+          <w:p>
+            <w:pPr>
+              <w:cnfStyle w:val="000000000000" w:firstRow="0" w:lastRow="0" w:firstColumn="0" w:lastColumn="0" w:oddVBand="0" w:evenVBand="0" w:oddHBand="0" w:evenHBand="0" w:firstRowFirstColumn="0" w:firstRowLastColumn="0" w:lastRowFirstColumn="0" w:lastRowLastColumn="0"/>
+            </w:pPr>
+            <w:r>
+              <w:t>Database design</w:t>
+            </w:r>
+          </w:p>
+        </w:tc>
+      </w:tr>
+      <w:tr>
+        <w:trPr>
+          <w:cnfStyle w:val="000000100000" w:firstRow="0" w:lastRow="0" w:firstColumn="0" w:lastColumn="0" w:oddVBand="0" w:evenVBand="0" w:oddHBand="1" w:evenHBand="0" w:firstRowFirstColumn="0" w:firstRowLastColumn="0" w:lastRowFirstColumn="0" w:lastRowLastColumn="0"/>
+        </w:trPr>
+        <w:tc>
+          <w:tcPr>
+            <w:cnfStyle w:val="001000000000" w:firstRow="0" w:lastRow="0" w:firstColumn="1" w:lastColumn="0" w:oddVBand="0" w:evenVBand="0" w:oddHBand="0" w:evenHBand="0" w:firstRowFirstColumn="0" w:firstRowLastColumn="0" w:lastRowFirstColumn="0" w:lastRowLastColumn="0"/>
+            <w:tcW w:w="0" w:type="auto"/>
+            <w:hideMark/>
+          </w:tcPr>
+          <w:p>
+            <w:r>
+              <w:t>Venue availability management</w:t>
+            </w:r>
+          </w:p>
+        </w:tc>
+        <w:tc>
+          <w:tcPr>
+            <w:tcW w:w="0" w:type="auto"/>
+            <w:hideMark/>
+          </w:tcPr>
+          <w:p>
+            <w:pPr>
+              <w:cnfStyle w:val="000000100000" w:firstRow="0" w:lastRow="0" w:firstColumn="0" w:lastColumn="0" w:oddVBand="0" w:evenVBand="0" w:oddHBand="1" w:evenHBand="0" w:firstRowFirstColumn="0" w:firstRowLastColumn="0" w:lastRowFirstColumn="0" w:lastRowLastColumn="0"/>
+            </w:pPr>
+            <w:r>
+              <w:t>Venue database and booking structure</w:t>
+            </w:r>
+          </w:p>
+        </w:tc>
+      </w:tr>
+      <w:tr>
+        <w:tc>
+          <w:tcPr>
+            <w:cnfStyle w:val="001000000000" w:firstRow="0" w:lastRow="0" w:firstColumn="1" w:lastColumn="0" w:oddVBand="0" w:evenVBand="0" w:oddHBand="0" w:evenHBand="0" w:firstRowFirstColumn="0" w:firstRowLastColumn="0" w:lastRowFirstColumn="0" w:lastRowLastColumn="0"/>
+            <w:tcW w:w="0" w:type="auto"/>
+            <w:hideMark/>
+          </w:tcPr>
+          <w:p>
+            <w:r>
+              <w:t>Venue search &amp; filtering</w:t>
+            </w:r>
+          </w:p>
+        </w:tc>
+        <w:tc>
+          <w:tcPr>
+            <w:tcW w:w="0" w:type="auto"/>
+            <w:hideMark/>
+          </w:tcPr>
+          <w:p>
+            <w:pPr>
+              <w:cnfStyle w:val="000000000000" w:firstRow="0" w:lastRow="0" w:firstColumn="0" w:lastColumn="0" w:oddVBand="0" w:evenVBand="0" w:oddHBand="0" w:evenHBand="0" w:firstRowFirstColumn="0" w:firstRowLastColumn="0" w:lastRowFirstColumn="0" w:lastRowLastColumn="0"/>
+            </w:pPr>
+            <w:r>
+              <w:t>Venue information and database structure</w:t>
+            </w:r>
+          </w:p>
+        </w:tc>
+      </w:tr>
+      <w:tr>
+        <w:trPr>
+          <w:cnfStyle w:val="000000100000" w:firstRow="0" w:lastRow="0" w:firstColumn="0" w:lastColumn="0" w:oddVBand="0" w:evenVBand="0" w:oddHBand="1" w:evenHBand="0" w:firstRowFirstColumn="0" w:firstRowLastColumn="0" w:lastRowFirstColumn="0" w:lastRowLastColumn="0"/>
+        </w:trPr>
+        <w:tc>
+          <w:tcPr>
+            <w:cnfStyle w:val="001000000000" w:firstRow="0" w:lastRow="0" w:firstColumn="1" w:lastColumn="0" w:oddVBand="0" w:evenVBand="0" w:oddHBand="0" w:evenHBand="0" w:firstRowFirstColumn="0" w:firstRowLastColumn="0" w:lastRowFirstColumn="0" w:lastRowLastColumn="0"/>
+            <w:tcW w:w="0" w:type="auto"/>
+            <w:hideMark/>
+          </w:tcPr>
+          <w:p>
+            <w:r>
+              <w:t>Event management</w:t>
+            </w:r>
+          </w:p>
+        </w:tc>
+        <w:tc>
+          <w:tcPr>
+            <w:tcW w:w="0" w:type="auto"/>
+            <w:hideMark/>
+          </w:tcPr>
+          <w:p>
+            <w:pPr>
+              <w:cnfStyle w:val="000000100000" w:firstRow="0" w:lastRow="0" w:firstColumn="0" w:lastColumn="0" w:oddVBand="0" w:evenVBand="0" w:oddHBand="1" w:evenHBand="0" w:firstRowFirstColumn="0" w:firstRowLastColumn="0" w:lastRowFirstColumn="0" w:lastRowLastColumn="0"/>
+            </w:pPr>
+            <w:r>
+              <w:t>Database design and requirements</w:t>
+            </w:r>
+          </w:p>
+        </w:tc>
+      </w:tr>
+      <w:tr>
+        <w:tc>
+          <w:tcPr>
+            <w:cnfStyle w:val="001000000000" w:firstRow="0" w:lastRow="0" w:firstColumn="1" w:lastColumn="0" w:oddVBand="0" w:evenVBand="0" w:oddHBand="0" w:evenHBand="0" w:firstRowFirstColumn="0" w:firstRowLastColumn="0" w:lastRowFirstColumn="0" w:lastRowLastColumn="0"/>
+            <w:tcW w:w="0" w:type="auto"/>
+            <w:hideMark/>
+          </w:tcPr>
+          <w:p>
+            <w:r>
+              <w:t>Booking request &amp; approval</w:t>
+            </w:r>
+          </w:p>
+        </w:tc>
+        <w:tc>
+          <w:tcPr>
+            <w:tcW w:w="0" w:type="auto"/>
+            <w:hideMark/>
+          </w:tcPr>
+          <w:p>
+            <w:pPr>
+              <w:cnfStyle w:val="000000000000" w:firstRow="0" w:lastRow="0" w:firstColumn="0" w:lastColumn="0" w:oddVBand="0" w:evenVBand="0" w:oddHBand="0" w:evenHBand="0" w:firstRowFirstColumn="0" w:firstRowLastColumn="0" w:lastRowFirstColumn="0" w:lastRowLastColumn="0"/>
+            </w:pPr>
+            <w:r>
+              <w:t>User, venue and event functionality</w:t>
+            </w:r>
+          </w:p>
+        </w:tc>
+      </w:tr>
+      <w:tr>
+        <w:trPr>
+          <w:cnfStyle w:val="000000100000" w:firstRow="0" w:lastRow="0" w:firstColumn="0" w:lastColumn="0" w:oddVBand="0" w:evenVBand="0" w:oddHBand="1" w:evenHBand="0" w:firstRowFirstColumn="0" w:firstRowLastColumn="0" w:lastRowFirstColumn="0" w:lastRowLastColumn="0"/>
+        </w:trPr>
+        <w:tc>
+          <w:tcPr>
+            <w:cnfStyle w:val="001000000000" w:firstRow="0" w:lastRow="0" w:firstColumn="1" w:lastColumn="0" w:oddVBand="0" w:evenVBand="0" w:oddHBand="0" w:evenHBand="0" w:firstRowFirstColumn="0" w:firstRowLastColumn="0" w:lastRowFirstColumn="0" w:lastRowLastColumn="0"/>
+            <w:tcW w:w="0" w:type="auto"/>
+            <w:hideMark/>
+          </w:tcPr>
+          <w:p>
+            <w:r>
+              <w:t>Notifications &amp; booking status</w:t>
+            </w:r>
+          </w:p>
+        </w:tc>
+        <w:tc>
+          <w:tcPr>
+            <w:tcW w:w="0" w:type="auto"/>
+            <w:hideMark/>
+          </w:tcPr>
+          <w:p>
+            <w:pPr>
+              <w:cnfStyle w:val="000000100000" w:firstRow="0" w:lastRow="0" w:firstColumn="0" w:lastColumn="0" w:oddVBand="0" w:evenVBand="0" w:oddHBand="1" w:evenHBand="0" w:firstRowFirstColumn="0" w:firstRowLastColumn="0" w:lastRowFirstColumn="0" w:lastRowLastColumn="0"/>
+            </w:pPr>
+            <w:r>
+              <w:t>Booking workflow</w:t>
+            </w:r>
+          </w:p>
+        </w:tc>
+      </w:tr>
+      <w:tr>
+        <w:tc>
+          <w:tcPr>
+            <w:cnfStyle w:val="001000000000" w:firstRow="0" w:lastRow="0" w:firstColumn="1" w:lastColumn="0" w:oddVBand="0" w:evenVBand="0" w:oddHBand="0" w:evenHBand="0" w:firstRowFirstColumn="0" w:firstRowLastColumn="0" w:lastRowFirstColumn="0" w:lastRowLastColumn="0"/>
+            <w:tcW w:w="0" w:type="auto"/>
+            <w:hideMark/>
+          </w:tcPr>
+          <w:p>
+            <w:r>
+              <w:t>Administrative management</w:t>
+            </w:r>
+          </w:p>
+        </w:tc>
+        <w:tc>
+          <w:tcPr>
+            <w:tcW w:w="0" w:type="auto"/>
+            <w:hideMark/>
+          </w:tcPr>
+          <w:p>
+            <w:pPr>
+              <w:cnfStyle w:val="000000000000" w:firstRow="0" w:lastRow="0" w:firstColumn="0" w:lastColumn="0" w:oddVBand="0" w:evenVBand="0" w:oddHBand="0" w:evenHBand="0" w:firstRowFirstColumn="0" w:firstRowLastColumn="0" w:lastRowFirstColumn="0" w:lastRowLastColumn="0"/>
+            </w:pPr>
+            <w:r>
+              <w:t>User roles, venue and booking functionality</w:t>
+            </w:r>
+          </w:p>
+        </w:tc>
+      </w:tr>
+      <w:tr>
+        <w:trPr>
+          <w:cnfStyle w:val="000000100000" w:firstRow="0" w:lastRow="0" w:firstColumn="0" w:lastColumn="0" w:oddVBand="0" w:evenVBand="0" w:oddHBand="1" w:evenHBand="0" w:firstRowFirstColumn="0" w:firstRowLastColumn="0" w:lastRowFirstColumn="0" w:lastRowLastColumn="0"/>
+        </w:trPr>
+        <w:tc>
+          <w:tcPr>
+            <w:cnfStyle w:val="001000000000" w:firstRow="0" w:lastRow="0" w:firstColumn="1" w:lastColumn="0" w:oddVBand="0" w:evenVBand="0" w:oddHBand="0" w:evenHBand="0" w:firstRowFirstColumn="0" w:firstRowLastColumn="0" w:lastRowFirstColumn="0" w:lastRowLastColumn="0"/>
+            <w:tcW w:w="0" w:type="auto"/>
+            <w:hideMark/>
+          </w:tcPr>
+          <w:p>
+            <w:r>
+              <w:t>Reporting</w:t>
+            </w:r>
+          </w:p>
+        </w:tc>
+        <w:tc>
+          <w:tcPr>
+            <w:tcW w:w="0" w:type="auto"/>
+            <w:hideMark/>
+          </w:tcPr>
+          <w:p>
+            <w:pPr>
+              <w:cnfStyle w:val="000000100000" w:firstRow="0" w:lastRow="0" w:firstColumn="0" w:lastColumn="0" w:oddVBand="0" w:evenVBand="0" w:oddHBand="1" w:evenHBand="0" w:firstRowFirstColumn="0" w:firstRowLastColumn="0" w:lastRowFirstColumn="0" w:lastRowLastColumn="0"/>
+            </w:pPr>
+            <w:r>
+              <w:t>Completed booking and event data</w:t>
+            </w:r>
+          </w:p>
+        </w:tc>
+      </w:tr>
+      <w:tr>
+        <w:tc>
+          <w:tcPr>
+            <w:cnfStyle w:val="001000000000" w:firstRow="0" w:lastRow="0" w:firstColumn="1" w:lastColumn="0" w:oddVBand="0" w:evenVBand="0" w:oddHBand="0" w:evenHBand="0" w:firstRowFirstColumn="0" w:firstRowLastColumn="0" w:lastRowFirstColumn="0" w:lastRowLastColumn="0"/>
+            <w:tcW w:w="0" w:type="auto"/>
+            <w:hideMark/>
+          </w:tcPr>
+          <w:p>
+            <w:r>
+              <w:t>System integration</w:t>
+            </w:r>
+          </w:p>
+        </w:tc>
+        <w:tc>
+          <w:tcPr>
+            <w:tcW w:w="0" w:type="auto"/>
+            <w:hideMark/>
+          </w:tcPr>
+          <w:p>
+            <w:pPr>
+              <w:cnfStyle w:val="000000000000" w:firstRow="0" w:lastRow="0" w:firstColumn="0" w:lastColumn="0" w:oddVBand="0" w:evenVBand="0" w:oddHBand="0" w:evenHBand="0" w:firstRowFirstColumn="0" w:firstRowLastColumn="0" w:lastRowFirstColumn="0" w:lastRowLastColumn="0"/>
+            </w:pPr>
+            <w:r>
+              <w:t>Core modules completed</w:t>
+            </w:r>
+          </w:p>
+        </w:tc>
+      </w:tr>
+      <w:tr>
+        <w:trPr>
+          <w:cnfStyle w:val="000000100000" w:firstRow="0" w:lastRow="0" w:firstColumn="0" w:lastColumn="0" w:oddVBand="0" w:evenVBand="0" w:oddHBand="1" w:evenHBand="0" w:firstRowFirstColumn="0" w:firstRowLastColumn="0" w:lastRowFirstColumn="0" w:lastRowLastColumn="0"/>
+        </w:trPr>
+        <w:tc>
+          <w:tcPr>
+            <w:cnfStyle w:val="001000000000" w:firstRow="0" w:lastRow="0" w:firstColumn="1" w:lastColumn="0" w:oddVBand="0" w:evenVBand="0" w:oddHBand="0" w:evenHBand="0" w:firstRowFirstColumn="0" w:firstRowLastColumn="0" w:lastRowFirstColumn="0" w:lastRowLastColumn="0"/>
+            <w:tcW w:w="0" w:type="auto"/>
+            <w:hideMark/>
+          </w:tcPr>
+          <w:p>
+            <w:r>
+              <w:t>Testing</w:t>
+            </w:r>
+          </w:p>
+        </w:tc>
+        <w:tc>
+          <w:tcPr>
+            <w:tcW w:w="0" w:type="auto"/>
+            <w:hideMark/>
+          </w:tcPr>
+          <w:p>
+            <w:pPr>
+              <w:cnfStyle w:val="000000100000" w:firstRow="0" w:lastRow="0" w:firstColumn="0" w:lastColumn="0" w:oddVBand="0" w:evenVBand="0" w:oddHBand="1" w:evenHBand="0" w:firstRowFirstColumn="0" w:firstRowLastColumn="0" w:lastRowFirstColumn="0" w:lastRowLastColumn="0"/>
+            </w:pPr>
+            <w:r>
+              <w:t>Integrated and functional system</w:t>
+            </w:r>
+          </w:p>
+        </w:tc>
+      </w:tr>
+      <w:tr>
+        <w:tc>
+          <w:tcPr>
+            <w:cnfStyle w:val="001000000000" w:firstRow="0" w:lastRow="0" w:firstColumn="1" w:lastColumn="0" w:oddVBand="0" w:evenVBand="0" w:oddHBand="0" w:evenHBand="0" w:firstRowFirstColumn="0" w:firstRowLastColumn="0" w:lastRowFirstColumn="0" w:lastRowLastColumn="0"/>
+            <w:tcW w:w="0" w:type="auto"/>
+            <w:hideMark/>
+          </w:tcPr>
+          <w:p>
+            <w:r>
+              <w:t>User documentation</w:t>
+            </w:r>
+          </w:p>
+        </w:tc>
+        <w:tc>
+          <w:tcPr>
+            <w:tcW w:w="0" w:type="auto"/>
+            <w:hideMark/>
+          </w:tcPr>
+          <w:p>
+            <w:pPr>
+              <w:cnfStyle w:val="000000000000" w:firstRow="0" w:lastRow="0" w:firstColumn="0" w:lastColumn="0" w:oddVBand="0" w:evenVBand="0" w:oddHBand="0" w:evenHBand="0" w:firstRowFirstColumn="0" w:firstRowLastColumn="0" w:lastRowFirstColumn="0" w:lastRowLastColumn="0"/>
+            </w:pPr>
+            <w:r>
+              <w:t>Stable system and user workflows</w:t>
+            </w:r>
+          </w:p>
+        </w:tc>
+      </w:tr>
+      <w:tr>
+        <w:trPr>
+          <w:cnfStyle w:val="000000100000" w:firstRow="0" w:lastRow="0" w:firstColumn="0" w:lastColumn="0" w:oddVBand="0" w:evenVBand="0" w:oddHBand="1" w:evenHBand="0" w:firstRowFirstColumn="0" w:firstRowLastColumn="0" w:lastRowFirstColumn="0" w:lastRowLastColumn="0"/>
+        </w:trPr>
+        <w:tc>
+          <w:tcPr>
+            <w:cnfStyle w:val="001000000000" w:firstRow="0" w:lastRow="0" w:firstColumn="1" w:lastColumn="0" w:oddVBand="0" w:evenVBand="0" w:oddHBand="0" w:evenHBand="0" w:firstRowFirstColumn="0" w:firstRowLastColumn="0" w:lastRowFirstColumn="0" w:lastRowLastColumn="0"/>
+            <w:tcW w:w="0" w:type="auto"/>
+            <w:hideMark/>
+          </w:tcPr>
+          <w:p>
+            <w:r>
+              <w:t>Source code/version control</w:t>
+            </w:r>
+          </w:p>
+        </w:tc>
+        <w:tc>
+          <w:tcPr>
+            <w:tcW w:w="0" w:type="auto"/>
+            <w:hideMark/>
+          </w:tcPr>
+          <w:p>
+            <w:pPr>
+              <w:cnfStyle w:val="000000100000" w:firstRow="0" w:lastRow="0" w:firstColumn="0" w:lastColumn="0" w:oddVBand="0" w:evenVBand="0" w:oddHBand="1" w:evenHBand="0" w:firstRowFirstColumn="0" w:firstRowLastColumn="0" w:lastRowFirstColumn="0" w:lastRowLastColumn="0"/>
+            </w:pPr>
+            <w:r>
+              <w:t>Begins with development and continues throughout project</w:t>
+            </w:r>
+          </w:p>
+        </w:tc>
+      </w:tr>
+      <w:tr>
+        <w:tc>
+          <w:tcPr>
+            <w:cnfStyle w:val="001000000000" w:firstRow="0" w:lastRow="0" w:firstColumn="1" w:lastColumn="0" w:oddVBand="0" w:evenVBand="0" w:oddHBand="0" w:evenHBand="0" w:firstRowFirstColumn="0" w:firstRowLastColumn="0" w:lastRowFirstColumn="0" w:lastRowLastColumn="0"/>
+            <w:tcW w:w="0" w:type="auto"/>
+            <w:hideMark/>
+          </w:tcPr>
+          <w:p>
+            <w:r>
+              <w:t>Final deployment/presentation</w:t>
+            </w:r>
+          </w:p>
+        </w:tc>
+        <w:tc>
+          <w:tcPr>
+            <w:tcW w:w="0" w:type="auto"/>
+            <w:hideMark/>
+          </w:tcPr>
+          <w:p>
+            <w:pPr>
+              <w:cnfStyle w:val="000000000000" w:firstRow="0" w:lastRow="0" w:firstColumn="0" w:lastColumn="0" w:oddVBand="0" w:evenVBand="0" w:oddHBand="0" w:evenHBand="0" w:firstRowFirstColumn="0" w:firstRowLastColumn="0" w:lastRowFirstColumn="0" w:lastRowLastColumn="0"/>
+            </w:pPr>
+            <w:r>
+              <w:t>Testing and final corrections completed</w:t>
+            </w:r>
+          </w:p>
+        </w:tc>
+      </w:tr>
+    </w:tbl>
+    <w:p>
+      <w:pPr>
+        <w:pStyle w:val="Heading1"/>
+      </w:pPr>
+      <w:r>
+        <w:t>1.6 Risk Analysis</w:t>
+      </w:r>
+    </w:p>
+    <w:p>
+      <w:r>
+        <w:t>The project may be affected by several risks relating to stakeholder availability, project scope, development time and security. These risks have been considered so that appropriate actions can be taken to reduce their likelihood or impact.</w:t>
+      </w:r>
+    </w:p>
+    <w:p>
+      <w:pPr>
+        <w:pStyle w:val="Caption"/>
+        <w:keepNext/>
+        <w:rPr>
+          <w:sz w:val="20"/>
+          <w:szCs w:val="20"/>
+        </w:rPr>
+      </w:pPr>
+      <w:r>
+        <w:rPr>
+          <w:sz w:val="20"/>
+          <w:szCs w:val="20"/>
+        </w:rPr>
+        <w:t xml:space="preserve">Table </w:t>
+      </w:r>
+      <w:r>
+        <w:rPr>
+          <w:sz w:val="20"/>
+          <w:szCs w:val="20"/>
+        </w:rPr>
+        <w:fldChar w:fldCharType="begin"/>
+      </w:r>
+      <w:r>
+        <w:rPr>
+          <w:sz w:val="20"/>
+          <w:szCs w:val="20"/>
+        </w:rPr>
+        <w:instrText xml:space="preserve"> SEQ Table \* ARABIC </w:instrText>
+      </w:r>
+      <w:r>
+        <w:rPr>
+          <w:sz w:val="20"/>
+          <w:szCs w:val="20"/>
+        </w:rPr>
+        <w:fldChar w:fldCharType="separate"/>
+      </w:r>
+      <w:r>
+        <w:rPr>
+          <w:noProof/>
+          <w:sz w:val="20"/>
+          <w:szCs w:val="20"/>
+        </w:rPr>
+        <w:t>3</w:t>
+      </w:r>
+      <w:r>
+        <w:rPr>
+          <w:sz w:val="20"/>
+          <w:szCs w:val="20"/>
+        </w:rPr>
+        <w:fldChar w:fldCharType="end"/>
+      </w:r>
+      <w:r>
+        <w:rPr>
+          <w:sz w:val="20"/>
+          <w:szCs w:val="20"/>
+        </w:rPr>
+        <w:t>: Project risk analysis</w:t>
+      </w:r>
+    </w:p>
+    <w:tbl>
+      <w:tblPr>
+        <w:tblStyle w:val="GridTable4"/>
         <w:tblW w:w="0" w:type="auto"/>
         <w:tblLook w:val="04A0" w:firstRow="1" w:lastRow="0" w:firstColumn="1" w:lastColumn="0" w:noHBand="0" w:noVBand="1"/>
       </w:tblPr>
@@ -2025,8 +2549,12 @@
         <w:gridCol w:w="3521"/>
       </w:tblGrid>
       <w:tr>
-        <w:tc>
-          <w:tcPr>
+        <w:trPr>
+          <w:cnfStyle w:val="100000000000" w:firstRow="1" w:lastRow="0" w:firstColumn="0" w:lastColumn="0" w:oddVBand="0" w:evenVBand="0" w:oddHBand="0" w:evenHBand="0" w:firstRowFirstColumn="0" w:firstRowLastColumn="0" w:lastRowFirstColumn="0" w:lastRowLastColumn="0"/>
+        </w:trPr>
+        <w:tc>
+          <w:tcPr>
+            <w:cnfStyle w:val="001000000000" w:firstRow="0" w:lastRow="0" w:firstColumn="1" w:lastColumn="0" w:oddVBand="0" w:evenVBand="0" w:oddHBand="0" w:evenHBand="0" w:firstRowFirstColumn="0" w:firstRowLastColumn="0" w:lastRowFirstColumn="0" w:lastRowLastColumn="0"/>
             <w:tcW w:w="0" w:type="auto"/>
             <w:hideMark/>
           </w:tcPr>
@@ -2034,15 +2562,11 @@
             <w:pPr>
               <w:spacing w:after="160" w:line="259" w:lineRule="auto"/>
               <w:rPr>
-                <w:b/>
-                <w:bCs/>
+                <w:b w:val="0"/>
+                <w:bCs w:val="0"/>
               </w:rPr>
             </w:pPr>
             <w:r>
-              <w:rPr>
-                <w:b/>
-                <w:bCs/>
-              </w:rPr>
               <w:t>Risk</w:t>
             </w:r>
           </w:p>
@@ -2055,16 +2579,13 @@
           <w:p>
             <w:pPr>
               <w:spacing w:after="160" w:line="259" w:lineRule="auto"/>
+              <w:cnfStyle w:val="100000000000" w:firstRow="1" w:lastRow="0" w:firstColumn="0" w:lastColumn="0" w:oddVBand="0" w:evenVBand="0" w:oddHBand="0" w:evenHBand="0" w:firstRowFirstColumn="0" w:firstRowLastColumn="0" w:lastRowFirstColumn="0" w:lastRowLastColumn="0"/>
               <w:rPr>
-                <w:b/>
-                <w:bCs/>
+                <w:b w:val="0"/>
+                <w:bCs w:val="0"/>
               </w:rPr>
             </w:pPr>
             <w:r>
-              <w:rPr>
-                <w:b/>
-                <w:bCs/>
-              </w:rPr>
               <w:t>Type</w:t>
             </w:r>
           </w:p>
@@ -2077,16 +2598,13 @@
           <w:p>
             <w:pPr>
               <w:spacing w:after="160" w:line="259" w:lineRule="auto"/>
+              <w:cnfStyle w:val="100000000000" w:firstRow="1" w:lastRow="0" w:firstColumn="0" w:lastColumn="0" w:oddVBand="0" w:evenVBand="0" w:oddHBand="0" w:evenHBand="0" w:firstRowFirstColumn="0" w:firstRowLastColumn="0" w:lastRowFirstColumn="0" w:lastRowLastColumn="0"/>
               <w:rPr>
-                <w:b/>
-                <w:bCs/>
+                <w:b w:val="0"/>
+                <w:bCs w:val="0"/>
               </w:rPr>
             </w:pPr>
             <w:r>
-              <w:rPr>
-                <w:b/>
-                <w:bCs/>
-              </w:rPr>
               <w:t>Likelihood</w:t>
             </w:r>
           </w:p>
@@ -2099,16 +2617,13 @@
           <w:p>
             <w:pPr>
               <w:spacing w:after="160" w:line="259" w:lineRule="auto"/>
+              <w:cnfStyle w:val="100000000000" w:firstRow="1" w:lastRow="0" w:firstColumn="0" w:lastColumn="0" w:oddVBand="0" w:evenVBand="0" w:oddHBand="0" w:evenHBand="0" w:firstRowFirstColumn="0" w:firstRowLastColumn="0" w:lastRowFirstColumn="0" w:lastRowLastColumn="0"/>
               <w:rPr>
-                <w:b/>
-                <w:bCs/>
+                <w:b w:val="0"/>
+                <w:bCs w:val="0"/>
               </w:rPr>
             </w:pPr>
             <w:r>
-              <w:rPr>
-                <w:b/>
-                <w:bCs/>
-              </w:rPr>
               <w:t>Impact</w:t>
             </w:r>
           </w:p>
@@ -2121,24 +2636,25 @@
           <w:p>
             <w:pPr>
               <w:spacing w:after="160" w:line="259" w:lineRule="auto"/>
+              <w:cnfStyle w:val="100000000000" w:firstRow="1" w:lastRow="0" w:firstColumn="0" w:lastColumn="0" w:oddVBand="0" w:evenVBand="0" w:oddHBand="0" w:evenHBand="0" w:firstRowFirstColumn="0" w:firstRowLastColumn="0" w:lastRowFirstColumn="0" w:lastRowLastColumn="0"/>
               <w:rPr>
-                <w:b/>
-                <w:bCs/>
+                <w:b w:val="0"/>
+                <w:bCs w:val="0"/>
               </w:rPr>
             </w:pPr>
             <w:r>
-              <w:rPr>
-                <w:b/>
-                <w:bCs/>
-              </w:rPr>
               <w:t>Treatment</w:t>
             </w:r>
           </w:p>
         </w:tc>
       </w:tr>
       <w:tr>
-        <w:tc>
-          <w:tcPr>
+        <w:trPr>
+          <w:cnfStyle w:val="000000100000" w:firstRow="0" w:lastRow="0" w:firstColumn="0" w:lastColumn="0" w:oddVBand="0" w:evenVBand="0" w:oddHBand="1" w:evenHBand="0" w:firstRowFirstColumn="0" w:firstRowLastColumn="0" w:lastRowFirstColumn="0" w:lastRowLastColumn="0"/>
+        </w:trPr>
+        <w:tc>
+          <w:tcPr>
+            <w:cnfStyle w:val="001000000000" w:firstRow="0" w:lastRow="0" w:firstColumn="1" w:lastColumn="0" w:oddVBand="0" w:evenVBand="0" w:oddHBand="0" w:evenHBand="0" w:firstRowFirstColumn="0" w:firstRowLastColumn="0" w:lastRowFirstColumn="0" w:lastRowLastColumn="0"/>
             <w:tcW w:w="0" w:type="auto"/>
             <w:hideMark/>
           </w:tcPr>
@@ -2147,16 +2663,78 @@
               <w:spacing w:after="160" w:line="259" w:lineRule="auto"/>
             </w:pPr>
             <w:r>
-              <w:rPr>
-                <w:b/>
-                <w:bCs/>
-              </w:rPr>
               <w:t>Limited stakeholder availability and feedback</w:t>
             </w:r>
           </w:p>
         </w:tc>
         <w:tc>
           <w:tcPr>
+            <w:tcW w:w="0" w:type="auto"/>
+            <w:hideMark/>
+          </w:tcPr>
+          <w:p>
+            <w:pPr>
+              <w:spacing w:after="160" w:line="259" w:lineRule="auto"/>
+              <w:cnfStyle w:val="000000100000" w:firstRow="0" w:lastRow="0" w:firstColumn="0" w:lastColumn="0" w:oddVBand="0" w:evenVBand="0" w:oddHBand="1" w:evenHBand="0" w:firstRowFirstColumn="0" w:firstRowLastColumn="0" w:lastRowFirstColumn="0" w:lastRowLastColumn="0"/>
+            </w:pPr>
+            <w:r>
+              <w:t>Minimizable</w:t>
+            </w:r>
+          </w:p>
+        </w:tc>
+        <w:tc>
+          <w:tcPr>
+            <w:tcW w:w="0" w:type="auto"/>
+            <w:hideMark/>
+          </w:tcPr>
+          <w:p>
+            <w:pPr>
+              <w:spacing w:after="160" w:line="259" w:lineRule="auto"/>
+              <w:cnfStyle w:val="000000100000" w:firstRow="0" w:lastRow="0" w:firstColumn="0" w:lastColumn="0" w:oddVBand="0" w:evenVBand="0" w:oddHBand="1" w:evenHBand="0" w:firstRowFirstColumn="0" w:firstRowLastColumn="0" w:lastRowFirstColumn="0" w:lastRowLastColumn="0"/>
+            </w:pPr>
+            <w:r>
+              <w:t>Hig</w:t>
+            </w:r>
+            <w:r>
+              <w:t>h</w:t>
+            </w:r>
+          </w:p>
+        </w:tc>
+        <w:tc>
+          <w:tcPr>
+            <w:tcW w:w="0" w:type="auto"/>
+            <w:hideMark/>
+          </w:tcPr>
+          <w:p>
+            <w:pPr>
+              <w:spacing w:after="160" w:line="259" w:lineRule="auto"/>
+              <w:cnfStyle w:val="000000100000" w:firstRow="0" w:lastRow="0" w:firstColumn="0" w:lastColumn="0" w:oddVBand="0" w:evenVBand="0" w:oddHBand="1" w:evenHBand="0" w:firstRowFirstColumn="0" w:firstRowLastColumn="0" w:lastRowFirstColumn="0" w:lastRowLastColumn="0"/>
+            </w:pPr>
+            <w:r>
+              <w:t>High</w:t>
+            </w:r>
+          </w:p>
+        </w:tc>
+        <w:tc>
+          <w:tcPr>
+            <w:tcW w:w="0" w:type="auto"/>
+            <w:hideMark/>
+          </w:tcPr>
+          <w:p>
+            <w:pPr>
+              <w:spacing w:after="160" w:line="259" w:lineRule="auto"/>
+              <w:cnfStyle w:val="000000100000" w:firstRow="0" w:lastRow="0" w:firstColumn="0" w:lastColumn="0" w:oddVBand="0" w:evenVBand="0" w:oddHBand="1" w:evenHBand="0" w:firstRowFirstColumn="0" w:firstRowLastColumn="0" w:lastRowFirstColumn="0" w:lastRowLastColumn="0"/>
+            </w:pPr>
+            <w:r>
+              <w:t>Continue development using preliminary investigation, existing university information, literature and related-system research. Attempt to obtain stakeholder feedback where possible and incorporate it into later iterations.</w:t>
+            </w:r>
+          </w:p>
+        </w:tc>
+      </w:tr>
+      <w:tr>
+        <w:tc>
+          <w:tcPr>
+            <w:cnfStyle w:val="001000000000" w:firstRow="0" w:lastRow="0" w:firstColumn="1" w:lastColumn="0" w:oddVBand="0" w:evenVBand="0" w:oddHBand="0" w:evenHBand="0" w:firstRowFirstColumn="0" w:firstRowLastColumn="0" w:lastRowFirstColumn="0" w:lastRowLastColumn="0"/>
             <w:tcW w:w="0" w:type="auto"/>
             <w:hideMark/>
           </w:tcPr>
@@ -2165,12 +2743,79 @@
               <w:spacing w:after="160" w:line="259" w:lineRule="auto"/>
             </w:pPr>
             <w:r>
-              <w:t>Minimizable</w:t>
-            </w:r>
-          </w:p>
-        </w:tc>
-        <w:tc>
-          <w:tcPr>
+              <w:lastRenderedPageBreak/>
+              <w:t>Project scope becoming too large</w:t>
+            </w:r>
+          </w:p>
+        </w:tc>
+        <w:tc>
+          <w:tcPr>
+            <w:tcW w:w="0" w:type="auto"/>
+            <w:hideMark/>
+          </w:tcPr>
+          <w:p>
+            <w:pPr>
+              <w:spacing w:after="160" w:line="259" w:lineRule="auto"/>
+              <w:cnfStyle w:val="000000000000" w:firstRow="0" w:lastRow="0" w:firstColumn="0" w:lastColumn="0" w:oddVBand="0" w:evenVBand="0" w:oddHBand="0" w:evenHBand="0" w:firstRowFirstColumn="0" w:firstRowLastColumn="0" w:lastRowFirstColumn="0" w:lastRowLastColumn="0"/>
+            </w:pPr>
+            <w:r>
+              <w:t>Avoidable</w:t>
+            </w:r>
+          </w:p>
+        </w:tc>
+        <w:tc>
+          <w:tcPr>
+            <w:tcW w:w="0" w:type="auto"/>
+            <w:hideMark/>
+          </w:tcPr>
+          <w:p>
+            <w:pPr>
+              <w:spacing w:after="160" w:line="259" w:lineRule="auto"/>
+              <w:cnfStyle w:val="000000000000" w:firstRow="0" w:lastRow="0" w:firstColumn="0" w:lastColumn="0" w:oddVBand="0" w:evenVBand="0" w:oddHBand="0" w:evenHBand="0" w:firstRowFirstColumn="0" w:firstRowLastColumn="0" w:lastRowFirstColumn="0" w:lastRowLastColumn="0"/>
+            </w:pPr>
+            <w:r>
+              <w:t>High</w:t>
+            </w:r>
+          </w:p>
+        </w:tc>
+        <w:tc>
+          <w:tcPr>
+            <w:tcW w:w="0" w:type="auto"/>
+            <w:hideMark/>
+          </w:tcPr>
+          <w:p>
+            <w:pPr>
+              <w:spacing w:after="160" w:line="259" w:lineRule="auto"/>
+              <w:cnfStyle w:val="000000000000" w:firstRow="0" w:lastRow="0" w:firstColumn="0" w:lastColumn="0" w:oddVBand="0" w:evenVBand="0" w:oddHBand="0" w:evenHBand="0" w:firstRowFirstColumn="0" w:firstRowLastColumn="0" w:lastRowFirstColumn="0" w:lastRowLastColumn="0"/>
+            </w:pPr>
+            <w:r>
+              <w:t>High</w:t>
+            </w:r>
+          </w:p>
+        </w:tc>
+        <w:tc>
+          <w:tcPr>
+            <w:tcW w:w="0" w:type="auto"/>
+            <w:hideMark/>
+          </w:tcPr>
+          <w:p>
+            <w:pPr>
+              <w:spacing w:after="160" w:line="259" w:lineRule="auto"/>
+              <w:cnfStyle w:val="000000000000" w:firstRow="0" w:lastRow="0" w:firstColumn="0" w:lastColumn="0" w:oddVBand="0" w:evenVBand="0" w:oddHBand="0" w:evenHBand="0" w:firstRowFirstColumn="0" w:firstRowLastColumn="0" w:lastRowFirstColumn="0" w:lastRowLastColumn="0"/>
+            </w:pPr>
+            <w:r>
+              <w:t>Initially limit the system to the Conference Centre. Prioritise essential booking functionality and only add other venues or optional features if sufficient time remains.</w:t>
+            </w:r>
+          </w:p>
+        </w:tc>
+      </w:tr>
+      <w:tr>
+        <w:trPr>
+          <w:cnfStyle w:val="000000100000" w:firstRow="0" w:lastRow="0" w:firstColumn="0" w:lastColumn="0" w:oddVBand="0" w:evenVBand="0" w:oddHBand="1" w:evenHBand="0" w:firstRowFirstColumn="0" w:firstRowLastColumn="0" w:lastRowFirstColumn="0" w:lastRowLastColumn="0"/>
+        </w:trPr>
+        <w:tc>
+          <w:tcPr>
+            <w:cnfStyle w:val="001000000000" w:firstRow="0" w:lastRow="0" w:firstColumn="1" w:lastColumn="0" w:oddVBand="0" w:evenVBand="0" w:oddHBand="0" w:evenHBand="0" w:firstRowFirstColumn="0" w:firstRowLastColumn="0" w:lastRowFirstColumn="0" w:lastRowLastColumn="0"/>
             <w:tcW w:w="0" w:type="auto"/>
             <w:hideMark/>
           </w:tcPr>
@@ -2179,15 +2824,75 @@
               <w:spacing w:after="160" w:line="259" w:lineRule="auto"/>
             </w:pPr>
             <w:r>
-              <w:t>Hig</w:t>
-            </w:r>
-            <w:r>
-              <w:t>h</w:t>
-            </w:r>
-          </w:p>
-        </w:tc>
-        <w:tc>
-          <w:tcPr>
+              <w:t>Insufficient development time</w:t>
+            </w:r>
+          </w:p>
+        </w:tc>
+        <w:tc>
+          <w:tcPr>
+            <w:tcW w:w="0" w:type="auto"/>
+            <w:hideMark/>
+          </w:tcPr>
+          <w:p>
+            <w:pPr>
+              <w:spacing w:after="160" w:line="259" w:lineRule="auto"/>
+              <w:cnfStyle w:val="000000100000" w:firstRow="0" w:lastRow="0" w:firstColumn="0" w:lastColumn="0" w:oddVBand="0" w:evenVBand="0" w:oddHBand="1" w:evenHBand="0" w:firstRowFirstColumn="0" w:firstRowLastColumn="0" w:lastRowFirstColumn="0" w:lastRowLastColumn="0"/>
+            </w:pPr>
+            <w:r>
+              <w:t>Minimizable</w:t>
+            </w:r>
+          </w:p>
+        </w:tc>
+        <w:tc>
+          <w:tcPr>
+            <w:tcW w:w="0" w:type="auto"/>
+            <w:hideMark/>
+          </w:tcPr>
+          <w:p>
+            <w:pPr>
+              <w:spacing w:after="160" w:line="259" w:lineRule="auto"/>
+              <w:cnfStyle w:val="000000100000" w:firstRow="0" w:lastRow="0" w:firstColumn="0" w:lastColumn="0" w:oddVBand="0" w:evenVBand="0" w:oddHBand="1" w:evenHBand="0" w:firstRowFirstColumn="0" w:firstRowLastColumn="0" w:lastRowFirstColumn="0" w:lastRowLastColumn="0"/>
+            </w:pPr>
+            <w:r>
+              <w:t>High</w:t>
+            </w:r>
+          </w:p>
+        </w:tc>
+        <w:tc>
+          <w:tcPr>
+            <w:tcW w:w="0" w:type="auto"/>
+            <w:hideMark/>
+          </w:tcPr>
+          <w:p>
+            <w:pPr>
+              <w:spacing w:after="160" w:line="259" w:lineRule="auto"/>
+              <w:cnfStyle w:val="000000100000" w:firstRow="0" w:lastRow="0" w:firstColumn="0" w:lastColumn="0" w:oddVBand="0" w:evenVBand="0" w:oddHBand="1" w:evenHBand="0" w:firstRowFirstColumn="0" w:firstRowLastColumn="0" w:lastRowFirstColumn="0" w:lastRowLastColumn="0"/>
+            </w:pPr>
+            <w:r>
+              <w:t>High</w:t>
+            </w:r>
+          </w:p>
+        </w:tc>
+        <w:tc>
+          <w:tcPr>
+            <w:tcW w:w="0" w:type="auto"/>
+            <w:hideMark/>
+          </w:tcPr>
+          <w:p>
+            <w:pPr>
+              <w:spacing w:after="160" w:line="259" w:lineRule="auto"/>
+              <w:cnfStyle w:val="000000100000" w:firstRow="0" w:lastRow="0" w:firstColumn="0" w:lastColumn="0" w:oddVBand="0" w:evenVBand="0" w:oddHBand="1" w:evenHBand="0" w:firstRowFirstColumn="0" w:firstRowLastColumn="0" w:lastRowFirstColumn="0" w:lastRowLastColumn="0"/>
+            </w:pPr>
+            <w:r>
+              <w:t>Use weekly milestones, prioritise core functionality and begin development early. Optional features will be reduced or postponed if the project falls behind schedule.</w:t>
+            </w:r>
+          </w:p>
+        </w:tc>
+      </w:tr>
+      <w:tr>
+        <w:tc>
+          <w:tcPr>
+            <w:cnfStyle w:val="001000000000" w:firstRow="0" w:lastRow="0" w:firstColumn="1" w:lastColumn="0" w:oddVBand="0" w:evenVBand="0" w:oddHBand="0" w:evenHBand="0" w:firstRowFirstColumn="0" w:firstRowLastColumn="0" w:lastRowFirstColumn="0" w:lastRowLastColumn="0"/>
             <w:tcW w:w="0" w:type="auto"/>
             <w:hideMark/>
           </w:tcPr>
@@ -2196,7 +2901,7 @@
               <w:spacing w:after="160" w:line="259" w:lineRule="auto"/>
             </w:pPr>
             <w:r>
-              <w:t>High</w:t>
+              <w:t>Security vulnerabilities</w:t>
             </w:r>
           </w:p>
         </w:tc>
@@ -2208,14 +2913,13 @@
           <w:p>
             <w:pPr>
               <w:spacing w:after="160" w:line="259" w:lineRule="auto"/>
+              <w:cnfStyle w:val="000000000000" w:firstRow="0" w:lastRow="0" w:firstColumn="0" w:lastColumn="0" w:oddVBand="0" w:evenVBand="0" w:oddHBand="0" w:evenHBand="0" w:firstRowFirstColumn="0" w:firstRowLastColumn="0" w:lastRowFirstColumn="0" w:lastRowLastColumn="0"/>
             </w:pPr>
             <w:r>
-              <w:t>Continue development using preliminary investigation, existing university information, literature and related-system research. Attempt to obtain stakeholder feedback where possible and incorporate it into later iterations.</w:t>
-            </w:r>
-          </w:p>
-        </w:tc>
-      </w:tr>
-      <w:tr>
+              <w:t>Minimizable</w:t>
+            </w:r>
+          </w:p>
+        </w:tc>
         <w:tc>
           <w:tcPr>
             <w:tcW w:w="0" w:type="auto"/>
@@ -2224,13 +2928,10 @@
           <w:p>
             <w:pPr>
               <w:spacing w:after="160" w:line="259" w:lineRule="auto"/>
+              <w:cnfStyle w:val="000000000000" w:firstRow="0" w:lastRow="0" w:firstColumn="0" w:lastColumn="0" w:oddVBand="0" w:evenVBand="0" w:oddHBand="0" w:evenHBand="0" w:firstRowFirstColumn="0" w:firstRowLastColumn="0" w:lastRowFirstColumn="0" w:lastRowLastColumn="0"/>
             </w:pPr>
             <w:r>
-              <w:rPr>
-                <w:b/>
-                <w:bCs/>
-              </w:rPr>
-              <w:t>Project scope becoming too large</w:t>
+              <w:t>Medium</w:t>
             </w:r>
           </w:p>
         </w:tc>
@@ -2242,9 +2943,10 @@
           <w:p>
             <w:pPr>
               <w:spacing w:after="160" w:line="259" w:lineRule="auto"/>
+              <w:cnfStyle w:val="000000000000" w:firstRow="0" w:lastRow="0" w:firstColumn="0" w:lastColumn="0" w:oddVBand="0" w:evenVBand="0" w:oddHBand="0" w:evenHBand="0" w:firstRowFirstColumn="0" w:firstRowLastColumn="0" w:lastRowFirstColumn="0" w:lastRowLastColumn="0"/>
             </w:pPr>
             <w:r>
-              <w:t>Avoidable</w:t>
+              <w:t>High</w:t>
             </w:r>
           </w:p>
         </w:tc>
@@ -2256,193 +2958,10 @@
           <w:p>
             <w:pPr>
               <w:spacing w:after="160" w:line="259" w:lineRule="auto"/>
+              <w:cnfStyle w:val="000000000000" w:firstRow="0" w:lastRow="0" w:firstColumn="0" w:lastColumn="0" w:oddVBand="0" w:evenVBand="0" w:oddHBand="0" w:evenHBand="0" w:firstRowFirstColumn="0" w:firstRowLastColumn="0" w:lastRowFirstColumn="0" w:lastRowLastColumn="0"/>
             </w:pPr>
             <w:r>
-              <w:t>High</w:t>
-            </w:r>
-          </w:p>
-        </w:tc>
-        <w:tc>
-          <w:tcPr>
-            <w:tcW w:w="0" w:type="auto"/>
-            <w:hideMark/>
-          </w:tcPr>
-          <w:p>
-            <w:pPr>
-              <w:spacing w:after="160" w:line="259" w:lineRule="auto"/>
-            </w:pPr>
-            <w:r>
-              <w:t>High</w:t>
-            </w:r>
-          </w:p>
-        </w:tc>
-        <w:tc>
-          <w:tcPr>
-            <w:tcW w:w="0" w:type="auto"/>
-            <w:hideMark/>
-          </w:tcPr>
-          <w:p>
-            <w:pPr>
-              <w:spacing w:after="160" w:line="259" w:lineRule="auto"/>
-            </w:pPr>
-            <w:r>
-              <w:t>Initially limit the system to the Conference Centre. Prioritise essential booking functionality and only add other venues or optional features if sufficient time remains.</w:t>
-            </w:r>
-          </w:p>
-        </w:tc>
-      </w:tr>
-      <w:tr>
-        <w:tc>
-          <w:tcPr>
-            <w:tcW w:w="0" w:type="auto"/>
-            <w:hideMark/>
-          </w:tcPr>
-          <w:p>
-            <w:pPr>
-              <w:spacing w:after="160" w:line="259" w:lineRule="auto"/>
-            </w:pPr>
-            <w:r>
-              <w:rPr>
-                <w:b/>
-                <w:bCs/>
-              </w:rPr>
-              <w:t>Insufficient development time</w:t>
-            </w:r>
-          </w:p>
-        </w:tc>
-        <w:tc>
-          <w:tcPr>
-            <w:tcW w:w="0" w:type="auto"/>
-            <w:hideMark/>
-          </w:tcPr>
-          <w:p>
-            <w:pPr>
-              <w:spacing w:after="160" w:line="259" w:lineRule="auto"/>
-            </w:pPr>
-            <w:r>
-              <w:t>Minimizable</w:t>
-            </w:r>
-          </w:p>
-        </w:tc>
-        <w:tc>
-          <w:tcPr>
-            <w:tcW w:w="0" w:type="auto"/>
-            <w:hideMark/>
-          </w:tcPr>
-          <w:p>
-            <w:pPr>
-              <w:spacing w:after="160" w:line="259" w:lineRule="auto"/>
-            </w:pPr>
-            <w:r>
-              <w:t>High</w:t>
-            </w:r>
-          </w:p>
-        </w:tc>
-        <w:tc>
-          <w:tcPr>
-            <w:tcW w:w="0" w:type="auto"/>
-            <w:hideMark/>
-          </w:tcPr>
-          <w:p>
-            <w:pPr>
-              <w:spacing w:after="160" w:line="259" w:lineRule="auto"/>
-            </w:pPr>
-            <w:r>
-              <w:t>High</w:t>
-            </w:r>
-          </w:p>
-        </w:tc>
-        <w:tc>
-          <w:tcPr>
-            <w:tcW w:w="0" w:type="auto"/>
-            <w:hideMark/>
-          </w:tcPr>
-          <w:p>
-            <w:pPr>
-              <w:spacing w:after="160" w:line="259" w:lineRule="auto"/>
-            </w:pPr>
-            <w:r>
-              <w:t>Use weekly milestones, prioritise core functionality and begin development early. Optional features will be reduced or postponed if the project falls behind schedule.</w:t>
-            </w:r>
-          </w:p>
-        </w:tc>
-      </w:tr>
-      <w:tr>
-        <w:tc>
-          <w:tcPr>
-            <w:tcW w:w="0" w:type="auto"/>
-            <w:hideMark/>
-          </w:tcPr>
-          <w:p>
-            <w:pPr>
-              <w:spacing w:after="160" w:line="259" w:lineRule="auto"/>
-            </w:pPr>
-            <w:r>
-              <w:rPr>
-                <w:b/>
-                <w:bCs/>
-              </w:rPr>
-              <w:t>Security vulnerabilities</w:t>
-            </w:r>
-          </w:p>
-        </w:tc>
-        <w:tc>
-          <w:tcPr>
-            <w:tcW w:w="0" w:type="auto"/>
-            <w:hideMark/>
-          </w:tcPr>
-          <w:p>
-            <w:pPr>
-              <w:spacing w:after="160" w:line="259" w:lineRule="auto"/>
-            </w:pPr>
-            <w:r>
-              <w:t>Minimizable</w:t>
-            </w:r>
-          </w:p>
-        </w:tc>
-        <w:tc>
-          <w:tcPr>
-            <w:tcW w:w="0" w:type="auto"/>
-            <w:hideMark/>
-          </w:tcPr>
-          <w:p>
-            <w:pPr>
-              <w:spacing w:after="160" w:line="259" w:lineRule="auto"/>
-            </w:pPr>
-            <w:r>
-              <w:t>Medium</w:t>
-            </w:r>
-          </w:p>
-        </w:tc>
-        <w:tc>
-          <w:tcPr>
-            <w:tcW w:w="0" w:type="auto"/>
-            <w:hideMark/>
-          </w:tcPr>
-          <w:p>
-            <w:pPr>
-              <w:spacing w:after="160" w:line="259" w:lineRule="auto"/>
-            </w:pPr>
-            <w:r>
-              <w:t>High</w:t>
-            </w:r>
-          </w:p>
-        </w:tc>
-        <w:tc>
-          <w:tcPr>
-            <w:tcW w:w="0" w:type="auto"/>
-            <w:hideMark/>
-          </w:tcPr>
-          <w:p>
-            <w:pPr>
-              <w:spacing w:after="160" w:line="259" w:lineRule="auto"/>
-            </w:pPr>
-            <w:r>
-              <w:t xml:space="preserve">Implement authentication, role-based access, input validation and appropriate database security. Security will be considered </w:t>
-            </w:r>
-            <w:r>
-              <w:lastRenderedPageBreak/>
-              <w:t>throughout development and included in system testing.</w:t>
+              <w:t>Implement authentication, role-based access, input validation and appropriate database security. Security will be considered throughout development and included in system testing.</w:t>
             </w:r>
           </w:p>
         </w:tc>
@@ -2450,134 +2969,8 @@
     </w:tbl>
     <w:p>
       <w:pPr>
-        <w:rPr>
-          <w:b/>
-          <w:bCs/>
-        </w:rPr>
-      </w:pPr>
-      <w:r>
-        <w:rPr>
-          <w:b/>
-          <w:bCs/>
-        </w:rPr>
-        <w:lastRenderedPageBreak/>
-        <w:t>Risk 1: Limited stakeholder availability and feedback</w:t>
-      </w:r>
-    </w:p>
-    <w:p>
-      <w:r>
-        <w:t>Conference Centre personnel may not be available to provide further information or feedback within the project timeframe. This may result in incomplete knowledge of the actual booking process and requirements.</w:t>
-      </w:r>
-    </w:p>
-    <w:p>
-      <w:r>
-        <w:rPr>
-          <w:b/>
-          <w:bCs/>
-        </w:rPr>
-        <w:t>Treatment:</w:t>
-      </w:r>
-      <w:r>
-        <w:t xml:space="preserve"> The team will continue the project using preliminary investigation, existing university information, academic literature and related-system research. Stakeholder feedback will still be sought where possible and can be incorporated into later iterations.</w:t>
-      </w:r>
-    </w:p>
-    <w:p>
-      <w:pPr>
-        <w:rPr>
-          <w:b/>
-          <w:bCs/>
-        </w:rPr>
-      </w:pPr>
-      <w:r>
-        <w:rPr>
-          <w:b/>
-          <w:bCs/>
-        </w:rPr>
-        <w:t>Risk 2: Project scope becoming too large</w:t>
-      </w:r>
-    </w:p>
-    <w:p>
-      <w:r>
-        <w:t>Attempting to support all university venues and every possible event-management scenario could make the project too large to complete within 11 weeks.</w:t>
-      </w:r>
-    </w:p>
-    <w:p>
-      <w:r>
-        <w:rPr>
-          <w:b/>
-          <w:bCs/>
-        </w:rPr>
-        <w:t>Treatment:</w:t>
-      </w:r>
-      <w:r>
-        <w:t xml:space="preserve"> The initial implementation will focus on the Conference Centre. Additional venues and optional functionality will only be considered once the core system has been completed.</w:t>
-      </w:r>
-    </w:p>
-    <w:p>
-      <w:pPr>
-        <w:rPr>
-          <w:b/>
-          <w:bCs/>
-        </w:rPr>
-      </w:pPr>
-      <w:r>
-        <w:rPr>
-          <w:b/>
-          <w:bCs/>
-        </w:rPr>
-        <w:t>Risk 3: Insufficient development time</w:t>
-      </w:r>
-    </w:p>
-    <w:p>
-      <w:r>
-        <w:t>Unexpected technical problems, delays or underestimated development effort could prevent the team from completing all planned functionality.</w:t>
-      </w:r>
-    </w:p>
-    <w:p>
-      <w:r>
-        <w:rPr>
-          <w:b/>
-          <w:bCs/>
-        </w:rPr>
-        <w:t>Treatment:</w:t>
-      </w:r>
-      <w:r>
-        <w:t xml:space="preserve"> The team will work according to weekly milestones and prioritise essential functionality. Optional features will be postponed if necessary to ensure that the core system, testing and documentation are completed.</w:t>
-      </w:r>
-    </w:p>
-    <w:p>
-      <w:pPr>
-        <w:rPr>
-          <w:b/>
-          <w:bCs/>
-        </w:rPr>
-      </w:pPr>
-      <w:r>
-        <w:rPr>
-          <w:b/>
-          <w:bCs/>
-        </w:rPr>
-        <w:t>Risk 4: Security vulnerabilities</w:t>
-      </w:r>
-    </w:p>
-    <w:p>
-      <w:r>
-        <w:t>The system will contain user accounts and booking information. Poor authentication, authorisation or input validation could result in unauthorised access or modification of information.</w:t>
-      </w:r>
-    </w:p>
-    <w:p>
-      <w:r>
-        <w:rPr>
-          <w:b/>
-          <w:bCs/>
-        </w:rPr>
-        <w:t>Treatment:</w:t>
-      </w:r>
-      <w:r>
-        <w:t xml:space="preserve"> Security will be incorporated throughout development through authentication, role-based access control, input validation and appropriate database security. Security-related test cases will also be included during testing.</w:t>
-      </w:r>
-    </w:p>
-    <w:p>
+        <w:pStyle w:val="Heading1"/>
+      </w:pPr>
       <w:r>
         <w:t>References</w:t>
       </w:r>
@@ -2610,7 +3003,15 @@
       </w:r>
       <w:proofErr w:type="spellEnd"/>
       <w:r>
-        <w:t xml:space="preserve">, [verify author details], et al. (2025). Smart space: A booking solution for architecture schools. Universiti </w:t>
+        <w:t xml:space="preserve">, [verify author details], et al. (2025). Smart space: A booking solution for architecture schools. </w:t>
+      </w:r>
+      <w:proofErr w:type="spellStart"/>
+      <w:r>
+        <w:t>Universiti</w:t>
+      </w:r>
+      <w:proofErr w:type="spellEnd"/>
+      <w:r>
+        <w:t xml:space="preserve"> </w:t>
       </w:r>
       <w:proofErr w:type="spellStart"/>
       <w:r>
@@ -2645,7 +3046,7 @@
 </file>
 
 <file path=word/numbering.xml><?xml version="1.0" encoding="utf-8"?>
-<w:numbering xmlns:wpc="http://schemas.microsoft.com/office/word/2010/wordprocessingCanvas" xmlns:cx="http://schemas.microsoft.com/office/drawing/2014/chartex" xmlns:cx1="http://schemas.microsoft.com/office/drawing/2015/9/8/chartex" xmlns:cx2="http://schemas.microsoft.com/office/drawing/2015/10/21/chartex" xmlns:cx3="http://schemas.microsoft.com/office/drawing/2016/5/9/chartex" xmlns:cx4="http://schemas.microsoft.com/office/drawing/2016/5/10/chartex" xmlns:cx5="http://schemas.microsoft.com/office/drawing/2016/5/11/chartex" xmlns:cx6="http://schemas.microsoft.com/office/drawing/2016/5/12/chartex" xmlns:cx7="http://schemas.microsoft.com/office/drawing/2016/5/13/chartex" xmlns:cx8="http://schemas.microsoft.com/office/drawing/2016/5/14/chartex" xmlns:mc="http://schemas.openxmlformats.org/markup-compatibility/2006" xmlns:aink="http://schemas.microsoft.com/office/drawing/2016/ink" xmlns:am3d="http://schemas.microsoft.com/office/drawing/2017/model3d" xmlns:o="urn:schemas-microsoft-com:office:office" xmlns:oel="http://schemas.microsoft.com/office/2019/extlst" xmlns:r="http://schemas.openxmlformats.org/officeDocument/2006/relationships" xmlns:m="http://schemas.openxmlformats.org/officeDocument/2006/math" xmlns:v="urn:schemas-microsoft-com:vml" xmlns:wp14="http://schemas.microsoft.com/office/word/2010/wordprocessingDrawing" xmlns:wp="http://schemas.openxmlformats.org/drawingml/2006/wordprocessingDrawing" xmlns:w10="urn:schemas-microsoft-com:office:word" xmlns:w="http://schemas.openxmlformats.org/wordprocessingml/2006/main" xmlns:w14="http://schemas.microsoft.com/office/word/2010/wordml" xmlns:w15="http://schemas.microsoft.com/office/word/2012/wordml" xmlns:w16cex="http://schemas.microsoft.com/office/word/2018/wordml/cex" xmlns:w16cid="http://schemas.microsoft.com/office/word/2016/wordml/cid" xmlns:w16="http://schemas.microsoft.com/office/word/2018/wordml" xmlns:w16du="http://schemas.microsoft.com/office/word/2023/wordml/word16du" xmlns:w16sdtdh="http://schemas.microsoft.com/office/word/2020/wordml/sdtdatahash" xmlns:w16sdtfl="http://schemas.microsoft.com/office/word/2024/wordml/sdtformatlock" xmlns:w16se="http://schemas.microsoft.com/office/word/2015/wordml/symex" xmlns:wpg="http://schemas.microsoft.com/office/word/2010/wordprocessingGroup" xmlns:wpi="http://schemas.microsoft.com/office/word/2010/wordprocessingInk" xmlns:wne="http://schemas.microsoft.com/office/word/2006/wordml" xmlns:wps="http://schemas.microsoft.com/office/word/2010/wordprocessingShape" mc:Ignorable="w14 w15 w16se w16cid w16 w16cex w16sdtdh w16sdtfl w16du wp14">
+<w:numbering xmlns:wpc="http://schemas.microsoft.com/office/word/2010/wordprocessingCanvas" xmlns:cx="http://schemas.microsoft.com/office/drawing/2014/chartex" xmlns:cx1="http://schemas.microsoft.com/office/drawing/2015/9/8/chartex" xmlns:cx2="http://schemas.microsoft.com/office/drawing/2015/10/21/chartex" xmlns:cx3="http://schemas.microsoft.com/office/drawing/2016/5/9/chartex" xmlns:cx4="http://schemas.microsoft.com/office/drawing/2016/5/10/chartex" xmlns:cx5="http://schemas.microsoft.com/office/drawing/2016/5/11/chartex" xmlns:cx6="http://schemas.microsoft.com/office/drawing/2016/5/12/chartex" xmlns:cx7="http://schemas.microsoft.com/office/drawing/2016/5/13/chartex" xmlns:cx8="http://schemas.microsoft.com/office/drawing/2016/5/14/chartex" xmlns:mc="http://schemas.openxmlformats.org/markup-compatibility/2006" xmlns:aink="http://schemas.microsoft.com/office/drawing/2016/ink" xmlns:am3d="http://schemas.microsoft.com/office/drawing/2017/model3d" xmlns:o="urn:schemas-microsoft-com:office:office" xmlns:oel="http://schemas.microsoft.com/office/2019/extlst" xmlns:r="http://schemas.openxmlformats.org/officeDocument/2006/relationships" xmlns:m="http://schemas.openxmlformats.org/officeDocument/2006/math" xmlns:v="urn:schemas-microsoft-com:vml" xmlns:wp14="http://schemas.microsoft.com/office/word/2010/wordprocessingDrawing" xmlns:wp="http://schemas.openxmlformats.org/drawingml/2006/wordprocessingDrawing" xmlns:w10="urn:schemas-microsoft-com:office:word" xmlns:w="http://schemas.openxmlformats.org/wordprocessingml/2006/main" xmlns:w14="http://schemas.microsoft.com/office/word/2010/wordml" xmlns:w15="http://schemas.microsoft.com/office/word/2012/wordml" xmlns:w16cex="http://schemas.microsoft.com/office/word/2018/wordml/cex" xmlns:w16cid="http://schemas.microsoft.com/office/word/2016/wordml/cid" xmlns:w16="http://schemas.microsoft.com/office/word/2018/wordml" xmlns:w16sdtdh="http://schemas.microsoft.com/office/word/2020/wordml/sdtdatahash" xmlns:w16se="http://schemas.microsoft.com/office/word/2015/wordml/symex" xmlns:wpg="http://schemas.microsoft.com/office/word/2010/wordprocessingGroup" xmlns:wpi="http://schemas.microsoft.com/office/word/2010/wordprocessingInk" xmlns:wne="http://schemas.microsoft.com/office/word/2006/wordml" xmlns:wps="http://schemas.microsoft.com/office/word/2010/wordprocessingShape" mc:Ignorable="w14 w15 w16se w16cid w16 w16cex w16sdtdh wp14">
   <w:abstractNum w:abstractNumId="0" w15:restartNumberingAfterBreak="0">
     <w:nsid w:val="05D20246"/>
     <w:multiLevelType w:val="multilevel"/>
@@ -5610,7 +6011,7 @@
 </file>
 
 <file path=word/styles.xml><?xml version="1.0" encoding="utf-8"?>
-<w:styles xmlns:mc="http://schemas.openxmlformats.org/markup-compatibility/2006" xmlns:r="http://schemas.openxmlformats.org/officeDocument/2006/relationships" xmlns:w="http://schemas.openxmlformats.org/wordprocessingml/2006/main" xmlns:w14="http://schemas.microsoft.com/office/word/2010/wordml" xmlns:w15="http://schemas.microsoft.com/office/word/2012/wordml" xmlns:w16cex="http://schemas.microsoft.com/office/word/2018/wordml/cex" xmlns:w16cid="http://schemas.microsoft.com/office/word/2016/wordml/cid" xmlns:w16="http://schemas.microsoft.com/office/word/2018/wordml" xmlns:w16du="http://schemas.microsoft.com/office/word/2023/wordml/word16du" xmlns:w16sdtdh="http://schemas.microsoft.com/office/word/2020/wordml/sdtdatahash" xmlns:w16sdtfl="http://schemas.microsoft.com/office/word/2024/wordml/sdtformatlock" xmlns:w16se="http://schemas.microsoft.com/office/word/2015/wordml/symex" mc:Ignorable="w14 w15 w16se w16cid w16 w16cex w16sdtdh w16sdtfl w16du">
+<w:styles xmlns:mc="http://schemas.openxmlformats.org/markup-compatibility/2006" xmlns:r="http://schemas.openxmlformats.org/officeDocument/2006/relationships" xmlns:w="http://schemas.openxmlformats.org/wordprocessingml/2006/main" xmlns:w14="http://schemas.microsoft.com/office/word/2010/wordml" xmlns:w15="http://schemas.microsoft.com/office/word/2012/wordml" xmlns:w16cex="http://schemas.microsoft.com/office/word/2018/wordml/cex" xmlns:w16cid="http://schemas.microsoft.com/office/word/2016/wordml/cid" xmlns:w16="http://schemas.microsoft.com/office/word/2018/wordml" xmlns:w16sdtdh="http://schemas.microsoft.com/office/word/2020/wordml/sdtdatahash" xmlns:w16se="http://schemas.microsoft.com/office/word/2015/wordml/symex" mc:Ignorable="w14 w15 w16se w16cid w16 w16cex w16sdtdh">
   <w:docDefaults>
     <w:rPrDefault>
       <w:rPr>
@@ -6059,7 +6460,6 @@
     <w:next w:val="Normal"/>
     <w:link w:val="Heading3Char"/>
     <w:uiPriority w:val="9"/>
-    <w:semiHidden/>
     <w:unhideWhenUsed/>
     <w:qFormat/>
     <w:rsid w:val="007422C6"/>
@@ -6265,7 +6665,6 @@
     <w:basedOn w:val="DefaultParagraphFont"/>
     <w:link w:val="Heading3"/>
     <w:uiPriority w:val="9"/>
-    <w:semiHidden/>
     <w:rsid w:val="007422C6"/>
     <w:rPr>
       <w:rFonts w:eastAsiaTheme="majorEastAsia" w:cstheme="majorBidi"/>
@@ -6564,6 +6963,269 @@
         <w:insideV w:val="single" w:sz="4" w:space="0" w:color="auto"/>
       </w:tblBorders>
     </w:tblPr>
+  </w:style>
+  <w:style w:type="paragraph" w:styleId="Caption">
+    <w:name w:val="caption"/>
+    <w:basedOn w:val="Normal"/>
+    <w:next w:val="Normal"/>
+    <w:uiPriority w:val="35"/>
+    <w:unhideWhenUsed/>
+    <w:qFormat/>
+    <w:rsid w:val="00915F26"/>
+    <w:pPr>
+      <w:spacing w:after="200" w:line="240" w:lineRule="auto"/>
+    </w:pPr>
+    <w:rPr>
+      <w:i/>
+      <w:iCs/>
+      <w:color w:val="0E2841" w:themeColor="text2"/>
+      <w:sz w:val="18"/>
+      <w:szCs w:val="18"/>
+    </w:rPr>
+  </w:style>
+  <w:style w:type="character" w:styleId="Strong">
+    <w:name w:val="Strong"/>
+    <w:basedOn w:val="DefaultParagraphFont"/>
+    <w:uiPriority w:val="22"/>
+    <w:qFormat/>
+    <w:rsid w:val="00E438FF"/>
+    <w:rPr>
+      <w:b/>
+      <w:bCs/>
+    </w:rPr>
+  </w:style>
+  <w:style w:type="table" w:styleId="TableGridLight">
+    <w:name w:val="Grid Table Light"/>
+    <w:basedOn w:val="TableNormal"/>
+    <w:uiPriority w:val="40"/>
+    <w:rsid w:val="00E438FF"/>
+    <w:pPr>
+      <w:spacing w:after="0" w:line="240" w:lineRule="auto"/>
+    </w:pPr>
+    <w:tblPr>
+      <w:tblBorders>
+        <w:top w:val="single" w:sz="4" w:space="0" w:color="BFBFBF" w:themeColor="background1" w:themeShade="BF"/>
+        <w:left w:val="single" w:sz="4" w:space="0" w:color="BFBFBF" w:themeColor="background1" w:themeShade="BF"/>
+        <w:bottom w:val="single" w:sz="4" w:space="0" w:color="BFBFBF" w:themeColor="background1" w:themeShade="BF"/>
+        <w:right w:val="single" w:sz="4" w:space="0" w:color="BFBFBF" w:themeColor="background1" w:themeShade="BF"/>
+        <w:insideH w:val="single" w:sz="4" w:space="0" w:color="BFBFBF" w:themeColor="background1" w:themeShade="BF"/>
+        <w:insideV w:val="single" w:sz="4" w:space="0" w:color="BFBFBF" w:themeColor="background1" w:themeShade="BF"/>
+      </w:tblBorders>
+    </w:tblPr>
+  </w:style>
+  <w:style w:type="table" w:styleId="PlainTable1">
+    <w:name w:val="Plain Table 1"/>
+    <w:basedOn w:val="TableNormal"/>
+    <w:uiPriority w:val="41"/>
+    <w:rsid w:val="00E438FF"/>
+    <w:pPr>
+      <w:spacing w:after="0" w:line="240" w:lineRule="auto"/>
+    </w:pPr>
+    <w:tblPr>
+      <w:tblStyleRowBandSize w:val="1"/>
+      <w:tblStyleColBandSize w:val="1"/>
+      <w:tblBorders>
+        <w:top w:val="single" w:sz="4" w:space="0" w:color="BFBFBF" w:themeColor="background1" w:themeShade="BF"/>
+        <w:left w:val="single" w:sz="4" w:space="0" w:color="BFBFBF" w:themeColor="background1" w:themeShade="BF"/>
+        <w:bottom w:val="single" w:sz="4" w:space="0" w:color="BFBFBF" w:themeColor="background1" w:themeShade="BF"/>
+        <w:right w:val="single" w:sz="4" w:space="0" w:color="BFBFBF" w:themeColor="background1" w:themeShade="BF"/>
+        <w:insideH w:val="single" w:sz="4" w:space="0" w:color="BFBFBF" w:themeColor="background1" w:themeShade="BF"/>
+        <w:insideV w:val="single" w:sz="4" w:space="0" w:color="BFBFBF" w:themeColor="background1" w:themeShade="BF"/>
+      </w:tblBorders>
+    </w:tblPr>
+    <w:tblStylePr w:type="firstRow">
+      <w:rPr>
+        <w:b/>
+        <w:bCs/>
+      </w:rPr>
+    </w:tblStylePr>
+    <w:tblStylePr w:type="lastRow">
+      <w:rPr>
+        <w:b/>
+        <w:bCs/>
+      </w:rPr>
+      <w:tblPr/>
+      <w:tcPr>
+        <w:tcBorders>
+          <w:top w:val="double" w:sz="4" w:space="0" w:color="BFBFBF" w:themeColor="background1" w:themeShade="BF"/>
+        </w:tcBorders>
+      </w:tcPr>
+    </w:tblStylePr>
+    <w:tblStylePr w:type="firstCol">
+      <w:rPr>
+        <w:b/>
+        <w:bCs/>
+      </w:rPr>
+    </w:tblStylePr>
+    <w:tblStylePr w:type="lastCol">
+      <w:rPr>
+        <w:b/>
+        <w:bCs/>
+      </w:rPr>
+    </w:tblStylePr>
+    <w:tblStylePr w:type="band1Vert">
+      <w:tblPr/>
+      <w:tcPr>
+        <w:shd w:val="clear" w:color="auto" w:fill="F2F2F2" w:themeFill="background1" w:themeFillShade="F2"/>
+      </w:tcPr>
+    </w:tblStylePr>
+    <w:tblStylePr w:type="band1Horz">
+      <w:tblPr/>
+      <w:tcPr>
+        <w:shd w:val="clear" w:color="auto" w:fill="F2F2F2" w:themeFill="background1" w:themeFillShade="F2"/>
+      </w:tcPr>
+    </w:tblStylePr>
+  </w:style>
+  <w:style w:type="table" w:styleId="GridTable2">
+    <w:name w:val="Grid Table 2"/>
+    <w:basedOn w:val="TableNormal"/>
+    <w:uiPriority w:val="47"/>
+    <w:rsid w:val="00B665AC"/>
+    <w:pPr>
+      <w:spacing w:after="0" w:line="240" w:lineRule="auto"/>
+    </w:pPr>
+    <w:tblPr>
+      <w:tblStyleRowBandSize w:val="1"/>
+      <w:tblStyleColBandSize w:val="1"/>
+      <w:tblBorders>
+        <w:top w:val="single" w:sz="2" w:space="0" w:color="666666" w:themeColor="text1" w:themeTint="99"/>
+        <w:bottom w:val="single" w:sz="2" w:space="0" w:color="666666" w:themeColor="text1" w:themeTint="99"/>
+        <w:insideH w:val="single" w:sz="2" w:space="0" w:color="666666" w:themeColor="text1" w:themeTint="99"/>
+        <w:insideV w:val="single" w:sz="2" w:space="0" w:color="666666" w:themeColor="text1" w:themeTint="99"/>
+      </w:tblBorders>
+    </w:tblPr>
+    <w:tblStylePr w:type="firstRow">
+      <w:rPr>
+        <w:b/>
+        <w:bCs/>
+      </w:rPr>
+      <w:tblPr/>
+      <w:tcPr>
+        <w:tcBorders>
+          <w:top w:val="nil"/>
+          <w:bottom w:val="single" w:sz="12" w:space="0" w:color="666666" w:themeColor="text1" w:themeTint="99"/>
+          <w:insideH w:val="nil"/>
+          <w:insideV w:val="nil"/>
+        </w:tcBorders>
+        <w:shd w:val="clear" w:color="auto" w:fill="FFFFFF" w:themeFill="background1"/>
+      </w:tcPr>
+    </w:tblStylePr>
+    <w:tblStylePr w:type="lastRow">
+      <w:rPr>
+        <w:b/>
+        <w:bCs/>
+      </w:rPr>
+      <w:tblPr/>
+      <w:tcPr>
+        <w:tcBorders>
+          <w:top w:val="double" w:sz="2" w:space="0" w:color="666666" w:themeColor="text1" w:themeTint="99"/>
+          <w:bottom w:val="nil"/>
+          <w:insideH w:val="nil"/>
+          <w:insideV w:val="nil"/>
+        </w:tcBorders>
+        <w:shd w:val="clear" w:color="auto" w:fill="FFFFFF" w:themeFill="background1"/>
+      </w:tcPr>
+    </w:tblStylePr>
+    <w:tblStylePr w:type="firstCol">
+      <w:rPr>
+        <w:b/>
+        <w:bCs/>
+      </w:rPr>
+    </w:tblStylePr>
+    <w:tblStylePr w:type="lastCol">
+      <w:rPr>
+        <w:b/>
+        <w:bCs/>
+      </w:rPr>
+    </w:tblStylePr>
+    <w:tblStylePr w:type="band1Vert">
+      <w:tblPr/>
+      <w:tcPr>
+        <w:shd w:val="clear" w:color="auto" w:fill="CCCCCC" w:themeFill="text1" w:themeFillTint="33"/>
+      </w:tcPr>
+    </w:tblStylePr>
+    <w:tblStylePr w:type="band1Horz">
+      <w:tblPr/>
+      <w:tcPr>
+        <w:shd w:val="clear" w:color="auto" w:fill="CCCCCC" w:themeFill="text1" w:themeFillTint="33"/>
+      </w:tcPr>
+    </w:tblStylePr>
+  </w:style>
+  <w:style w:type="table" w:styleId="GridTable4">
+    <w:name w:val="Grid Table 4"/>
+    <w:basedOn w:val="TableNormal"/>
+    <w:uiPriority w:val="49"/>
+    <w:rsid w:val="00B665AC"/>
+    <w:pPr>
+      <w:spacing w:after="0" w:line="240" w:lineRule="auto"/>
+    </w:pPr>
+    <w:tblPr>
+      <w:tblStyleRowBandSize w:val="1"/>
+      <w:tblStyleColBandSize w:val="1"/>
+      <w:tblBorders>
+        <w:top w:val="single" w:sz="4" w:space="0" w:color="666666" w:themeColor="text1" w:themeTint="99"/>
+        <w:left w:val="single" w:sz="4" w:space="0" w:color="666666" w:themeColor="text1" w:themeTint="99"/>
+        <w:bottom w:val="single" w:sz="4" w:space="0" w:color="666666" w:themeColor="text1" w:themeTint="99"/>
+        <w:right w:val="single" w:sz="4" w:space="0" w:color="666666" w:themeColor="text1" w:themeTint="99"/>
+        <w:insideH w:val="single" w:sz="4" w:space="0" w:color="666666" w:themeColor="text1" w:themeTint="99"/>
+        <w:insideV w:val="single" w:sz="4" w:space="0" w:color="666666" w:themeColor="text1" w:themeTint="99"/>
+      </w:tblBorders>
+    </w:tblPr>
+    <w:tblStylePr w:type="firstRow">
+      <w:rPr>
+        <w:b/>
+        <w:bCs/>
+        <w:color w:val="FFFFFF" w:themeColor="background1"/>
+      </w:rPr>
+      <w:tblPr/>
+      <w:tcPr>
+        <w:tcBorders>
+          <w:top w:val="single" w:sz="4" w:space="0" w:color="000000" w:themeColor="text1"/>
+          <w:left w:val="single" w:sz="4" w:space="0" w:color="000000" w:themeColor="text1"/>
+          <w:bottom w:val="single" w:sz="4" w:space="0" w:color="000000" w:themeColor="text1"/>
+          <w:right w:val="single" w:sz="4" w:space="0" w:color="000000" w:themeColor="text1"/>
+          <w:insideH w:val="nil"/>
+          <w:insideV w:val="nil"/>
+        </w:tcBorders>
+        <w:shd w:val="clear" w:color="auto" w:fill="000000" w:themeFill="text1"/>
+      </w:tcPr>
+    </w:tblStylePr>
+    <w:tblStylePr w:type="lastRow">
+      <w:rPr>
+        <w:b/>
+        <w:bCs/>
+      </w:rPr>
+      <w:tblPr/>
+      <w:tcPr>
+        <w:tcBorders>
+          <w:top w:val="double" w:sz="4" w:space="0" w:color="000000" w:themeColor="text1"/>
+        </w:tcBorders>
+      </w:tcPr>
+    </w:tblStylePr>
+    <w:tblStylePr w:type="firstCol">
+      <w:rPr>
+        <w:b/>
+        <w:bCs/>
+      </w:rPr>
+    </w:tblStylePr>
+    <w:tblStylePr w:type="lastCol">
+      <w:rPr>
+        <w:b/>
+        <w:bCs/>
+      </w:rPr>
+    </w:tblStylePr>
+    <w:tblStylePr w:type="band1Vert">
+      <w:tblPr/>
+      <w:tcPr>
+        <w:shd w:val="clear" w:color="auto" w:fill="CCCCCC" w:themeFill="text1" w:themeFillTint="33"/>
+      </w:tcPr>
+    </w:tblStylePr>
+    <w:tblStylePr w:type="band1Horz">
+      <w:tblPr/>
+      <w:tcPr>
+        <w:shd w:val="clear" w:color="auto" w:fill="CCCCCC" w:themeFill="text1" w:themeFillTint="33"/>
+      </w:tcPr>
+    </w:tblStylePr>
   </w:style>
 </w:styles>
 </file>

--- a/Business Case.docx
+++ b/Business Case.docx
@@ -1557,249 +1557,481 @@
     </w:tbl>
     <w:p>
       <w:pPr>
-        <w:pStyle w:val="Heading3"/>
+        <w:pStyle w:val="Caption"/>
+        <w:keepNext/>
         <w:rPr>
-          <w:rFonts w:eastAsia="Times New Roman"/>
-          <w:lang w:eastAsia="en-ZA"/>
+          <w:sz w:val="22"/>
+          <w:szCs w:val="22"/>
         </w:rPr>
       </w:pPr>
-      <w:r>
+    </w:p>
+    <w:p>
+      <w:pPr>
+        <w:pStyle w:val="Caption"/>
+        <w:keepNext/>
         <w:rPr>
-          <w:rFonts w:eastAsia="Times New Roman"/>
-          <w:lang w:eastAsia="en-ZA"/>
+          <w:sz w:val="22"/>
+          <w:szCs w:val="22"/>
         </w:rPr>
-        <w:t>1.5.2 Stakeholders</w:t>
-      </w:r>
-    </w:p>
-    <w:p>
-      <w:pPr>
-        <w:spacing w:before="100" w:beforeAutospacing="1" w:after="100" w:afterAutospacing="1" w:line="240" w:lineRule="auto"/>
+      </w:pPr>
+      <w:r>
         <w:rPr>
-          <w:rFonts w:eastAsia="Times New Roman" w:cs="Times New Roman"/>
-          <w:kern w:val="0"/>
-          <w:sz w:val="24"/>
-          <w:szCs w:val="24"/>
-          <w:lang w:eastAsia="en-ZA"/>
-          <w14:ligatures w14:val="none"/>
+          <w:sz w:val="22"/>
+          <w:szCs w:val="22"/>
         </w:rPr>
-      </w:pPr>
+        <w:t xml:space="preserve">Table </w:t>
+      </w:r>
       <w:r>
         <w:rPr>
-          <w:rFonts w:eastAsia="Times New Roman" w:cs="Times New Roman"/>
-          <w:kern w:val="0"/>
-          <w:sz w:val="24"/>
-          <w:szCs w:val="24"/>
-          <w:lang w:eastAsia="en-ZA"/>
-          <w14:ligatures w14:val="none"/>
+          <w:sz w:val="22"/>
+          <w:szCs w:val="22"/>
         </w:rPr>
-        <w:t>The main stakeholders identified for the project are:</w:t>
-      </w:r>
-    </w:p>
-    <w:p>
-      <w:pPr>
-        <w:numPr>
-          <w:ilvl w:val="0"/>
-          <w:numId w:val="20"/>
-        </w:numPr>
-        <w:spacing w:before="100" w:beforeAutospacing="1" w:after="100" w:afterAutospacing="1" w:line="240" w:lineRule="auto"/>
+        <w:fldChar w:fldCharType="begin"/>
+      </w:r>
+      <w:r>
         <w:rPr>
-          <w:rFonts w:eastAsia="Times New Roman" w:cs="Times New Roman"/>
-          <w:kern w:val="0"/>
-          <w:sz w:val="24"/>
-          <w:szCs w:val="24"/>
-          <w:lang w:eastAsia="en-ZA"/>
-          <w14:ligatures w14:val="none"/>
+          <w:sz w:val="22"/>
+          <w:szCs w:val="22"/>
         </w:rPr>
-      </w:pPr>
+        <w:instrText xml:space="preserve"> SEQ Table \* ARABIC </w:instrText>
+      </w:r>
       <w:r>
         <w:rPr>
-          <w:rFonts w:eastAsia="Times New Roman" w:cs="Times New Roman"/>
-          <w:b/>
-          <w:bCs/>
-          <w:kern w:val="0"/>
-          <w:sz w:val="24"/>
-          <w:szCs w:val="24"/>
-          <w:lang w:eastAsia="en-ZA"/>
-          <w14:ligatures w14:val="none"/>
+          <w:sz w:val="22"/>
+          <w:szCs w:val="22"/>
         </w:rPr>
-        <w:lastRenderedPageBreak/>
-        <w:t>Conference Centre staff</w:t>
+        <w:fldChar w:fldCharType="separate"/>
       </w:r>
       <w:r>
         <w:rPr>
-          <w:rFonts w:eastAsia="Times New Roman" w:cs="Times New Roman"/>
-          <w:kern w:val="0"/>
-          <w:sz w:val="24"/>
-          <w:szCs w:val="24"/>
-          <w:lang w:eastAsia="en-ZA"/>
-          <w14:ligatures w14:val="none"/>
+          <w:noProof/>
+          <w:sz w:val="22"/>
+          <w:szCs w:val="22"/>
         </w:rPr>
-        <w:t xml:space="preserve"> – manage venues and booking requests. </w:t>
-      </w:r>
-    </w:p>
-    <w:p>
-      <w:pPr>
-        <w:numPr>
-          <w:ilvl w:val="0"/>
-          <w:numId w:val="20"/>
-        </w:numPr>
-        <w:spacing w:before="100" w:beforeAutospacing="1" w:after="100" w:afterAutospacing="1" w:line="240" w:lineRule="auto"/>
+        <w:t>2</w:t>
+      </w:r>
+      <w:r>
         <w:rPr>
-          <w:rFonts w:eastAsia="Times New Roman" w:cs="Times New Roman"/>
-          <w:kern w:val="0"/>
-          <w:sz w:val="24"/>
-          <w:szCs w:val="24"/>
-          <w:lang w:eastAsia="en-ZA"/>
-          <w14:ligatures w14:val="none"/>
+          <w:sz w:val="22"/>
+          <w:szCs w:val="22"/>
         </w:rPr>
-      </w:pPr>
+        <w:fldChar w:fldCharType="end"/>
+      </w:r>
       <w:r>
         <w:rPr>
-          <w:rFonts w:eastAsia="Times New Roman" w:cs="Times New Roman"/>
-          <w:b/>
-          <w:bCs/>
-          <w:kern w:val="0"/>
-          <w:sz w:val="24"/>
-          <w:szCs w:val="24"/>
-          <w:lang w:eastAsia="en-ZA"/>
-          <w14:ligatures w14:val="none"/>
+          <w:sz w:val="22"/>
+          <w:szCs w:val="22"/>
         </w:rPr>
-        <w:t>Internal university users</w:t>
-      </w:r>
-      <w:r>
+        <w:t>: Stakeholders and their responsibility</w:t>
+      </w:r>
+    </w:p>
+    <w:tbl>
+      <w:tblPr>
+        <w:tblStyle w:val="GridTable2"/>
+        <w:tblW w:w="0" w:type="auto"/>
+        <w:tblLook w:val="04A0" w:firstRow="1" w:lastRow="0" w:firstColumn="1" w:lastColumn="0" w:noHBand="0" w:noVBand="1"/>
+      </w:tblPr>
+      <w:tblGrid>
+        <w:gridCol w:w="3609"/>
+        <w:gridCol w:w="5407"/>
+      </w:tblGrid>
+      <w:tr>
+        <w:trPr>
+          <w:cnfStyle w:val="100000000000" w:firstRow="1" w:lastRow="0" w:firstColumn="0" w:lastColumn="0" w:oddVBand="0" w:evenVBand="0" w:oddHBand="0" w:evenHBand="0" w:firstRowFirstColumn="0" w:firstRowLastColumn="0" w:lastRowFirstColumn="0" w:lastRowLastColumn="0"/>
+        </w:trPr>
+        <w:tc>
+          <w:tcPr>
+            <w:cnfStyle w:val="001000000000" w:firstRow="0" w:lastRow="0" w:firstColumn="1" w:lastColumn="0" w:oddVBand="0" w:evenVBand="0" w:oddHBand="0" w:evenHBand="0" w:firstRowFirstColumn="0" w:firstRowLastColumn="0" w:lastRowFirstColumn="0" w:lastRowLastColumn="0"/>
+            <w:tcW w:w="3609" w:type="dxa"/>
+          </w:tcPr>
+          <w:p>
+            <w:pPr>
+              <w:spacing w:before="100" w:beforeAutospacing="1" w:after="100" w:afterAutospacing="1"/>
+              <w:jc w:val="center"/>
+              <w:rPr>
+                <w:rFonts w:eastAsia="Times New Roman" w:cs="Times New Roman"/>
+                <w:kern w:val="0"/>
+                <w:sz w:val="24"/>
+                <w:szCs w:val="24"/>
+                <w:lang w:eastAsia="en-ZA"/>
+                <w14:ligatures w14:val="none"/>
+              </w:rPr>
+            </w:pPr>
+            <w:r>
+              <w:rPr>
+                <w:rFonts w:eastAsia="Times New Roman" w:cs="Times New Roman"/>
+                <w:kern w:val="0"/>
+                <w:sz w:val="24"/>
+                <w:szCs w:val="24"/>
+                <w:lang w:eastAsia="en-ZA"/>
+                <w14:ligatures w14:val="none"/>
+              </w:rPr>
+              <w:t>Stakeholder</w:t>
+            </w:r>
+          </w:p>
+        </w:tc>
+        <w:tc>
+          <w:tcPr>
+            <w:tcW w:w="5407" w:type="dxa"/>
+          </w:tcPr>
+          <w:p>
+            <w:pPr>
+              <w:spacing w:before="100" w:beforeAutospacing="1" w:after="100" w:afterAutospacing="1"/>
+              <w:jc w:val="center"/>
+              <w:cnfStyle w:val="100000000000" w:firstRow="1" w:lastRow="0" w:firstColumn="0" w:lastColumn="0" w:oddVBand="0" w:evenVBand="0" w:oddHBand="0" w:evenHBand="0" w:firstRowFirstColumn="0" w:firstRowLastColumn="0" w:lastRowFirstColumn="0" w:lastRowLastColumn="0"/>
+              <w:rPr>
+                <w:rFonts w:eastAsia="Times New Roman" w:cs="Times New Roman"/>
+                <w:kern w:val="0"/>
+                <w:sz w:val="24"/>
+                <w:szCs w:val="24"/>
+                <w:lang w:eastAsia="en-ZA"/>
+                <w14:ligatures w14:val="none"/>
+              </w:rPr>
+            </w:pPr>
+            <w:r>
+              <w:rPr>
+                <w:rFonts w:eastAsia="Times New Roman" w:cs="Times New Roman"/>
+                <w:kern w:val="0"/>
+                <w:sz w:val="24"/>
+                <w:szCs w:val="24"/>
+                <w:lang w:eastAsia="en-ZA"/>
+                <w14:ligatures w14:val="none"/>
+              </w:rPr>
+              <w:t>Responsibility</w:t>
+            </w:r>
+          </w:p>
+        </w:tc>
+      </w:tr>
+      <w:tr>
+        <w:trPr>
+          <w:cnfStyle w:val="000000100000" w:firstRow="0" w:lastRow="0" w:firstColumn="0" w:lastColumn="0" w:oddVBand="0" w:evenVBand="0" w:oddHBand="1" w:evenHBand="0" w:firstRowFirstColumn="0" w:firstRowLastColumn="0" w:lastRowFirstColumn="0" w:lastRowLastColumn="0"/>
+        </w:trPr>
+        <w:tc>
+          <w:tcPr>
+            <w:cnfStyle w:val="001000000000" w:firstRow="0" w:lastRow="0" w:firstColumn="1" w:lastColumn="0" w:oddVBand="0" w:evenVBand="0" w:oddHBand="0" w:evenHBand="0" w:firstRowFirstColumn="0" w:firstRowLastColumn="0" w:lastRowFirstColumn="0" w:lastRowLastColumn="0"/>
+            <w:tcW w:w="3609" w:type="dxa"/>
+          </w:tcPr>
+          <w:p>
+            <w:pPr>
+              <w:spacing w:before="100" w:beforeAutospacing="1" w:after="100" w:afterAutospacing="1"/>
+              <w:rPr>
+                <w:rFonts w:eastAsia="Times New Roman" w:cs="Times New Roman"/>
+                <w:b w:val="0"/>
+                <w:bCs w:val="0"/>
+                <w:kern w:val="0"/>
+                <w:sz w:val="24"/>
+                <w:szCs w:val="24"/>
+                <w:lang w:eastAsia="en-ZA"/>
+                <w14:ligatures w14:val="none"/>
+              </w:rPr>
+            </w:pPr>
+            <w:r>
+              <w:rPr>
+                <w:rFonts w:eastAsia="Times New Roman" w:cs="Times New Roman"/>
+                <w:kern w:val="0"/>
+                <w:sz w:val="24"/>
+                <w:szCs w:val="24"/>
+                <w:lang w:eastAsia="en-ZA"/>
+                <w14:ligatures w14:val="none"/>
+              </w:rPr>
+              <w:t>Conference Centre staff</w:t>
+            </w:r>
+          </w:p>
+        </w:tc>
+        <w:tc>
+          <w:tcPr>
+            <w:tcW w:w="5407" w:type="dxa"/>
+          </w:tcPr>
+          <w:p>
+            <w:pPr>
+              <w:spacing w:before="100" w:beforeAutospacing="1" w:after="100" w:afterAutospacing="1"/>
+              <w:cnfStyle w:val="000000100000" w:firstRow="0" w:lastRow="0" w:firstColumn="0" w:lastColumn="0" w:oddVBand="0" w:evenVBand="0" w:oddHBand="1" w:evenHBand="0" w:firstRowFirstColumn="0" w:firstRowLastColumn="0" w:lastRowFirstColumn="0" w:lastRowLastColumn="0"/>
+              <w:rPr>
+                <w:rFonts w:eastAsia="Times New Roman" w:cs="Times New Roman"/>
+                <w:kern w:val="0"/>
+                <w:sz w:val="24"/>
+                <w:szCs w:val="24"/>
+                <w:lang w:eastAsia="en-ZA"/>
+                <w14:ligatures w14:val="none"/>
+              </w:rPr>
+            </w:pPr>
+            <w:r>
+              <w:rPr>
+                <w:rFonts w:eastAsia="Times New Roman" w:cs="Times New Roman"/>
+                <w:kern w:val="0"/>
+                <w:sz w:val="24"/>
+                <w:szCs w:val="24"/>
+                <w:lang w:eastAsia="en-ZA"/>
+                <w14:ligatures w14:val="none"/>
+              </w:rPr>
+              <w:t>manage venues and booking requests</w:t>
+            </w:r>
+          </w:p>
+        </w:tc>
+      </w:tr>
+      <w:tr>
+        <w:tc>
+          <w:tcPr>
+            <w:cnfStyle w:val="001000000000" w:firstRow="0" w:lastRow="0" w:firstColumn="1" w:lastColumn="0" w:oddVBand="0" w:evenVBand="0" w:oddHBand="0" w:evenHBand="0" w:firstRowFirstColumn="0" w:firstRowLastColumn="0" w:lastRowFirstColumn="0" w:lastRowLastColumn="0"/>
+            <w:tcW w:w="3609" w:type="dxa"/>
+          </w:tcPr>
+          <w:p>
+            <w:pPr>
+              <w:spacing w:before="100" w:beforeAutospacing="1" w:after="100" w:afterAutospacing="1"/>
+              <w:rPr>
+                <w:rFonts w:eastAsia="Times New Roman" w:cs="Times New Roman"/>
+                <w:kern w:val="0"/>
+                <w:sz w:val="24"/>
+                <w:szCs w:val="24"/>
+                <w:lang w:eastAsia="en-ZA"/>
+                <w14:ligatures w14:val="none"/>
+              </w:rPr>
+            </w:pPr>
+            <w:r>
+              <w:rPr>
+                <w:rFonts w:eastAsia="Times New Roman" w:cs="Times New Roman"/>
+                <w:kern w:val="0"/>
+                <w:sz w:val="24"/>
+                <w:szCs w:val="24"/>
+                <w:lang w:eastAsia="en-ZA"/>
+                <w14:ligatures w14:val="none"/>
+              </w:rPr>
+              <w:t>Internal university users</w:t>
+            </w:r>
+          </w:p>
+        </w:tc>
+        <w:tc>
+          <w:tcPr>
+            <w:tcW w:w="5407" w:type="dxa"/>
+          </w:tcPr>
+          <w:p>
+            <w:pPr>
+              <w:spacing w:before="100" w:beforeAutospacing="1" w:after="100" w:afterAutospacing="1"/>
+              <w:cnfStyle w:val="000000000000" w:firstRow="0" w:lastRow="0" w:firstColumn="0" w:lastColumn="0" w:oddVBand="0" w:evenVBand="0" w:oddHBand="0" w:evenHBand="0" w:firstRowFirstColumn="0" w:firstRowLastColumn="0" w:lastRowFirstColumn="0" w:lastRowLastColumn="0"/>
+              <w:rPr>
+                <w:rFonts w:eastAsia="Times New Roman" w:cs="Times New Roman"/>
+                <w:kern w:val="0"/>
+                <w:sz w:val="24"/>
+                <w:szCs w:val="24"/>
+                <w:lang w:eastAsia="en-ZA"/>
+                <w14:ligatures w14:val="none"/>
+              </w:rPr>
+            </w:pPr>
+            <w:r>
+              <w:rPr>
+                <w:rFonts w:eastAsia="Times New Roman" w:cs="Times New Roman"/>
+                <w:kern w:val="0"/>
+                <w:sz w:val="24"/>
+                <w:szCs w:val="24"/>
+                <w:lang w:eastAsia="en-ZA"/>
+                <w14:ligatures w14:val="none"/>
+              </w:rPr>
+              <w:t>staff, departments and student organisations requiring venues.</w:t>
+            </w:r>
+          </w:p>
+        </w:tc>
+      </w:tr>
+      <w:tr>
+        <w:trPr>
+          <w:cnfStyle w:val="000000100000" w:firstRow="0" w:lastRow="0" w:firstColumn="0" w:lastColumn="0" w:oddVBand="0" w:evenVBand="0" w:oddHBand="1" w:evenHBand="0" w:firstRowFirstColumn="0" w:firstRowLastColumn="0" w:lastRowFirstColumn="0" w:lastRowLastColumn="0"/>
+        </w:trPr>
+        <w:tc>
+          <w:tcPr>
+            <w:cnfStyle w:val="001000000000" w:firstRow="0" w:lastRow="0" w:firstColumn="1" w:lastColumn="0" w:oddVBand="0" w:evenVBand="0" w:oddHBand="0" w:evenHBand="0" w:firstRowFirstColumn="0" w:firstRowLastColumn="0" w:lastRowFirstColumn="0" w:lastRowLastColumn="0"/>
+            <w:tcW w:w="3609" w:type="dxa"/>
+          </w:tcPr>
+          <w:p>
+            <w:pPr>
+              <w:spacing w:before="100" w:beforeAutospacing="1" w:after="100" w:afterAutospacing="1"/>
+              <w:rPr>
+                <w:rFonts w:eastAsia="Times New Roman" w:cs="Times New Roman"/>
+                <w:kern w:val="0"/>
+                <w:sz w:val="24"/>
+                <w:szCs w:val="24"/>
+                <w:lang w:eastAsia="en-ZA"/>
+                <w14:ligatures w14:val="none"/>
+              </w:rPr>
+            </w:pPr>
+            <w:r>
+              <w:rPr>
+                <w:rFonts w:eastAsia="Times New Roman" w:cs="Times New Roman"/>
+                <w:kern w:val="0"/>
+                <w:sz w:val="24"/>
+                <w:szCs w:val="24"/>
+                <w:lang w:eastAsia="en-ZA"/>
+                <w14:ligatures w14:val="none"/>
+              </w:rPr>
+              <w:t xml:space="preserve">External event organisers </w:t>
+            </w:r>
+          </w:p>
+        </w:tc>
+        <w:tc>
+          <w:tcPr>
+            <w:tcW w:w="5407" w:type="dxa"/>
+          </w:tcPr>
+          <w:p>
+            <w:pPr>
+              <w:spacing w:before="100" w:beforeAutospacing="1" w:after="100" w:afterAutospacing="1"/>
+              <w:cnfStyle w:val="000000100000" w:firstRow="0" w:lastRow="0" w:firstColumn="0" w:lastColumn="0" w:oddVBand="0" w:evenVBand="0" w:oddHBand="1" w:evenHBand="0" w:firstRowFirstColumn="0" w:firstRowLastColumn="0" w:lastRowFirstColumn="0" w:lastRowLastColumn="0"/>
+              <w:rPr>
+                <w:rFonts w:eastAsia="Times New Roman" w:cs="Times New Roman"/>
+                <w:kern w:val="0"/>
+                <w:sz w:val="24"/>
+                <w:szCs w:val="24"/>
+                <w:lang w:eastAsia="en-ZA"/>
+                <w14:ligatures w14:val="none"/>
+              </w:rPr>
+            </w:pPr>
+            <w:r>
+              <w:rPr>
+                <w:rFonts w:eastAsia="Times New Roman" w:cs="Times New Roman"/>
+                <w:kern w:val="0"/>
+                <w:sz w:val="24"/>
+                <w:szCs w:val="24"/>
+                <w:lang w:eastAsia="en-ZA"/>
+                <w14:ligatures w14:val="none"/>
+              </w:rPr>
+              <w:t>users who may request Conference Centre facilities.</w:t>
+            </w:r>
+          </w:p>
+        </w:tc>
+      </w:tr>
+      <w:tr>
+        <w:tc>
+          <w:tcPr>
+            <w:cnfStyle w:val="001000000000" w:firstRow="0" w:lastRow="0" w:firstColumn="1" w:lastColumn="0" w:oddVBand="0" w:evenVBand="0" w:oddHBand="0" w:evenHBand="0" w:firstRowFirstColumn="0" w:firstRowLastColumn="0" w:lastRowFirstColumn="0" w:lastRowLastColumn="0"/>
+            <w:tcW w:w="3609" w:type="dxa"/>
+          </w:tcPr>
+          <w:p>
+            <w:pPr>
+              <w:spacing w:before="100" w:beforeAutospacing="1" w:after="100" w:afterAutospacing="1"/>
+              <w:rPr>
+                <w:rFonts w:eastAsia="Times New Roman" w:cs="Times New Roman"/>
+                <w:kern w:val="0"/>
+                <w:sz w:val="24"/>
+                <w:szCs w:val="24"/>
+                <w:lang w:eastAsia="en-ZA"/>
+                <w14:ligatures w14:val="none"/>
+              </w:rPr>
+            </w:pPr>
+            <w:r>
+              <w:rPr>
+                <w:rFonts w:eastAsia="Times New Roman" w:cs="Times New Roman"/>
+                <w:kern w:val="0"/>
+                <w:sz w:val="24"/>
+                <w:szCs w:val="24"/>
+                <w:lang w:eastAsia="en-ZA"/>
+                <w14:ligatures w14:val="none"/>
+              </w:rPr>
+              <w:t xml:space="preserve">Project team </w:t>
+            </w:r>
+          </w:p>
+        </w:tc>
+        <w:tc>
+          <w:tcPr>
+            <w:tcW w:w="5407" w:type="dxa"/>
+          </w:tcPr>
+          <w:p>
+            <w:pPr>
+              <w:spacing w:before="100" w:beforeAutospacing="1" w:after="100" w:afterAutospacing="1"/>
+              <w:cnfStyle w:val="000000000000" w:firstRow="0" w:lastRow="0" w:firstColumn="0" w:lastColumn="0" w:oddVBand="0" w:evenVBand="0" w:oddHBand="0" w:evenHBand="0" w:firstRowFirstColumn="0" w:firstRowLastColumn="0" w:lastRowFirstColumn="0" w:lastRowLastColumn="0"/>
+              <w:rPr>
+                <w:rFonts w:eastAsia="Times New Roman" w:cs="Times New Roman"/>
+                <w:kern w:val="0"/>
+                <w:sz w:val="24"/>
+                <w:szCs w:val="24"/>
+                <w:lang w:eastAsia="en-ZA"/>
+                <w14:ligatures w14:val="none"/>
+              </w:rPr>
+            </w:pPr>
+            <w:r>
+              <w:rPr>
+                <w:rFonts w:eastAsia="Times New Roman" w:cs="Times New Roman"/>
+                <w:kern w:val="0"/>
+                <w:sz w:val="24"/>
+                <w:szCs w:val="24"/>
+                <w:lang w:eastAsia="en-ZA"/>
+                <w14:ligatures w14:val="none"/>
+              </w:rPr>
+              <w:t>responsible for analysing, designing and developing the system.</w:t>
+            </w:r>
+          </w:p>
+        </w:tc>
+      </w:tr>
+      <w:tr>
+        <w:trPr>
+          <w:cnfStyle w:val="000000100000" w:firstRow="0" w:lastRow="0" w:firstColumn="0" w:lastColumn="0" w:oddVBand="0" w:evenVBand="0" w:oddHBand="1" w:evenHBand="0" w:firstRowFirstColumn="0" w:firstRowLastColumn="0" w:lastRowFirstColumn="0" w:lastRowLastColumn="0"/>
+        </w:trPr>
+        <w:tc>
+          <w:tcPr>
+            <w:cnfStyle w:val="001000000000" w:firstRow="0" w:lastRow="0" w:firstColumn="1" w:lastColumn="0" w:oddVBand="0" w:evenVBand="0" w:oddHBand="0" w:evenHBand="0" w:firstRowFirstColumn="0" w:firstRowLastColumn="0" w:lastRowFirstColumn="0" w:lastRowLastColumn="0"/>
+            <w:tcW w:w="3609" w:type="dxa"/>
+          </w:tcPr>
+          <w:p>
+            <w:pPr>
+              <w:spacing w:before="100" w:beforeAutospacing="1" w:after="100" w:afterAutospacing="1"/>
+              <w:rPr>
+                <w:rFonts w:eastAsia="Times New Roman" w:cs="Times New Roman"/>
+                <w:kern w:val="0"/>
+                <w:sz w:val="24"/>
+                <w:szCs w:val="24"/>
+                <w:lang w:eastAsia="en-ZA"/>
+                <w14:ligatures w14:val="none"/>
+              </w:rPr>
+            </w:pPr>
+            <w:r>
+              <w:rPr>
+                <w:rFonts w:eastAsia="Times New Roman" w:cs="Times New Roman"/>
+                <w:kern w:val="0"/>
+                <w:sz w:val="24"/>
+                <w:szCs w:val="24"/>
+                <w:lang w:eastAsia="en-ZA"/>
+                <w14:ligatures w14:val="none"/>
+              </w:rPr>
+              <w:t xml:space="preserve">Project lecturer/supervisor </w:t>
+            </w:r>
+          </w:p>
+        </w:tc>
+        <w:tc>
+          <w:tcPr>
+            <w:tcW w:w="5407" w:type="dxa"/>
+          </w:tcPr>
+          <w:p>
+            <w:pPr>
+              <w:spacing w:before="100" w:beforeAutospacing="1" w:after="100" w:afterAutospacing="1"/>
+              <w:cnfStyle w:val="000000100000" w:firstRow="0" w:lastRow="0" w:firstColumn="0" w:lastColumn="0" w:oddVBand="0" w:evenVBand="0" w:oddHBand="1" w:evenHBand="0" w:firstRowFirstColumn="0" w:firstRowLastColumn="0" w:lastRowFirstColumn="0" w:lastRowLastColumn="0"/>
+              <w:rPr>
+                <w:rFonts w:eastAsia="Times New Roman" w:cs="Times New Roman"/>
+                <w:kern w:val="0"/>
+                <w:sz w:val="24"/>
+                <w:szCs w:val="24"/>
+                <w:lang w:eastAsia="en-ZA"/>
+                <w14:ligatures w14:val="none"/>
+              </w:rPr>
+            </w:pPr>
+            <w:r>
+              <w:rPr>
+                <w:rFonts w:eastAsia="Times New Roman" w:cs="Times New Roman"/>
+                <w:kern w:val="0"/>
+                <w:sz w:val="24"/>
+                <w:szCs w:val="24"/>
+                <w:lang w:eastAsia="en-ZA"/>
+                <w14:ligatures w14:val="none"/>
+              </w:rPr>
+              <w:t>provides academic guidance and feedback.</w:t>
+            </w:r>
+          </w:p>
+        </w:tc>
+      </w:tr>
+    </w:tbl>
+    <w:p>
+      <w:pPr>
+        <w:pStyle w:val="Caption"/>
         <w:rPr>
-          <w:rFonts w:eastAsia="Times New Roman" w:cs="Times New Roman"/>
-          <w:kern w:val="0"/>
-          <w:sz w:val="24"/>
-          <w:szCs w:val="24"/>
-          <w:lang w:eastAsia="en-ZA"/>
-          <w14:ligatures w14:val="none"/>
+          <w:sz w:val="22"/>
+          <w:szCs w:val="22"/>
         </w:rPr>
-        <w:t xml:space="preserve"> – staff, departments and student organisations requiring venues. </w:t>
-      </w:r>
-    </w:p>
-    <w:p>
-      <w:pPr>
-        <w:numPr>
-          <w:ilvl w:val="0"/>
-          <w:numId w:val="20"/>
-        </w:numPr>
-        <w:spacing w:before="100" w:beforeAutospacing="1" w:after="100" w:afterAutospacing="1" w:line="240" w:lineRule="auto"/>
-        <w:rPr>
-          <w:rFonts w:eastAsia="Times New Roman" w:cs="Times New Roman"/>
-          <w:kern w:val="0"/>
-          <w:sz w:val="24"/>
-          <w:szCs w:val="24"/>
-          <w:lang w:eastAsia="en-ZA"/>
-          <w14:ligatures w14:val="none"/>
-        </w:rPr>
-      </w:pPr>
-      <w:r>
-        <w:rPr>
-          <w:rFonts w:eastAsia="Times New Roman" w:cs="Times New Roman"/>
-          <w:b/>
-          <w:bCs/>
-          <w:kern w:val="0"/>
-          <w:sz w:val="24"/>
-          <w:szCs w:val="24"/>
-          <w:lang w:eastAsia="en-ZA"/>
-          <w14:ligatures w14:val="none"/>
-        </w:rPr>
-        <w:t>External event organisers</w:t>
-      </w:r>
-      <w:r>
-        <w:rPr>
-          <w:rFonts w:eastAsia="Times New Roman" w:cs="Times New Roman"/>
-          <w:kern w:val="0"/>
-          <w:sz w:val="24"/>
-          <w:szCs w:val="24"/>
-          <w:lang w:eastAsia="en-ZA"/>
-          <w14:ligatures w14:val="none"/>
-        </w:rPr>
-        <w:t xml:space="preserve"> – users who may request Conference Centre facilities. </w:t>
-      </w:r>
-    </w:p>
-    <w:p>
-      <w:pPr>
-        <w:numPr>
-          <w:ilvl w:val="0"/>
-          <w:numId w:val="20"/>
-        </w:numPr>
-        <w:spacing w:before="100" w:beforeAutospacing="1" w:after="100" w:afterAutospacing="1" w:line="240" w:lineRule="auto"/>
-        <w:rPr>
-          <w:rFonts w:eastAsia="Times New Roman" w:cs="Times New Roman"/>
-          <w:kern w:val="0"/>
-          <w:sz w:val="24"/>
-          <w:szCs w:val="24"/>
-          <w:lang w:eastAsia="en-ZA"/>
-          <w14:ligatures w14:val="none"/>
-        </w:rPr>
-      </w:pPr>
-      <w:r>
-        <w:rPr>
-          <w:rFonts w:eastAsia="Times New Roman" w:cs="Times New Roman"/>
-          <w:b/>
-          <w:bCs/>
-          <w:kern w:val="0"/>
-          <w:sz w:val="24"/>
-          <w:szCs w:val="24"/>
-          <w:lang w:eastAsia="en-ZA"/>
-          <w14:ligatures w14:val="none"/>
-        </w:rPr>
-        <w:t>Project team</w:t>
-      </w:r>
-      <w:r>
-        <w:rPr>
-          <w:rFonts w:eastAsia="Times New Roman" w:cs="Times New Roman"/>
-          <w:kern w:val="0"/>
-          <w:sz w:val="24"/>
-          <w:szCs w:val="24"/>
-          <w:lang w:eastAsia="en-ZA"/>
-          <w14:ligatures w14:val="none"/>
-        </w:rPr>
-        <w:t xml:space="preserve"> – responsible for analysing, designing and developing the system. </w:t>
-      </w:r>
-    </w:p>
-    <w:p>
-      <w:pPr>
-        <w:numPr>
-          <w:ilvl w:val="0"/>
-          <w:numId w:val="20"/>
-        </w:numPr>
-        <w:spacing w:before="100" w:beforeAutospacing="1" w:after="100" w:afterAutospacing="1" w:line="240" w:lineRule="auto"/>
-        <w:rPr>
-          <w:rFonts w:eastAsia="Times New Roman" w:cs="Times New Roman"/>
-          <w:kern w:val="0"/>
-          <w:sz w:val="24"/>
-          <w:szCs w:val="24"/>
-          <w:lang w:eastAsia="en-ZA"/>
-          <w14:ligatures w14:val="none"/>
-        </w:rPr>
-      </w:pPr>
-      <w:r>
-        <w:rPr>
-          <w:rFonts w:eastAsia="Times New Roman" w:cs="Times New Roman"/>
-          <w:b/>
-          <w:bCs/>
-          <w:kern w:val="0"/>
-          <w:sz w:val="24"/>
-          <w:szCs w:val="24"/>
-          <w:lang w:eastAsia="en-ZA"/>
-          <w14:ligatures w14:val="none"/>
-        </w:rPr>
-        <w:t>Project lecturer/supervisor</w:t>
-      </w:r>
-      <w:r>
-        <w:rPr>
-          <w:rFonts w:eastAsia="Times New Roman" w:cs="Times New Roman"/>
-          <w:kern w:val="0"/>
-          <w:sz w:val="24"/>
-          <w:szCs w:val="24"/>
-          <w:lang w:eastAsia="en-ZA"/>
-          <w14:ligatures w14:val="none"/>
-        </w:rPr>
-        <w:t xml:space="preserve"> – provides academic guidance and feedback. </w:t>
-      </w:r>
+      </w:pPr>
     </w:p>
     <w:p>
       <w:pPr>
@@ -1844,7 +2076,7 @@
           <w:sz w:val="22"/>
           <w:szCs w:val="22"/>
         </w:rPr>
-        <w:t>2</w:t>
+        <w:t>3</w:t>
       </w:r>
       <w:r>
         <w:rPr>
@@ -2518,7 +2750,7 @@
           <w:sz w:val="20"/>
           <w:szCs w:val="20"/>
         </w:rPr>
-        <w:t>3</w:t>
+        <w:t>4</w:t>
       </w:r>
       <w:r>
         <w:rPr>
@@ -2663,7 +2895,11 @@
               <w:spacing w:after="160" w:line="259" w:lineRule="auto"/>
             </w:pPr>
             <w:r>
-              <w:t>Limited stakeholder availability and feedback</w:t>
+              <w:t xml:space="preserve">Limited stakeholder </w:t>
+            </w:r>
+            <w:r>
+              <w:lastRenderedPageBreak/>
+              <w:t>availability and feedback</w:t>
             </w:r>
           </w:p>
         </w:tc>
@@ -2678,6 +2914,7 @@
               <w:cnfStyle w:val="000000100000" w:firstRow="0" w:lastRow="0" w:firstColumn="0" w:lastColumn="0" w:oddVBand="0" w:evenVBand="0" w:oddHBand="1" w:evenHBand="0" w:firstRowFirstColumn="0" w:firstRowLastColumn="0" w:lastRowFirstColumn="0" w:lastRowLastColumn="0"/>
             </w:pPr>
             <w:r>
+              <w:lastRenderedPageBreak/>
               <w:t>Minimizable</w:t>
             </w:r>
           </w:p>
@@ -2726,7 +2963,11 @@
               <w:cnfStyle w:val="000000100000" w:firstRow="0" w:lastRow="0" w:firstColumn="0" w:lastColumn="0" w:oddVBand="0" w:evenVBand="0" w:oddHBand="1" w:evenHBand="0" w:firstRowFirstColumn="0" w:firstRowLastColumn="0" w:lastRowFirstColumn="0" w:lastRowLastColumn="0"/>
             </w:pPr>
             <w:r>
-              <w:t>Continue development using preliminary investigation, existing university information, literature and related-system research. Attempt to obtain stakeholder feedback where possible and incorporate it into later iterations.</w:t>
+              <w:t xml:space="preserve">Continue development using preliminary investigation, existing </w:t>
+            </w:r>
+            <w:r>
+              <w:lastRenderedPageBreak/>
+              <w:t>university information, literature and related-system research. Attempt to obtain stakeholder feedback where possible and incorporate it into later iterations.</w:t>
             </w:r>
           </w:p>
         </w:tc>
